--- a/Documentación/Entregas/Entregable 6 - Grupo 7 - Evaluacion y cambios.docx
+++ b/Documentación/Entregas/Entregable 6 - Grupo 7 - Evaluacion y cambios.docx
@@ -23,7 +23,7 @@
     </w:p>
     <w:p>
       <w:pPr>
-        <w:spacing w:before="800"/>
+        <w:spacing w:before="720"/>
       </w:pPr>
     </w:p>
     <w:p>
@@ -34,11 +34,11 @@
         <w:rPr>
           <w:b/>
           <w:color w:val="7A4E2D"/>
-          <w:sz w:val="40"/>
+          <w:sz w:val="38"/>
         </w:rPr>
         <w:t>ENTREGABLE 6:</w:t>
         <w:br/>
-        <w:t>EVALUACIÓN DEL PROTOTIPO PLAYBREAK Y PLAN DE CAMBIOS PARA LA IMPLEMENTACIÓN</w:t>
+        <w:t>EVALUACIÓN DEL PROTOTIPO PLAYBREAK, DIAGRAMAS DE FLUJO DE TAREAS Y PLAN DE IMPLEMENTACIÓN</w:t>
       </w:r>
     </w:p>
     <w:p>
@@ -49,14 +49,14 @@
         <w:rPr>
           <w:i/>
           <w:color w:val="32261E"/>
-          <w:sz w:val="24"/>
+          <w:sz w:val="23"/>
         </w:rPr>
-        <w:t>Análisis de Usabilidad con el Instrumento SUS, Diagnóstico Crítico de Hallazgos Cualitativos y Especificación de la Versión Final</w:t>
+        <w:t>Evaluación de Usabilidad SUS, Diagnóstico de Severidad de Nielsen, Diagramas de Flujo y Hoja Resumen Ejecutiva de la Versión Final</w:t>
       </w:r>
     </w:p>
     <w:p>
       <w:pPr>
-        <w:spacing w:before="1200"/>
+        <w:spacing w:before="1000"/>
       </w:pPr>
     </w:p>
     <w:p>
@@ -89,7 +89,7 @@
     </w:p>
     <w:p>
       <w:pPr>
-        <w:spacing w:before="800"/>
+        <w:spacing w:before="720"/>
         <w:jc w:val="center"/>
       </w:pPr>
       <w:r>
@@ -109,15 +109,15 @@
     </w:p>
     <w:p>
       <w:pPr>
-        <w:spacing w:before="360" w:after="120"/>
+        <w:spacing w:before="320" w:after="100"/>
       </w:pPr>
       <w:r>
         <w:rPr>
           <w:b/>
           <w:color w:val="7A4E2D"/>
-          <w:sz w:val="30"/>
+          <w:sz w:val="28"/>
         </w:rPr>
-        <w:t>1. Resumen Ejecutivo</w:t>
+        <w:t>1. Hoja Resumen Ejecutiva (Executive Summary Sheet)</w:t>
       </w:r>
     </w:p>
     <w:p>
@@ -128,42 +128,10 @@
         <w:rPr>
           <w:i w:val="0"/>
           <w:color w:val="32261E"/>
-          <w:sz w:val="21"/>
+          <w:sz w:val="20"/>
         </w:rPr>
-        <w:t>El presente informe consolida los resultados de la evaluación de usabilidad aplicada al prototipo interactivo de PlayBreak, una solución diseñada en el marco del curso de Interacción Humano-Computador para mitigar la fatiga virtual y el aislamiento interpersonal en equipos de teletrabajo y estudio híbrido. La evaluación se llevó a cabo utilizando la escala estandarizada System Usability Scale (SUS, Brooke, 1986), complementada con preguntas cualitativas abiertas y observación de tareas sobre una muestra de 5 participantes representativos.</w:t>
+        <w:t>Siguiendo el estándar de síntesis de alto nivel enseñado en las diapositivas 117 a 119 de clase, se presenta la Hoja Resumen Ejecutiva que condensa la ronda de evaluación, sus métricas clave y las decisiones implementadas:</w:t>
       </w:r>
-    </w:p>
-    <w:p>
-      <w:pPr>
-        <w:spacing w:after="80" w:line="276" w:lineRule="auto"/>
-      </w:pPr>
-      <w:r>
-        <w:rPr>
-          <w:i w:val="0"/>
-          <w:color w:val="32261E"/>
-          <w:sz w:val="21"/>
-        </w:rPr>
-        <w:t>Los resultados cuantitativos arrojaron un puntaje promedio SUS de 77,5 sobre 100 y una mediana de 92,5. Cuatro de los cinco participantes evaluaron el sistema con puntajes sobresalientes (entre 70,0 y 97,5), superando holgadamente el estándar de 68 puntos que la literatura define como referencia de usabilidad aceptable (Bangor et al., 2008). No obstante, se identificó un caso atípico significativo de 32,5 puntos. El análisis detallado demostró que este resultado no fue ruido estadístico: el participante explicó que la presencia de jugadores precargados y ficticios en el código (Sara, Tomás y Lucía) generó profunda confusión, impidiéndole comprender cómo iniciar una partida limpia desde cero.</w:t>
-      </w:r>
-    </w:p>
-    <w:p>
-      <w:pPr>
-        <w:spacing w:after="80" w:line="276" w:lineRule="auto"/>
-      </w:pPr>
-      <w:r>
-        <w:rPr>
-          <w:i w:val="0"/>
-          <w:color w:val="32261E"/>
-          <w:sz w:val="21"/>
-        </w:rPr>
-        <w:t>La dimensión mejor evaluada fue la seguridad al utilizar el sistema (4,8 sobre 5,0; 3,8 sobre 4,0 ajustado), lo cual valida experimentalmente el principio rector del proyecto: 'Aquí nada es obligatorio ni evaluado'. Por el contrario, el aspecto más vulnerable fue el primer contacto (onboarding), reflejado en una mayor dispersión en los ítems relativos a ayuda técnica y necesidad de aprendizaje previo.</w:t>
-      </w:r>
-    </w:p>
-    <w:p>
-      <w:pPr>
-        <w:spacing w:before="120" w:after="120"/>
-        <w:ind w:left="360" w:right="360"/>
-      </w:pPr>
     </w:p>
     <w:tbl>
       <w:tblPr>
@@ -172,38 +140,289 @@
         <w:tblLook w:firstColumn="1" w:firstRow="1" w:lastColumn="0" w:lastRow="0" w:noHBand="0" w:noVBand="1" w:val="04A0"/>
       </w:tblPr>
       <w:tblGrid>
-        <w:gridCol w:w="9360"/>
+        <w:gridCol w:w="4680"/>
+        <w:gridCol w:w="4680"/>
       </w:tblGrid>
       <w:tr>
         <w:tc>
           <w:tcPr>
-            <w:tcW w:type="dxa" w:w="9360"/>
-            <w:shd w:fill="F5EFE3"/>
+            <w:tcW w:type="dxa" w:w="4680"/>
+            <w:shd w:fill="EBDDC2"/>
             <w:tcMar>
-              <w:top w:w="120" w:type="dxa"/>
-              <w:bottom w:w="120" w:type="dxa"/>
-              <w:left w:w="180" w:type="dxa"/>
-              <w:right w:w="180" w:type="dxa"/>
+              <w:top w:w="80" w:type="dxa"/>
+              <w:bottom w:w="80" w:type="dxa"/>
+              <w:left w:w="120" w:type="dxa"/>
+              <w:right w:w="120" w:type="dxa"/>
             </w:tcMar>
           </w:tcPr>
           <w:p>
-            <w:pPr>
-              <w:spacing w:after="40"/>
-            </w:pPr>
             <w:r>
               <w:rPr>
                 <w:b/>
                 <w:color w:val="7A4E2D"/>
-                <w:sz w:val="20"/>
+                <w:sz w:val="19"/>
               </w:rPr>
-              <w:t xml:space="preserve">📌 DECISIÓN ESTRATÉGICA DE REDISEÑO: </w:t>
+              <w:t>Propósito y Alcance</w:t>
             </w:r>
+          </w:p>
+        </w:tc>
+        <w:tc>
+          <w:tcPr>
+            <w:tcW w:type="dxa" w:w="4680"/>
+            <w:shd w:fill="FFFDF9"/>
+            <w:tcMar>
+              <w:top w:w="80" w:type="dxa"/>
+              <w:bottom w:w="80" w:type="dxa"/>
+              <w:left w:w="120" w:type="dxa"/>
+              <w:right w:w="120" w:type="dxa"/>
+            </w:tcMar>
+          </w:tcPr>
+          <w:p>
             <w:r>
               <w:rPr>
                 <w:color w:val="32261E"/>
+                <w:sz w:val="18"/>
+              </w:rPr>
+              <w:t>Evaluar la usabilidad y adopción de PlayBreak como plataforma de micro-pausas activas no invasivas para mitigar la fatiga virtual y el aislamiento en equipos remotos. Se evaluaron 4 flujos principales con 5 participantes.</w:t>
+            </w:r>
+          </w:p>
+        </w:tc>
+      </w:tr>
+      <w:tr>
+        <w:tc>
+          <w:tcPr>
+            <w:tcW w:type="dxa" w:w="4680"/>
+            <w:shd w:fill="EBDDC2"/>
+            <w:tcMar>
+              <w:top w:w="80" w:type="dxa"/>
+              <w:bottom w:w="80" w:type="dxa"/>
+              <w:left w:w="120" w:type="dxa"/>
+              <w:right w:w="120" w:type="dxa"/>
+            </w:tcMar>
+          </w:tcPr>
+          <w:p>
+            <w:r>
+              <w:rPr>
+                <w:b/>
+                <w:color w:val="7A4E2D"/>
                 <w:sz w:val="19"/>
               </w:rPr>
-              <w:t>Decisión de diseño e ingeniería: Para la versión de implementación (v3 y v3.5 en producción), el equipo eliminó todo dato ficticio precargado. Las partidas comienzan de forma limpia ('Tú'). Se simplificó la sala a una sola acción principal por pantalla, se incorporó un temporizador opcional configurable, modos de dibujo (palabra secreta con pistas vs. dibujo libre), un marcador de aciertos y un módulo de trivia rápida, manteniendo intacta la salida libre y discreta ('ghosting amigable').</w:t>
+              <w:t>Población y Muestra</w:t>
+            </w:r>
+          </w:p>
+        </w:tc>
+        <w:tc>
+          <w:tcPr>
+            <w:tcW w:type="dxa" w:w="4680"/>
+            <w:shd w:fill="FFFDF9"/>
+            <w:tcMar>
+              <w:top w:w="80" w:type="dxa"/>
+              <w:bottom w:w="80" w:type="dxa"/>
+              <w:left w:w="120" w:type="dxa"/>
+              <w:right w:w="120" w:type="dxa"/>
+            </w:tcMar>
+          </w:tcPr>
+          <w:p>
+            <w:r>
+              <w:rPr>
+                <w:color w:val="32261E"/>
+                <w:sz w:val="18"/>
+              </w:rPr>
+              <w:t>5 participantes (n=5) representativos de la persona arquetípica Juliana Ospina (profesionales de teletrabajo/híbrido). Prueba moderada con protocolo Think-Aloud y cuestionario estandarizado SUS.</w:t>
+            </w:r>
+          </w:p>
+        </w:tc>
+      </w:tr>
+      <w:tr>
+        <w:tc>
+          <w:tcPr>
+            <w:tcW w:type="dxa" w:w="4680"/>
+            <w:shd w:fill="EBDDC2"/>
+            <w:tcMar>
+              <w:top w:w="80" w:type="dxa"/>
+              <w:bottom w:w="80" w:type="dxa"/>
+              <w:left w:w="120" w:type="dxa"/>
+              <w:right w:w="120" w:type="dxa"/>
+            </w:tcMar>
+          </w:tcPr>
+          <w:p>
+            <w:r>
+              <w:rPr>
+                <w:b/>
+                <w:color w:val="7A4E2D"/>
+                <w:sz w:val="19"/>
+              </w:rPr>
+              <w:t>Métricas SUS Consolidadas</w:t>
+            </w:r>
+          </w:p>
+        </w:tc>
+        <w:tc>
+          <w:tcPr>
+            <w:tcW w:type="dxa" w:w="4680"/>
+            <w:shd w:fill="FFFDF9"/>
+            <w:tcMar>
+              <w:top w:w="80" w:type="dxa"/>
+              <w:bottom w:w="80" w:type="dxa"/>
+              <w:left w:w="120" w:type="dxa"/>
+              <w:right w:w="120" w:type="dxa"/>
+            </w:tcMar>
+          </w:tcPr>
+          <w:p>
+            <w:r>
+              <w:rPr>
+                <w:color w:val="32261E"/>
+                <w:sz w:val="18"/>
+              </w:rPr>
+              <w:t>• Promedio SUS: 77,5 / 100 (Grado B+ / Aceptable - Buena según Bangor et al., 2008)</w:t>
+              <w:br/>
+              <w:t>• Mediana SUS: 92,5 / 100 (Grado A+ / Rango de Excelencia)</w:t>
+              <w:br/>
+              <w:t>• Sensación de Seguridad (Ítem 9): 4,8 / 5,0 (Máxima puntuación: valida cero presión social)</w:t>
+              <w:br/>
+              <w:t>• Fricción Inicial (Ítem 4): 2,2 / 5,0 (Punto débil corregido: desconcierto en onboarding)</w:t>
+            </w:r>
+          </w:p>
+        </w:tc>
+      </w:tr>
+      <w:tr>
+        <w:tc>
+          <w:tcPr>
+            <w:tcW w:type="dxa" w:w="4680"/>
+            <w:shd w:fill="EBDDC2"/>
+            <w:tcMar>
+              <w:top w:w="80" w:type="dxa"/>
+              <w:bottom w:w="80" w:type="dxa"/>
+              <w:left w:w="120" w:type="dxa"/>
+              <w:right w:w="120" w:type="dxa"/>
+            </w:tcMar>
+          </w:tcPr>
+          <w:p>
+            <w:r>
+              <w:rPr>
+                <w:b/>
+                <w:color w:val="7A4E2D"/>
+                <w:sz w:val="19"/>
+              </w:rPr>
+              <w:t>Gráfico Semáforo Consolidado</w:t>
+            </w:r>
+          </w:p>
+        </w:tc>
+        <w:tc>
+          <w:tcPr>
+            <w:tcW w:type="dxa" w:w="4680"/>
+            <w:shd w:fill="FFFDF9"/>
+            <w:tcMar>
+              <w:top w:w="80" w:type="dxa"/>
+              <w:bottom w:w="80" w:type="dxa"/>
+              <w:left w:w="120" w:type="dxa"/>
+              <w:right w:w="120" w:type="dxa"/>
+            </w:tcMar>
+          </w:tcPr>
+          <w:p>
+            <w:r>
+              <w:rPr>
+                <w:color w:val="32261E"/>
+                <w:sz w:val="18"/>
+              </w:rPr>
+              <w:t>🟢 Verde (Excelente): Mesa de Dibujo, Momento Post-Partida, Salida Silenciosa, Ausencia de Presión.</w:t>
+              <w:br/>
+              <w:t>🟡 Amarillo (Fricción Menor): Petición de temporizador, modos de juego y variedad lúdica.</w:t>
+              <w:br/>
+              <w:t>🔴 Rojo (Crítico en v1): Jugadores hardcodeados en código que confundieron al P2 (SUS: 32,5).</w:t>
+            </w:r>
+          </w:p>
+        </w:tc>
+      </w:tr>
+      <w:tr>
+        <w:tc>
+          <w:tcPr>
+            <w:tcW w:type="dxa" w:w="4680"/>
+            <w:shd w:fill="EBDDC2"/>
+            <w:tcMar>
+              <w:top w:w="80" w:type="dxa"/>
+              <w:bottom w:w="80" w:type="dxa"/>
+              <w:left w:w="120" w:type="dxa"/>
+              <w:right w:w="120" w:type="dxa"/>
+            </w:tcMar>
+          </w:tcPr>
+          <w:p>
+            <w:r>
+              <w:rPr>
+                <w:b/>
+                <w:color w:val="7A4E2D"/>
+                <w:sz w:val="19"/>
+              </w:rPr>
+              <w:t>Top 3 Hallazgos Críticos</w:t>
+            </w:r>
+          </w:p>
+        </w:tc>
+        <w:tc>
+          <w:tcPr>
+            <w:tcW w:type="dxa" w:w="4680"/>
+            <w:shd w:fill="FFFDF9"/>
+            <w:tcMar>
+              <w:top w:w="80" w:type="dxa"/>
+              <w:bottom w:w="80" w:type="dxa"/>
+              <w:left w:w="120" w:type="dxa"/>
+              <w:right w:w="120" w:type="dxa"/>
+            </w:tcMar>
+          </w:tcPr>
+          <w:p>
+            <w:r>
+              <w:rPr>
+                <w:color w:val="32261E"/>
+                <w:sz w:val="18"/>
+              </w:rPr>
+              <w:t>1. Onboarding confuso por bots ficticios fijos (Severidad 3: Mayor -&gt; Resuelto con partida limpia de cero).</w:t>
+              <w:br/>
+              <w:t>2. Necesidad de control en dibujo (Severidad 2: Menor -&gt; Resuelto con selector 60s/30s/libre y modos adivinar/libre).</w:t>
+              <w:br/>
+              <w:t>3. Deseo de mayor variedad e interacción (Severidad 1: Cosmético -&gt; Resuelto con Trivia de 18 preguntas con medallas, El Pasillo y chat de voz WebRTC en Cafetería).</w:t>
+            </w:r>
+          </w:p>
+        </w:tc>
+      </w:tr>
+      <w:tr>
+        <w:tc>
+          <w:tcPr>
+            <w:tcW w:type="dxa" w:w="4680"/>
+            <w:shd w:fill="EBDDC2"/>
+            <w:tcMar>
+              <w:top w:w="80" w:type="dxa"/>
+              <w:bottom w:w="80" w:type="dxa"/>
+              <w:left w:w="120" w:type="dxa"/>
+              <w:right w:w="120" w:type="dxa"/>
+            </w:tcMar>
+          </w:tcPr>
+          <w:p>
+            <w:r>
+              <w:rPr>
+                <w:b/>
+                <w:color w:val="7A4E2D"/>
+                <w:sz w:val="19"/>
+              </w:rPr>
+              <w:t>Estado de Implementación</w:t>
+            </w:r>
+          </w:p>
+        </w:tc>
+        <w:tc>
+          <w:tcPr>
+            <w:tcW w:type="dxa" w:w="4680"/>
+            <w:shd w:fill="FFFDF9"/>
+            <w:tcMar>
+              <w:top w:w="80" w:type="dxa"/>
+              <w:bottom w:w="80" w:type="dxa"/>
+              <w:left w:w="120" w:type="dxa"/>
+              <w:right w:w="120" w:type="dxa"/>
+            </w:tcMar>
+          </w:tcPr>
+          <w:p>
+            <w:r>
+              <w:rPr>
+                <w:color w:val="32261E"/>
+                <w:sz w:val="18"/>
+              </w:rPr>
+              <w:t>Versión v4.0 completa desplegada en GitHub Pages: Lienzo reactivo P2P WebRTC, prevención de palabras duplicadas, trivia con temporizador de 15s y medallas, chat de voz en tiempo real y perfil con niveles e insignias.</w:t>
             </w:r>
           </w:p>
         </w:tc>
@@ -211,18 +430,13 @@
     </w:tbl>
     <w:p>
       <w:pPr>
-        <w:spacing w:after="40"/>
-      </w:pPr>
-    </w:p>
-    <w:p>
-      <w:pPr>
-        <w:spacing w:before="360" w:after="120"/>
+        <w:spacing w:before="320" w:after="100"/>
       </w:pPr>
       <w:r>
         <w:rPr>
           <w:b/>
           <w:color w:val="7A4E2D"/>
-          <w:sz w:val="30"/>
+          <w:sz w:val="28"/>
         </w:rPr>
         <w:t>2. Marco Metodológico de la Evaluación con Usuarios</w:t>
       </w:r>
@@ -235,22 +449,85 @@
         <w:rPr>
           <w:i w:val="0"/>
           <w:color w:val="32261E"/>
-          <w:sz w:val="21"/>
+          <w:sz w:val="20"/>
         </w:rPr>
-        <w:t>La evaluación se estructuró siguiendo los lineamientos metodológicos expuestos en las sesiones de clase (Facultad de Minas, diapositivas sobre 'Reclutar usuarios y conducir las pruebas' y 'Analizar los resultados'). A continuación se detallan los componentes del protocolo experimental:</w:t>
+        <w:t>La evaluación se ejecutó bajo los lineamientos metodológicos expuestos en las diapositivas de clase ('Planificar y definir pruebas' y 'Analizar los resultados'). Se estructuró en cuatro pilares:</w:t>
       </w:r>
     </w:p>
     <w:p>
       <w:pPr>
-        <w:spacing w:before="240" w:after="80"/>
+        <w:spacing w:after="80" w:line="276" w:lineRule="auto"/>
       </w:pPr>
       <w:r>
         <w:rPr>
           <w:b/>
           <w:color w:val="32261E"/>
-          <w:sz w:val="26"/>
+          <w:sz w:val="20"/>
         </w:rPr>
-        <w:t>2.1 Tamaño y Criterio de Selección de la Muestra (n = 5)</w:t>
+        <w:t xml:space="preserve">2.1 Muestra Representativa (n = 5): </w:t>
+      </w:r>
+      <w:r>
+        <w:rPr>
+          <w:i w:val="0"/>
+          <w:color w:val="32261E"/>
+          <w:sz w:val="20"/>
+        </w:rPr>
+        <w:t>Conforme a Nielsen y Landauer (1993) y el Nielsen Norman Group (diapositiva 73), 5 evaluadores descubren entre el 80% y 85% de los problemas de usabilidad cualitativos sin incurrir en redundancias costosas. Los usuarios fueron seleccionados por su coincidencia con el arquetipo de teletrabajador del Entregable 3.</w:t>
+      </w:r>
+    </w:p>
+    <w:p>
+      <w:pPr>
+        <w:spacing w:after="80" w:line="276" w:lineRule="auto"/>
+      </w:pPr>
+      <w:r>
+        <w:rPr>
+          <w:b/>
+          <w:color w:val="32261E"/>
+          <w:sz w:val="20"/>
+        </w:rPr>
+        <w:t xml:space="preserve">2.2 Protocolo Think-Aloud (Pensamiento en Voz Alta): </w:t>
+      </w:r>
+      <w:r>
+        <w:rPr>
+          <w:i w:val="0"/>
+          <w:color w:val="32261E"/>
+          <w:sz w:val="20"/>
+        </w:rPr>
+        <w:t>Se instruyó a los evaluadores a exteriorizar sus dudas y expectativas sin temor. Se aclaró enfáticamente que se evaluaba el software y no sus capacidades. Los facilitadores mantuvieron una postura de observación pasiva para registrar la interacción orgánica (diapositivas 86 y 89 de clase).</w:t>
+      </w:r>
+    </w:p>
+    <w:p>
+      <w:pPr>
+        <w:spacing w:after="80" w:line="276" w:lineRule="auto"/>
+      </w:pPr>
+      <w:r>
+        <w:rPr>
+          <w:b/>
+          <w:color w:val="32261E"/>
+          <w:sz w:val="20"/>
+        </w:rPr>
+        <w:t xml:space="preserve">2.3 Instrumento Estandarizado SUS: </w:t>
+      </w:r>
+      <w:r>
+        <w:rPr>
+          <w:i w:val="0"/>
+          <w:color w:val="32261E"/>
+          <w:sz w:val="20"/>
+        </w:rPr>
+        <w:t>Al finalizar las tareas, se administró el cuestionario estándar SUS (Brooke, 1986) compuesto por 10 ítems en escala Likert de 5 puntos, alternando afirmaciones positivas y negativas, complementado con preguntas cualitativas abiertas.</w:t>
+      </w:r>
+    </w:p>
+    <w:p>
+      <w:pPr>
+        <w:spacing w:before="320" w:after="100"/>
+      </w:pPr>
+      <w:r>
+        <w:rPr>
+          <w:b/>
+          <w:color w:val="7A4E2D"/>
+          <w:sz w:val="28"/>
+        </w:rPr>
+        <w:t>3. Resultados Cuantitativos del Instrumento SUS</w:t>
       </w:r>
     </w:p>
     <w:p>
@@ -261,168 +538,9 @@
         <w:rPr>
           <w:i w:val="0"/>
           <w:color w:val="32261E"/>
-          <w:sz w:val="21"/>
+          <w:sz w:val="20"/>
         </w:rPr>
-        <w:t>Conforme a la investigación clásica de Nielsen y Landauer (1993) y las recomendaciones del Nielsen Norman Group citadas en clase (diapositiva 73), una muestra de 5 evaluadores es suficiente para descubrir entre el 80% y el 85% de los problemas de usabilidad en un diseño interactivo cualitativo. Los participantes fueron reclutados considerando su afinidad con el perfil de la persona del proyecto ('Juliana Ospina', profesional que trabaja en modalidad remota/híbrida con menos de un año de antigüedad).</w:t>
-      </w:r>
-    </w:p>
-    <w:p>
-      <w:pPr>
-        <w:spacing w:before="240" w:after="80"/>
-      </w:pPr>
-      <w:r>
-        <w:rPr>
-          <w:b/>
-          <w:color w:val="32261E"/>
-          <w:sz w:val="26"/>
-        </w:rPr>
-        <w:t>2.2 Protocolo de Pensamiento en Voz Alta (Think-Aloud Protocol)</w:t>
-      </w:r>
-    </w:p>
-    <w:p>
-      <w:pPr>
-        <w:spacing w:after="80" w:line="276" w:lineRule="auto"/>
-      </w:pPr>
-      <w:r>
-        <w:rPr>
-          <w:i w:val="0"/>
-          <w:color w:val="32261E"/>
-          <w:sz w:val="21"/>
-        </w:rPr>
-        <w:t>Durante la sesión de prueba, se aplicó el protocolo de 'pensar en voz alta' (diapositivas 86 y 89 de clase). Antes de iniciar, se fijaron expectativas explícitas: se aclaró al usuario que se estaba evaluando el prototipo y no sus habilidades personales, fomentando la honestidad en sus apreciaciones. Los facilitadores mantuvieron una postura de observación no intrusiva, evitando intervenir cuando los participantes se atascaban, con el objetivo de capturar la conducta natural ante posibles puntos ciegos de la interfaz.</w:t>
-      </w:r>
-    </w:p>
-    <w:p>
-      <w:pPr>
-        <w:spacing w:before="240" w:after="80"/>
-      </w:pPr>
-      <w:r>
-        <w:rPr>
-          <w:b/>
-          <w:color w:val="32261E"/>
-          <w:sz w:val="26"/>
-        </w:rPr>
-        <w:t>2.3 Flujos de Tareas Evaluados</w:t>
-      </w:r>
-    </w:p>
-    <w:p>
-      <w:pPr>
-        <w:spacing w:after="80" w:line="276" w:lineRule="auto"/>
-      </w:pPr>
-      <w:r>
-        <w:rPr>
-          <w:i w:val="0"/>
-          <w:color w:val="32261E"/>
-          <w:sz w:val="21"/>
-        </w:rPr>
-        <w:t>Cada participante interactuó con los dos caminos felices diseñados en el Entregable 4 y 5:</w:t>
-      </w:r>
-    </w:p>
-    <w:p>
-      <w:pPr>
-        <w:spacing w:after="80" w:line="276" w:lineRule="auto"/>
-      </w:pPr>
-      <w:r>
-        <w:rPr>
-          <w:b/>
-          <w:color w:val="32261E"/>
-          <w:sz w:val="21"/>
-        </w:rPr>
-        <w:t xml:space="preserve">• Tarea 1 (Flujo Sincrónico - Jugar en Vivo): </w:t>
-      </w:r>
-      <w:r>
-        <w:rPr>
-          <w:i w:val="0"/>
-          <w:color w:val="32261E"/>
-          <w:sz w:val="21"/>
-        </w:rPr>
-        <w:t>El participante accedió a la sala, ingresó a la Mesa de Dibujo, observó la dinámica en tiempo real, interactuó con las herramientas de trazo y avanzó a la pantalla post-partida ('La Cafetería / ¿Se quedan 2 minutos más?').</w:t>
-      </w:r>
-    </w:p>
-    <w:p>
-      <w:pPr>
-        <w:spacing w:after="80" w:line="276" w:lineRule="auto"/>
-      </w:pPr>
-      <w:r>
-        <w:rPr>
-          <w:b/>
-          <w:color w:val="32261E"/>
-          <w:sz w:val="21"/>
-        </w:rPr>
-        <w:t xml:space="preserve">• Tarea 2 (Flujo Asincrónico - Jugada por Turnos): </w:t>
-      </w:r>
-      <w:r>
-        <w:rPr>
-          <w:i w:val="0"/>
-          <w:color w:val="32261E"/>
-          <w:sz w:val="21"/>
-        </w:rPr>
-        <w:t>El participante ingresó al Rincón de Palabras, interpretó la regla de encadenamiento (última letra de la palabra previa), redactó su aporte y confirmó el envío sin necesidad de coincidencia temporal con otros compañeros.</w:t>
-      </w:r>
-    </w:p>
-    <w:p>
-      <w:pPr>
-        <w:spacing w:before="240" w:after="80"/>
-      </w:pPr>
-      <w:r>
-        <w:rPr>
-          <w:b/>
-          <w:color w:val="32261E"/>
-          <w:sz w:val="26"/>
-        </w:rPr>
-        <w:t>2.4 Instrumento Estándar: System Usability Scale (SUS)</w:t>
-      </w:r>
-    </w:p>
-    <w:p>
-      <w:pPr>
-        <w:spacing w:after="80" w:line="276" w:lineRule="auto"/>
-      </w:pPr>
-      <w:r>
-        <w:rPr>
-          <w:i w:val="0"/>
-          <w:color w:val="32261E"/>
-          <w:sz w:val="21"/>
-        </w:rPr>
-        <w:t>Al finalizar las tareas, se administró el cuestionario estandarizado SUS (Brooke, 1986), compuesto por 10 ítems con escala tipo Likert de 5 puntos (1 = Totalmente en desacuerdo, 5 = Totalmente de acuerdo), alternando formulaciones positivas e impares con negativas y pares. Se incluyó además un campo abierto obligatorio para recoger justificaciones cualitativas.</w:t>
-      </w:r>
-    </w:p>
-    <w:p>
-      <w:pPr>
-        <w:spacing w:before="360" w:after="120"/>
-      </w:pPr>
-      <w:r>
-        <w:rPr>
-          <w:b/>
-          <w:color w:val="7A4E2D"/>
-          <w:sz w:val="30"/>
-        </w:rPr>
-        <w:t>3. Resultados Cuantitativos del Instrumento SUS</w:t>
-      </w:r>
-    </w:p>
-    <w:p>
-      <w:pPr>
-        <w:spacing w:before="240" w:after="80"/>
-      </w:pPr>
-      <w:r>
-        <w:rPr>
-          <w:b/>
-          <w:color w:val="32261E"/>
-          <w:sz w:val="26"/>
-        </w:rPr>
-        <w:t>3.1 Matriz de Respuestas y Puntaje por Participante</w:t>
-      </w:r>
-    </w:p>
-    <w:p>
-      <w:pPr>
-        <w:spacing w:after="80" w:line="276" w:lineRule="auto"/>
-      </w:pPr>
-      <w:r>
-        <w:rPr>
-          <w:i w:val="0"/>
-          <w:color w:val="32261E"/>
-          <w:sz w:val="21"/>
-        </w:rPr>
-        <w:t>El cálculo del puntaje SUS se realizó aplicando la transformación estándar de Brooke: para afirmaciones impares (positivas) se resta 1 al valor emitido (X - 1); para afirmaciones pares (negativas) se resta el valor a 5 (5 - X). La suma de los 10 valores transformados se multiplica por 2,5 para obtener una escala final de 0 a 100.</w:t>
+        <w:t>El puntaje SUS individual se calculó aplicando la fórmula canónica: para ítems impares (positivos) se resta 1 (X - 1); para ítems pares (negativos) se resta el valor a 5 (5 - X). La suma acumulada se multiplica por 2,5 para escalar de 0 a 100:</w:t>
       </w:r>
     </w:p>
     <w:tbl>
@@ -531,7 +649,7 @@
               <w:rPr>
                 <w:b/>
                 <w:color w:val="32261E"/>
-                <w:sz w:val="18"/>
+                <w:sz w:val="17"/>
               </w:rPr>
               <w:t>P1</w:t>
             </w:r>
@@ -546,7 +664,7 @@
             <w:r>
               <w:rPr>
                 <w:color w:val="32261E"/>
-                <w:sz w:val="18"/>
+                <w:sz w:val="17"/>
               </w:rPr>
               <w:t>08/10 20:20</w:t>
             </w:r>
@@ -561,7 +679,7 @@
             <w:r>
               <w:rPr>
                 <w:color w:val="32261E"/>
-                <w:sz w:val="18"/>
+                <w:sz w:val="17"/>
               </w:rPr>
               <w:t>95,0</w:t>
             </w:r>
@@ -576,7 +694,7 @@
             <w:r>
               <w:rPr>
                 <w:color w:val="32261E"/>
-                <w:sz w:val="18"/>
+                <w:sz w:val="17"/>
               </w:rPr>
               <w:t>Excelente (A+)</w:t>
             </w:r>
@@ -591,7 +709,7 @@
             <w:r>
               <w:rPr>
                 <w:color w:val="32261E"/>
-                <w:sz w:val="18"/>
+                <w:sz w:val="17"/>
               </w:rPr>
               <w:t>Mesa de dibujo muy chévere; sugirió temporizador, dibujo libre vs sugerido y marcador.</w:t>
             </w:r>
@@ -609,7 +727,7 @@
               <w:rPr>
                 <w:b/>
                 <w:color w:val="32261E"/>
-                <w:sz w:val="18"/>
+                <w:sz w:val="17"/>
               </w:rPr>
               <w:t>P2</w:t>
             </w:r>
@@ -624,7 +742,7 @@
             <w:r>
               <w:rPr>
                 <w:color w:val="32261E"/>
-                <w:sz w:val="18"/>
+                <w:sz w:val="17"/>
               </w:rPr>
               <w:t>08/10 23:54</w:t>
             </w:r>
@@ -639,7 +757,7 @@
             <w:r>
               <w:rPr>
                 <w:color w:val="32261E"/>
-                <w:sz w:val="18"/>
+                <w:sz w:val="17"/>
               </w:rPr>
               <w:t>32,5</w:t>
             </w:r>
@@ -654,7 +772,7 @@
             <w:r>
               <w:rPr>
                 <w:color w:val="32261E"/>
-                <w:sz w:val="18"/>
+                <w:sz w:val="17"/>
               </w:rPr>
               <w:t>Deficiente (F)</w:t>
             </w:r>
@@ -669,7 +787,7 @@
             <w:r>
               <w:rPr>
                 <w:color w:val="32261E"/>
-                <w:sz w:val="18"/>
+                <w:sz w:val="17"/>
               </w:rPr>
               <w:t>Jugadores hardcodeados (Sara, Tomás, Lucía) confunden; desea empezar de cero.</w:t>
             </w:r>
@@ -687,7 +805,7 @@
               <w:rPr>
                 <w:b/>
                 <w:color w:val="32261E"/>
-                <w:sz w:val="18"/>
+                <w:sz w:val="17"/>
               </w:rPr>
               <w:t>P3</w:t>
             </w:r>
@@ -702,7 +820,7 @@
             <w:r>
               <w:rPr>
                 <w:color w:val="32261E"/>
-                <w:sz w:val="18"/>
+                <w:sz w:val="17"/>
               </w:rPr>
               <w:t>09/10 16:09</w:t>
             </w:r>
@@ -717,7 +835,7 @@
             <w:r>
               <w:rPr>
                 <w:color w:val="32261E"/>
-                <w:sz w:val="18"/>
+                <w:sz w:val="17"/>
               </w:rPr>
               <w:t>70,0</w:t>
             </w:r>
@@ -732,7 +850,7 @@
             <w:r>
               <w:rPr>
                 <w:color w:val="32261E"/>
-                <w:sz w:val="18"/>
+                <w:sz w:val="17"/>
               </w:rPr>
               <w:t>Aceptable (B)</w:t>
             </w:r>
@@ -747,7 +865,7 @@
             <w:r>
               <w:rPr>
                 <w:color w:val="32261E"/>
-                <w:sz w:val="18"/>
+                <w:sz w:val="17"/>
               </w:rPr>
               <w:t>Sin comentario; marcó neutro en soporte técnico y en requerir aprendizaje.</w:t>
             </w:r>
@@ -765,7 +883,7 @@
               <w:rPr>
                 <w:b/>
                 <w:color w:val="32261E"/>
-                <w:sz w:val="18"/>
+                <w:sz w:val="17"/>
               </w:rPr>
               <w:t>P4</w:t>
             </w:r>
@@ -780,7 +898,7 @@
             <w:r>
               <w:rPr>
                 <w:color w:val="32261E"/>
-                <w:sz w:val="18"/>
+                <w:sz w:val="17"/>
               </w:rPr>
               <w:t>11/10 13:44</w:t>
             </w:r>
@@ -795,7 +913,7 @@
             <w:r>
               <w:rPr>
                 <w:color w:val="32261E"/>
-                <w:sz w:val="18"/>
+                <w:sz w:val="17"/>
               </w:rPr>
               <w:t>97,5</w:t>
             </w:r>
@@ -810,7 +928,7 @@
             <w:r>
               <w:rPr>
                 <w:color w:val="32261E"/>
-                <w:sz w:val="18"/>
+                <w:sz w:val="17"/>
               </w:rPr>
               <w:t>Excelente (A+)</w:t>
             </w:r>
@@ -825,7 +943,7 @@
             <w:r>
               <w:rPr>
                 <w:color w:val="32261E"/>
-                <w:sz w:val="18"/>
+                <w:sz w:val="17"/>
               </w:rPr>
               <w:t>Sin comentario; valoraciones máximas en facilidad, integración y seguridad.</w:t>
             </w:r>
@@ -843,7 +961,7 @@
               <w:rPr>
                 <w:b/>
                 <w:color w:val="32261E"/>
-                <w:sz w:val="18"/>
+                <w:sz w:val="17"/>
               </w:rPr>
               <w:t>P5</w:t>
             </w:r>
@@ -858,7 +976,7 @@
             <w:r>
               <w:rPr>
                 <w:color w:val="32261E"/>
-                <w:sz w:val="18"/>
+                <w:sz w:val="17"/>
               </w:rPr>
               <w:t>12/10 16:42</w:t>
             </w:r>
@@ -873,7 +991,7 @@
             <w:r>
               <w:rPr>
                 <w:color w:val="32261E"/>
-                <w:sz w:val="18"/>
+                <w:sz w:val="17"/>
               </w:rPr>
               <w:t>92,5</w:t>
             </w:r>
@@ -888,7 +1006,7 @@
             <w:r>
               <w:rPr>
                 <w:color w:val="32261E"/>
-                <w:sz w:val="18"/>
+                <w:sz w:val="17"/>
               </w:rPr>
               <w:t>Excelente (A+)</w:t>
             </w:r>
@@ -903,7 +1021,7 @@
             <w:r>
               <w:rPr>
                 <w:color w:val="32261E"/>
-                <w:sz w:val="18"/>
+                <w:sz w:val="17"/>
               </w:rPr>
               <w:t>Idea muy linda; solicitó expandir cosmética, funciones y agregar más minijuegos.</w:t>
             </w:r>
@@ -921,7 +1039,7 @@
               <w:rPr>
                 <w:b/>
                 <w:color w:val="32261E"/>
-                <w:sz w:val="18"/>
+                <w:sz w:val="17"/>
               </w:rPr>
               <w:t>CONSOLIDADO</w:t>
             </w:r>
@@ -937,7 +1055,7 @@
               <w:rPr>
                 <w:b/>
                 <w:color w:val="32261E"/>
-                <w:sz w:val="18"/>
+                <w:sz w:val="17"/>
               </w:rPr>
               <w:t>Media: 77,5</w:t>
             </w:r>
@@ -953,7 +1071,7 @@
               <w:rPr>
                 <w:b/>
                 <w:color w:val="32261E"/>
-                <w:sz w:val="18"/>
+                <w:sz w:val="17"/>
               </w:rPr>
               <w:t>Mediana: 92,5</w:t>
             </w:r>
@@ -969,7 +1087,7 @@
               <w:rPr>
                 <w:b/>
                 <w:color w:val="32261E"/>
-                <w:sz w:val="18"/>
+                <w:sz w:val="17"/>
               </w:rPr>
               <w:t>Desv. Est.: 26,6</w:t>
             </w:r>
@@ -985,7 +1103,7 @@
               <w:rPr>
                 <w:b/>
                 <w:color w:val="32261E"/>
-                <w:sz w:val="18"/>
+                <w:sz w:val="17"/>
               </w:rPr>
               <w:t>Distribución Bimodal: 4 usuarios altos (&gt;70) vs 1 caso crítico (32,5)</w:t>
             </w:r>
@@ -1001,952 +1119,28 @@
         <w:rPr>
           <w:b/>
           <w:color w:val="32261E"/>
-          <w:sz w:val="21"/>
+          <w:sz w:val="20"/>
         </w:rPr>
-        <w:t xml:space="preserve">Análisis estadístico: </w:t>
+        <w:t xml:space="preserve">Análisis de dispersión: </w:t>
       </w:r>
       <w:r>
         <w:rPr>
           <w:i w:val="0"/>
           <w:color w:val="32261E"/>
-          <w:sz w:val="21"/>
+          <w:sz w:val="20"/>
         </w:rPr>
-        <w:t>Interpretación de la dispersión: La distribución presenta un comportamiento bimodal marcado: cuatro de cinco participantes otorgaron calificaciones sobresalientes (entre 70,0 y 97,5), mientras que el Participante 2 puntuó 32,5. Si se tratara al Participante 2 como una anomalía matemática y se excluyera, el promedio ascendería a 88,75. No obstante, metodológicamente es un error descartarlo: su comentario fundamentó de forma precisa un fallo de onboarding que afecta a los usuarios novatos. Por tanto, el equipo reporta con total honestidad la mediana (92,5) y el rango completo (32,5 a 97,5).</w:t>
+        <w:t>Interpretación metodológica: La distribución presenta un patrón bimodal evidente. Si se excluyera al P2 como valor atípico, la media subiría a 88,75. Sin embargo, no se descarta porque su testimonio reveló el fallo de onboarding más importante del prototipo v1. Subescala de Usabilidad (Lewis &amp; Sauro, 2009): 78,1 / 100. Subescala de Facilidad de Aprendizaje (Learnability): 75,0 / 100.</w:t>
       </w:r>
     </w:p>
     <w:p>
       <w:pPr>
-        <w:spacing w:before="240" w:after="80"/>
-      </w:pPr>
-      <w:r>
-        <w:rPr>
-          <w:b/>
-          <w:color w:val="32261E"/>
-          <w:sz w:val="26"/>
-        </w:rPr>
-        <w:t>3.2 Análisis Ítem por Ítem en Escala Normalizada (0 a 4)</w:t>
-      </w:r>
-    </w:p>
-    <w:p>
-      <w:pPr>
-        <w:spacing w:after="80" w:line="276" w:lineRule="auto"/>
-      </w:pPr>
-      <w:r>
-        <w:rPr>
-          <w:i w:val="0"/>
-          <w:color w:val="32261E"/>
-          <w:sz w:val="21"/>
-        </w:rPr>
-        <w:t>Para comparar de forma homogénea las afirmaciones positivas y negativas, se normalizaron los puntajes a una escala de 0 (peor experiencia) a 4 (mejor experiencia):</w:t>
-      </w:r>
-    </w:p>
-    <w:tbl>
-      <w:tblPr>
-        <w:tblW w:type="auto" w:w="0"/>
-        <w:jc w:val="center"/>
-        <w:tblLook w:firstColumn="1" w:firstRow="1" w:lastColumn="0" w:lastRow="0" w:noHBand="0" w:noVBand="1" w:val="04A0"/>
-      </w:tblPr>
-      <w:tblGrid>
-        <w:gridCol w:w="1872"/>
-        <w:gridCol w:w="1872"/>
-        <w:gridCol w:w="1872"/>
-        <w:gridCol w:w="1872"/>
-        <w:gridCol w:w="1872"/>
-      </w:tblGrid>
-      <w:tr>
-        <w:tc>
-          <w:tcPr>
-            <w:tcW w:type="dxa" w:w="1872"/>
-            <w:shd w:fill="7A4E2D"/>
-          </w:tcPr>
-          <w:p>
-            <w:r>
-              <w:rPr>
-                <w:b/>
-                <w:color w:val="FFFFFF"/>
-                <w:sz w:val="19"/>
-              </w:rPr>
-              <w:t>#</w:t>
-            </w:r>
-          </w:p>
-        </w:tc>
-        <w:tc>
-          <w:tcPr>
-            <w:tcW w:type="dxa" w:w="1872"/>
-            <w:shd w:fill="7A4E2D"/>
-          </w:tcPr>
-          <w:p>
-            <w:r>
-              <w:rPr>
-                <w:b/>
-                <w:color w:val="FFFFFF"/>
-                <w:sz w:val="19"/>
-              </w:rPr>
-              <w:t>Afirmación SUS</w:t>
-            </w:r>
-          </w:p>
-        </w:tc>
-        <w:tc>
-          <w:tcPr>
-            <w:tcW w:type="dxa" w:w="1872"/>
-            <w:shd w:fill="7A4E2D"/>
-          </w:tcPr>
-          <w:p>
-            <w:r>
-              <w:rPr>
-                <w:b/>
-                <w:color w:val="FFFFFF"/>
-                <w:sz w:val="19"/>
-              </w:rPr>
-              <w:t>Prom. Original (1-5)</w:t>
-            </w:r>
-          </w:p>
-        </w:tc>
-        <w:tc>
-          <w:tcPr>
-            <w:tcW w:type="dxa" w:w="1872"/>
-            <w:shd w:fill="7A4E2D"/>
-          </w:tcPr>
-          <w:p>
-            <w:r>
-              <w:rPr>
-                <w:b/>
-                <w:color w:val="FFFFFF"/>
-                <w:sz w:val="19"/>
-              </w:rPr>
-              <w:t>Prom. Ajustado (0-4)</w:t>
-            </w:r>
-          </w:p>
-        </w:tc>
-        <w:tc>
-          <w:tcPr>
-            <w:tcW w:type="dxa" w:w="1872"/>
-            <w:shd w:fill="7A4E2D"/>
-          </w:tcPr>
-          <w:p>
-            <w:r>
-              <w:rPr>
-                <w:b/>
-                <w:color w:val="FFFFFF"/>
-                <w:sz w:val="19"/>
-              </w:rPr>
-              <w:t>Diagnóstico UX</w:t>
-            </w:r>
-          </w:p>
-        </w:tc>
-      </w:tr>
-      <w:tr>
-        <w:tc>
-          <w:tcPr>
-            <w:tcW w:type="dxa" w:w="1872"/>
-            <w:shd w:fill="FFFDF9"/>
-          </w:tcPr>
-          <w:p>
-            <w:r>
-              <w:rPr>
-                <w:b/>
-                <w:color w:val="32261E"/>
-                <w:sz w:val="17"/>
-              </w:rPr>
-              <w:t>1</w:t>
-            </w:r>
-          </w:p>
-        </w:tc>
-        <w:tc>
-          <w:tcPr>
-            <w:tcW w:type="dxa" w:w="1872"/>
-            <w:shd w:fill="FFFDF9"/>
-          </w:tcPr>
-          <w:p>
-            <w:r>
-              <w:rPr>
-                <w:color w:val="32261E"/>
-                <w:sz w:val="17"/>
-              </w:rPr>
-              <w:t>Me gustaría usar este sistema con frecuencia</w:t>
-            </w:r>
-          </w:p>
-        </w:tc>
-        <w:tc>
-          <w:tcPr>
-            <w:tcW w:type="dxa" w:w="1872"/>
-            <w:shd w:fill="FFFDF9"/>
-          </w:tcPr>
-          <w:p>
-            <w:r>
-              <w:rPr>
-                <w:color w:val="32261E"/>
-                <w:sz w:val="17"/>
-              </w:rPr>
-              <w:t>4,0</w:t>
-            </w:r>
-          </w:p>
-        </w:tc>
-        <w:tc>
-          <w:tcPr>
-            <w:tcW w:type="dxa" w:w="1872"/>
-            <w:shd w:fill="FFFDF9"/>
-          </w:tcPr>
-          <w:p>
-            <w:r>
-              <w:rPr>
-                <w:color w:val="32261E"/>
-                <w:sz w:val="17"/>
-              </w:rPr>
-              <w:t>3,00</w:t>
-            </w:r>
-          </w:p>
-        </w:tc>
-        <w:tc>
-          <w:tcPr>
-            <w:tcW w:type="dxa" w:w="1872"/>
-            <w:shd w:fill="FFFDF9"/>
-          </w:tcPr>
-          <w:p>
-            <w:r>
-              <w:rPr>
-                <w:color w:val="32261E"/>
-                <w:sz w:val="17"/>
-              </w:rPr>
-              <w:t>Buena disposición hacia pausas regulares.</w:t>
-            </w:r>
-          </w:p>
-        </w:tc>
-      </w:tr>
-      <w:tr>
-        <w:tc>
-          <w:tcPr>
-            <w:tcW w:type="dxa" w:w="1872"/>
-            <w:shd w:fill="F5EFE3"/>
-          </w:tcPr>
-          <w:p>
-            <w:r>
-              <w:rPr>
-                <w:b/>
-                <w:color w:val="32261E"/>
-                <w:sz w:val="17"/>
-              </w:rPr>
-              <w:t>2</w:t>
-            </w:r>
-          </w:p>
-        </w:tc>
-        <w:tc>
-          <w:tcPr>
-            <w:tcW w:type="dxa" w:w="1872"/>
-            <w:shd w:fill="F5EFE3"/>
-          </w:tcPr>
-          <w:p>
-            <w:r>
-              <w:rPr>
-                <w:color w:val="32261E"/>
-                <w:sz w:val="17"/>
-              </w:rPr>
-              <w:t>El sistema es innecesariamente complejo</w:t>
-            </w:r>
-          </w:p>
-        </w:tc>
-        <w:tc>
-          <w:tcPr>
-            <w:tcW w:type="dxa" w:w="1872"/>
-            <w:shd w:fill="F5EFE3"/>
-          </w:tcPr>
-          <w:p>
-            <w:r>
-              <w:rPr>
-                <w:color w:val="32261E"/>
-                <w:sz w:val="17"/>
-              </w:rPr>
-              <w:t>2,0</w:t>
-            </w:r>
-          </w:p>
-        </w:tc>
-        <w:tc>
-          <w:tcPr>
-            <w:tcW w:type="dxa" w:w="1872"/>
-            <w:shd w:fill="F5EFE3"/>
-          </w:tcPr>
-          <w:p>
-            <w:r>
-              <w:rPr>
-                <w:color w:val="32261E"/>
-                <w:sz w:val="17"/>
-              </w:rPr>
-              <w:t>3,00</w:t>
-            </w:r>
-          </w:p>
-        </w:tc>
-        <w:tc>
-          <w:tcPr>
-            <w:tcW w:type="dxa" w:w="1872"/>
-            <w:shd w:fill="F5EFE3"/>
-          </w:tcPr>
-          <w:p>
-            <w:r>
-              <w:rPr>
-                <w:color w:val="32261E"/>
-                <w:sz w:val="17"/>
-              </w:rPr>
-              <w:t>Baja percepción de complejidad intrínseca.</w:t>
-            </w:r>
-          </w:p>
-        </w:tc>
-      </w:tr>
-      <w:tr>
-        <w:tc>
-          <w:tcPr>
-            <w:tcW w:type="dxa" w:w="1872"/>
-            <w:shd w:fill="FFFDF9"/>
-          </w:tcPr>
-          <w:p>
-            <w:r>
-              <w:rPr>
-                <w:b/>
-                <w:color w:val="32261E"/>
-                <w:sz w:val="17"/>
-              </w:rPr>
-              <w:t>3</w:t>
-            </w:r>
-          </w:p>
-        </w:tc>
-        <w:tc>
-          <w:tcPr>
-            <w:tcW w:type="dxa" w:w="1872"/>
-            <w:shd w:fill="FFFDF9"/>
-          </w:tcPr>
-          <w:p>
-            <w:r>
-              <w:rPr>
-                <w:color w:val="32261E"/>
-                <w:sz w:val="17"/>
-              </w:rPr>
-              <w:t>El sistema fue fácil de usar</w:t>
-            </w:r>
-          </w:p>
-        </w:tc>
-        <w:tc>
-          <w:tcPr>
-            <w:tcW w:type="dxa" w:w="1872"/>
-            <w:shd w:fill="FFFDF9"/>
-          </w:tcPr>
-          <w:p>
-            <w:r>
-              <w:rPr>
-                <w:color w:val="32261E"/>
-                <w:sz w:val="17"/>
-              </w:rPr>
-              <w:t>4,0</w:t>
-            </w:r>
-          </w:p>
-        </w:tc>
-        <w:tc>
-          <w:tcPr>
-            <w:tcW w:type="dxa" w:w="1872"/>
-            <w:shd w:fill="FFFDF9"/>
-          </w:tcPr>
-          <w:p>
-            <w:r>
-              <w:rPr>
-                <w:color w:val="32261E"/>
-                <w:sz w:val="17"/>
-              </w:rPr>
-              <w:t>3,00</w:t>
-            </w:r>
-          </w:p>
-        </w:tc>
-        <w:tc>
-          <w:tcPr>
-            <w:tcW w:type="dxa" w:w="1872"/>
-            <w:shd w:fill="FFFDF9"/>
-          </w:tcPr>
-          <w:p>
-            <w:r>
-              <w:rPr>
-                <w:color w:val="32261E"/>
-                <w:sz w:val="17"/>
-              </w:rPr>
-              <w:t>Facilidad general en las tareas de dibujo y palabras.</w:t>
-            </w:r>
-          </w:p>
-        </w:tc>
-      </w:tr>
-      <w:tr>
-        <w:tc>
-          <w:tcPr>
-            <w:tcW w:type="dxa" w:w="1872"/>
-            <w:shd w:fill="F5EFE3"/>
-          </w:tcPr>
-          <w:p>
-            <w:r>
-              <w:rPr>
-                <w:b/>
-                <w:color w:val="32261E"/>
-                <w:sz w:val="17"/>
-              </w:rPr>
-              <w:t>4</w:t>
-            </w:r>
-          </w:p>
-        </w:tc>
-        <w:tc>
-          <w:tcPr>
-            <w:tcW w:type="dxa" w:w="1872"/>
-            <w:shd w:fill="F5EFE3"/>
-          </w:tcPr>
-          <w:p>
-            <w:r>
-              <w:rPr>
-                <w:color w:val="32261E"/>
-                <w:sz w:val="17"/>
-              </w:rPr>
-              <w:t>Necesitaría ayuda técnica para usar el sistema</w:t>
-            </w:r>
-          </w:p>
-        </w:tc>
-        <w:tc>
-          <w:tcPr>
-            <w:tcW w:type="dxa" w:w="1872"/>
-            <w:shd w:fill="F5EFE3"/>
-          </w:tcPr>
-          <w:p>
-            <w:r>
-              <w:rPr>
-                <w:color w:val="32261E"/>
-                <w:sz w:val="17"/>
-              </w:rPr>
-              <w:t>2,2</w:t>
-            </w:r>
-          </w:p>
-        </w:tc>
-        <w:tc>
-          <w:tcPr>
-            <w:tcW w:type="dxa" w:w="1872"/>
-            <w:shd w:fill="F5EFE3"/>
-          </w:tcPr>
-          <w:p>
-            <w:r>
-              <w:rPr>
-                <w:color w:val="32261E"/>
-                <w:sz w:val="17"/>
-              </w:rPr>
-              <w:t>2,80</w:t>
-            </w:r>
-          </w:p>
-        </w:tc>
-        <w:tc>
-          <w:tcPr>
-            <w:tcW w:type="dxa" w:w="1872"/>
-            <w:shd w:fill="F5EFE3"/>
-          </w:tcPr>
-          <w:p>
-            <w:r>
-              <w:rPr>
-                <w:color w:val="32261E"/>
-                <w:sz w:val="17"/>
-              </w:rPr>
-              <w:t>Punto más débil: dudas en el primer contacto.</w:t>
-            </w:r>
-          </w:p>
-        </w:tc>
-      </w:tr>
-      <w:tr>
-        <w:tc>
-          <w:tcPr>
-            <w:tcW w:type="dxa" w:w="1872"/>
-            <w:shd w:fill="FFFDF9"/>
-          </w:tcPr>
-          <w:p>
-            <w:r>
-              <w:rPr>
-                <w:b/>
-                <w:color w:val="32261E"/>
-                <w:sz w:val="17"/>
-              </w:rPr>
-              <w:t>5</w:t>
-            </w:r>
-          </w:p>
-        </w:tc>
-        <w:tc>
-          <w:tcPr>
-            <w:tcW w:type="dxa" w:w="1872"/>
-            <w:shd w:fill="FFFDF9"/>
-          </w:tcPr>
-          <w:p>
-            <w:r>
-              <w:rPr>
-                <w:color w:val="32261E"/>
-                <w:sz w:val="17"/>
-              </w:rPr>
-              <w:t>Las funciones del sistema están bien integradas</w:t>
-            </w:r>
-          </w:p>
-        </w:tc>
-        <w:tc>
-          <w:tcPr>
-            <w:tcW w:type="dxa" w:w="1872"/>
-            <w:shd w:fill="FFFDF9"/>
-          </w:tcPr>
-          <w:p>
-            <w:r>
-              <w:rPr>
-                <w:color w:val="32261E"/>
-                <w:sz w:val="17"/>
-              </w:rPr>
-              <w:t>4,2</w:t>
-            </w:r>
-          </w:p>
-        </w:tc>
-        <w:tc>
-          <w:tcPr>
-            <w:tcW w:type="dxa" w:w="1872"/>
-            <w:shd w:fill="FFFDF9"/>
-          </w:tcPr>
-          <w:p>
-            <w:r>
-              <w:rPr>
-                <w:color w:val="32261E"/>
-                <w:sz w:val="17"/>
-              </w:rPr>
-              <w:t>3,20</w:t>
-            </w:r>
-          </w:p>
-        </w:tc>
-        <w:tc>
-          <w:tcPr>
-            <w:tcW w:type="dxa" w:w="1872"/>
-            <w:shd w:fill="FFFDF9"/>
-          </w:tcPr>
-          <w:p>
-            <w:r>
-              <w:rPr>
-                <w:color w:val="32261E"/>
-                <w:sz w:val="17"/>
-              </w:rPr>
-              <w:t>Alta coherencia entre salas y momentos.</w:t>
-            </w:r>
-          </w:p>
-        </w:tc>
-      </w:tr>
-      <w:tr>
-        <w:tc>
-          <w:tcPr>
-            <w:tcW w:type="dxa" w:w="1872"/>
-            <w:shd w:fill="F5EFE3"/>
-          </w:tcPr>
-          <w:p>
-            <w:r>
-              <w:rPr>
-                <w:b/>
-                <w:color w:val="32261E"/>
-                <w:sz w:val="17"/>
-              </w:rPr>
-              <w:t>6</w:t>
-            </w:r>
-          </w:p>
-        </w:tc>
-        <w:tc>
-          <w:tcPr>
-            <w:tcW w:type="dxa" w:w="1872"/>
-            <w:shd w:fill="F5EFE3"/>
-          </w:tcPr>
-          <w:p>
-            <w:r>
-              <w:rPr>
-                <w:color w:val="32261E"/>
-                <w:sz w:val="17"/>
-              </w:rPr>
-              <w:t>El sistema presenta demasiada inconsistencia</w:t>
-            </w:r>
-          </w:p>
-        </w:tc>
-        <w:tc>
-          <w:tcPr>
-            <w:tcW w:type="dxa" w:w="1872"/>
-            <w:shd w:fill="F5EFE3"/>
-          </w:tcPr>
-          <w:p>
-            <w:r>
-              <w:rPr>
-                <w:color w:val="32261E"/>
-                <w:sz w:val="17"/>
-              </w:rPr>
-              <w:t>2,0</w:t>
-            </w:r>
-          </w:p>
-        </w:tc>
-        <w:tc>
-          <w:tcPr>
-            <w:tcW w:type="dxa" w:w="1872"/>
-            <w:shd w:fill="F5EFE3"/>
-          </w:tcPr>
-          <w:p>
-            <w:r>
-              <w:rPr>
-                <w:color w:val="32261E"/>
-                <w:sz w:val="17"/>
-              </w:rPr>
-              <w:t>3,00</w:t>
-            </w:r>
-          </w:p>
-        </w:tc>
-        <w:tc>
-          <w:tcPr>
-            <w:tcW w:type="dxa" w:w="1872"/>
-            <w:shd w:fill="F5EFE3"/>
-          </w:tcPr>
-          <w:p>
-            <w:r>
-              <w:rPr>
-                <w:color w:val="32261E"/>
-                <w:sz w:val="17"/>
-              </w:rPr>
-              <w:t>Buen reconocimiento de estándares visuales.</w:t>
-            </w:r>
-          </w:p>
-        </w:tc>
-      </w:tr>
-      <w:tr>
-        <w:tc>
-          <w:tcPr>
-            <w:tcW w:type="dxa" w:w="1872"/>
-            <w:shd w:fill="FFFDF9"/>
-          </w:tcPr>
-          <w:p>
-            <w:r>
-              <w:rPr>
-                <w:b/>
-                <w:color w:val="32261E"/>
-                <w:sz w:val="17"/>
-              </w:rPr>
-              <w:t>7</w:t>
-            </w:r>
-          </w:p>
-        </w:tc>
-        <w:tc>
-          <w:tcPr>
-            <w:tcW w:type="dxa" w:w="1872"/>
-            <w:shd w:fill="FFFDF9"/>
-          </w:tcPr>
-          <w:p>
-            <w:r>
-              <w:rPr>
-                <w:color w:val="32261E"/>
-                <w:sz w:val="17"/>
-              </w:rPr>
-              <w:t>La mayoría aprendería a usarlo muy rápidamente</w:t>
-            </w:r>
-          </w:p>
-        </w:tc>
-        <w:tc>
-          <w:tcPr>
-            <w:tcW w:type="dxa" w:w="1872"/>
-            <w:shd w:fill="FFFDF9"/>
-          </w:tcPr>
-          <w:p>
-            <w:r>
-              <w:rPr>
-                <w:color w:val="32261E"/>
-                <w:sz w:val="17"/>
-              </w:rPr>
-              <w:t>4,0</w:t>
-            </w:r>
-          </w:p>
-        </w:tc>
-        <w:tc>
-          <w:tcPr>
-            <w:tcW w:type="dxa" w:w="1872"/>
-            <w:shd w:fill="FFFDF9"/>
-          </w:tcPr>
-          <w:p>
-            <w:r>
-              <w:rPr>
-                <w:color w:val="32261E"/>
-                <w:sz w:val="17"/>
-              </w:rPr>
-              <w:t>3,00</w:t>
-            </w:r>
-          </w:p>
-        </w:tc>
-        <w:tc>
-          <w:tcPr>
-            <w:tcW w:type="dxa" w:w="1872"/>
-            <w:shd w:fill="FFFDF9"/>
-          </w:tcPr>
-          <w:p>
-            <w:r>
-              <w:rPr>
-                <w:color w:val="32261E"/>
-                <w:sz w:val="17"/>
-              </w:rPr>
-              <w:t>Curva de aprendizaje percibida como breve.</w:t>
-            </w:r>
-          </w:p>
-        </w:tc>
-      </w:tr>
-      <w:tr>
-        <w:tc>
-          <w:tcPr>
-            <w:tcW w:type="dxa" w:w="1872"/>
-            <w:shd w:fill="F5EFE3"/>
-          </w:tcPr>
-          <w:p>
-            <w:r>
-              <w:rPr>
-                <w:b/>
-                <w:color w:val="32261E"/>
-                <w:sz w:val="17"/>
-              </w:rPr>
-              <w:t>8</w:t>
-            </w:r>
-          </w:p>
-        </w:tc>
-        <w:tc>
-          <w:tcPr>
-            <w:tcW w:type="dxa" w:w="1872"/>
-            <w:shd w:fill="F5EFE3"/>
-          </w:tcPr>
-          <w:p>
-            <w:r>
-              <w:rPr>
-                <w:color w:val="32261E"/>
-                <w:sz w:val="17"/>
-              </w:rPr>
-              <w:t>El sistema es engorroso de usar</w:t>
-            </w:r>
-          </w:p>
-        </w:tc>
-        <w:tc>
-          <w:tcPr>
-            <w:tcW w:type="dxa" w:w="1872"/>
-            <w:shd w:fill="F5EFE3"/>
-          </w:tcPr>
-          <w:p>
-            <w:r>
-              <w:rPr>
-                <w:color w:val="32261E"/>
-                <w:sz w:val="17"/>
-              </w:rPr>
-              <w:t>2,0</w:t>
-            </w:r>
-          </w:p>
-        </w:tc>
-        <w:tc>
-          <w:tcPr>
-            <w:tcW w:type="dxa" w:w="1872"/>
-            <w:shd w:fill="F5EFE3"/>
-          </w:tcPr>
-          <w:p>
-            <w:r>
-              <w:rPr>
-                <w:color w:val="32261E"/>
-                <w:sz w:val="17"/>
-              </w:rPr>
-              <w:t>3,00</w:t>
-            </w:r>
-          </w:p>
-        </w:tc>
-        <w:tc>
-          <w:tcPr>
-            <w:tcW w:type="dxa" w:w="1872"/>
-            <w:shd w:fill="F5EFE3"/>
-          </w:tcPr>
-          <w:p>
-            <w:r>
-              <w:rPr>
-                <w:color w:val="32261E"/>
-                <w:sz w:val="17"/>
-              </w:rPr>
-              <w:t>Fluidez sin pasos burocráticos.</w:t>
-            </w:r>
-          </w:p>
-        </w:tc>
-      </w:tr>
-      <w:tr>
-        <w:tc>
-          <w:tcPr>
-            <w:tcW w:type="dxa" w:w="1872"/>
-            <w:shd w:fill="FFFDF9"/>
-          </w:tcPr>
-          <w:p>
-            <w:r>
-              <w:rPr>
-                <w:b/>
-                <w:color w:val="32261E"/>
-                <w:sz w:val="17"/>
-              </w:rPr>
-              <w:t>9</w:t>
-            </w:r>
-          </w:p>
-        </w:tc>
-        <w:tc>
-          <w:tcPr>
-            <w:tcW w:type="dxa" w:w="1872"/>
-            <w:shd w:fill="FFFDF9"/>
-          </w:tcPr>
-          <w:p>
-            <w:r>
-              <w:rPr>
-                <w:color w:val="32261E"/>
-                <w:sz w:val="17"/>
-              </w:rPr>
-              <w:t>Me sentí muy seguro usando el sistema</w:t>
-            </w:r>
-          </w:p>
-        </w:tc>
-        <w:tc>
-          <w:tcPr>
-            <w:tcW w:type="dxa" w:w="1872"/>
-            <w:shd w:fill="FFFDF9"/>
-          </w:tcPr>
-          <w:p>
-            <w:r>
-              <w:rPr>
-                <w:color w:val="32261E"/>
-                <w:sz w:val="17"/>
-              </w:rPr>
-              <w:t>4,8</w:t>
-            </w:r>
-          </w:p>
-        </w:tc>
-        <w:tc>
-          <w:tcPr>
-            <w:tcW w:type="dxa" w:w="1872"/>
-            <w:shd w:fill="FFFDF9"/>
-          </w:tcPr>
-          <w:p>
-            <w:r>
-              <w:rPr>
-                <w:b/>
-                <w:color w:val="32261E"/>
-                <w:sz w:val="17"/>
-              </w:rPr>
-              <w:t>3,80</w:t>
-            </w:r>
-          </w:p>
-        </w:tc>
-        <w:tc>
-          <w:tcPr>
-            <w:tcW w:type="dxa" w:w="1872"/>
-            <w:shd w:fill="FFFDF9"/>
-          </w:tcPr>
-          <w:p>
-            <w:r>
-              <w:rPr>
-                <w:color w:val="32261E"/>
-                <w:sz w:val="17"/>
-              </w:rPr>
-              <w:t>Calificación máxima: el principio voluntario triunfa.</w:t>
-            </w:r>
-          </w:p>
-        </w:tc>
-      </w:tr>
-      <w:tr>
-        <w:tc>
-          <w:tcPr>
-            <w:tcW w:type="dxa" w:w="1872"/>
-            <w:shd w:fill="F5EFE3"/>
-          </w:tcPr>
-          <w:p>
-            <w:r>
-              <w:rPr>
-                <w:b/>
-                <w:color w:val="32261E"/>
-                <w:sz w:val="17"/>
-              </w:rPr>
-              <w:t>10</w:t>
-            </w:r>
-          </w:p>
-        </w:tc>
-        <w:tc>
-          <w:tcPr>
-            <w:tcW w:type="dxa" w:w="1872"/>
-            <w:shd w:fill="F5EFE3"/>
-          </w:tcPr>
-          <w:p>
-            <w:r>
-              <w:rPr>
-                <w:color w:val="32261E"/>
-                <w:sz w:val="17"/>
-              </w:rPr>
-              <w:t>Necesité aprender muchas cosas antes de usarlo</w:t>
-            </w:r>
-          </w:p>
-        </w:tc>
-        <w:tc>
-          <w:tcPr>
-            <w:tcW w:type="dxa" w:w="1872"/>
-            <w:shd w:fill="F5EFE3"/>
-          </w:tcPr>
-          <w:p>
-            <w:r>
-              <w:rPr>
-                <w:color w:val="32261E"/>
-                <w:sz w:val="17"/>
-              </w:rPr>
-              <w:t>1,8</w:t>
-            </w:r>
-          </w:p>
-        </w:tc>
-        <w:tc>
-          <w:tcPr>
-            <w:tcW w:type="dxa" w:w="1872"/>
-            <w:shd w:fill="F5EFE3"/>
-          </w:tcPr>
-          <w:p>
-            <w:r>
-              <w:rPr>
-                <w:color w:val="32261E"/>
-                <w:sz w:val="17"/>
-              </w:rPr>
-              <w:t>3,20</w:t>
-            </w:r>
-          </w:p>
-        </w:tc>
-        <w:tc>
-          <w:tcPr>
-            <w:tcW w:type="dxa" w:w="1872"/>
-            <w:shd w:fill="F5EFE3"/>
-          </w:tcPr>
-          <w:p>
-            <w:r>
-              <w:rPr>
-                <w:color w:val="32261E"/>
-                <w:sz w:val="17"/>
-              </w:rPr>
-              <w:t>Baja barrera conceptual de entrada.</w:t>
-            </w:r>
-          </w:p>
-        </w:tc>
-      </w:tr>
-    </w:tbl>
-    <w:p>
-      <w:pPr>
-        <w:spacing w:after="80" w:line="276" w:lineRule="auto"/>
-      </w:pPr>
-      <w:r>
-        <w:rPr>
-          <w:b/>
-          <w:color w:val="32261E"/>
-          <w:sz w:val="21"/>
-        </w:rPr>
-        <w:t xml:space="preserve">Descomposición factorial: </w:t>
-      </w:r>
-      <w:r>
-        <w:rPr>
-          <w:i w:val="0"/>
-          <w:color w:val="32261E"/>
-          <w:sz w:val="21"/>
-        </w:rPr>
-        <w:t>Subescalas de Lewis y Sauro (2009): Al desagregar el SUS en sus dos factores subyacentes, la Subescala de Usabilidad (ítems 1, 2, 3, 5, 6, 7, 8 y 9) alcanza 78,1 puntos sobre 100, mientras que la Subescala de Facilidad de Aprendizaje / Learnability (ítems 4 y 10) promedia 75,0 puntos. La diferencia corrobora que la interacción operativa no genera problemas, pero la bienvenida y el estado inicial requerían un rediseño radical.</w:t>
-      </w:r>
-    </w:p>
-    <w:p>
-      <w:pPr>
-        <w:spacing w:before="360" w:after="120"/>
+        <w:spacing w:before="320" w:after="100"/>
       </w:pPr>
       <w:r>
         <w:rPr>
           <w:b/>
           <w:color w:val="7A4E2D"/>
-          <w:sz w:val="30"/>
+          <w:sz w:val="28"/>
         </w:rPr>
         <w:t>4. Análisis Cualitativo y Gráfico Semáforo (Stoplight Chart)</w:t>
       </w:r>
@@ -1959,9 +1153,9 @@
         <w:rPr>
           <w:i w:val="0"/>
           <w:color w:val="32261E"/>
-          <w:sz w:val="21"/>
+          <w:sz w:val="20"/>
         </w:rPr>
-        <w:t>De acuerdo con la técnica enseñada en las diapositivas 100 a 110 de clase, el Gráfico Semáforo (Stoplight Chart) ofrece una vista sintetizada y multidimensional que cruza a los evaluadores con los componentes y tareas de la interfaz. Se utilizan tres códigos semánticos: Verde (desempeño fluido / satisfacción), Amarillo (duda o fricción menor superada), y Rojo (confusión severa o bloqueo que impidió completar la intención del usuario).</w:t>
+        <w:t>Conforme a las diapositivas 100 a 110 de clase, el Gráfico Semáforo cruza a los evaluadores con los aspectos clave del sistema: Verde (fluido/satisfactorio), Amarillo (fricción superada) y Rojo (bloqueo/confusión severa):</w:t>
       </w:r>
     </w:p>
     <w:tbl>
@@ -1992,7 +1186,7 @@
                 <w:color w:val="FFFFFF"/>
                 <w:sz w:val="19"/>
               </w:rPr>
-              <w:t>Componente / Aspecto Evaluado</w:t>
+              <w:t>Componente / Aspecto</w:t>
             </w:r>
           </w:p>
         </w:tc>
@@ -2201,7 +1395,7 @@
                 <w:color w:val="32261E"/>
                 <w:sz w:val="17"/>
               </w:rPr>
-              <w:t>P2 se confundió con bots ficticios. P3 dudó.</w:t>
+              <w:t>P2 confundido por bots ficticios. P3 dudó.</w:t>
             </w:r>
           </w:p>
         </w:tc>
@@ -2219,7 +1413,7 @@
                 <w:color w:val="32261E"/>
                 <w:sz w:val="17"/>
               </w:rPr>
-              <w:t>2. Mesa de Dibujo (Lienzo &amp; Dinámica)</w:t>
+              <w:t>2. Mesa de Dibujo (Lienzo)</w:t>
             </w:r>
           </w:p>
         </w:tc>
@@ -2332,7 +1526,7 @@
                 <w:color w:val="32261E"/>
                 <w:sz w:val="17"/>
               </w:rPr>
-              <w:t>3. Rincón de Palabras (Asíncrono)</w:t>
+              <w:t>3. Rincón de Palabras (Turnos)</w:t>
             </w:r>
           </w:p>
         </w:tc>
@@ -2427,7 +1621,7 @@
                 <w:color w:val="32261E"/>
                 <w:sz w:val="17"/>
               </w:rPr>
-              <w:t>Mecánica clara; P2 dudó al no ver partida limpia.</w:t>
+              <w:t>Mecánica clara; P2 dudó ante falta de partida limpia.</w:t>
             </w:r>
           </w:p>
         </w:tc>
@@ -2445,7 +1639,7 @@
                 <w:color w:val="32261E"/>
                 <w:sz w:val="17"/>
               </w:rPr>
-              <w:t>4. Momento Post-Partida &amp; Salida</w:t>
+              <w:t>4. Momento Post-Partida</w:t>
             </w:r>
           </w:p>
         </w:tc>
@@ -2558,7 +1752,7 @@
                 <w:color w:val="32261E"/>
                 <w:sz w:val="17"/>
               </w:rPr>
-              <w:t>5. Tu Rincón (Perfil &amp; Avatar)</w:t>
+              <w:t>5. Tu Rincón (Perfil)</w:t>
             </w:r>
           </w:p>
         </w:tc>
@@ -2671,7 +1865,7 @@
                 <w:color w:val="32261E"/>
                 <w:sz w:val="17"/>
               </w:rPr>
-              <w:t>6. Percepción de No-Obligatoriedad</w:t>
+              <w:t>6. No-Obligatoriedad</w:t>
             </w:r>
           </w:p>
         </w:tc>
@@ -2774,15 +1968,15 @@
     </w:tbl>
     <w:p>
       <w:pPr>
-        <w:spacing w:before="240" w:after="80"/>
+        <w:spacing w:before="320" w:after="100"/>
       </w:pPr>
       <w:r>
         <w:rPr>
           <w:b/>
-          <w:color w:val="32261E"/>
-          <w:sz w:val="26"/>
+          <w:color w:val="7A4E2D"/>
+          <w:sz w:val="28"/>
         </w:rPr>
-        <w:t>4.2 Citas Destacadas (Pull Quotes de los Usuarios)</w:t>
+        <w:t>5. Diagnóstico de Problemas y Escala de Severidad de Nielsen</w:t>
       </w:r>
     </w:p>
     <w:p>
@@ -2793,16 +1987,10 @@
         <w:rPr>
           <w:i w:val="0"/>
           <w:color w:val="32261E"/>
-          <w:sz w:val="21"/>
+          <w:sz w:val="20"/>
         </w:rPr>
-        <w:t>Como señalan las diapositivas 106 a 108 de clase, la forma más poderosa de abogar por los usuarios en el equipo de desarrollo es dejar que sus propias palabras hablen directamente. Se extraen a continuación los testimonios textuales más reveladores:</w:t>
+        <w:t>Para priorizar las soluciones de ingeniería se aplicó la Escala de Severidad de Usabilidad de Jakob Nielsen (1994), clasificando los problemas encontrados desde nivel 0 (sin problema) hasta nivel 4 (catástrofe):</w:t>
       </w:r>
-    </w:p>
-    <w:p>
-      <w:pPr>
-        <w:spacing w:before="120" w:after="120"/>
-        <w:ind w:left="360" w:right="360"/>
-      </w:pPr>
     </w:p>
     <w:tbl>
       <w:tblPr>
@@ -2811,38 +1999,325 @@
         <w:tblLook w:firstColumn="1" w:firstRow="1" w:lastColumn="0" w:lastRow="0" w:noHBand="0" w:noVBand="1" w:val="04A0"/>
       </w:tblPr>
       <w:tblGrid>
-        <w:gridCol w:w="9360"/>
+        <w:gridCol w:w="2340"/>
+        <w:gridCol w:w="2340"/>
+        <w:gridCol w:w="2340"/>
+        <w:gridCol w:w="2340"/>
       </w:tblGrid>
       <w:tr>
         <w:tc>
           <w:tcPr>
-            <w:tcW w:type="dxa" w:w="9360"/>
-            <w:shd w:fill="F5EFE3"/>
-            <w:tcMar>
-              <w:top w:w="120" w:type="dxa"/>
-              <w:bottom w:w="120" w:type="dxa"/>
-              <w:left w:w="180" w:type="dxa"/>
-              <w:right w:w="180" w:type="dxa"/>
-            </w:tcMar>
+            <w:tcW w:type="dxa" w:w="2340"/>
+            <w:shd w:fill="7A4E2D"/>
           </w:tcPr>
           <w:p>
-            <w:pPr>
-              <w:spacing w:after="40"/>
-            </w:pPr>
             <w:r>
               <w:rPr>
                 <w:b/>
-                <w:color w:val="7A4E2D"/>
-                <w:sz w:val="20"/>
+                <w:color w:val="FFFFFF"/>
+                <w:sz w:val="19"/>
               </w:rPr>
-              <w:t xml:space="preserve">📌 PULL QUOTE 1 · CLARIDAD DE ESTADO INICIAL: </w:t>
+              <w:t>Nivel de Severidad</w:t>
             </w:r>
+          </w:p>
+        </w:tc>
+        <w:tc>
+          <w:tcPr>
+            <w:tcW w:type="dxa" w:w="2340"/>
+            <w:shd w:fill="7A4E2D"/>
+          </w:tcPr>
+          <w:p>
+            <w:r>
+              <w:rPr>
+                <w:b/>
+                <w:color w:val="FFFFFF"/>
+                <w:sz w:val="19"/>
+              </w:rPr>
+              <w:t>Problema Identificado</w:t>
+            </w:r>
+          </w:p>
+        </w:tc>
+        <w:tc>
+          <w:tcPr>
+            <w:tcW w:type="dxa" w:w="2340"/>
+            <w:shd w:fill="7A4E2D"/>
+          </w:tcPr>
+          <w:p>
+            <w:r>
+              <w:rPr>
+                <w:b/>
+                <w:color w:val="FFFFFF"/>
+                <w:sz w:val="19"/>
+              </w:rPr>
+              <w:t>Impacto en el Usuario</w:t>
+            </w:r>
+          </w:p>
+        </w:tc>
+        <w:tc>
+          <w:tcPr>
+            <w:tcW w:type="dxa" w:w="2340"/>
+            <w:shd w:fill="7A4E2D"/>
+          </w:tcPr>
+          <w:p>
+            <w:r>
+              <w:rPr>
+                <w:b/>
+                <w:color w:val="FFFFFF"/>
+                <w:sz w:val="19"/>
+              </w:rPr>
+              <w:t>Solución Implementada en v4.0</w:t>
+            </w:r>
+          </w:p>
+        </w:tc>
+      </w:tr>
+      <w:tr>
+        <w:tc>
+          <w:tcPr>
+            <w:tcW w:type="dxa" w:w="2340"/>
+            <w:shd w:fill="FFFDF9"/>
+          </w:tcPr>
+          <w:p>
+            <w:r>
+              <w:rPr>
+                <w:b/>
+                <w:color w:val="32261E"/>
+                <w:sz w:val="17"/>
+              </w:rPr>
+              <w:t>Nivel 3 · Problema Mayor (Alta Prioridad)</w:t>
+            </w:r>
+          </w:p>
+        </w:tc>
+        <w:tc>
+          <w:tcPr>
+            <w:tcW w:type="dxa" w:w="2340"/>
+            <w:shd w:fill="FFFDF9"/>
+          </w:tcPr>
+          <w:p>
             <w:r>
               <w:rPr>
                 <w:color w:val="32261E"/>
-                <w:sz w:val="19"/>
+                <w:sz w:val="17"/>
               </w:rPr>
-              <w:t>«El problema principal es que los jugadores hardcodeados (sara, tomas, lucia) hace confusa la experiencia, me gustaría empezar una partida de cero para poder entender el juego.» — Participante 2 (SUS: 32,5).</w:t>
+              <w:t>Jugadores precargados ficticios en v1 (Sara, Tomás, Lucía) fijos en la partida.</w:t>
+            </w:r>
+          </w:p>
+        </w:tc>
+        <w:tc>
+          <w:tcPr>
+            <w:tcW w:type="dxa" w:w="2340"/>
+            <w:shd w:fill="FFFDF9"/>
+          </w:tcPr>
+          <w:p>
+            <w:r>
+              <w:rPr>
+                <w:color w:val="32261E"/>
+                <w:sz w:val="17"/>
+              </w:rPr>
+              <w:t>Confusión severa en P2 (SUS: 32,5); creyó que el sistema estaba ocupado o roto.</w:t>
+            </w:r>
+          </w:p>
+        </w:tc>
+        <w:tc>
+          <w:tcPr>
+            <w:tcW w:type="dxa" w:w="2340"/>
+            <w:shd w:fill="FFFDF9"/>
+          </w:tcPr>
+          <w:p>
+            <w:r>
+              <w:rPr>
+                <w:color w:val="32261E"/>
+                <w:sz w:val="17"/>
+              </w:rPr>
+              <w:t>Partida limpia de cero con solo 'Tú'. Toggle transparente de simulación opcional.</w:t>
+            </w:r>
+          </w:p>
+        </w:tc>
+      </w:tr>
+      <w:tr>
+        <w:tc>
+          <w:tcPr>
+            <w:tcW w:type="dxa" w:w="2340"/>
+            <w:shd w:fill="F5EFE3"/>
+          </w:tcPr>
+          <w:p>
+            <w:r>
+              <w:rPr>
+                <w:b/>
+                <w:color w:val="32261E"/>
+                <w:sz w:val="17"/>
+              </w:rPr>
+              <w:t>Nivel 2 · Problema Menor (Media Prioridad)</w:t>
+            </w:r>
+          </w:p>
+        </w:tc>
+        <w:tc>
+          <w:tcPr>
+            <w:tcW w:type="dxa" w:w="2340"/>
+            <w:shd w:fill="F5EFE3"/>
+          </w:tcPr>
+          <w:p>
+            <w:r>
+              <w:rPr>
+                <w:color w:val="32261E"/>
+                <w:sz w:val="17"/>
+              </w:rPr>
+              <w:t>Falta de control temporal en dibujo y repetición de palabras en la cadena.</w:t>
+            </w:r>
+          </w:p>
+        </w:tc>
+        <w:tc>
+          <w:tcPr>
+            <w:tcW w:type="dxa" w:w="2340"/>
+            <w:shd w:fill="F5EFE3"/>
+          </w:tcPr>
+          <w:p>
+            <w:r>
+              <w:rPr>
+                <w:color w:val="32261E"/>
+                <w:sz w:val="17"/>
+              </w:rPr>
+              <w:t>P1 no sabía cuánto duraría el break. En palabras se podían repetir vocablos.</w:t>
+            </w:r>
+          </w:p>
+        </w:tc>
+        <w:tc>
+          <w:tcPr>
+            <w:tcW w:type="dxa" w:w="2340"/>
+            <w:shd w:fill="F5EFE3"/>
+          </w:tcPr>
+          <w:p>
+            <w:r>
+              <w:rPr>
+                <w:color w:val="32261E"/>
+                <w:sz w:val="17"/>
+              </w:rPr>
+              <w:t>Selector de 60s/30s/libre con inicio al trazar. Validador estricto de palabras ya usadas.</w:t>
+            </w:r>
+          </w:p>
+        </w:tc>
+      </w:tr>
+      <w:tr>
+        <w:tc>
+          <w:tcPr>
+            <w:tcW w:type="dxa" w:w="2340"/>
+            <w:shd w:fill="FFFDF9"/>
+          </w:tcPr>
+          <w:p>
+            <w:r>
+              <w:rPr>
+                <w:b/>
+                <w:color w:val="32261E"/>
+                <w:sz w:val="17"/>
+              </w:rPr>
+              <w:t>Nivel 2 · Problema Menor (Media Prioridad)</w:t>
+            </w:r>
+          </w:p>
+        </w:tc>
+        <w:tc>
+          <w:tcPr>
+            <w:tcW w:type="dxa" w:w="2340"/>
+            <w:shd w:fill="FFFDF9"/>
+          </w:tcPr>
+          <w:p>
+            <w:r>
+              <w:rPr>
+                <w:color w:val="32261E"/>
+                <w:sz w:val="17"/>
+              </w:rPr>
+              <w:t>Loop de puntuación infinita en adivinanza multijugador P2P.</w:t>
+            </w:r>
+          </w:p>
+        </w:tc>
+        <w:tc>
+          <w:tcPr>
+            <w:tcW w:type="dxa" w:w="2340"/>
+            <w:shd w:fill="FFFDF9"/>
+          </w:tcPr>
+          <w:p>
+            <w:r>
+              <w:rPr>
+                <w:color w:val="32261E"/>
+                <w:sz w:val="17"/>
+              </w:rPr>
+              <w:t>Al adivinar remotamente se generaba un eco en bucle otorgando puntos infinitos.</w:t>
+            </w:r>
+          </w:p>
+        </w:tc>
+        <w:tc>
+          <w:tcPr>
+            <w:tcW w:type="dxa" w:w="2340"/>
+            <w:shd w:fill="FFFDF9"/>
+          </w:tcPr>
+          <w:p>
+            <w:r>
+              <w:rPr>
+                <w:color w:val="32261E"/>
+                <w:sz w:val="17"/>
+              </w:rPr>
+              <w:t>Guard estricto State.draw.roundWon = true y flag broadcast=false en eventos remotos.</w:t>
+            </w:r>
+          </w:p>
+        </w:tc>
+      </w:tr>
+      <w:tr>
+        <w:tc>
+          <w:tcPr>
+            <w:tcW w:type="dxa" w:w="2340"/>
+            <w:shd w:fill="F5EFE3"/>
+          </w:tcPr>
+          <w:p>
+            <w:r>
+              <w:rPr>
+                <w:b/>
+                <w:color w:val="32261E"/>
+                <w:sz w:val="17"/>
+              </w:rPr>
+              <w:t>Nivel 1 · Cosmético (Baja Prioridad)</w:t>
+            </w:r>
+          </w:p>
+        </w:tc>
+        <w:tc>
+          <w:tcPr>
+            <w:tcW w:type="dxa" w:w="2340"/>
+            <w:shd w:fill="F5EFE3"/>
+          </w:tcPr>
+          <w:p>
+            <w:r>
+              <w:rPr>
+                <w:color w:val="32261E"/>
+                <w:sz w:val="17"/>
+              </w:rPr>
+              <w:t>Poca variedad de minijuegos y perfil sin impacto visible en la experiencia.</w:t>
+            </w:r>
+          </w:p>
+        </w:tc>
+        <w:tc>
+          <w:tcPr>
+            <w:tcW w:type="dxa" w:w="2340"/>
+            <w:shd w:fill="F5EFE3"/>
+          </w:tcPr>
+          <w:p>
+            <w:r>
+              <w:rPr>
+                <w:color w:val="32261E"/>
+                <w:sz w:val="17"/>
+              </w:rPr>
+              <w:t>P5 solicitó expandir actividades y dar utilidad real a los gustos seleccionados.</w:t>
+            </w:r>
+          </w:p>
+        </w:tc>
+        <w:tc>
+          <w:tcPr>
+            <w:tcW w:type="dxa" w:w="2340"/>
+            <w:shd w:fill="F5EFE3"/>
+          </w:tcPr>
+          <w:p>
+            <w:r>
+              <w:rPr>
+                <w:color w:val="32261E"/>
+                <w:sz w:val="17"/>
+              </w:rPr>
+              <w:t>Trivia gamificada con medallas, El Pasillo, voz WebRTC y preguntas según gustos.</w:t>
             </w:r>
           </w:p>
         </w:tc>
@@ -2850,130 +2325,15 @@
     </w:tbl>
     <w:p>
       <w:pPr>
-        <w:spacing w:after="40"/>
-      </w:pPr>
-    </w:p>
-    <w:p>
-      <w:pPr>
-        <w:spacing w:before="120" w:after="120"/>
-        <w:ind w:left="360" w:right="360"/>
-      </w:pPr>
-    </w:p>
-    <w:tbl>
-      <w:tblPr>
-        <w:tblW w:type="auto" w:w="0"/>
-        <w:jc w:val="center"/>
-        <w:tblLook w:firstColumn="1" w:firstRow="1" w:lastColumn="0" w:lastRow="0" w:noHBand="0" w:noVBand="1" w:val="04A0"/>
-      </w:tblPr>
-      <w:tblGrid>
-        <w:gridCol w:w="9360"/>
-      </w:tblGrid>
-      <w:tr>
-        <w:tc>
-          <w:tcPr>
-            <w:tcW w:type="dxa" w:w="9360"/>
-            <w:shd w:fill="F5EFE3"/>
-            <w:tcMar>
-              <w:top w:w="120" w:type="dxa"/>
-              <w:bottom w:w="120" w:type="dxa"/>
-              <w:left w:w="180" w:type="dxa"/>
-              <w:right w:w="180" w:type="dxa"/>
-            </w:tcMar>
-          </w:tcPr>
-          <w:p>
-            <w:pPr>
-              <w:spacing w:after="40"/>
-            </w:pPr>
-            <w:r>
-              <w:rPr>
-                <w:b/>
-                <w:color w:val="7A4E2D"/>
-                <w:sz w:val="20"/>
-              </w:rPr>
-              <w:t xml:space="preserve">📌 PULL QUOTE 2 · PROFUNDIDAD DEL JUEGO: </w:t>
-            </w:r>
-            <w:r>
-              <w:rPr>
-                <w:color w:val="32261E"/>
-                <w:sz w:val="19"/>
-              </w:rPr>
-              <w:t>«La mesa de dibujo me pareció muy chévere. Aunque sería genial que hubiera como un temporizador para que solo pudiera dibujar por un tiempo límite. También sería chévere que hubieran tipos de dibujo es decir que hubiera dibujo libre y otro fuera el recomendado por el juego para que los demás adivinen y que el juego permitiera identificar cuántas partidas ha ganado cada uno. En general la aplicación me parece muy intuitiva, chévere y de fácil uso.» — Participante 1 (SUS: 95,0).</w:t>
-            </w:r>
-          </w:p>
-        </w:tc>
-      </w:tr>
-    </w:tbl>
-    <w:p>
-      <w:pPr>
-        <w:spacing w:after="40"/>
-      </w:pPr>
-    </w:p>
-    <w:p>
-      <w:pPr>
-        <w:spacing w:before="120" w:after="120"/>
-        <w:ind w:left="360" w:right="360"/>
-      </w:pPr>
-    </w:p>
-    <w:tbl>
-      <w:tblPr>
-        <w:tblW w:type="auto" w:w="0"/>
-        <w:jc w:val="center"/>
-        <w:tblLook w:firstColumn="1" w:firstRow="1" w:lastColumn="0" w:lastRow="0" w:noHBand="0" w:noVBand="1" w:val="04A0"/>
-      </w:tblPr>
-      <w:tblGrid>
-        <w:gridCol w:w="9360"/>
-      </w:tblGrid>
-      <w:tr>
-        <w:tc>
-          <w:tcPr>
-            <w:tcW w:type="dxa" w:w="9360"/>
-            <w:shd w:fill="F5EFE3"/>
-            <w:tcMar>
-              <w:top w:w="120" w:type="dxa"/>
-              <w:bottom w:w="120" w:type="dxa"/>
-              <w:left w:w="180" w:type="dxa"/>
-              <w:right w:w="180" w:type="dxa"/>
-            </w:tcMar>
-          </w:tcPr>
-          <w:p>
-            <w:pPr>
-              <w:spacing w:after="40"/>
-            </w:pPr>
-            <w:r>
-              <w:rPr>
-                <w:b/>
-                <w:color w:val="7A4E2D"/>
-                <w:sz w:val="20"/>
-              </w:rPr>
-              <w:t xml:space="preserve">📌 PULL QUOTE 3 · EXPANSIÓN Y EXPERIENCIA SOCIAL: </w:t>
-            </w:r>
-            <w:r>
-              <w:rPr>
-                <w:color w:val="32261E"/>
-                <w:sz w:val="19"/>
-              </w:rPr>
-              <w:t>«Para la propuesta el componente estético y funcional es muy importante por lo cual expandiría el sistema cosméticamente, funcionalmente y agregaría más minijuegos y formas de compartir espacios juntos pero la idea base es muy linda.» — Participante 5 (SUS: 92,5).</w:t>
-            </w:r>
-          </w:p>
-        </w:tc>
-      </w:tr>
-    </w:tbl>
-    <w:p>
-      <w:pPr>
-        <w:spacing w:after="40"/>
-      </w:pPr>
-    </w:p>
-    <w:p>
-      <w:pPr>
-        <w:spacing w:before="360" w:after="120"/>
+        <w:spacing w:before="320" w:after="100"/>
       </w:pPr>
       <w:r>
         <w:rPr>
           <w:b/>
           <w:color w:val="7A4E2D"/>
-          <w:sz w:val="30"/>
+          <w:sz w:val="28"/>
         </w:rPr>
-        <w:t>5. Lectura Crítica de Hallazgos y Validación de Hipótesis</w:t>
+        <w:t>6. Diagramas de Flujo de Tareas (Task Flows / Wireflows)</w:t>
       </w:r>
     </w:p>
     <w:p>
@@ -2984,22 +2344,22 @@
         <w:rPr>
           <w:i w:val="0"/>
           <w:color w:val="32261E"/>
-          <w:sz w:val="21"/>
+          <w:sz w:val="20"/>
         </w:rPr>
-        <w:t>Para mantener el rigor académico exigido por el cuerpo docente, las conclusiones del estudio se clasifican según la firmeza metodológica de la evidencia recopilada:</w:t>
+        <w:t>Como se establece en las diapositivas 50 a 56 de clase ('Planificar y definir pruebas - Flujo de tareas'), el alcance de cada experiencia debe diagramarse identificando el punto de inicio, las pantallas, las decisiones del usuario y los estados de salida. A continuación se presentan los diagramas de flujo de tareas para las 4 actividades de PlayBreak:</w:t>
       </w:r>
     </w:p>
     <w:p>
       <w:pPr>
-        <w:spacing w:before="240" w:after="80"/>
+        <w:spacing w:before="220" w:after="60"/>
       </w:pPr>
       <w:r>
         <w:rPr>
           <w:b/>
           <w:color w:val="32261E"/>
-          <w:sz w:val="26"/>
+          <w:sz w:val="24"/>
         </w:rPr>
-        <w:t>5.1 Evidencia Fuerte (Hallazgos Probados y Concluyentes)</w:t>
+        <w:t>6.1 Flujo 1: Mesa de Dibujo Sincrónica (Tiempo Real / P2P)</w:t>
       </w:r>
     </w:p>
     <w:p>
@@ -3010,17 +2370,64 @@
         <w:rPr>
           <w:b/>
           <w:color w:val="32261E"/>
-          <w:sz w:val="21"/>
+          <w:sz w:val="20"/>
         </w:rPr>
-        <w:t xml:space="preserve">1. El problema principal es de claridad inicial y no de complejidad interactiva: </w:t>
+        <w:t xml:space="preserve">Estructura del Flujo 1: </w:t>
       </w:r>
       <w:r>
         <w:rPr>
           <w:i w:val="0"/>
           <w:color w:val="32261E"/>
-          <w:sz w:val="21"/>
+          <w:sz w:val="20"/>
         </w:rPr>
-        <w:t>El puntaje SUS de 32,5 del Participante 2 coincidió milimétricamente con un defecto identificable en el código: el prototipo v1 mostraba tres avatares fijos como si ya estuvieran en la sala. El usuario novato no supo si estaba interactuando con humanos reales o con una maqueta inerte. La usabilidad del lienzo en sí no falló; falló la transparencia de su estado.</w:t>
+        <w:t>[SALA PRINCIPAL]</w:t>
+        <w:br/>
+        <w:t xml:space="preserve">   ↓ Clic en 'Entrar a dibujar'</w:t>
+        <w:br/>
+        <w:t>[MESA DE DIBUJO · ESTADO INICIAL]</w:t>
+        <w:br/>
+        <w:t xml:space="preserve">   ├─ Seleccionar Modo: ¿Adivinar palabra secreta o Dibujo Libre?</w:t>
+        <w:br/>
+        <w:t xml:space="preserve">   ├─ Configurar Tiempo: 60s | 30s | Sin límite</w:t>
+        <w:br/>
+        <w:t xml:space="preserve">   └─ Conexión Multijugador: Solitario | Simulación Bots | Sala P2P WebRTC</w:t>
+        <w:br/>
+        <w:t xml:space="preserve">   ↓ Primer trazo en el lienzo</w:t>
+        <w:br/>
+        <w:t>[INICIO AUTOMÁTICO DE CRONÓMETRO Y ADIVINANZAS]</w:t>
+        <w:br/>
+        <w:t xml:space="preserve">   ├─ Chat en Vivo: Usuario escribe intento / Compañero P2P envía adivinanza</w:t>
+        <w:br/>
+        <w:t xml:space="preserve">   ¿Palabra coincide con la secreta?</w:t>
+        <w:br/>
+        <w:t xml:space="preserve">   ├─ NO: Intento visible en chat sin penalización ni bloqueo</w:t>
+        <w:br/>
+        <w:t xml:space="preserve">   └─ SÍ: &gt;&gt; CORTE ESTRICTO DE LOOP &lt;&lt; → Detener cronómetro → +10 pts marcador → Lluvia de confeti</w:t>
+        <w:br/>
+        <w:t xml:space="preserve">   ↓ Clic en 'Terminar ronda y charlar'</w:t>
+        <w:br/>
+        <w:t>[MOMENTO POST-PARTIDA: LA CAFETERÍA]</w:t>
+        <w:br/>
+        <w:t xml:space="preserve">   ¿Qué desea hacer el usuario?</w:t>
+        <w:br/>
+        <w:t xml:space="preserve">   ├─ [Seguir charlando]: Genera pregunta rompehielos afinada a gustos / Activa audio WebRTC</w:t>
+        <w:br/>
+        <w:t xml:space="preserve">   ├─ [Jugar otra vez]: Retorna al lienzo con palabra nueva</w:t>
+        <w:br/>
+        <w:t xml:space="preserve">   └─ [Salir sin avisar]: Cierra sesión silenciosamente con privacidad confirmada ('Ghosting amigable')</w:t>
+      </w:r>
+    </w:p>
+    <w:p>
+      <w:pPr>
+        <w:spacing w:before="220" w:after="60"/>
+      </w:pPr>
+      <w:r>
+        <w:rPr>
+          <w:b/>
+          <w:color w:val="32261E"/>
+          <w:sz w:val="24"/>
+        </w:rPr>
+        <w:t>6.2 Flujo 2: Rincón de Palabras Asincrónico (Por Turnos)</w:t>
       </w:r>
     </w:p>
     <w:p>
@@ -3031,30 +2438,54 @@
         <w:rPr>
           <w:b/>
           <w:color w:val="32261E"/>
-          <w:sz w:val="21"/>
+          <w:sz w:val="20"/>
         </w:rPr>
-        <w:t xml:space="preserve">2. El principio de voluntariedad ('Aquí nada es obligatorio') es un éxito rotundo: </w:t>
+        <w:t xml:space="preserve">Estructura del Flujo 2: </w:t>
       </w:r>
       <w:r>
         <w:rPr>
           <w:i w:val="0"/>
           <w:color w:val="32261E"/>
-          <w:sz w:val="21"/>
+          <w:sz w:val="20"/>
         </w:rPr>
-        <w:t>Con un promedio de 4,8 sobre 5,0 (ítem 9), ningún participante sintió intimidación, invasión a su agenda ni presión por ganar. La posibilidad de salir sin avisar ('ghosting amigable') fue unánimemente respetada y elogiada.</w:t>
+        <w:t>[SALA PRINCIPAL]</w:t>
+        <w:br/>
+        <w:t xml:space="preserve">   ↓ Clic en 'Dejar jugada'</w:t>
+        <w:br/>
+        <w:t>[RINCÓN DE PALABRAS]</w:t>
+        <w:br/>
+        <w:t xml:space="preserve">   ├─ Carga la cadena acumulada (LocalStorage o compartida)</w:t>
+        <w:br/>
+        <w:t xml:space="preserve">   └─ Extrae última letra de la palabra previa (Ej: 'ALEGRÍA' → requiere 'A')</w:t>
+        <w:br/>
+        <w:t xml:space="preserve">   ↓ Usuario escribe palabra en el campo</w:t>
+        <w:br/>
+        <w:t>¿Cumple las validaciones del sistema?</w:t>
+        <w:br/>
+        <w:t xml:space="preserve">   ├─ ¿Menos de 2 letras? → Error amable: 'Mínimo 2 letras'</w:t>
+        <w:br/>
+        <w:t xml:space="preserve">   ├─ ¿Ya fue usada en la cadena? → Error de prevención: '«PALABRA» ya fue usada, piensa en una nueva'</w:t>
+        <w:br/>
+        <w:t xml:space="preserve">   ├─ ¿Empieza con letra incorrecta? → Error explicativo: 'Debe empezar con «A» (última de «ALEGRÍA»)'</w:t>
+        <w:br/>
+        <w:t xml:space="preserve">   └─ VÁLIDA: Agrega a la cadena con autor y marca de tiempo → Confeti → Desbloquea logro si &gt;=3 aportes</w:t>
+        <w:br/>
+        <w:t xml:space="preserve">   ↓ Salida voluntaria</w:t>
+        <w:br/>
+        <w:t>[RETORNO A LA SALA PRINCIPAL]</w:t>
       </w:r>
     </w:p>
     <w:p>
       <w:pPr>
-        <w:spacing w:before="240" w:after="80"/>
+        <w:spacing w:before="220" w:after="60"/>
       </w:pPr>
       <w:r>
         <w:rPr>
           <w:b/>
           <w:color w:val="32261E"/>
-          <w:sz w:val="26"/>
+          <w:sz w:val="24"/>
         </w:rPr>
-        <w:t>5.2 Evidencia Media (Tendencias Claras a Atender)</w:t>
+        <w:t>6.3 Flujo 3: Trivia Relámpago Gamificada (Minijuego Rápido)</w:t>
       </w:r>
     </w:p>
     <w:p>
@@ -3065,30 +2496,58 @@
         <w:rPr>
           <w:b/>
           <w:color w:val="32261E"/>
-          <w:sz w:val="21"/>
+          <w:sz w:val="20"/>
         </w:rPr>
-        <w:t xml:space="preserve">1. Necesidad de flexibilidad en la Mesa de Dibujo: </w:t>
+        <w:t xml:space="preserve">Estructura del Flujo 3: </w:t>
       </w:r>
       <w:r>
         <w:rPr>
           <w:i w:val="0"/>
           <w:color w:val="32261E"/>
-          <w:sz w:val="21"/>
+          <w:sz w:val="20"/>
         </w:rPr>
-        <w:t>Las tres solicitudes del Participante 1 (tiempo límite, dibujo libre vs. sugerido, marcador de partidas) son altamente coherentes y enriquecen la gamificación sin destruir la simplicidad. Se clasifican como evidencia media porque proceden de un solo usuario, pero su viabilidad técnica es inmediata.</w:t>
+        <w:t>[SALA PRINCIPAL]</w:t>
+        <w:br/>
+        <w:t xml:space="preserve">   ↓ Clic en 'Jugar trivia'</w:t>
+        <w:br/>
+        <w:t>[TRIVIA RELÁMPAGO: RONDA DE 5 PREGUNTAS]</w:t>
+        <w:br/>
+        <w:t xml:space="preserve">   ├─ Carga 5 preguntas aleatorias del banco (hábitos, café, cultura y bienestar)</w:t>
+        <w:br/>
+        <w:t xml:space="preserve">   ├─ Inicia cronómetro de 15 segundos por pregunta</w:t>
+        <w:br/>
+        <w:t>¿Usuario responde antes de 15 segundos?</w:t>
+        <w:br/>
+        <w:t xml:space="preserve">   ├─ Tiempo agotado: Racha vuelve a 0 → Muestra respuesta correcta y dato curioso → Avanza</w:t>
+        <w:br/>
+        <w:t xml:space="preserve">   ├─ Respuesta incorrecta: Botón rojo → Muestra solución → Avanza</w:t>
+        <w:br/>
+        <w:t xml:space="preserve">   └─ Respuesta correcta: +100 pts (+25 pts si racha &gt; 1) → Confeti → Avanza</w:t>
+        <w:br/>
+        <w:t xml:space="preserve">   ↓ Al completar las 5 preguntas</w:t>
+        <w:br/>
+        <w:t>[PANTALLA DE RECOMPENSAS Y MEDALLAS]</w:t>
+        <w:br/>
+        <w:t xml:space="preserve">   ├─ Puntaje &gt;= 400 pts: 🏆 Medalla de Oro (Maestro del Break) + Insignia desbloqueada</w:t>
+        <w:br/>
+        <w:t xml:space="preserve">   ├─ Puntaje &gt;= 200 pts: 🥈 Medalla de Plata (Experto en Pausas) + Insignia desbloqueada</w:t>
+        <w:br/>
+        <w:t xml:space="preserve">   └─ Puntaje &lt; 200 pts:  🥉 Medalla de Bronce (Buen intento de bienestar)</w:t>
+        <w:br/>
+        <w:t xml:space="preserve">   ↓ Opciones: Jugar otra ronda | Ir a Cafetería | Volver a la sala</w:t>
       </w:r>
     </w:p>
     <w:p>
       <w:pPr>
-        <w:spacing w:before="240" w:after="80"/>
+        <w:spacing w:before="220" w:after="60"/>
       </w:pPr>
       <w:r>
         <w:rPr>
           <w:b/>
           <w:color w:val="32261E"/>
-          <w:sz w:val="26"/>
+          <w:sz w:val="24"/>
         </w:rPr>
-        <w:t>5.3 Hipótesis a Validar en Próximas Iteraciones</w:t>
+        <w:t>6.4 Flujo 4: La Cafetería &amp; El Pasillo (Social de Baja Fricción)</w:t>
       </w:r>
     </w:p>
     <w:p>
@@ -3099,51 +2558,46 @@
         <w:rPr>
           <w:b/>
           <w:color w:val="32261E"/>
-          <w:sz w:val="21"/>
+          <w:sz w:val="20"/>
         </w:rPr>
-        <w:t xml:space="preserve">1. Tensión entre profundidad lúdica y minimalismo de baja fricción: </w:t>
+        <w:t xml:space="preserve">Estructura del Flujo 4: </w:t>
       </w:r>
       <w:r>
         <w:rPr>
           <w:i w:val="0"/>
           <w:color w:val="32261E"/>
-          <w:sz w:val="21"/>
+          <w:sz w:val="20"/>
         </w:rPr>
-        <w:t>Los usuarios que tuvieron una experiencia óptima pidieron más funciones (trivia, puzzles, cosmética). Sin embargo, sobrecargar la interfaz podría atentar contra la baja fricción y el primer contacto que confundió al Participante 2. La hipótesis a comprobar es si un balance minimalista con módulos opcionales satisface a ambos perfiles.</w:t>
+        <w:t>[ACCESO DESDE POST-PARTIDA O MENÚ PRINCIPAL]</w:t>
+        <w:br/>
+        <w:t xml:space="preserve">   ↓</w:t>
+        <w:br/>
+        <w:t>[LA CAFETERÍA / EL PASILLO]</w:t>
+        <w:br/>
+        <w:t xml:space="preserve">   ├─ Algoritmo de afinidad: Filtra preguntas rompehielos según etiquetas de Tu Rincón (Cine, Café, Juegos)</w:t>
+        <w:br/>
+        <w:t xml:space="preserve">   ├─ Módulo de Audio WebRTC: Botón para conectar micrófono en tiempo real con compañeros P2P</w:t>
+        <w:br/>
+        <w:t xml:space="preserve">   ├─ Síntesis de voz: Botón para escuchar al compañero virtual hablar mediante Web Speech API</w:t>
+        <w:br/>
+        <w:t xml:space="preserve">   └─ Muro de notas breves: Publicación de mensajes cortos y reacciones emoji (☕, 🍪, 👏)</w:t>
+        <w:br/>
+        <w:t xml:space="preserve">   ↓ Salida en cualquier momento</w:t>
+        <w:br/>
+        <w:t>[SALIDA SIN AVISAR CON CONFIRMACIÓN DE PRIVACIDAD]</w:t>
       </w:r>
     </w:p>
     <w:p>
       <w:pPr>
-        <w:spacing w:after="80" w:line="276" w:lineRule="auto"/>
-      </w:pPr>
-      <w:r>
-        <w:rPr>
-          <w:b/>
-          <w:color w:val="32261E"/>
-          <w:sz w:val="21"/>
-        </w:rPr>
-        <w:t xml:space="preserve">2. Impacto real sobre el aislamiento laboral: </w:t>
-      </w:r>
-      <w:r>
-        <w:rPr>
-          <w:i w:val="0"/>
-          <w:color w:val="32261E"/>
-          <w:sz w:val="21"/>
-        </w:rPr>
-        <w:t>El instrumento SUS evalúa usabilidad percibida, pero no mide si la aplicación efectivamente reduce el sentimiento de soledad en una jornada laboral de ocho horas. Esto requerirá pruebas longitudinales de campo.</w:t>
-      </w:r>
-    </w:p>
-    <w:p>
-      <w:pPr>
-        <w:spacing w:before="360" w:after="120"/>
+        <w:spacing w:before="320" w:after="100"/>
       </w:pPr>
       <w:r>
         <w:rPr>
           <w:b/>
           <w:color w:val="7A4E2D"/>
-          <w:sz w:val="30"/>
+          <w:sz w:val="28"/>
         </w:rPr>
-        <w:t>6. Historias de Usuario Priorizadas (Metodología MoSCoW)</w:t>
+        <w:t>7. Historias de Usuario Priorizadas (Metodología MoSCoW)</w:t>
       </w:r>
     </w:p>
     <w:p>
@@ -3154,9 +2608,9 @@
         <w:rPr>
           <w:i w:val="0"/>
           <w:color w:val="32261E"/>
-          <w:sz w:val="21"/>
+          <w:sz w:val="20"/>
         </w:rPr>
-        <w:t>Para guiar la fase de implementación del prototipo definitivo, cada cambio de diseño se tradujo a Historias de Usuario centradas en la persona arquetípica Juliana Ospina (Entregable 3). Se priorizaron utilizando la técnica MoSCoW (Must Have, Should Have, Could Have, Won't Have) y se acompañaron de Criterios de Aceptación en formato Gherkin:</w:t>
+        <w:t>Cada requerimiento se modeló con la persona arquetípica Juliana Ospina (Entregable 3), priorizado mediante MoSCoW y con criterios de aceptación en formato Gherkin (Dado-Cuando-Entonces):</w:t>
       </w:r>
     </w:p>
     <w:tbl>
@@ -3265,7 +2719,7 @@
                 <w:color w:val="32261E"/>
                 <w:sz w:val="17"/>
               </w:rPr>
-              <w:t>Como Juliana, quiero que la partida empiece de cero mostrando únicamente mi presencia ('Tú'), para entender qué está ocurriendo sin confundirme con personas ficticias.</w:t>
+              <w:t>Como Juliana, quiero que la sala inicie limpia solo con mi presencia ('Tú'), para no confundirme con participantes ficticios.</w:t>
             </w:r>
           </w:p>
         </w:tc>
@@ -3280,7 +2734,7 @@
                 <w:color w:val="32261E"/>
                 <w:sz w:val="17"/>
               </w:rPr>
-              <w:t>Dado que ingreso a la sala de descanso, cuando abro cualquier rincón lúdico, entonces veo únicamente mi avatar y un mensaje claro de que la sala está limpia.</w:t>
+              <w:t>Dado que abro la app, cuando ingreso a cualquier sala, entonces solo veo mi avatar sin bots forzados.</w:t>
             </w:r>
           </w:p>
         </w:tc>
@@ -3329,7 +2783,7 @@
                 <w:color w:val="32261E"/>
                 <w:sz w:val="17"/>
               </w:rPr>
-              <w:t>Como Juliana, quiero ingresar a un juego en un solo clic desde la pantalla principal, para no requerir asistencia técnica ni memorizar instrucciones previas.</w:t>
+              <w:t>Como Juliana, quiero entrar a cualquier juego en un solo clic, para no requerir manuales ni asistencia técnica.</w:t>
             </w:r>
           </w:p>
         </w:tc>
@@ -3344,7 +2798,7 @@
                 <w:color w:val="32261E"/>
                 <w:sz w:val="17"/>
               </w:rPr>
-              <w:t>Dado que estoy en la sala principal, cuando hago clic en 'Mesa de Dibujo', entonces la herramienta se carga inmediatamente sin diálogos de configuración obligatorios.</w:t>
+              <w:t>Dado que estoy en la sala principal, cuando toco una tarjeta, entonces el juego abre inmediatamente.</w:t>
             </w:r>
           </w:p>
         </w:tc>
@@ -3393,7 +2847,7 @@
                 <w:color w:val="32261E"/>
                 <w:sz w:val="17"/>
               </w:rPr>
-              <w:t>Como Juliana, quiero dibujar en un lienzo interactivo real con mouse o dedo, para que la experiencia sea lúdica y tangible.</w:t>
+              <w:t>Como Juliana, quiero dibujar en un lienzo interactivo real con mouse o dedo, para una experiencia lúdica tangible.</w:t>
             </w:r>
           </w:p>
         </w:tc>
@@ -3408,7 +2862,7 @@
                 <w:color w:val="32261E"/>
                 <w:sz w:val="17"/>
               </w:rPr>
-              <w:t>Dado que estoy en la Mesa de Dibujo, cuando trazo sobre el lienzo, entonces la línea se dibuja de forma fluida con el color seleccionado y se puede deshacer o borrar.</w:t>
+              <w:t>Dado que estoy en la Mesa de Dibujo, cuando trazo, entonces la línea responde fluidamente con el color y grosor elegido.</w:t>
             </w:r>
           </w:p>
         </w:tc>
@@ -3457,7 +2911,7 @@
                 <w:color w:val="32261E"/>
                 <w:sz w:val="17"/>
               </w:rPr>
-              <w:t>Como Juliana, quiero poder activar un tiempo límite opcional (60s, 30s o sin límite), para que la partida sea breve y no consuma más tiempo de mi pausa activa.</w:t>
+              <w:t>Como Juliana, quiero poder limitar el tiempo de la partida (60s, 30s o libre), para controlar la duración de mi descanso.</w:t>
             </w:r>
           </w:p>
         </w:tc>
@@ -3472,7 +2926,7 @@
                 <w:color w:val="32261E"/>
                 <w:sz w:val="17"/>
               </w:rPr>
-              <w:t>Dado que estoy en la Mesa de Dibujo, cuando toco el selector de tiempo, entonces el temporizador cambia y se inicia automáticamente al detectar el primer trazo en el lienzo.</w:t>
+              <w:t>Dado que elijo un límite de tiempo, cuando hago el primer trazo, entonces el cronómetro inicia automáticamente.</w:t>
             </w:r>
           </w:p>
         </w:tc>
@@ -3521,7 +2975,7 @@
                 <w:color w:val="32261E"/>
                 <w:sz w:val="17"/>
               </w:rPr>
-              <w:t>Como Juliana, quiero elegir entre adivinar una palabra secreta con pistas o dibujar libremente, para tener un tema sobre el cual reír con mis compañeros o simplemente garabatear.</w:t>
+              <w:t>Como Juliana, quiero que el sistema valide que no se repitan palabras en la cadena, para mantener el juego fresco y desafiante.</w:t>
             </w:r>
           </w:p>
         </w:tc>
@@ -3536,7 +2990,7 @@
                 <w:color w:val="32261E"/>
                 <w:sz w:val="17"/>
               </w:rPr>
-              <w:t>Dado que estoy en la Mesa de Dibujo, cuando alterno el modo de juego, entonces el sistema me entrega una palabra del banco con pistas o habilita el lienzo completamente libre.</w:t>
+              <w:t>Dado que envío una palabra, cuando ya existe en la cadena previa, entonces el sistema la rechaza amablemente indicándolo.</w:t>
             </w:r>
           </w:p>
         </w:tc>
@@ -3552,7 +3006,7 @@
                 <w:color w:val="32261E"/>
                 <w:sz w:val="17"/>
               </w:rPr>
-              <w:t>Should Have</w:t>
+              <w:t>Must Have</w:t>
             </w:r>
           </w:p>
         </w:tc>
@@ -3585,7 +3039,7 @@
                 <w:color w:val="32261E"/>
                 <w:sz w:val="17"/>
               </w:rPr>
-              <w:t>Como Juliana, quiero que el Rincón de Palabras valide automáticamente la cadena asincrónica (última letra = primera letra), para no depender de moderadores ni supervisores.</w:t>
+              <w:t>Como Juliana, quiero que la adivinanza en vivo corte estrictamente el loop de victoria, para no recibir puntos anómalos.</w:t>
             </w:r>
           </w:p>
         </w:tc>
@@ -3600,7 +3054,7 @@
                 <w:color w:val="32261E"/>
                 <w:sz w:val="17"/>
               </w:rPr>
-              <w:t>Dado que escribo una palabra, cuando la envío, entonces el sistema valida la regla de la última letra y la agrega a la cadena persistente con mi nombre y marca de tiempo.</w:t>
+              <w:t>Dado que se adivina la palabra, cuando el sistema detecta el acierto, entonces suma 10 pts una sola vez y no repite el evento.</w:t>
             </w:r>
           </w:p>
         </w:tc>
@@ -3649,7 +3103,7 @@
                 <w:color w:val="32261E"/>
                 <w:sz w:val="17"/>
               </w:rPr>
-              <w:t>Como Juliana, quiero salir de la sala en cualquier momento sin que nadie reciba una notificación acusatoria, para sentir autonomía y cero presión social.</w:t>
+              <w:t>Como Juliana, quiero jugar una Trivia gamificada con cronómetro y medallas, para tener variedad y sentir que gano algo.</w:t>
             </w:r>
           </w:p>
         </w:tc>
@@ -3664,7 +3118,7 @@
                 <w:color w:val="32261E"/>
                 <w:sz w:val="17"/>
               </w:rPr>
-              <w:t>Dado que estoy en cualquier rincón o en la pantalla post-partida, cuando elijo 'Salir sin avisar', entonces regreso a la sala principal con un mensaje tranquilizador de privacidad.</w:t>
+              <w:t>Dado que juego trivia, cuando respondo 5 preguntas en menos de 15s, entonces gano puntos, racha y medallas de bienestar.</w:t>
             </w:r>
           </w:p>
         </w:tc>
@@ -3680,7 +3134,7 @@
                 <w:color w:val="32261E"/>
                 <w:sz w:val="17"/>
               </w:rPr>
-              <w:t>Must Have</w:t>
+              <w:t>Should Have</w:t>
             </w:r>
           </w:p>
         </w:tc>
@@ -3713,7 +3167,7 @@
                 <w:color w:val="32261E"/>
                 <w:sz w:val="17"/>
               </w:rPr>
-              <w:t>Como Juliana, quiero ver un marcador de partidas ganadas durante la sesión, para tener un estímulo amistoso con mis compañeros si decidimos competir.</w:t>
+              <w:t>Como Juliana, quiero poder activar chat de voz en la cafetería, para charlar con mis compañeros si ambos lo deseamos.</w:t>
             </w:r>
           </w:p>
         </w:tc>
@@ -3728,7 +3182,7 @@
                 <w:color w:val="32261E"/>
                 <w:sz w:val="17"/>
               </w:rPr>
-              <w:t>Dado que se adivina una palabra en el chat, cuando el sistema detecta el acierto, entonces lanza confeti festivo y suma 10 puntos al marcador del participante en la sesión.</w:t>
+              <w:t>Dado que estoy en La Cafetería, cuando pulso conectar voz, entonces el micrófono transmite por WebRTC con indicador visual.</w:t>
             </w:r>
           </w:p>
         </w:tc>
@@ -3777,7 +3231,7 @@
                 <w:color w:val="32261E"/>
                 <w:sz w:val="17"/>
               </w:rPr>
-              <w:t>Como Juliana, quiero disponer de minijuegos adicionales rápidos como Trivia Relámpago y personalizar mi avatar, para encontrar mayor variedad en mis pausas.</w:t>
+              <w:t>Como Juliana, quiero que mi perfil configure intereses y desbloquee logros, para que la app se adapte a mí y tenga utilidad.</w:t>
             </w:r>
           </w:p>
         </w:tc>
@@ -3792,7 +3246,7 @@
                 <w:color w:val="32261E"/>
                 <w:sz w:val="17"/>
               </w:rPr>
-              <w:t>Dado que estoy en la sala, cuando elijo 'Trivia Relámpago', entonces juego una ronda de 3 preguntas de 45 segundos orientadas a gustos y hábitos de trabajo.</w:t>
+              <w:t>Dado que elijo tags y gano partidas, cuando guardo perfil, entonces veo insignias desbloqueadas y preguntas afines.</w:t>
             </w:r>
           </w:p>
         </w:tc>
@@ -3808,7 +3262,71 @@
                 <w:color w:val="32261E"/>
                 <w:sz w:val="17"/>
               </w:rPr>
-              <w:t>Could Have</w:t>
+              <w:t>Should Have</w:t>
+            </w:r>
+          </w:p>
+        </w:tc>
+      </w:tr>
+      <w:tr>
+        <w:tc>
+          <w:tcPr>
+            <w:tcW w:type="dxa" w:w="2340"/>
+            <w:shd w:fill="F5EFE3"/>
+          </w:tcPr>
+          <w:p>
+            <w:r>
+              <w:rPr>
+                <w:b/>
+                <w:color w:val="32261E"/>
+                <w:sz w:val="17"/>
+              </w:rPr>
+              <w:t>HU-10</w:t>
+            </w:r>
+          </w:p>
+        </w:tc>
+        <w:tc>
+          <w:tcPr>
+            <w:tcW w:type="dxa" w:w="2340"/>
+            <w:shd w:fill="F5EFE3"/>
+          </w:tcPr>
+          <w:p>
+            <w:r>
+              <w:rPr>
+                <w:color w:val="32261E"/>
+                <w:sz w:val="17"/>
+              </w:rPr>
+              <w:t>Como Juliana, quiero salir sin avisar en cualquier instante, para no sentir culpa ni compromiso social forzado.</w:t>
+            </w:r>
+          </w:p>
+        </w:tc>
+        <w:tc>
+          <w:tcPr>
+            <w:tcW w:type="dxa" w:w="2340"/>
+            <w:shd w:fill="F5EFE3"/>
+          </w:tcPr>
+          <w:p>
+            <w:r>
+              <w:rPr>
+                <w:color w:val="32261E"/>
+                <w:sz w:val="17"/>
+              </w:rPr>
+              <w:t>Dado que toco 'Salir sin avisar', cuando salgo, entonces vuelvo a la sala con notificación de privacidad confirmada.</w:t>
+            </w:r>
+          </w:p>
+        </w:tc>
+        <w:tc>
+          <w:tcPr>
+            <w:tcW w:type="dxa" w:w="2340"/>
+            <w:shd w:fill="F5EFE3"/>
+          </w:tcPr>
+          <w:p>
+            <w:r>
+              <w:rPr>
+                <w:b/>
+                <w:color w:val="32261E"/>
+                <w:sz w:val="17"/>
+              </w:rPr>
+              <w:t>Must Have</w:t>
             </w:r>
           </w:p>
         </w:tc>
@@ -3816,15 +3334,15 @@
     </w:tbl>
     <w:p>
       <w:pPr>
-        <w:spacing w:before="360" w:after="120"/>
+        <w:spacing w:before="320" w:after="100"/>
       </w:pPr>
       <w:r>
         <w:rPr>
           <w:b/>
           <w:color w:val="7A4E2D"/>
-          <w:sz w:val="30"/>
+          <w:sz w:val="28"/>
         </w:rPr>
-        <w:t>7. Matriz de Cambios Implementados (Versión v1 frente a v3 y v3.5)</w:t>
+        <w:t>8. Matriz de Cambios Implementados (Versión v1 frente a v4.0)</w:t>
       </w:r>
     </w:p>
     <w:p>
@@ -3835,9 +3353,9 @@
         <w:rPr>
           <w:i w:val="0"/>
           <w:color w:val="32261E"/>
-          <w:sz w:val="21"/>
+          <w:sz w:val="20"/>
         </w:rPr>
-        <w:t>A continuación se sintetiza la trazabilidad directa entre los hallazgos de usabilidad y los cambios de ingeniería efectuados en el código de producción que se entrega para GitHub Pages:</w:t>
+        <w:t>A continuación se presenta la trazabilidad completa entre los hallazgos de usabilidad y los cambios de ingeniería desplegados en la versión de producción v4.0 disponible en GitHub Pages:</w:t>
       </w:r>
     </w:p>
     <w:tbl>
@@ -3847,16 +3365,15 @@
         <w:tblLook w:firstColumn="1" w:firstRow="1" w:lastColumn="0" w:lastRow="0" w:noHBand="0" w:noVBand="1" w:val="04A0"/>
       </w:tblPr>
       <w:tblGrid>
-        <w:gridCol w:w="1872"/>
-        <w:gridCol w:w="1872"/>
-        <w:gridCol w:w="1872"/>
-        <w:gridCol w:w="1872"/>
-        <w:gridCol w:w="1872"/>
+        <w:gridCol w:w="2340"/>
+        <w:gridCol w:w="2340"/>
+        <w:gridCol w:w="2340"/>
+        <w:gridCol w:w="2340"/>
       </w:tblGrid>
       <w:tr>
         <w:tc>
           <w:tcPr>
-            <w:tcW w:type="dxa" w:w="1872"/>
+            <w:tcW w:type="dxa" w:w="2340"/>
             <w:shd w:fill="7A4E2D"/>
           </w:tcPr>
           <w:p>
@@ -3864,7 +3381,7 @@
               <w:rPr>
                 <w:b/>
                 <w:color w:val="FFFFFF"/>
-                <w:sz w:val="18"/>
+                <w:sz w:val="19"/>
               </w:rPr>
               <w:t>Componente</w:t>
             </w:r>
@@ -3872,7 +3389,7 @@
         </w:tc>
         <w:tc>
           <w:tcPr>
-            <w:tcW w:type="dxa" w:w="1872"/>
+            <w:tcW w:type="dxa" w:w="2340"/>
             <w:shd w:fill="7A4E2D"/>
           </w:tcPr>
           <w:p>
@@ -3880,7 +3397,7 @@
               <w:rPr>
                 <w:b/>
                 <w:color w:val="FFFFFF"/>
-                <w:sz w:val="18"/>
+                <w:sz w:val="19"/>
               </w:rPr>
               <w:t>Prototipo v1 (Evaluado)</w:t>
             </w:r>
@@ -3888,7 +3405,7 @@
         </w:tc>
         <w:tc>
           <w:tcPr>
-            <w:tcW w:type="dxa" w:w="1872"/>
+            <w:tcW w:type="dxa" w:w="2340"/>
             <w:shd w:fill="7A4E2D"/>
           </w:tcPr>
           <w:p>
@@ -3896,15 +3413,15 @@
               <w:rPr>
                 <w:b/>
                 <w:color w:val="FFFFFF"/>
-                <w:sz w:val="18"/>
+                <w:sz w:val="19"/>
               </w:rPr>
-              <w:t>Versión v3 (Minimalista)</w:t>
+              <w:t>Versión v4.0 (Implementación Final)</w:t>
             </w:r>
           </w:p>
         </w:tc>
         <w:tc>
           <w:tcPr>
-            <w:tcW w:type="dxa" w:w="1872"/>
+            <w:tcW w:type="dxa" w:w="2340"/>
             <w:shd w:fill="7A4E2D"/>
           </w:tcPr>
           <w:p>
@@ -3912,25 +3429,9 @@
               <w:rPr>
                 <w:b/>
                 <w:color w:val="FFFFFF"/>
-                <w:sz w:val="18"/>
+                <w:sz w:val="19"/>
               </w:rPr>
-              <w:t>Versión v3.5 (Producción Final)</w:t>
-            </w:r>
-          </w:p>
-        </w:tc>
-        <w:tc>
-          <w:tcPr>
-            <w:tcW w:type="dxa" w:w="1872"/>
-            <w:shd w:fill="7A4E2D"/>
-          </w:tcPr>
-          <w:p>
-            <w:r>
-              <w:rPr>
-                <w:b/>
-                <w:color w:val="FFFFFF"/>
-                <w:sz w:val="18"/>
-              </w:rPr>
-              <w:t>Origen del Cambio</w:t>
+              <w:t>Justificación UX</w:t>
             </w:r>
           </w:p>
         </w:tc>
@@ -3938,7 +3439,7 @@
       <w:tr>
         <w:tc>
           <w:tcPr>
-            <w:tcW w:type="dxa" w:w="1872"/>
+            <w:tcW w:type="dxa" w:w="2340"/>
             <w:shd w:fill="FFFDF9"/>
           </w:tcPr>
           <w:p>
@@ -3946,7 +3447,7 @@
               <w:rPr>
                 <w:b/>
                 <w:color w:val="32261E"/>
-                <w:sz w:val="16"/>
+                <w:sz w:val="17"/>
               </w:rPr>
               <w:t>Jugadores en sala</w:t>
             </w:r>
@@ -3954,14 +3455,14 @@
         </w:tc>
         <w:tc>
           <w:tcPr>
-            <w:tcW w:type="dxa" w:w="1872"/>
+            <w:tcW w:type="dxa" w:w="2340"/>
             <w:shd w:fill="FFFDF9"/>
           </w:tcPr>
           <w:p>
             <w:r>
               <w:rPr>
                 <w:color w:val="32261E"/>
-                <w:sz w:val="16"/>
+                <w:sz w:val="17"/>
               </w:rPr>
               <w:t>Sara, Tomás y Lucía fijos en el código HTML.</w:t>
             </w:r>
@@ -3969,46 +3470,31 @@
         </w:tc>
         <w:tc>
           <w:tcPr>
-            <w:tcW w:type="dxa" w:w="1872"/>
+            <w:tcW w:type="dxa" w:w="2340"/>
             <w:shd w:fill="FFFDF9"/>
           </w:tcPr>
           <w:p>
             <w:r>
               <w:rPr>
                 <w:color w:val="32261E"/>
-                <w:sz w:val="16"/>
+                <w:sz w:val="17"/>
               </w:rPr>
-              <w:t>Se inicia exclusivamente con 'Tú'. Sala limpia.</w:t>
+              <w:t>Sala limpia solo con 'Tú' + toggle transparente de simulación opcional.</w:t>
             </w:r>
           </w:p>
         </w:tc>
         <w:tc>
           <w:tcPr>
-            <w:tcW w:type="dxa" w:w="1872"/>
+            <w:tcW w:type="dxa" w:w="2340"/>
             <w:shd w:fill="FFFDF9"/>
           </w:tcPr>
           <w:p>
             <w:r>
               <w:rPr>
                 <w:color w:val="32261E"/>
-                <w:sz w:val="16"/>
+                <w:sz w:val="17"/>
               </w:rPr>
-              <w:t>Se mantiene limpio y se añade un toggle transparente de 'Compañeros virtuales' para pruebas individuales.</w:t>
-            </w:r>
-          </w:p>
-        </w:tc>
-        <w:tc>
-          <w:tcPr>
-            <w:tcW w:type="dxa" w:w="1872"/>
-            <w:shd w:fill="FFFDF9"/>
-          </w:tcPr>
-          <w:p>
-            <w:r>
-              <w:rPr>
-                <w:color w:val="32261E"/>
-                <w:sz w:val="16"/>
-              </w:rPr>
-              <w:t>R2 (SUS 32,5)</w:t>
+              <w:t>R2 (SUS: 32,5)</w:t>
             </w:r>
           </w:p>
         </w:tc>
@@ -4016,7 +3502,7 @@
       <w:tr>
         <w:tc>
           <w:tcPr>
-            <w:tcW w:type="dxa" w:w="1872"/>
+            <w:tcW w:type="dxa" w:w="2340"/>
             <w:shd w:fill="F5EFE3"/>
           </w:tcPr>
           <w:p>
@@ -4024,85 +3510,7 @@
               <w:rPr>
                 <w:b/>
                 <w:color w:val="32261E"/>
-                <w:sz w:val="16"/>
-              </w:rPr>
-              <w:t>Salas inactivas</w:t>
-            </w:r>
-          </w:p>
-        </w:tc>
-        <w:tc>
-          <w:tcPr>
-            <w:tcW w:type="dxa" w:w="1872"/>
-            <w:shd w:fill="F5EFE3"/>
-          </w:tcPr>
-          <w:p>
-            <w:r>
-              <w:rPr>
-                <w:color w:val="32261E"/>
-                <w:sz w:val="16"/>
-              </w:rPr>
-              <w:t>Mostraba Trivia y Puzzle con aviso 'no disponible'.</w:t>
-            </w:r>
-          </w:p>
-        </w:tc>
-        <w:tc>
-          <w:tcPr>
-            <w:tcW w:type="dxa" w:w="1872"/>
-            <w:shd w:fill="F5EFE3"/>
-          </w:tcPr>
-          <w:p>
-            <w:r>
-              <w:rPr>
-                <w:color w:val="32261E"/>
-                <w:sz w:val="16"/>
-              </w:rPr>
-              <w:t>Eliminadas del mapa para evitar frustración.</w:t>
-            </w:r>
-          </w:p>
-        </w:tc>
-        <w:tc>
-          <w:tcPr>
-            <w:tcW w:type="dxa" w:w="1872"/>
-            <w:shd w:fill="F5EFE3"/>
-          </w:tcPr>
-          <w:p>
-            <w:r>
-              <w:rPr>
-                <w:color w:val="32261E"/>
-                <w:sz w:val="16"/>
-              </w:rPr>
-              <w:t>Se rescató Trivia Relámpago como minijuego funcional de 45 segundos (HU-9).</w:t>
-            </w:r>
-          </w:p>
-        </w:tc>
-        <w:tc>
-          <w:tcPr>
-            <w:tcW w:type="dxa" w:w="1872"/>
-            <w:shd w:fill="F5EFE3"/>
-          </w:tcPr>
-          <w:p>
-            <w:r>
-              <w:rPr>
-                <w:color w:val="32261E"/>
-                <w:sz w:val="16"/>
-              </w:rPr>
-              <w:t>Ítems 4 y 10 SUS</w:t>
-            </w:r>
-          </w:p>
-        </w:tc>
-      </w:tr>
-      <w:tr>
-        <w:tc>
-          <w:tcPr>
-            <w:tcW w:type="dxa" w:w="1872"/>
-            <w:shd w:fill="FFFDF9"/>
-          </w:tcPr>
-          <w:p>
-            <w:r>
-              <w:rPr>
-                <w:b/>
-                <w:color w:val="32261E"/>
-                <w:sz w:val="16"/>
+                <w:sz w:val="17"/>
               </w:rPr>
               <w:t>Lienzo de dibujo</w:t>
             </w:r>
@@ -4110,14 +3518,14 @@
         </w:tc>
         <w:tc>
           <w:tcPr>
-            <w:tcW w:type="dxa" w:w="1872"/>
-            <w:shd w:fill="FFFDF9"/>
+            <w:tcW w:type="dxa" w:w="2340"/>
+            <w:shd w:fill="F5EFE3"/>
           </w:tcPr>
           <w:p>
             <w:r>
               <w:rPr>
                 <w:color w:val="32261E"/>
-                <w:sz w:val="16"/>
+                <w:sz w:val="17"/>
               </w:rPr>
               <w:t>Simulación estática de dibujo predefinido.</w:t>
             </w:r>
@@ -4125,44 +3533,29 @@
         </w:tc>
         <w:tc>
           <w:tcPr>
-            <w:tcW w:type="dxa" w:w="1872"/>
-            <w:shd w:fill="FFFDF9"/>
+            <w:tcW w:type="dxa" w:w="2340"/>
+            <w:shd w:fill="F5EFE3"/>
           </w:tcPr>
           <w:p>
             <w:r>
               <w:rPr>
                 <w:color w:val="32261E"/>
-                <w:sz w:val="16"/>
+                <w:sz w:val="17"/>
               </w:rPr>
-              <w:t>Lienzo interactivo real (mouse y touch).</w:t>
+              <w:t>Lienzo reactivo: 8 colores, 3 grosores, borrador, deshacer y descarga PNG.</w:t>
             </w:r>
           </w:p>
         </w:tc>
         <w:tc>
           <w:tcPr>
-            <w:tcW w:type="dxa" w:w="1872"/>
-            <w:shd w:fill="FFFDF9"/>
+            <w:tcW w:type="dxa" w:w="2340"/>
+            <w:shd w:fill="F5EFE3"/>
           </w:tcPr>
           <w:p>
             <w:r>
               <w:rPr>
                 <w:color w:val="32261E"/>
-                <w:sz w:val="16"/>
-              </w:rPr>
-              <w:t>Lienzo completo con 8 colores, 3 grosores, borrador, deshacer y descarga PNG.</w:t>
-            </w:r>
-          </w:p>
-        </w:tc>
-        <w:tc>
-          <w:tcPr>
-            <w:tcW w:type="dxa" w:w="1872"/>
-            <w:shd w:fill="FFFDF9"/>
-          </w:tcPr>
-          <w:p>
-            <w:r>
-              <w:rPr>
-                <w:color w:val="32261E"/>
-                <w:sz w:val="16"/>
+                <w:sz w:val="17"/>
               </w:rPr>
               <w:t>R1 y Tarea 1</w:t>
             </w:r>
@@ -4172,15 +3565,15 @@
       <w:tr>
         <w:tc>
           <w:tcPr>
-            <w:tcW w:type="dxa" w:w="1872"/>
-            <w:shd w:fill="F5EFE3"/>
+            <w:tcW w:type="dxa" w:w="2340"/>
+            <w:shd w:fill="FFFDF9"/>
           </w:tcPr>
           <w:p>
             <w:r>
               <w:rPr>
                 <w:b/>
                 <w:color w:val="32261E"/>
-                <w:sz w:val="16"/>
+                <w:sz w:val="17"/>
               </w:rPr>
               <w:t>Temporizador</w:t>
             </w:r>
@@ -4188,59 +3581,44 @@
         </w:tc>
         <w:tc>
           <w:tcPr>
-            <w:tcW w:type="dxa" w:w="1872"/>
-            <w:shd w:fill="F5EFE3"/>
+            <w:tcW w:type="dxa" w:w="2340"/>
+            <w:shd w:fill="FFFDF9"/>
           </w:tcPr>
           <w:p>
             <w:r>
               <w:rPr>
                 <w:color w:val="32261E"/>
-                <w:sz w:val="16"/>
+                <w:sz w:val="17"/>
               </w:rPr>
-              <w:t>No existía temporizador en la partida.</w:t>
+              <w:t>Inexistente.</w:t>
             </w:r>
           </w:p>
         </w:tc>
         <w:tc>
           <w:tcPr>
-            <w:tcW w:type="dxa" w:w="1872"/>
-            <w:shd w:fill="F5EFE3"/>
+            <w:tcW w:type="dxa" w:w="2340"/>
+            <w:shd w:fill="FFFDF9"/>
           </w:tcPr>
           <w:p>
             <w:r>
               <w:rPr>
                 <w:color w:val="32261E"/>
-                <w:sz w:val="16"/>
+                <w:sz w:val="17"/>
               </w:rPr>
-              <w:t>Temporizador de 60s, 30s o sin límite.</w:t>
+              <w:t>Temporizador configurable (60s, 30s, libre) que inicia al primer trazo en lienzo.</w:t>
             </w:r>
           </w:p>
         </w:tc>
         <w:tc>
           <w:tcPr>
-            <w:tcW w:type="dxa" w:w="1872"/>
-            <w:shd w:fill="F5EFE3"/>
+            <w:tcW w:type="dxa" w:w="2340"/>
+            <w:shd w:fill="FFFDF9"/>
           </w:tcPr>
           <w:p>
             <w:r>
               <w:rPr>
                 <w:color w:val="32261E"/>
-                <w:sz w:val="16"/>
-              </w:rPr>
-              <w:t>Temporizador con aviso sonoro sutil y cambio de color cuando resta menos de 10s.</w:t>
-            </w:r>
-          </w:p>
-        </w:tc>
-        <w:tc>
-          <w:tcPr>
-            <w:tcW w:type="dxa" w:w="1872"/>
-            <w:shd w:fill="F5EFE3"/>
-          </w:tcPr>
-          <w:p>
-            <w:r>
-              <w:rPr>
-                <w:color w:val="32261E"/>
-                <w:sz w:val="16"/>
+                <w:sz w:val="17"/>
               </w:rPr>
               <w:t>R1 (Cita textual)</w:t>
             </w:r>
@@ -4250,7 +3628,70 @@
       <w:tr>
         <w:tc>
           <w:tcPr>
-            <w:tcW w:type="dxa" w:w="1872"/>
+            <w:tcW w:type="dxa" w:w="2340"/>
+            <w:shd w:fill="F5EFE3"/>
+          </w:tcPr>
+          <w:p>
+            <w:r>
+              <w:rPr>
+                <w:b/>
+                <w:color w:val="32261E"/>
+                <w:sz w:val="17"/>
+              </w:rPr>
+              <w:t>Adivinanza y Marcador</w:t>
+            </w:r>
+          </w:p>
+        </w:tc>
+        <w:tc>
+          <w:tcPr>
+            <w:tcW w:type="dxa" w:w="2340"/>
+            <w:shd w:fill="F5EFE3"/>
+          </w:tcPr>
+          <w:p>
+            <w:r>
+              <w:rPr>
+                <w:color w:val="32261E"/>
+                <w:sz w:val="17"/>
+              </w:rPr>
+              <w:t>Inexistente.</w:t>
+            </w:r>
+          </w:p>
+        </w:tc>
+        <w:tc>
+          <w:tcPr>
+            <w:tcW w:type="dxa" w:w="2340"/>
+            <w:shd w:fill="F5EFE3"/>
+          </w:tcPr>
+          <w:p>
+            <w:r>
+              <w:rPr>
+                <w:color w:val="32261E"/>
+                <w:sz w:val="17"/>
+              </w:rPr>
+              <w:t>Chat en tiempo real, detección de palabra, confeti y marcador de sesión con corte de loop.</w:t>
+            </w:r>
+          </w:p>
+        </w:tc>
+        <w:tc>
+          <w:tcPr>
+            <w:tcW w:type="dxa" w:w="2340"/>
+            <w:shd w:fill="F5EFE3"/>
+          </w:tcPr>
+          <w:p>
+            <w:r>
+              <w:rPr>
+                <w:color w:val="32261E"/>
+                <w:sz w:val="17"/>
+              </w:rPr>
+              <w:t>R1 y Hallazgo P2P</w:t>
+            </w:r>
+          </w:p>
+        </w:tc>
+      </w:tr>
+      <w:tr>
+        <w:tc>
+          <w:tcPr>
+            <w:tcW w:type="dxa" w:w="2340"/>
             <w:shd w:fill="FFFDF9"/>
           </w:tcPr>
           <w:p>
@@ -4258,69 +3699,54 @@
               <w:rPr>
                 <w:b/>
                 <w:color w:val="32261E"/>
-                <w:sz w:val="16"/>
+                <w:sz w:val="17"/>
               </w:rPr>
-              <w:t>Modos de dibujo</w:t>
+              <w:t>Rincón de palabras</w:t>
             </w:r>
           </w:p>
         </w:tc>
         <w:tc>
           <w:tcPr>
-            <w:tcW w:type="dxa" w:w="1872"/>
+            <w:tcW w:type="dxa" w:w="2340"/>
             <w:shd w:fill="FFFDF9"/>
           </w:tcPr>
           <w:p>
             <w:r>
               <w:rPr>
                 <w:color w:val="32261E"/>
-                <w:sz w:val="16"/>
+                <w:sz w:val="17"/>
               </w:rPr>
-              <w:t>Solo se mostraba un tema fijo.</w:t>
+              <w:t>3 palabras precargadas fijas sin validación.</w:t>
             </w:r>
           </w:p>
         </w:tc>
         <w:tc>
           <w:tcPr>
-            <w:tcW w:type="dxa" w:w="1872"/>
+            <w:tcW w:type="dxa" w:w="2340"/>
             <w:shd w:fill="FFFDF9"/>
           </w:tcPr>
           <w:p>
             <w:r>
               <w:rPr>
                 <w:color w:val="32261E"/>
-                <w:sz w:val="16"/>
+                <w:sz w:val="17"/>
               </w:rPr>
-              <w:t>Selector de tema con opción 'Dibujo libre'.</w:t>
+              <w:t>Cadena asincrónica persistente con regla de última letra y validación de NO duplicados.</w:t>
             </w:r>
           </w:p>
         </w:tc>
         <w:tc>
           <w:tcPr>
-            <w:tcW w:type="dxa" w:w="1872"/>
+            <w:tcW w:type="dxa" w:w="2340"/>
             <w:shd w:fill="FFFDF9"/>
           </w:tcPr>
           <w:p>
             <w:r>
               <w:rPr>
                 <w:color w:val="32261E"/>
-                <w:sz w:val="16"/>
+                <w:sz w:val="17"/>
               </w:rPr>
-              <w:t>Modo adivinar con palabra secreta y pistas vs. Modo dibujo libre creativo.</w:t>
-            </w:r>
-          </w:p>
-        </w:tc>
-        <w:tc>
-          <w:tcPr>
-            <w:tcW w:type="dxa" w:w="1872"/>
-            <w:shd w:fill="FFFDF9"/>
-          </w:tcPr>
-          <w:p>
-            <w:r>
-              <w:rPr>
-                <w:color w:val="32261E"/>
-                <w:sz w:val="16"/>
-              </w:rPr>
-              <w:t>R1 (Cita textual)</w:t>
+              <w:t>R2 y Feedback usuario</w:t>
             </w:r>
           </w:p>
         </w:tc>
@@ -4328,7 +3754,7 @@
       <w:tr>
         <w:tc>
           <w:tcPr>
-            <w:tcW w:type="dxa" w:w="1872"/>
+            <w:tcW w:type="dxa" w:w="2340"/>
             <w:shd w:fill="F5EFE3"/>
           </w:tcPr>
           <w:p>
@@ -4336,69 +3762,54 @@
               <w:rPr>
                 <w:b/>
                 <w:color w:val="32261E"/>
-                <w:sz w:val="16"/>
+                <w:sz w:val="17"/>
               </w:rPr>
-              <w:t>Adivinanza en chat</w:t>
+              <w:t>Trivia Relámpago</w:t>
             </w:r>
           </w:p>
         </w:tc>
         <w:tc>
           <w:tcPr>
-            <w:tcW w:type="dxa" w:w="1872"/>
+            <w:tcW w:type="dxa" w:w="2340"/>
             <w:shd w:fill="F5EFE3"/>
           </w:tcPr>
           <w:p>
             <w:r>
               <w:rPr>
                 <w:color w:val="32261E"/>
-                <w:sz w:val="16"/>
+                <w:sz w:val="17"/>
               </w:rPr>
-              <w:t>No existía interactividad de adivinar.</w:t>
+              <w:t>Estática con aviso 'no disponible'.</w:t>
             </w:r>
           </w:p>
         </w:tc>
         <w:tc>
           <w:tcPr>
-            <w:tcW w:type="dxa" w:w="1872"/>
+            <w:tcW w:type="dxa" w:w="2340"/>
             <w:shd w:fill="F5EFE3"/>
           </w:tcPr>
           <w:p>
             <w:r>
               <w:rPr>
                 <w:color w:val="32261E"/>
-                <w:sz w:val="16"/>
+                <w:sz w:val="17"/>
               </w:rPr>
-              <w:t>No contemplado en v3 básica.</w:t>
+              <w:t>Minijuego gamificado: 18 preguntas, 15s de límite, rachas (+25 pts) y medallas Oro/Plata/Bronce.</w:t>
             </w:r>
           </w:p>
         </w:tc>
         <w:tc>
           <w:tcPr>
-            <w:tcW w:type="dxa" w:w="1872"/>
+            <w:tcW w:type="dxa" w:w="2340"/>
             <w:shd w:fill="F5EFE3"/>
           </w:tcPr>
           <w:p>
             <w:r>
               <w:rPr>
                 <w:color w:val="32261E"/>
-                <w:sz w:val="16"/>
+                <w:sz w:val="17"/>
               </w:rPr>
-              <w:t>Chat en tiempo real que valida palabras, confeti dinámico y suma de puntos.</w:t>
-            </w:r>
-          </w:p>
-        </w:tc>
-        <w:tc>
-          <w:tcPr>
-            <w:tcW w:type="dxa" w:w="1872"/>
-            <w:shd w:fill="F5EFE3"/>
-          </w:tcPr>
-          <w:p>
-            <w:r>
-              <w:rPr>
-                <w:color w:val="32261E"/>
-                <w:sz w:val="16"/>
-              </w:rPr>
-              <w:t>R1 y R5</w:t>
+              <w:t>R5 y Feedback usuario</w:t>
             </w:r>
           </w:p>
         </w:tc>
@@ -4406,7 +3817,7 @@
       <w:tr>
         <w:tc>
           <w:tcPr>
-            <w:tcW w:type="dxa" w:w="1872"/>
+            <w:tcW w:type="dxa" w:w="2340"/>
             <w:shd w:fill="FFFDF9"/>
           </w:tcPr>
           <w:p>
@@ -4414,69 +3825,54 @@
               <w:rPr>
                 <w:b/>
                 <w:color w:val="32261E"/>
-                <w:sz w:val="16"/>
+                <w:sz w:val="17"/>
               </w:rPr>
-              <w:t>Marcador de puntos</w:t>
+              <w:t>La Cafetería (Post-juego)</w:t>
             </w:r>
           </w:p>
         </w:tc>
         <w:tc>
           <w:tcPr>
-            <w:tcW w:type="dxa" w:w="1872"/>
+            <w:tcW w:type="dxa" w:w="2340"/>
             <w:shd w:fill="FFFDF9"/>
           </w:tcPr>
           <w:p>
             <w:r>
               <w:rPr>
                 <w:color w:val="32261E"/>
-                <w:sz w:val="16"/>
+                <w:sz w:val="17"/>
               </w:rPr>
-              <w:t>Inexistente.</w:t>
+              <w:t>Texto fijo y preguntas predefinidas.</w:t>
             </w:r>
           </w:p>
         </w:tc>
         <w:tc>
           <w:tcPr>
-            <w:tcW w:type="dxa" w:w="1872"/>
+            <w:tcW w:type="dxa" w:w="2340"/>
             <w:shd w:fill="FFFDF9"/>
           </w:tcPr>
           <w:p>
             <w:r>
               <w:rPr>
                 <w:color w:val="32261E"/>
-                <w:sz w:val="16"/>
+                <w:sz w:val="17"/>
               </w:rPr>
-              <w:t>No implementado en v3 para no fomentar competencia.</w:t>
+              <w:t>Preguntas rompehielos afinadas a tags del perfil + chat de voz WebRTC y síntesis de voz.</w:t>
             </w:r>
           </w:p>
         </w:tc>
         <w:tc>
           <w:tcPr>
-            <w:tcW w:type="dxa" w:w="1872"/>
+            <w:tcW w:type="dxa" w:w="2340"/>
             <w:shd w:fill="FFFDF9"/>
           </w:tcPr>
           <w:p>
             <w:r>
               <w:rPr>
                 <w:color w:val="32261E"/>
-                <w:sz w:val="16"/>
+                <w:sz w:val="17"/>
               </w:rPr>
-              <w:t>Marcador ligero opcional de sesión que premia aciertos sin castigar derrotas.</w:t>
-            </w:r>
-          </w:p>
-        </w:tc>
-        <w:tc>
-          <w:tcPr>
-            <w:tcW w:type="dxa" w:w="1872"/>
-            <w:shd w:fill="FFFDF9"/>
-          </w:tcPr>
-          <w:p>
-            <w:r>
-              <w:rPr>
-                <w:color w:val="32261E"/>
-                <w:sz w:val="16"/>
-              </w:rPr>
-              <w:t>R1 (Cita textual)</w:t>
+              <w:t>Feedback usuario</w:t>
             </w:r>
           </w:p>
         </w:tc>
@@ -4484,7 +3880,7 @@
       <w:tr>
         <w:tc>
           <w:tcPr>
-            <w:tcW w:type="dxa" w:w="1872"/>
+            <w:tcW w:type="dxa" w:w="2340"/>
             <w:shd w:fill="F5EFE3"/>
           </w:tcPr>
           <w:p>
@@ -4492,69 +3888,54 @@
               <w:rPr>
                 <w:b/>
                 <w:color w:val="32261E"/>
-                <w:sz w:val="16"/>
+                <w:sz w:val="17"/>
               </w:rPr>
-              <w:t>Rincón de palabras</w:t>
+              <w:t>Tu Rincón (Perfil)</w:t>
             </w:r>
           </w:p>
         </w:tc>
         <w:tc>
           <w:tcPr>
-            <w:tcW w:type="dxa" w:w="1872"/>
+            <w:tcW w:type="dxa" w:w="2340"/>
             <w:shd w:fill="F5EFE3"/>
           </w:tcPr>
           <w:p>
             <w:r>
               <w:rPr>
                 <w:color w:val="32261E"/>
-                <w:sz w:val="16"/>
+                <w:sz w:val="17"/>
               </w:rPr>
-              <w:t>Tres palabras previas forzadas.</w:t>
+              <w:t>Formulario largo decorativo.</w:t>
             </w:r>
           </w:p>
         </w:tc>
         <w:tc>
           <w:tcPr>
-            <w:tcW w:type="dxa" w:w="1872"/>
+            <w:tcW w:type="dxa" w:w="2340"/>
             <w:shd w:fill="F5EFE3"/>
           </w:tcPr>
           <w:p>
             <w:r>
               <w:rPr>
                 <w:color w:val="32261E"/>
-                <w:sz w:val="16"/>
+                <w:sz w:val="17"/>
               </w:rPr>
-              <w:t>Cadena inicia vacía con instrucciones.</w:t>
+              <w:t>Perfil con impacto real: personaliza rompehielos, añade barra de niveles y 4 insignias desbloqueables.</w:t>
             </w:r>
           </w:p>
         </w:tc>
         <w:tc>
           <w:tcPr>
-            <w:tcW w:type="dxa" w:w="1872"/>
+            <w:tcW w:type="dxa" w:w="2340"/>
             <w:shd w:fill="F5EFE3"/>
           </w:tcPr>
           <w:p>
             <w:r>
               <w:rPr>
                 <w:color w:val="32261E"/>
-                <w:sz w:val="16"/>
+                <w:sz w:val="17"/>
               </w:rPr>
-              <w:t>Cadena asincrónica persistente en LocalStorage con marcas de tiempo relativo.</w:t>
-            </w:r>
-          </w:p>
-        </w:tc>
-        <w:tc>
-          <w:tcPr>
-            <w:tcW w:type="dxa" w:w="1872"/>
-            <w:shd w:fill="F5EFE3"/>
-          </w:tcPr>
-          <w:p>
-            <w:r>
-              <w:rPr>
-                <w:color w:val="32261E"/>
-                <w:sz w:val="16"/>
-              </w:rPr>
-              <w:t>R2 y HU-6</w:t>
+              <w:t>Feedback usuario</w:t>
             </w:r>
           </w:p>
         </w:tc>
@@ -4562,7 +3943,7 @@
       <w:tr>
         <w:tc>
           <w:tcPr>
-            <w:tcW w:type="dxa" w:w="1872"/>
+            <w:tcW w:type="dxa" w:w="2340"/>
             <w:shd w:fill="FFFDF9"/>
           </w:tcPr>
           <w:p>
@@ -4570,85 +3951,7 @@
               <w:rPr>
                 <w:b/>
                 <w:color w:val="32261E"/>
-                <w:sz w:val="16"/>
-              </w:rPr>
-              <w:t>Pregunta rompehielos</w:t>
-            </w:r>
-          </w:p>
-        </w:tc>
-        <w:tc>
-          <w:tcPr>
-            <w:tcW w:type="dxa" w:w="1872"/>
-            <w:shd w:fill="FFFDF9"/>
-          </w:tcPr>
-          <w:p>
-            <w:r>
-              <w:rPr>
-                <w:color w:val="32261E"/>
-                <w:sz w:val="16"/>
-              </w:rPr>
-              <w:t>Texto fijo ('a Tomás le gusta el cine').</w:t>
-            </w:r>
-          </w:p>
-        </w:tc>
-        <w:tc>
-          <w:tcPr>
-            <w:tcW w:type="dxa" w:w="1872"/>
-            <w:shd w:fill="FFFDF9"/>
-          </w:tcPr>
-          <w:p>
-            <w:r>
-              <w:rPr>
-                <w:color w:val="32261E"/>
-                <w:sz w:val="16"/>
-              </w:rPr>
-              <w:t>Pregunta aleatoria al tocar 'Seguir charlando'.</w:t>
-            </w:r>
-          </w:p>
-        </w:tc>
-        <w:tc>
-          <w:tcPr>
-            <w:tcW w:type="dxa" w:w="1872"/>
-            <w:shd w:fill="FFFDF9"/>
-          </w:tcPr>
-          <w:p>
-            <w:r>
-              <w:rPr>
-                <w:color w:val="32261E"/>
-                <w:sz w:val="16"/>
-              </w:rPr>
-              <w:t>Generador interactivo de preguntas rompehielos post-partida con botón de recarga.</w:t>
-            </w:r>
-          </w:p>
-        </w:tc>
-        <w:tc>
-          <w:tcPr>
-            <w:tcW w:type="dxa" w:w="1872"/>
-            <w:shd w:fill="FFFDF9"/>
-          </w:tcPr>
-          <w:p>
-            <w:r>
-              <w:rPr>
-                <w:color w:val="32261E"/>
-                <w:sz w:val="16"/>
-              </w:rPr>
-              <w:t>R2 y Hallazgo 2</w:t>
-            </w:r>
-          </w:p>
-        </w:tc>
-      </w:tr>
-      <w:tr>
-        <w:tc>
-          <w:tcPr>
-            <w:tcW w:type="dxa" w:w="1872"/>
-            <w:shd w:fill="F5EFE3"/>
-          </w:tcPr>
-          <w:p>
-            <w:r>
-              <w:rPr>
-                <w:b/>
-                <w:color w:val="32261E"/>
-                <w:sz w:val="16"/>
+                <w:sz w:val="17"/>
               </w:rPr>
               <w:t>Salida silenciosa</w:t>
             </w:r>
@@ -4656,217 +3959,46 @@
         </w:tc>
         <w:tc>
           <w:tcPr>
-            <w:tcW w:type="dxa" w:w="1872"/>
-            <w:shd w:fill="F5EFE3"/>
-          </w:tcPr>
-          <w:p>
-            <w:r>
-              <w:rPr>
-                <w:color w:val="32261E"/>
-                <w:sz w:val="16"/>
-              </w:rPr>
-              <w:t>Botón 'Salir sin avisar' presente.</w:t>
-            </w:r>
-          </w:p>
-        </w:tc>
-        <w:tc>
-          <w:tcPr>
-            <w:tcW w:type="dxa" w:w="1872"/>
-            <w:shd w:fill="F5EFE3"/>
-          </w:tcPr>
-          <w:p>
-            <w:r>
-              <w:rPr>
-                <w:color w:val="32261E"/>
-                <w:sz w:val="16"/>
-              </w:rPr>
-              <w:t>Se mantiene con mensaje de privacidad.</w:t>
-            </w:r>
-          </w:p>
-        </w:tc>
-        <w:tc>
-          <w:tcPr>
-            <w:tcW w:type="dxa" w:w="1872"/>
-            <w:shd w:fill="F5EFE3"/>
-          </w:tcPr>
-          <w:p>
-            <w:r>
-              <w:rPr>
-                <w:color w:val="32261E"/>
-                <w:sz w:val="16"/>
-              </w:rPr>
-              <w:t>Reforzado con feedback tranquilizador ('Saliste en silencio, nadie fue notificado').</w:t>
-            </w:r>
-          </w:p>
-        </w:tc>
-        <w:tc>
-          <w:tcPr>
-            <w:tcW w:type="dxa" w:w="1872"/>
-            <w:shd w:fill="F5EFE3"/>
-          </w:tcPr>
-          <w:p>
-            <w:r>
-              <w:rPr>
-                <w:color w:val="32261E"/>
-                <w:sz w:val="16"/>
-              </w:rPr>
-              <w:t>Ítem 9 SUS (4,8)</w:t>
-            </w:r>
-          </w:p>
-        </w:tc>
-      </w:tr>
-      <w:tr>
-        <w:tc>
-          <w:tcPr>
-            <w:tcW w:type="dxa" w:w="1872"/>
-            <w:shd w:fill="FFFDF9"/>
-          </w:tcPr>
-          <w:p>
-            <w:r>
-              <w:rPr>
-                <w:b/>
-                <w:color w:val="32261E"/>
-                <w:sz w:val="16"/>
-              </w:rPr>
-              <w:t>Personalización</w:t>
-            </w:r>
-          </w:p>
-        </w:tc>
-        <w:tc>
-          <w:tcPr>
-            <w:tcW w:type="dxa" w:w="1872"/>
+            <w:tcW w:type="dxa" w:w="2340"/>
             <w:shd w:fill="FFFDF9"/>
           </w:tcPr>
           <w:p>
             <w:r>
               <w:rPr>
                 <w:color w:val="32261E"/>
-                <w:sz w:val="16"/>
+                <w:sz w:val="17"/>
               </w:rPr>
-              <w:t>Formulario extenso con juegos preferidos.</w:t>
+              <w:t>Botón presente sin confirmación.</w:t>
             </w:r>
           </w:p>
         </w:tc>
         <w:tc>
           <w:tcPr>
-            <w:tcW w:type="dxa" w:w="1872"/>
+            <w:tcW w:type="dxa" w:w="2340"/>
             <w:shd w:fill="FFFDF9"/>
           </w:tcPr>
           <w:p>
             <w:r>
               <w:rPr>
                 <w:color w:val="32261E"/>
-                <w:sz w:val="16"/>
+                <w:sz w:val="17"/>
               </w:rPr>
-              <w:t>Perfil recortado centrado en avatar y modo.</w:t>
+              <w:t>Salida sin culpa con toast tranquilizador de privacidad ('Nadie fue notificado').</w:t>
             </w:r>
           </w:p>
         </w:tc>
         <w:tc>
           <w:tcPr>
-            <w:tcW w:type="dxa" w:w="1872"/>
+            <w:tcW w:type="dxa" w:w="2340"/>
             <w:shd w:fill="FFFDF9"/>
           </w:tcPr>
           <w:p>
             <w:r>
               <w:rPr>
                 <w:color w:val="32261E"/>
-                <w:sz w:val="16"/>
+                <w:sz w:val="17"/>
               </w:rPr>
-              <w:t>Avatar interactivo, nube de intereses, modos de juego y contador de pausas.</w:t>
-            </w:r>
-          </w:p>
-        </w:tc>
-        <w:tc>
-          <w:tcPr>
-            <w:tcW w:type="dxa" w:w="1872"/>
-            <w:shd w:fill="FFFDF9"/>
-          </w:tcPr>
-          <w:p>
-            <w:r>
-              <w:rPr>
-                <w:color w:val="32261E"/>
-                <w:sz w:val="16"/>
-              </w:rPr>
-              <w:t>R5 y HU-9</w:t>
-            </w:r>
-          </w:p>
-        </w:tc>
-      </w:tr>
-      <w:tr>
-        <w:tc>
-          <w:tcPr>
-            <w:tcW w:type="dxa" w:w="1872"/>
-            <w:shd w:fill="F5EFE3"/>
-          </w:tcPr>
-          <w:p>
-            <w:r>
-              <w:rPr>
-                <w:b/>
-                <w:color w:val="32261E"/>
-                <w:sz w:val="16"/>
-              </w:rPr>
-              <w:t>Diseño visual y accesibilidad</w:t>
-            </w:r>
-          </w:p>
-        </w:tc>
-        <w:tc>
-          <w:tcPr>
-            <w:tcW w:type="dxa" w:w="1872"/>
-            <w:shd w:fill="F5EFE3"/>
-          </w:tcPr>
-          <w:p>
-            <w:r>
-              <w:rPr>
-                <w:color w:val="32261E"/>
-                <w:sz w:val="16"/>
-              </w:rPr>
-              <w:t>Estilo crema básico.</w:t>
-            </w:r>
-          </w:p>
-        </w:tc>
-        <w:tc>
-          <w:tcPr>
-            <w:tcW w:type="dxa" w:w="1872"/>
-            <w:shd w:fill="F5EFE3"/>
-          </w:tcPr>
-          <w:p>
-            <w:r>
-              <w:rPr>
-                <w:color w:val="32261E"/>
-                <w:sz w:val="16"/>
-              </w:rPr>
-              <w:t>Diseño minimalista compacto (22 KB).</w:t>
-            </w:r>
-          </w:p>
-        </w:tc>
-        <w:tc>
-          <w:tcPr>
-            <w:tcW w:type="dxa" w:w="1872"/>
-            <w:shd w:fill="F5EFE3"/>
-          </w:tcPr>
-          <w:p>
-            <w:r>
-              <w:rPr>
-                <w:color w:val="32261E"/>
-                <w:sz w:val="16"/>
-              </w:rPr>
-              <w:t>Diseño responsivo móvil/desktop, paleta 60-30-10, modo noche y audio Web Audio API.</w:t>
-            </w:r>
-          </w:p>
-        </w:tc>
-        <w:tc>
-          <w:tcPr>
-            <w:tcW w:type="dxa" w:w="1872"/>
-            <w:shd w:fill="F5EFE3"/>
-          </w:tcPr>
-          <w:p>
-            <w:r>
-              <w:rPr>
-                <w:color w:val="32261E"/>
-                <w:sz w:val="16"/>
-              </w:rPr>
-              <w:t>R5 (Estética expandida)</w:t>
+              <w:t>Ítem 9 SUS (4,8/5,0)</w:t>
             </w:r>
           </w:p>
         </w:tc>
@@ -4874,15 +4006,238 @@
     </w:tbl>
     <w:p>
       <w:pPr>
-        <w:spacing w:before="360" w:after="120"/>
+        <w:spacing w:before="320" w:after="100"/>
       </w:pPr>
       <w:r>
         <w:rPr>
           <w:b/>
           <w:color w:val="7A4E2D"/>
-          <w:sz w:val="30"/>
+          <w:sz w:val="28"/>
         </w:rPr>
-        <w:t>8. Evaluación de Cumplimiento de las 10 Heurísticas de Usabilidad de Nielsen</w:t>
+        <w:t>9. Cumplimiento de las 10 Heurísticas de Usabilidad de Jakob Nielsen</w:t>
+      </w:r>
+    </w:p>
+    <w:p>
+      <w:pPr>
+        <w:spacing w:after="80" w:line="276" w:lineRule="auto"/>
+      </w:pPr>
+      <w:r>
+        <w:rPr>
+          <w:b/>
+          <w:color w:val="32261E"/>
+          <w:sz w:val="20"/>
+        </w:rPr>
+        <w:t xml:space="preserve">1. Visibilidad del estado del sistema: </w:t>
+      </w:r>
+      <w:r>
+        <w:rPr>
+          <w:i w:val="0"/>
+          <w:color w:val="32261E"/>
+          <w:sz w:val="20"/>
+        </w:rPr>
+        <w:t>Temporizadores en dibujo y trivia con avisos visuales; indicador de conexión WebRTC; notificaciones toast suaves.</w:t>
+      </w:r>
+    </w:p>
+    <w:p>
+      <w:pPr>
+        <w:spacing w:after="80" w:line="276" w:lineRule="auto"/>
+      </w:pPr>
+      <w:r>
+        <w:rPr>
+          <w:b/>
+          <w:color w:val="32261E"/>
+          <w:sz w:val="20"/>
+        </w:rPr>
+        <w:t xml:space="preserve">2. Coincidencia con el mundo real: </w:t>
+      </w:r>
+      <w:r>
+        <w:rPr>
+          <w:i w:val="0"/>
+          <w:color w:val="32261E"/>
+          <w:sz w:val="20"/>
+        </w:rPr>
+        <w:t>Metáforas familiares de bienestar: 'Sala de descanso', 'La Cafetería', 'El Pasillo', 'Pausa de café'.</w:t>
+      </w:r>
+    </w:p>
+    <w:p>
+      <w:pPr>
+        <w:spacing w:after="80" w:line="276" w:lineRule="auto"/>
+      </w:pPr>
+      <w:r>
+        <w:rPr>
+          <w:b/>
+          <w:color w:val="32261E"/>
+          <w:sz w:val="20"/>
+        </w:rPr>
+        <w:t xml:space="preserve">3. Control y libertad del usuario: </w:t>
+      </w:r>
+      <w:r>
+        <w:rPr>
+          <w:i w:val="0"/>
+          <w:color w:val="32261E"/>
+          <w:sz w:val="20"/>
+        </w:rPr>
+        <w:t>Botones de deshacer trazo, selector de tiempo libre, reiniciar datos y salida libre sin avisar ('ghosting amigable').</w:t>
+      </w:r>
+    </w:p>
+    <w:p>
+      <w:pPr>
+        <w:spacing w:after="80" w:line="276" w:lineRule="auto"/>
+      </w:pPr>
+      <w:r>
+        <w:rPr>
+          <w:b/>
+          <w:color w:val="32261E"/>
+          <w:sz w:val="20"/>
+        </w:rPr>
+        <w:t xml:space="preserve">4. Consistencia y estándares: </w:t>
+      </w:r>
+      <w:r>
+        <w:rPr>
+          <w:i w:val="0"/>
+          <w:color w:val="32261E"/>
+          <w:sz w:val="20"/>
+        </w:rPr>
+        <w:t>Paleta 60-30-10, jerarquía visual de botones, retícula base-8 y cuadrícula de componentes predecibles.</w:t>
+      </w:r>
+    </w:p>
+    <w:p>
+      <w:pPr>
+        <w:spacing w:after="80" w:line="276" w:lineRule="auto"/>
+      </w:pPr>
+      <w:r>
+        <w:rPr>
+          <w:b/>
+          <w:color w:val="32261E"/>
+          <w:sz w:val="20"/>
+        </w:rPr>
+        <w:t xml:space="preserve">5. Prevención de errores: </w:t>
+      </w:r>
+      <w:r>
+        <w:rPr>
+          <w:i w:val="0"/>
+          <w:color w:val="32261E"/>
+          <w:sz w:val="20"/>
+        </w:rPr>
+        <w:t>Validación de letra y duplicados en palabras antes de enviar; normalización ortográfica en adivinanzas.</w:t>
+      </w:r>
+    </w:p>
+    <w:p>
+      <w:pPr>
+        <w:spacing w:after="80" w:line="276" w:lineRule="auto"/>
+      </w:pPr>
+      <w:r>
+        <w:rPr>
+          <w:b/>
+          <w:color w:val="32261E"/>
+          <w:sz w:val="20"/>
+        </w:rPr>
+        <w:t xml:space="preserve">6. Reconocimiento antes que recuerdo: </w:t>
+      </w:r>
+      <w:r>
+        <w:rPr>
+          <w:i w:val="0"/>
+          <w:color w:val="32261E"/>
+          <w:sz w:val="20"/>
+        </w:rPr>
+        <w:t>Pistas de palabras, letra requerida y avatares participantes siempre visibles en el viewport.</w:t>
+      </w:r>
+    </w:p>
+    <w:p>
+      <w:pPr>
+        <w:spacing w:after="80" w:line="276" w:lineRule="auto"/>
+      </w:pPr>
+      <w:r>
+        <w:rPr>
+          <w:b/>
+          <w:color w:val="32261E"/>
+          <w:sz w:val="20"/>
+        </w:rPr>
+        <w:t xml:space="preserve">7. Flexibilidad y eficiencia de uso: </w:t>
+      </w:r>
+      <w:r>
+        <w:rPr>
+          <w:i w:val="0"/>
+          <w:color w:val="32261E"/>
+          <w:sz w:val="20"/>
+        </w:rPr>
+        <w:t>Modos sincrónicos (dibujo/trivia) y asincrónicos (palabras/pasillo); soporte para teclado, mouse y pantallas táctiles.</w:t>
+      </w:r>
+    </w:p>
+    <w:p>
+      <w:pPr>
+        <w:spacing w:after="80" w:line="276" w:lineRule="auto"/>
+      </w:pPr>
+      <w:r>
+        <w:rPr>
+          <w:b/>
+          <w:color w:val="32261E"/>
+          <w:sz w:val="20"/>
+        </w:rPr>
+        <w:t xml:space="preserve">8. Diseño estético y minimalista: </w:t>
+      </w:r>
+      <w:r>
+        <w:rPr>
+          <w:i w:val="0"/>
+          <w:color w:val="32261E"/>
+          <w:sz w:val="20"/>
+        </w:rPr>
+        <w:t>Eliminación de ruido visual; tipografías cálidas (Fredoka y Nunito) y generoso espacio en blanco.</w:t>
+      </w:r>
+    </w:p>
+    <w:p>
+      <w:pPr>
+        <w:spacing w:after="80" w:line="276" w:lineRule="auto"/>
+      </w:pPr>
+      <w:r>
+        <w:rPr>
+          <w:b/>
+          <w:color w:val="32261E"/>
+          <w:sz w:val="20"/>
+        </w:rPr>
+        <w:t xml:space="preserve">9. Recuperación ante errores: </w:t>
+      </w:r>
+      <w:r>
+        <w:rPr>
+          <w:i w:val="0"/>
+          <w:color w:val="32261E"/>
+          <w:sz w:val="20"/>
+        </w:rPr>
+        <w:t>Mensajes explicativos y cercanos indicando la solución exacta sin culpar al usuario.</w:t>
+      </w:r>
+    </w:p>
+    <w:p>
+      <w:pPr>
+        <w:spacing w:after="80" w:line="276" w:lineRule="auto"/>
+      </w:pPr>
+      <w:r>
+        <w:rPr>
+          <w:b/>
+          <w:color w:val="32261E"/>
+          <w:sz w:val="20"/>
+        </w:rPr>
+        <w:t xml:space="preserve">10. Ayuda y documentación: </w:t>
+      </w:r>
+      <w:r>
+        <w:rPr>
+          <w:i w:val="0"/>
+          <w:color w:val="32261E"/>
+          <w:sz w:val="20"/>
+        </w:rPr>
+        <w:t>Guías desplegables en cada actividad explicando reglas lúdicas y recordatorio: 'Aquí nada es obligatorio'.</w:t>
+      </w:r>
+    </w:p>
+    <w:p>
+      <w:pPr>
+        <w:spacing w:before="320" w:after="100"/>
+      </w:pPr>
+      <w:r>
+        <w:rPr>
+          <w:b/>
+          <w:color w:val="7A4E2D"/>
+          <w:sz w:val="28"/>
+        </w:rPr>
+        <w:t>10. Conclusiones</w:t>
       </w:r>
     </w:p>
     <w:p>
@@ -4893,418 +4248,9 @@
         <w:rPr>
           <w:i w:val="0"/>
           <w:color w:val="32261E"/>
-          <w:sz w:val="21"/>
+          <w:sz w:val="20"/>
         </w:rPr>
-        <w:t>La versión final implementada resuelve sistemáticamente las 10 heurísticas de usabilidad de Jakob Nielsen:</w:t>
-      </w:r>
-    </w:p>
-    <w:p>
-      <w:pPr>
-        <w:spacing w:after="80" w:line="276" w:lineRule="auto"/>
-      </w:pPr>
-      <w:r>
-        <w:rPr>
-          <w:b/>
-          <w:color w:val="32261E"/>
-          <w:sz w:val="21"/>
-        </w:rPr>
-        <w:t xml:space="preserve">1. Visibilidad del estado del sistema: </w:t>
-      </w:r>
-      <w:r>
-        <w:rPr>
-          <w:i w:val="0"/>
-          <w:color w:val="32261E"/>
-          <w:sz w:val="21"/>
-        </w:rPr>
-        <w:t>El temporizador refleja exactamente los segundos restantes con cambio de color y animación sutil a menos de 10s. Las notificaciones toast y el estado de la sala ('Espacio Abierto') mantienen al usuario siempre informado.</w:t>
-      </w:r>
-    </w:p>
-    <w:p>
-      <w:pPr>
-        <w:spacing w:after="80" w:line="276" w:lineRule="auto"/>
-      </w:pPr>
-      <w:r>
-        <w:rPr>
-          <w:b/>
-          <w:color w:val="32261E"/>
-          <w:sz w:val="21"/>
-        </w:rPr>
-        <w:t xml:space="preserve">2. Coincidencia entre el sistema y el mundo real: </w:t>
-      </w:r>
-      <w:r>
-        <w:rPr>
-          <w:i w:val="0"/>
-          <w:color w:val="32261E"/>
-          <w:sz w:val="21"/>
-        </w:rPr>
-        <w:t>Se adoptan metáforas cálidas y comprensibles de la vida diaria: la 'Sala de Descanso', la 'Cafetería post-partida', la 'Mesa de dibujo' y la pausa de café, evitando jerga técnica o términos de videojuego complejo.</w:t>
-      </w:r>
-    </w:p>
-    <w:p>
-      <w:pPr>
-        <w:spacing w:after="80" w:line="276" w:lineRule="auto"/>
-      </w:pPr>
-      <w:r>
-        <w:rPr>
-          <w:b/>
-          <w:color w:val="32261E"/>
-          <w:sz w:val="21"/>
-        </w:rPr>
-        <w:t xml:space="preserve">3. Control y libertad del usuario: </w:t>
-      </w:r>
-      <w:r>
-        <w:rPr>
-          <w:i w:val="0"/>
-          <w:color w:val="32261E"/>
-          <w:sz w:val="21"/>
-        </w:rPr>
-        <w:t>El usuario dispone de botones explícitos de 'Deshacer trazo' (Undo), 'Borrar lienzo', selector de tiempo sin límite, y la opción 'Salir sin avisar' que permite retirarse sin consecuencias sociales ni alertas.</w:t>
-      </w:r>
-    </w:p>
-    <w:p>
-      <w:pPr>
-        <w:spacing w:after="80" w:line="276" w:lineRule="auto"/>
-      </w:pPr>
-      <w:r>
-        <w:rPr>
-          <w:b/>
-          <w:color w:val="32261E"/>
-          <w:sz w:val="21"/>
-        </w:rPr>
-        <w:t xml:space="preserve">4. Consistencia y estándares: </w:t>
-      </w:r>
-      <w:r>
-        <w:rPr>
-          <w:i w:val="0"/>
-          <w:color w:val="32261E"/>
-          <w:sz w:val="21"/>
-        </w:rPr>
-        <w:t>Se aplica estrictamente el sistema de color 60-30-10, jerarquía visual de tres niveles de botón (café primario, arena secundario, contorno terciario), cuadrícula base-8 y convenciones universales de interfaz web.</w:t>
-      </w:r>
-    </w:p>
-    <w:p>
-      <w:pPr>
-        <w:spacing w:after="80" w:line="276" w:lineRule="auto"/>
-      </w:pPr>
-      <w:r>
-        <w:rPr>
-          <w:b/>
-          <w:color w:val="32261E"/>
-          <w:sz w:val="21"/>
-        </w:rPr>
-        <w:t xml:space="preserve">5. Prevención de errores: </w:t>
-      </w:r>
-      <w:r>
-        <w:rPr>
-          <w:i w:val="0"/>
-          <w:color w:val="32261E"/>
-          <w:sz w:val="21"/>
-        </w:rPr>
-        <w:t>En el Rincón de Palabras, el sistema indica previamente la letra requerida y valida en tiempo real antes de enviar. En la adivinanza, normaliza tildes y mayúsculas para evitar frustraciones por diferencias ortográficas.</w:t>
-      </w:r>
-    </w:p>
-    <w:p>
-      <w:pPr>
-        <w:spacing w:after="80" w:line="276" w:lineRule="auto"/>
-      </w:pPr>
-      <w:r>
-        <w:rPr>
-          <w:b/>
-          <w:color w:val="32261E"/>
-          <w:sz w:val="21"/>
-        </w:rPr>
-        <w:t xml:space="preserve">6. Reconocimiento antes que recuerdo: </w:t>
-      </w:r>
-      <w:r>
-        <w:rPr>
-          <w:i w:val="0"/>
-          <w:color w:val="32261E"/>
-          <w:sz w:val="21"/>
-        </w:rPr>
-        <w:t>Las pistas de la palabra secreta, la última letra encadenada y los avatares participantes están siempre visibles en pantalla, reduciendo la carga cognitiva a cero.</w:t>
-      </w:r>
-    </w:p>
-    <w:p>
-      <w:pPr>
-        <w:spacing w:after="80" w:line="276" w:lineRule="auto"/>
-      </w:pPr>
-      <w:r>
-        <w:rPr>
-          <w:b/>
-          <w:color w:val="32261E"/>
-          <w:sz w:val="21"/>
-        </w:rPr>
-        <w:t xml:space="preserve">7. Flexibilidad y eficiencia de uso: </w:t>
-      </w:r>
-      <w:r>
-        <w:rPr>
-          <w:i w:val="0"/>
-          <w:color w:val="32261E"/>
-          <w:sz w:val="21"/>
-        </w:rPr>
-        <w:t>Soporte para dos modalidades de teletrabajo: sincrónica en vivo para quienes coinciden en descanso, y asincrónica por turnos para quienes tienen agendas incompatibles. Selector de tema claro y café nocturno.</w:t>
-      </w:r>
-    </w:p>
-    <w:p>
-      <w:pPr>
-        <w:spacing w:after="80" w:line="276" w:lineRule="auto"/>
-      </w:pPr>
-      <w:r>
-        <w:rPr>
-          <w:b/>
-          <w:color w:val="32261E"/>
-          <w:sz w:val="21"/>
-        </w:rPr>
-        <w:t xml:space="preserve">8. Diseño estético y minimalista: </w:t>
-      </w:r>
-      <w:r>
-        <w:rPr>
-          <w:i w:val="0"/>
-          <w:color w:val="32261E"/>
-          <w:sz w:val="21"/>
-        </w:rPr>
-        <w:t>Se eliminó todo elemento superfluo. Cada pantalla contiene una única acción destacada, tipografía clara (Fredoka y Nunito) y generoso espacio negativo.</w:t>
-      </w:r>
-    </w:p>
-    <w:p>
-      <w:pPr>
-        <w:spacing w:after="80" w:line="276" w:lineRule="auto"/>
-      </w:pPr>
-      <w:r>
-        <w:rPr>
-          <w:b/>
-          <w:color w:val="32261E"/>
-          <w:sz w:val="21"/>
-        </w:rPr>
-        <w:t xml:space="preserve">9. Ayuda a reconocer, diagnosticar y recuperarse de errores: </w:t>
-      </w:r>
-      <w:r>
-        <w:rPr>
-          <w:i w:val="0"/>
-          <w:color w:val="32261E"/>
-          <w:sz w:val="21"/>
-        </w:rPr>
-        <w:t>Los mensajes de validación son comprensibles, cercanos y explican exactamente la solución (ej.: 'Tiene que empezar con «A» (la última de «energía»)').</w:t>
-      </w:r>
-    </w:p>
-    <w:p>
-      <w:pPr>
-        <w:spacing w:after="80" w:line="276" w:lineRule="auto"/>
-      </w:pPr>
-      <w:r>
-        <w:rPr>
-          <w:b/>
-          <w:color w:val="32261E"/>
-          <w:sz w:val="21"/>
-        </w:rPr>
-        <w:t xml:space="preserve">10. Ayuda y documentación: </w:t>
-      </w:r>
-      <w:r>
-        <w:rPr>
-          <w:i w:val="0"/>
-          <w:color w:val="32261E"/>
-          <w:sz w:val="21"/>
-        </w:rPr>
-        <w:t>La barra lateral incluye la filosofía de uso ('Aquí nada es obligatorio'), las salas presentan subtítulos autoexplicativos y se ofrece un diálogo para invitar compañeros.</w:t>
-      </w:r>
-    </w:p>
-    <w:p>
-      <w:pPr>
-        <w:spacing w:before="360" w:after="120"/>
-      </w:pPr>
-      <w:r>
-        <w:rPr>
-          <w:b/>
-          <w:color w:val="7A4E2D"/>
-          <w:sz w:val="30"/>
-        </w:rPr>
-        <w:t>9. Especificación Técnica y Sistema de Diseño Atómico</w:t>
-      </w:r>
-    </w:p>
-    <w:p>
-      <w:pPr>
-        <w:spacing w:before="240" w:after="80"/>
-      </w:pPr>
-      <w:r>
-        <w:rPr>
-          <w:b/>
-          <w:color w:val="32261E"/>
-          <w:sz w:val="26"/>
-        </w:rPr>
-        <w:t>9.1 Wireflows de los Flujos Principales</w:t>
-      </w:r>
-    </w:p>
-    <w:p>
-      <w:pPr>
-        <w:spacing w:after="80" w:line="276" w:lineRule="auto"/>
-      </w:pPr>
-      <w:r>
-        <w:rPr>
-          <w:b/>
-          <w:color w:val="32261E"/>
-          <w:sz w:val="21"/>
-        </w:rPr>
-        <w:t xml:space="preserve">• Flujo 1 (Mesa de Dibujo): </w:t>
-      </w:r>
-      <w:r>
-        <w:rPr>
-          <w:i w:val="0"/>
-          <w:color w:val="32261E"/>
-          <w:sz w:val="21"/>
-        </w:rPr>
-        <w:t>Flujo Sincrónico (Camino Feliz): Sala Principal → Mesa de Dibujo (modo adivinanza/libre con solo 'Tú') → Trazo interactivo (inicio automático del cronómetro) → Adivinanza en chat / Clic en 'Terminar ronda' → Pantalla Post-Partida ('La Cafetería') → Selección entre 'Seguir charlando' (pregunta rompehielos), 'Jugar otra vez' o 'Salir sin avisar'.</w:t>
-      </w:r>
-    </w:p>
-    <w:p>
-      <w:pPr>
-        <w:spacing w:after="80" w:line="276" w:lineRule="auto"/>
-      </w:pPr>
-      <w:r>
-        <w:rPr>
-          <w:b/>
-          <w:color w:val="32261E"/>
-          <w:sz w:val="21"/>
-        </w:rPr>
-        <w:t xml:space="preserve">• Flujo 2 (Rincón de Palabras): </w:t>
-      </w:r>
-      <w:r>
-        <w:rPr>
-          <w:i w:val="0"/>
-          <w:color w:val="32261E"/>
-          <w:sz w:val="21"/>
-        </w:rPr>
-        <w:t>Flujo Asincrónico (Camino Feliz): Sala Principal → Rincón de Palabras (visualización de la cadena previa con autor y hora) → Lectura de la letra requerida → Redacción de palabra → Clic en 'Dejar mi jugada' → Animación de confeti, guardado en LocalStorage y confirmación → Retorno a la sala.</w:t>
-      </w:r>
-    </w:p>
-    <w:p>
-      <w:pPr>
-        <w:spacing w:after="80" w:line="276" w:lineRule="auto"/>
-      </w:pPr>
-      <w:r>
-        <w:rPr>
-          <w:b/>
-          <w:color w:val="32261E"/>
-          <w:sz w:val="21"/>
-        </w:rPr>
-        <w:t xml:space="preserve">• Flujos de Contingencia: </w:t>
-      </w:r>
-      <w:r>
-        <w:rPr>
-          <w:i w:val="0"/>
-          <w:color w:val="32261E"/>
-          <w:sz w:val="21"/>
-        </w:rPr>
-        <w:t>Flujos de Recuperación de Error: (a) Si la palabra no empieza con la letra correcta: campo con borde suave y mensaje explicativo sin recargar la página. (b) Si el tiempo expira en dibujo: el lienzo se bloquea amablemente invitando a terminar la ronda.</w:t>
-      </w:r>
-    </w:p>
-    <w:p>
-      <w:pPr>
-        <w:spacing w:before="240" w:after="80"/>
-      </w:pPr>
-      <w:r>
-        <w:rPr>
-          <w:b/>
-          <w:color w:val="32261E"/>
-          <w:sz w:val="26"/>
-        </w:rPr>
-        <w:t>9.2 Sistema de Diseño Atómico</w:t>
-      </w:r>
-    </w:p>
-    <w:p>
-      <w:pPr>
-        <w:spacing w:after="80" w:line="276" w:lineRule="auto"/>
-      </w:pPr>
-      <w:r>
-        <w:rPr>
-          <w:b/>
-          <w:color w:val="32261E"/>
-          <w:sz w:val="21"/>
-        </w:rPr>
-        <w:t xml:space="preserve">• Átomos: </w:t>
-      </w:r>
-      <w:r>
-        <w:rPr>
-          <w:i w:val="0"/>
-          <w:color w:val="32261E"/>
-          <w:sz w:val="21"/>
-        </w:rPr>
-        <w:t>Colores: Crema #F5EFE3 (60% fondo), Arena #EBDDC2 y Salvia #5F9E82 (30% tarjetas y estados), Café #7A4E2D (10% acciones clave). Tipografía: Fredoka (encabezados) y Nunito (cuerpo). Espaciado: retícula base 8 (4, 8, 16, 24, 32, 48 px). Radios: 6, 12, 20 y píldora 9999 px.</w:t>
-      </w:r>
-    </w:p>
-    <w:p>
-      <w:pPr>
-        <w:spacing w:after="80" w:line="276" w:lineRule="auto"/>
-      </w:pPr>
-      <w:r>
-        <w:rPr>
-          <w:b/>
-          <w:color w:val="32261E"/>
-          <w:sz w:val="21"/>
-        </w:rPr>
-        <w:t xml:space="preserve">• Moléculas: </w:t>
-      </w:r>
-      <w:r>
-        <w:rPr>
-          <w:i w:val="0"/>
-          <w:color w:val="32261E"/>
-          <w:sz w:val="21"/>
-        </w:rPr>
-        <w:t>Botones (.btn primario, .btn.light secundario, .btn.alt terciario), pastillas (.status-pill, .proto-pill), avatar circular con expresión, paleta de colores del lienzo, tarjetas de sala y campos de formulario con validación.</w:t>
-      </w:r>
-    </w:p>
-    <w:p>
-      <w:pPr>
-        <w:spacing w:after="80" w:line="276" w:lineRule="auto"/>
-      </w:pPr>
-      <w:r>
-        <w:rPr>
-          <w:b/>
-          <w:color w:val="32261E"/>
-          <w:sz w:val="21"/>
-        </w:rPr>
-        <w:t xml:space="preserve">• Organismos: </w:t>
-      </w:r>
-      <w:r>
-        <w:rPr>
-          <w:i w:val="0"/>
-          <w:color w:val="32261E"/>
-          <w:sz w:val="21"/>
-        </w:rPr>
-        <w:t>Lienzo interactivo con barra superior de tiempo y herramientas, caja de chat de adivinanzas con marcador en vivo, cadena de palabras, modal de invitación y barra lateral de navegación persistente.</w:t>
-      </w:r>
-    </w:p>
-    <w:p>
-      <w:pPr>
-        <w:spacing w:after="80" w:line="276" w:lineRule="auto"/>
-      </w:pPr>
-      <w:r>
-        <w:rPr>
-          <w:b/>
-          <w:color w:val="32261E"/>
-          <w:sz w:val="21"/>
-        </w:rPr>
-        <w:t xml:space="preserve">• Plantillas y Páginas: </w:t>
-      </w:r>
-      <w:r>
-        <w:rPr>
-          <w:i w:val="0"/>
-          <w:color w:val="32261E"/>
-          <w:sz w:val="21"/>
-        </w:rPr>
-        <w:t>Plantilla centrada de una columna (max-width: 760px) sobre fondo cálido degradado, adaptable con menú inferior en dispositivos móviles.</w:t>
-      </w:r>
-    </w:p>
-    <w:p>
-      <w:pPr>
-        <w:spacing w:before="360" w:after="120"/>
-      </w:pPr>
-      <w:r>
-        <w:rPr>
-          <w:b/>
-          <w:color w:val="7A4E2D"/>
-          <w:sz w:val="30"/>
-        </w:rPr>
-        <w:t>10. Protocolo y Plan para la Próxima Ronda de Pruebas</w:t>
+        <w:t>1. La evaluación estandarizada SUS demostró la viabilidad del concepto de pausas activas voluntarias para teletrabajo (mediana de 92,5 y sensación de seguridad de 4,8 sobre 5,0).</w:t>
       </w:r>
     </w:p>
     <w:p>
@@ -5315,85 +4261,9 @@
         <w:rPr>
           <w:i w:val="0"/>
           <w:color w:val="32261E"/>
-          <w:sz w:val="21"/>
+          <w:sz w:val="20"/>
         </w:rPr>
-        <w:t>Para validar las mejoras implementadas y superar las limitaciones intrínsecas de un cuestionario SUS no presencial, se establece el siguiente plan de pruebas para la siguiente fase:</w:t>
-      </w:r>
-    </w:p>
-    <w:p>
-      <w:pPr>
-        <w:spacing w:after="80" w:line="276" w:lineRule="auto"/>
-      </w:pPr>
-      <w:r>
-        <w:rPr>
-          <w:b/>
-          <w:color w:val="32261E"/>
-          <w:sz w:val="21"/>
-        </w:rPr>
-        <w:t xml:space="preserve">1. Muestra objetivo ampliada: </w:t>
-      </w:r>
-      <w:r>
-        <w:rPr>
-          <w:i w:val="0"/>
-          <w:color w:val="32261E"/>
-          <w:sz w:val="21"/>
-        </w:rPr>
-        <w:t>Reclutar entre 6 y 8 profesionales que trabajen en equipos distribuidos reales, balanceando usuarios que lleven menos de 3 meses en sus empresas (segmento crítico para rompehielos) con trabajadores consolidados.</w:t>
-      </w:r>
-    </w:p>
-    <w:p>
-      <w:pPr>
-        <w:spacing w:after="80" w:line="276" w:lineRule="auto"/>
-      </w:pPr>
-      <w:r>
-        <w:rPr>
-          <w:b/>
-          <w:color w:val="32261E"/>
-          <w:sz w:val="21"/>
-        </w:rPr>
-        <w:t xml:space="preserve">2. Métricas objetivas de desempeño: </w:t>
-      </w:r>
-      <w:r>
-        <w:rPr>
-          <w:i w:val="0"/>
-          <w:color w:val="32261E"/>
-          <w:sz w:val="21"/>
-        </w:rPr>
-        <w:t>Medición del tiempo en tarea (Time-on-Task) para iniciar un dibujo y dejar una palabra, tasa de éxito en el primer intento y frecuencia de dudas sobre el estado de otros jugadores.</w:t>
-      </w:r>
-    </w:p>
-    <w:p>
-      <w:pPr>
-        <w:spacing w:after="80" w:line="276" w:lineRule="auto"/>
-      </w:pPr>
-      <w:r>
-        <w:rPr>
-          <w:b/>
-          <w:color w:val="32261E"/>
-          <w:sz w:val="21"/>
-        </w:rPr>
-        <w:t xml:space="preserve">3. Validación del impacto psicológico y social: </w:t>
-      </w:r>
-      <w:r>
-        <w:rPr>
-          <w:i w:val="0"/>
-          <w:color w:val="32261E"/>
-          <w:sz w:val="21"/>
-        </w:rPr>
-        <w:t>Cuestionario complementario con escala Likert y preguntas cualitativas profundas: "¿Sientes que esta dinámica te otorgó un tema espontáneo para conversar con un compañero?", "¿Sentiste alguna obligación o compromiso forzado al usarlo?", "¿Preferirías jugar solo o con colegas?".</w:t>
-      </w:r>
-    </w:p>
-    <w:p>
-      <w:pPr>
-        <w:spacing w:before="360" w:after="120"/>
-      </w:pPr>
-      <w:r>
-        <w:rPr>
-          <w:b/>
-          <w:color w:val="7A4E2D"/>
-          <w:sz w:val="30"/>
-        </w:rPr>
-        <w:t>11. Conclusiones</w:t>
+        <w:t>2. El análisis riguroso de la dispersión permitió transformar el caso crítico del P2 (32,5) en una mejora estructural: la partida limpia de cero y la transparencia de las funciones.</w:t>
       </w:r>
     </w:p>
     <w:p>
@@ -5404,124 +4274,98 @@
         <w:rPr>
           <w:i w:val="0"/>
           <w:color w:val="32261E"/>
-          <w:sz w:val="21"/>
+          <w:sz w:val="20"/>
         </w:rPr>
-        <w:t>1. La evaluación estandarizada SUS evidenció que PlayBreak posee una sólida base de usabilidad y alta deseabilidad (mediana de 92,5 y sensación de seguridad de 4,8 sobre 5,0), validando que las dinámicas lúdicas no invasivas son bien recibidas como pausas activas en el contexto del teletrabajo.</w:t>
+        <w:t>3. La versión v4.0 implementada y desplegada en GitHub Pages responde a la totalidad de peticiones cualitativas y requerimientos técnicos: multijugador P2P WebRTC, prevención de palabras duplicadas, trivia gamificada con medallas tangibles, chat de voz en cafetería y perfil con impacto interactivo.</w:t>
       </w:r>
     </w:p>
     <w:p>
       <w:pPr>
-        <w:spacing w:after="80" w:line="276" w:lineRule="auto"/>
-      </w:pPr>
-      <w:r>
-        <w:rPr>
-          <w:i w:val="0"/>
-          <w:color w:val="32261E"/>
-          <w:sz w:val="21"/>
-        </w:rPr>
-        <w:t>2. El análisis riguroso de la muestra permitió desmitificar los datos agregados: el promedio de 77,5 escondía un problema crítico de onboarding reportado por el Participante 2. Al suprimir los jugadores simulados confusos y garantizar una partida limpia de cero, el sistema elevó drásticamente su transparencia.</w:t>
-      </w:r>
-    </w:p>
-    <w:p>
-      <w:pPr>
-        <w:spacing w:after="80" w:line="276" w:lineRule="auto"/>
-      </w:pPr>
-      <w:r>
-        <w:rPr>
-          <w:i w:val="0"/>
-          <w:color w:val="32261E"/>
-          <w:sz w:val="21"/>
-        </w:rPr>
-        <w:t>3. La versión implementada para producción (v3.5) cumple con todas las historias de usuario de alta prioridad (MoSCoW), integrando el temporizador opcional, los modos de dibujo (palabra secreta con pistas y dibujo libre), el marcador de victorias, la cadena asincrónica persistente y el minijuego de trivia rápida, todo empaquetado bajo un sistema de diseño armónico (regla 60-30-10) y optimizado para publicación en GitHub Pages.</w:t>
-      </w:r>
-    </w:p>
-    <w:p>
-      <w:pPr>
-        <w:spacing w:before="360" w:after="120"/>
+        <w:spacing w:before="320" w:after="100"/>
       </w:pPr>
       <w:r>
         <w:rPr>
           <w:b/>
           <w:color w:val="7A4E2D"/>
-          <w:sz w:val="30"/>
+          <w:sz w:val="28"/>
         </w:rPr>
-        <w:t>12. Referencias Bibliográficas</w:t>
+        <w:t>11. Referencias Bibliográficas</w:t>
       </w:r>
     </w:p>
     <w:p>
       <w:pPr>
-        <w:spacing w:after="80"/>
-        <w:ind w:left="432" w:hanging="432"/>
+        <w:spacing w:after="60"/>
+        <w:ind w:left="360" w:hanging="360"/>
       </w:pPr>
       <w:r>
         <w:rPr>
           <w:color w:val="32261E"/>
-          <w:sz w:val="19"/>
+          <w:sz w:val="18"/>
         </w:rPr>
         <w:t>Bangor, A., Kortum, P. T., &amp; Miller, J. T. (2008). An empirical evaluation of the system usability scale. International Journal of Human-Computer Interaction, 24(6), 574-594.</w:t>
       </w:r>
     </w:p>
     <w:p>
       <w:pPr>
-        <w:spacing w:after="80"/>
-        <w:ind w:left="432" w:hanging="432"/>
+        <w:spacing w:after="60"/>
+        <w:ind w:left="360" w:hanging="360"/>
       </w:pPr>
       <w:r>
         <w:rPr>
           <w:color w:val="32261E"/>
-          <w:sz w:val="19"/>
+          <w:sz w:val="18"/>
         </w:rPr>
-        <w:t>Brooke, J. (1986). SUS: A 'quick and dirty' usability scale. In P. W. Jordan, B. Thomas, B. A. Weerdmeester, &amp; A. L. McClelland (Eds.), Usability Evaluation in Industry (pp. 189-194). London: Taylor &amp; Francis.</w:t>
+        <w:t>Brooke, J. (1986). SUS: A 'quick and dirty' usability scale. In Usability Evaluation in Industry (pp. 189-194). London: Taylor &amp; Francis.</w:t>
       </w:r>
     </w:p>
     <w:p>
       <w:pPr>
-        <w:spacing w:after="80"/>
-        <w:ind w:left="432" w:hanging="432"/>
+        <w:spacing w:after="60"/>
+        <w:ind w:left="360" w:hanging="360"/>
       </w:pPr>
       <w:r>
         <w:rPr>
           <w:color w:val="32261E"/>
-          <w:sz w:val="19"/>
+          <w:sz w:val="18"/>
         </w:rPr>
-        <w:t>Lewis, J. R., &amp; Sauro, J. (2009). The factor structure of the system usability scale. In International Conference on Human Centered Design (pp. 94-103). Springer, Berlin, Heidelberg.</w:t>
+        <w:t>Lewis, J. R., &amp; Sauro, J. (2009). The factor structure of the system usability scale. In International Conference on Human Centered Design (pp. 94-103). Springer.</w:t>
       </w:r>
     </w:p>
     <w:p>
       <w:pPr>
-        <w:spacing w:after="80"/>
-        <w:ind w:left="432" w:hanging="432"/>
+        <w:spacing w:after="60"/>
+        <w:ind w:left="360" w:hanging="360"/>
       </w:pPr>
       <w:r>
         <w:rPr>
           <w:color w:val="32261E"/>
-          <w:sz w:val="19"/>
+          <w:sz w:val="18"/>
         </w:rPr>
         <w:t>Nielsen, J. (1994). Enhancing the explanatory power of usability heuristics. In Proceedings of the SIGCHI Conference on Human Factors in Computing Systems (pp. 152-158). ACM.</w:t>
       </w:r>
     </w:p>
     <w:p>
       <w:pPr>
-        <w:spacing w:after="80"/>
-        <w:ind w:left="432" w:hanging="432"/>
+        <w:spacing w:after="60"/>
+        <w:ind w:left="360" w:hanging="360"/>
       </w:pPr>
       <w:r>
         <w:rPr>
           <w:color w:val="32261E"/>
-          <w:sz w:val="19"/>
+          <w:sz w:val="18"/>
         </w:rPr>
-        <w:t>Nielsen, J., &amp; Landauer, T. K. (1993). A mathematical model of the finding of usability problems. In Proceedings of the INTERACT'93 and CHI'93 Conference on Human Factors in Computing Systems (pp. 206-213). ACM.</w:t>
+        <w:t>Nielsen, J., &amp; Landauer, T. K. (1993). A mathematical model of the finding of usability problems. In Proceedings of the INTERACT'93 and CHI'93 Conference (pp. 206-213). ACM.</w:t>
       </w:r>
     </w:p>
     <w:p>
       <w:pPr>
-        <w:spacing w:after="80"/>
-        <w:ind w:left="432" w:hanging="432"/>
+        <w:spacing w:after="60"/>
+        <w:ind w:left="360" w:hanging="360"/>
       </w:pPr>
       <w:r>
         <w:rPr>
           <w:color w:val="32261E"/>
-          <w:sz w:val="19"/>
+          <w:sz w:val="18"/>
         </w:rPr>
         <w:t>Sauro, J. (2011). A Practical Guide to the System Usability Scale: Background, Benchmarks &amp; Best Practices. Measuring Usability LLC.</w:t>
       </w:r>

--- a/Documentación/Entregas/Entregable 6 - Grupo 7 - Evaluacion y cambios.docx
+++ b/Documentación/Entregas/Entregable 6 - Grupo 7 - Evaluacion y cambios.docx
@@ -8,13 +8,14 @@
       </w:pPr>
       <w:r>
         <w:rPr>
+          <w:rFonts w:ascii="Calibri" w:hAnsi="Calibri"/>
           <w:b/>
-          <w:color w:val="7C6D60"/>
-          <w:sz w:val="22"/>
+          <w:color w:val="1F4E78"/>
+          <w:sz w:val="24"/>
         </w:rPr>
         <w:t>UNIVERSIDAD NACIONAL DE COLOMBIA</w:t>
         <w:br/>
-        <w:t>FACULTAD DE MINAS - SEDE MEDELLÍN</w:t>
+        <w:t>FACULTAD DE MINAS — SEDE MEDELLÍN</w:t>
         <w:br/>
         <w:t>DEPARTAMENTO DE CIENCIAS DE LA COMPUTACIÓN Y DE LA DECISIÓN</w:t>
         <w:br/>
@@ -23,22 +24,20 @@
     </w:p>
     <w:p>
       <w:pPr>
-        <w:spacing w:before="720"/>
-      </w:pPr>
-    </w:p>
-    <w:p>
-      <w:pPr>
         <w:jc w:val="center"/>
       </w:pPr>
       <w:r>
         <w:rPr>
+          <w:rFonts w:ascii="Calibri" w:hAnsi="Calibri"/>
           <w:b/>
           <w:color w:val="7A4E2D"/>
-          <w:sz w:val="38"/>
+          <w:sz w:val="36"/>
         </w:rPr>
+        <w:br/>
         <w:t>ENTREGABLE 6:</w:t>
         <w:br/>
-        <w:t>EVALUACIÓN DEL PROTOTIPO PLAYBREAK, DIAGRAMAS DE FLUJO DE TAREAS Y PLAN DE IMPLEMENTACIÓN</w:t>
+        <w:t>EVALUACIÓN DEL PROTOTIPO PLAYBREAK, DIAGRAMAS DE FLUJO DE TAREAS Y PLAN DE IMPLEMENTACIÓN v5.0</w:t>
+        <w:br/>
       </w:r>
     </w:p>
     <w:p>
@@ -48,16 +47,11 @@
       <w:r>
         <w:rPr>
           <w:i/>
-          <w:color w:val="32261E"/>
-          <w:sz w:val="23"/>
+          <w:color w:val="555555"/>
+          <w:sz w:val="24"/>
         </w:rPr>
-        <w:t>Evaluación de Usabilidad SUS, Diagnóstico de Severidad de Nielsen, Diagramas de Flujo y Hoja Resumen Ejecutiva de la Versión Final</w:t>
+        <w:t>Evaluación de Usabilidad SUS, Diagnóstico de Severidad de Nielsen, Diagramas de Flujo de Tareas, Salón Virtual Espacial y Matriz de Cambios Implementados</w:t>
       </w:r>
-    </w:p>
-    <w:p>
-      <w:pPr>
-        <w:spacing w:before="1000"/>
-      </w:pPr>
     </w:p>
     <w:p>
       <w:pPr>
@@ -66,17 +60,11 @@
       <w:r>
         <w:rPr>
           <w:b/>
-          <w:color w:val="7A4E2D"/>
-          <w:sz w:val="26"/>
+          <w:sz w:val="22"/>
         </w:rPr>
+        <w:br/>
         <w:t>GRUPO #7</w:t>
         <w:br/>
-      </w:r>
-      <w:r>
-        <w:rPr>
-          <w:color w:val="32261E"/>
-          <w:sz w:val="23"/>
-        </w:rPr>
         <w:t>Edgar Fernando Vega Morales</w:t>
         <w:br/>
         <w:t>Hinara Pastora Sanchez Mata</w:t>
@@ -85,21 +73,11 @@
         <w:br/>
         <w:t>Vincent David Restrepo Tangarife</w:t>
         <w:br/>
-      </w:r>
-    </w:p>
-    <w:p>
-      <w:pPr>
-        <w:spacing w:before="720"/>
-        <w:jc w:val="center"/>
-      </w:pPr>
-      <w:r>
-        <w:rPr>
-          <w:color w:val="7C6D60"/>
-          <w:sz w:val="20"/>
-        </w:rPr>
+        <w:br/>
         <w:t>Semestre Académico 2025-1 / Febrero - Octubre 2026</w:t>
         <w:br/>
         <w:t>Medellín, Antioquia, Colombia</w:t>
+        <w:br/>
       </w:r>
     </w:p>
     <w:p>
@@ -109,34 +87,28 @@
     </w:p>
     <w:p>
       <w:pPr>
-        <w:spacing w:before="320" w:after="100"/>
+        <w:spacing w:before="280" w:after="120"/>
       </w:pPr>
       <w:r>
         <w:rPr>
+          <w:rFonts w:ascii="Calibri" w:hAnsi="Calibri"/>
           <w:b/>
-          <w:color w:val="7A4E2D"/>
-          <w:sz w:val="28"/>
+          <w:color w:val="1F4E78"/>
+          <w:sz w:val="30"/>
         </w:rPr>
         <w:t>1. Hoja Resumen Ejecutiva (Executive Summary Sheet)</w:t>
       </w:r>
     </w:p>
     <w:p>
-      <w:pPr>
-        <w:spacing w:after="80" w:line="276" w:lineRule="auto"/>
-      </w:pPr>
       <w:r>
-        <w:rPr>
-          <w:i w:val="0"/>
-          <w:color w:val="32261E"/>
-          <w:sz w:val="20"/>
-        </w:rPr>
-        <w:t>Siguiendo el estándar de síntesis de alto nivel enseñado en las diapositivas 117 a 119 de clase, se presenta la Hoja Resumen Ejecutiva que condensa la ronda de evaluación, sus métricas clave y las decisiones implementadas:</w:t>
+        <w:t>Siguiendo el estándar de síntesis de alto nivel enseñado en las diapositivas 117 a 119 de clase («Probando tus Diseños»), se presenta la Hoja Resumen Ejecutiva que condensa la ronda de evaluación con usuarios, sus métricas estandarizadas clave y las decisiones de diseño implementadas en la versión de producción:</w:t>
       </w:r>
     </w:p>
     <w:tbl>
       <w:tblPr>
         <w:tblW w:type="auto" w:w="0"/>
         <w:jc w:val="center"/>
+        <w:tblLayout w:type="fixed"/>
         <w:tblLook w:firstColumn="1" w:firstRow="1" w:lastColumn="0" w:lastRow="0" w:noHBand="0" w:noVBand="1" w:val="04A0"/>
       </w:tblPr>
       <w:tblGrid>
@@ -146,21 +118,19 @@
       <w:tr>
         <w:tc>
           <w:tcPr>
-            <w:tcW w:type="dxa" w:w="4680"/>
-            <w:shd w:fill="EBDDC2"/>
+            <w:tcW w:type="dxa" w:w="3168"/>
+            <w:shd w:fill="F5EFE6"/>
             <w:tcMar>
-              <w:top w:w="80" w:type="dxa"/>
-              <w:bottom w:w="80" w:type="dxa"/>
-              <w:left w:w="120" w:type="dxa"/>
-              <w:right w:w="120" w:type="dxa"/>
+              <w:top w:w="100" w:type="dxa"/>
+              <w:bottom w:w="100" w:type="dxa"/>
+              <w:left w:w="150" w:type="dxa"/>
+              <w:right w:w="150" w:type="dxa"/>
             </w:tcMar>
           </w:tcPr>
           <w:p>
             <w:r>
               <w:rPr>
                 <w:b/>
-                <w:color w:val="7A4E2D"/>
-                <w:sz w:val="19"/>
               </w:rPr>
               <w:t>Propósito y Alcance</w:t>
             </w:r>
@@ -168,22 +138,17 @@
         </w:tc>
         <w:tc>
           <w:tcPr>
-            <w:tcW w:type="dxa" w:w="4680"/>
-            <w:shd w:fill="FFFDF9"/>
+            <w:tcW w:type="dxa" w:w="6192"/>
             <w:tcMar>
-              <w:top w:w="80" w:type="dxa"/>
-              <w:bottom w:w="80" w:type="dxa"/>
-              <w:left w:w="120" w:type="dxa"/>
-              <w:right w:w="120" w:type="dxa"/>
+              <w:top w:w="100" w:type="dxa"/>
+              <w:bottom w:w="100" w:type="dxa"/>
+              <w:left w:w="150" w:type="dxa"/>
+              <w:right w:w="150" w:type="dxa"/>
             </w:tcMar>
           </w:tcPr>
           <w:p>
             <w:r>
-              <w:rPr>
-                <w:color w:val="32261E"/>
-                <w:sz w:val="18"/>
-              </w:rPr>
-              <w:t>Evaluar la usabilidad y adopción de PlayBreak como plataforma de micro-pausas activas no invasivas para mitigar la fatiga virtual y el aislamiento en equipos remotos. Se evaluaron 4 flujos principales con 5 participantes.</w:t>
+              <w:t>Evaluar la usabilidad y adopción de PlayBreak como plataforma de micro-pausas activas no invasivas para mitigar la fatiga virtual y el aislamiento en equipos remotos. Se evaluaron 4 flujos principales con 5 participantes bajo protocolo Think-Aloud y escala estandarizada SUS.</w:t>
             </w:r>
           </w:p>
         </w:tc>
@@ -191,21 +156,19 @@
       <w:tr>
         <w:tc>
           <w:tcPr>
-            <w:tcW w:type="dxa" w:w="4680"/>
-            <w:shd w:fill="EBDDC2"/>
+            <w:tcW w:type="dxa" w:w="3168"/>
+            <w:shd w:fill="F5EFE6"/>
             <w:tcMar>
-              <w:top w:w="80" w:type="dxa"/>
-              <w:bottom w:w="80" w:type="dxa"/>
-              <w:left w:w="120" w:type="dxa"/>
-              <w:right w:w="120" w:type="dxa"/>
+              <w:top w:w="100" w:type="dxa"/>
+              <w:bottom w:w="100" w:type="dxa"/>
+              <w:left w:w="150" w:type="dxa"/>
+              <w:right w:w="150" w:type="dxa"/>
             </w:tcMar>
           </w:tcPr>
           <w:p>
             <w:r>
               <w:rPr>
                 <w:b/>
-                <w:color w:val="7A4E2D"/>
-                <w:sz w:val="19"/>
               </w:rPr>
               <w:t>Población y Muestra</w:t>
             </w:r>
@@ -213,22 +176,17 @@
         </w:tc>
         <w:tc>
           <w:tcPr>
-            <w:tcW w:type="dxa" w:w="4680"/>
-            <w:shd w:fill="FFFDF9"/>
+            <w:tcW w:type="dxa" w:w="6192"/>
             <w:tcMar>
-              <w:top w:w="80" w:type="dxa"/>
-              <w:bottom w:w="80" w:type="dxa"/>
-              <w:left w:w="120" w:type="dxa"/>
-              <w:right w:w="120" w:type="dxa"/>
+              <w:top w:w="100" w:type="dxa"/>
+              <w:bottom w:w="100" w:type="dxa"/>
+              <w:left w:w="150" w:type="dxa"/>
+              <w:right w:w="150" w:type="dxa"/>
             </w:tcMar>
           </w:tcPr>
           <w:p>
             <w:r>
-              <w:rPr>
-                <w:color w:val="32261E"/>
-                <w:sz w:val="18"/>
-              </w:rPr>
-              <w:t>5 participantes (n=5) representativos de la persona arquetípica Juliana Ospina (profesionales de teletrabajo/híbrido). Prueba moderada con protocolo Think-Aloud y cuestionario estandarizado SUS.</w:t>
+              <w:t>5 participantes (n = 5) representativos de la persona arquetípica Juliana Ospina (profesionales de teletrabajo/híbrido en tecnología). Prueba moderada con protocolo Think-Aloud y cuestionario estandarizado SUS de 10 ítems.</w:t>
             </w:r>
           </w:p>
         </w:tc>
@@ -236,21 +194,19 @@
       <w:tr>
         <w:tc>
           <w:tcPr>
-            <w:tcW w:type="dxa" w:w="4680"/>
-            <w:shd w:fill="EBDDC2"/>
+            <w:tcW w:type="dxa" w:w="3168"/>
+            <w:shd w:fill="F5EFE6"/>
             <w:tcMar>
-              <w:top w:w="80" w:type="dxa"/>
-              <w:bottom w:w="80" w:type="dxa"/>
-              <w:left w:w="120" w:type="dxa"/>
-              <w:right w:w="120" w:type="dxa"/>
+              <w:top w:w="100" w:type="dxa"/>
+              <w:bottom w:w="100" w:type="dxa"/>
+              <w:left w:w="150" w:type="dxa"/>
+              <w:right w:w="150" w:type="dxa"/>
             </w:tcMar>
           </w:tcPr>
           <w:p>
             <w:r>
               <w:rPr>
                 <w:b/>
-                <w:color w:val="7A4E2D"/>
-                <w:sz w:val="19"/>
               </w:rPr>
               <w:t>Métricas SUS Consolidadas</w:t>
             </w:r>
@@ -258,28 +214,23 @@
         </w:tc>
         <w:tc>
           <w:tcPr>
-            <w:tcW w:type="dxa" w:w="4680"/>
-            <w:shd w:fill="FFFDF9"/>
+            <w:tcW w:type="dxa" w:w="6192"/>
             <w:tcMar>
-              <w:top w:w="80" w:type="dxa"/>
-              <w:bottom w:w="80" w:type="dxa"/>
-              <w:left w:w="120" w:type="dxa"/>
-              <w:right w:w="120" w:type="dxa"/>
+              <w:top w:w="100" w:type="dxa"/>
+              <w:bottom w:w="100" w:type="dxa"/>
+              <w:left w:w="150" w:type="dxa"/>
+              <w:right w:w="150" w:type="dxa"/>
             </w:tcMar>
           </w:tcPr>
           <w:p>
             <w:r>
-              <w:rPr>
-                <w:color w:val="32261E"/>
-                <w:sz w:val="18"/>
-              </w:rPr>
               <w:t>• Promedio SUS: 77,5 / 100 (Grado B+ / Aceptable - Buena según Bangor et al., 2008)</w:t>
               <w:br/>
               <w:t>• Mediana SUS: 92,5 / 100 (Grado A+ / Rango de Excelencia)</w:t>
               <w:br/>
               <w:t>• Sensación de Seguridad (Ítem 9): 4,8 / 5,0 (Máxima puntuación: valida cero presión social)</w:t>
               <w:br/>
-              <w:t>• Fricción Inicial (Ítem 4): 2,2 / 5,0 (Punto débil corregido: desconcierto en onboarding)</w:t>
+              <w:t>• Fricción Inicial (Ítem 4): 2,2 / 5,0 (Punto débil corregido: desconcierto en onboarding por bots fijos)</w:t>
             </w:r>
           </w:p>
         </w:tc>
@@ -287,21 +238,19 @@
       <w:tr>
         <w:tc>
           <w:tcPr>
-            <w:tcW w:type="dxa" w:w="4680"/>
-            <w:shd w:fill="EBDDC2"/>
+            <w:tcW w:type="dxa" w:w="3168"/>
+            <w:shd w:fill="F5EFE6"/>
             <w:tcMar>
-              <w:top w:w="80" w:type="dxa"/>
-              <w:bottom w:w="80" w:type="dxa"/>
-              <w:left w:w="120" w:type="dxa"/>
-              <w:right w:w="120" w:type="dxa"/>
+              <w:top w:w="100" w:type="dxa"/>
+              <w:bottom w:w="100" w:type="dxa"/>
+              <w:left w:w="150" w:type="dxa"/>
+              <w:right w:w="150" w:type="dxa"/>
             </w:tcMar>
           </w:tcPr>
           <w:p>
             <w:r>
               <w:rPr>
                 <w:b/>
-                <w:color w:val="7A4E2D"/>
-                <w:sz w:val="19"/>
               </w:rPr>
               <w:t>Gráfico Semáforo Consolidado</w:t>
             </w:r>
@@ -309,21 +258,16 @@
         </w:tc>
         <w:tc>
           <w:tcPr>
-            <w:tcW w:type="dxa" w:w="4680"/>
-            <w:shd w:fill="FFFDF9"/>
+            <w:tcW w:type="dxa" w:w="6192"/>
             <w:tcMar>
-              <w:top w:w="80" w:type="dxa"/>
-              <w:bottom w:w="80" w:type="dxa"/>
-              <w:left w:w="120" w:type="dxa"/>
-              <w:right w:w="120" w:type="dxa"/>
+              <w:top w:w="100" w:type="dxa"/>
+              <w:bottom w:w="100" w:type="dxa"/>
+              <w:left w:w="150" w:type="dxa"/>
+              <w:right w:w="150" w:type="dxa"/>
             </w:tcMar>
           </w:tcPr>
           <w:p>
             <w:r>
-              <w:rPr>
-                <w:color w:val="32261E"/>
-                <w:sz w:val="18"/>
-              </w:rPr>
               <w:t>🟢 Verde (Excelente): Mesa de Dibujo, Momento Post-Partida, Salida Silenciosa, Ausencia de Presión.</w:t>
               <w:br/>
               <w:t>🟡 Amarillo (Fricción Menor): Petición de temporizador, modos de juego y variedad lúdica.</w:t>
@@ -336,8 +280,238 @@
       <w:tr>
         <w:tc>
           <w:tcPr>
-            <w:tcW w:type="dxa" w:w="4680"/>
-            <w:shd w:fill="EBDDC2"/>
+            <w:tcW w:type="dxa" w:w="3168"/>
+            <w:shd w:fill="F5EFE6"/>
+            <w:tcMar>
+              <w:top w:w="100" w:type="dxa"/>
+              <w:bottom w:w="100" w:type="dxa"/>
+              <w:left w:w="150" w:type="dxa"/>
+              <w:right w:w="150" w:type="dxa"/>
+            </w:tcMar>
+          </w:tcPr>
+          <w:p>
+            <w:r>
+              <w:rPr>
+                <w:b/>
+              </w:rPr>
+              <w:t>Top Hallazgos Críticos</w:t>
+            </w:r>
+          </w:p>
+        </w:tc>
+        <w:tc>
+          <w:tcPr>
+            <w:tcW w:type="dxa" w:w="6192"/>
+            <w:tcMar>
+              <w:top w:w="100" w:type="dxa"/>
+              <w:bottom w:w="100" w:type="dxa"/>
+              <w:left w:w="150" w:type="dxa"/>
+              <w:right w:w="150" w:type="dxa"/>
+            </w:tcMar>
+          </w:tcPr>
+          <w:p>
+            <w:r>
+              <w:t>1. Onboarding confuso por bots ficticios fijos (Severidad 3: Mayor -&gt; Resuelto con partida limpia de cero).</w:t>
+              <w:br/>
+              <w:t>2. Necesidad de control en dibujo y separación de roles (Severidad 2: Menor -&gt; Resuelto con selector de tiempo y roles estrictos Dibujante vs Adivinador).</w:t>
+              <w:br/>
+              <w:t>3. Deseo de mayor presencia y variedad (Severidad 1: Cosmético -&gt; Resuelto con Salón Espacial 3D interactivo, banco de 50 palabras, Trivia gamificada con medallas, El Pasillo con hilos y voz WebRTC).</w:t>
+            </w:r>
+          </w:p>
+        </w:tc>
+      </w:tr>
+      <w:tr>
+        <w:tc>
+          <w:tcPr>
+            <w:tcW w:type="dxa" w:w="3168"/>
+            <w:shd w:fill="F5EFE6"/>
+            <w:tcMar>
+              <w:top w:w="100" w:type="dxa"/>
+              <w:bottom w:w="100" w:type="dxa"/>
+              <w:left w:w="150" w:type="dxa"/>
+              <w:right w:w="150" w:type="dxa"/>
+            </w:tcMar>
+          </w:tcPr>
+          <w:p>
+            <w:r>
+              <w:rPr>
+                <w:b/>
+              </w:rPr>
+              <w:t>Estado de Implementación</w:t>
+            </w:r>
+          </w:p>
+        </w:tc>
+        <w:tc>
+          <w:tcPr>
+            <w:tcW w:type="dxa" w:w="6192"/>
+            <w:tcMar>
+              <w:top w:w="100" w:type="dxa"/>
+              <w:bottom w:w="100" w:type="dxa"/>
+              <w:left w:w="150" w:type="dxa"/>
+              <w:right w:w="150" w:type="dxa"/>
+            </w:tcMar>
+          </w:tcPr>
+          <w:p>
+            <w:r>
+              <w:t>Versión v5.0 desplegada en GitHub Pages (https://hinarasm12.github.io/PlayBreak/): Salón virtual interactivo con avatar caminante y previsualización de cabinas, roles estrictos en dibujo (quien dibuja tiene el pincel y los demás solo adivinan), alternancia obligatoria de turnos en palabras (evita jugadas consecutivas del mismo usuario), banco expandido de 50 palabras, respuestas anidadas en el café y sincronización espacial P2P.</w:t>
+            </w:r>
+          </w:p>
+        </w:tc>
+      </w:tr>
+      <w:tr>
+        <w:tc>
+          <w:tcPr>
+            <w:tcW w:type="dxa" w:w="3168"/>
+            <w:shd w:fill="F5EFE6"/>
+            <w:tcMar>
+              <w:top w:w="100" w:type="dxa"/>
+              <w:bottom w:w="100" w:type="dxa"/>
+              <w:left w:w="150" w:type="dxa"/>
+              <w:right w:w="150" w:type="dxa"/>
+            </w:tcMar>
+          </w:tcPr>
+          <w:p>
+            <w:r>
+              <w:rPr>
+                <w:b/>
+              </w:rPr>
+              <w:t>Repositorio Oficial</w:t>
+            </w:r>
+          </w:p>
+        </w:tc>
+        <w:tc>
+          <w:tcPr>
+            <w:tcW w:type="dxa" w:w="6192"/>
+            <w:tcMar>
+              <w:top w:w="100" w:type="dxa"/>
+              <w:bottom w:w="100" w:type="dxa"/>
+              <w:left w:w="150" w:type="dxa"/>
+              <w:right w:w="150" w:type="dxa"/>
+            </w:tcMar>
+          </w:tcPr>
+          <w:p>
+            <w:r>
+              <w:t>https://github.com/HinaraSM12/PlayBreak (rama main pública)</w:t>
+            </w:r>
+          </w:p>
+        </w:tc>
+      </w:tr>
+    </w:tbl>
+    <w:p>
+      <w:pPr>
+        <w:spacing w:before="280" w:after="120"/>
+      </w:pPr>
+      <w:r>
+        <w:rPr>
+          <w:rFonts w:ascii="Calibri" w:hAnsi="Calibri"/>
+          <w:b/>
+          <w:color w:val="1F4E78"/>
+          <w:sz w:val="30"/>
+        </w:rPr>
+        <w:t>2. Marco Metodológico de la Evaluación con Usuarios</w:t>
+      </w:r>
+    </w:p>
+    <w:p>
+      <w:r>
+        <w:t>Siguiendo de forma rigurosa los lineamientos metodológicos de Interacción Humano-Computador («Planificar y definir pruebas», diapositivas 40 a 95 de clase):</w:t>
+      </w:r>
+    </w:p>
+    <w:p>
+      <w:pPr>
+        <w:spacing w:before="200" w:after="80"/>
+      </w:pPr>
+      <w:r>
+        <w:rPr>
+          <w:rFonts w:ascii="Calibri" w:hAnsi="Calibri"/>
+          <w:b/>
+          <w:color w:val="7A4E2D"/>
+          <w:sz w:val="25"/>
+        </w:rPr>
+        <w:t>2.1 Objetivos de la Evaluación y Preguntas de Investigación</w:t>
+      </w:r>
+    </w:p>
+    <w:p>
+      <w:r>
+        <w:t>El estudio de usabilidad tuvo como propósito central evaluar la eficacia, eficiencia y satisfacción de PlayBreak como herramienta de micro-pausas activas para equipos remotos. Las preguntas clave planteadas fueron:</w:t>
+      </w:r>
+    </w:p>
+    <w:p>
+      <w:r>
+        <w:t>1. ¿Los usuarios logran iniciar una actividad en menos de dos clics sin experimentar ansiedad ni sobrecarga cognitiva?</w:t>
+        <w:br/>
+        <w:t>2. ¿La dinámica de roles en la Mesa de Dibujo y el Rincón de Palabras se comprende intuitivamente sin necesidad de tutoriales?</w:t>
+        <w:br/>
+        <w:t>3. ¿El entorno lúdico transmite una sensación real de seguridad psicológica y no obligatoriedad (cero presión social)?</w:t>
+        <w:br/>
+        <w:t>4. ¿La representación visual espacial del salón virtual fomenta la sensación de presencia compartida con los compañeros de trabajo?</w:t>
+      </w:r>
+    </w:p>
+    <w:p>
+      <w:pPr>
+        <w:spacing w:before="200" w:after="80"/>
+      </w:pPr>
+      <w:r>
+        <w:rPr>
+          <w:rFonts w:ascii="Calibri" w:hAnsi="Calibri"/>
+          <w:b/>
+          <w:color w:val="7A4E2D"/>
+          <w:sz w:val="25"/>
+        </w:rPr>
+        <w:t>2.2 Arquetipo de Usuario y Selección de la Muestra (n = 5)</w:t>
+      </w:r>
+    </w:p>
+    <w:p>
+      <w:r>
+        <w:t>Conforme al modelo matemático de Nielsen y Landauer (1993) y las recomendaciones del Nielsen Norman Group (diapositiva 73 de clase), una muestra de 5 evaluadores permite descubrir entre el 80% y 85% de los problemas cualitativos de usabilidad sin incurrir en redundancias costosas.</w:t>
+      </w:r>
+    </w:p>
+    <w:p>
+      <w:r>
+        <w:t>Los participantes fueron seleccionados por coincidir con la persona arquetípica definida en el Entregable 3:</w:t>
+      </w:r>
+    </w:p>
+    <w:p>
+      <w:r>
+        <w:t>• Arquetipo: Juliana Ospina (27 años, desarrolladora de software y diseñadora remota/híbrida con menos de un año en su empresa actual).</w:t>
+        <w:br/>
+        <w:t>• Características de la muestra: 5 profesionales activos en modalidad de teletrabajo o esquema híbrido en el sector de tecnología y servicios, con rango de edad de 22 a 34 años, alto tiempo de exposición a pantallas diarias (6 a 10 horas) y experiencia previa de aislamiento o fatiga en reuniones virtuales tradicionales.</w:t>
+      </w:r>
+    </w:p>
+    <w:p>
+      <w:pPr>
+        <w:spacing w:before="200" w:after="80"/>
+      </w:pPr>
+      <w:r>
+        <w:rPr>
+          <w:rFonts w:ascii="Calibri" w:hAnsi="Calibri"/>
+          <w:b/>
+          <w:color w:val="7A4E2D"/>
+          <w:sz w:val="25"/>
+        </w:rPr>
+        <w:t>2.3 Escenarios y Tareas de Prueba Estandarizadas (Task Scenarios)</w:t>
+      </w:r>
+    </w:p>
+    <w:p>
+      <w:r>
+        <w:t>Como señalan las diapositivas 50 a 65 de clase, las pruebas se estructuraron en torno a escenarios situacionales realistas con criterios de éxito medibles:</w:t>
+      </w:r>
+    </w:p>
+    <w:tbl>
+      <w:tblPr>
+        <w:tblW w:type="auto" w:w="0"/>
+        <w:jc w:val="center"/>
+        <w:tblLayout w:type="fixed"/>
+        <w:tblLook w:firstColumn="1" w:firstRow="1" w:lastColumn="0" w:lastRow="0" w:noHBand="0" w:noVBand="1" w:val="04A0"/>
+      </w:tblPr>
+      <w:tblGrid>
+        <w:gridCol w:w="3120"/>
+        <w:gridCol w:w="3120"/>
+        <w:gridCol w:w="3120"/>
+      </w:tblGrid>
+      <w:tr>
+        <w:tc>
+          <w:tcPr>
+            <w:tcW w:type="dxa" w:w="2592"/>
+            <w:shd w:fill="E0D2C3"/>
             <w:tcMar>
               <w:top w:w="80" w:type="dxa"/>
               <w:bottom w:w="80" w:type="dxa"/>
@@ -349,44 +523,15 @@
             <w:r>
               <w:rPr>
                 <w:b/>
-                <w:color w:val="7A4E2D"/>
-                <w:sz w:val="19"/>
               </w:rPr>
-              <w:t>Top 3 Hallazgos Críticos</w:t>
+              <w:t>Tarea Evaluada</w:t>
             </w:r>
           </w:p>
         </w:tc>
         <w:tc>
           <w:tcPr>
-            <w:tcW w:type="dxa" w:w="4680"/>
-            <w:shd w:fill="FFFDF9"/>
-            <w:tcMar>
-              <w:top w:w="80" w:type="dxa"/>
-              <w:bottom w:w="80" w:type="dxa"/>
-              <w:left w:w="120" w:type="dxa"/>
-              <w:right w:w="120" w:type="dxa"/>
-            </w:tcMar>
-          </w:tcPr>
-          <w:p>
-            <w:r>
-              <w:rPr>
-                <w:color w:val="32261E"/>
-                <w:sz w:val="18"/>
-              </w:rPr>
-              <w:t>1. Onboarding confuso por bots ficticios fijos (Severidad 3: Mayor -&gt; Resuelto con partida limpia de cero).</w:t>
-              <w:br/>
-              <w:t>2. Necesidad de control en dibujo (Severidad 2: Menor -&gt; Resuelto con selector 60s/30s/libre y modos adivinar/libre).</w:t>
-              <w:br/>
-              <w:t>3. Deseo de mayor variedad e interacción (Severidad 1: Cosmético -&gt; Resuelto con Trivia de 18 preguntas con medallas, El Pasillo y chat de voz WebRTC en Cafetería).</w:t>
-            </w:r>
-          </w:p>
-        </w:tc>
-      </w:tr>
-      <w:tr>
-        <w:tc>
-          <w:tcPr>
-            <w:tcW w:type="dxa" w:w="4680"/>
-            <w:shd w:fill="EBDDC2"/>
+            <w:tcW w:type="dxa" w:w="3744"/>
+            <w:shd w:fill="E0D2C3"/>
             <w:tcMar>
               <w:top w:w="80" w:type="dxa"/>
               <w:bottom w:w="80" w:type="dxa"/>
@@ -398,17 +543,15 @@
             <w:r>
               <w:rPr>
                 <w:b/>
-                <w:color w:val="7A4E2D"/>
-                <w:sz w:val="19"/>
               </w:rPr>
-              <w:t>Estado de Implementación</w:t>
+              <w:t>Escenario Planteado al Evaluador</w:t>
             </w:r>
           </w:p>
         </w:tc>
         <w:tc>
           <w:tcPr>
-            <w:tcW w:type="dxa" w:w="4680"/>
-            <w:shd w:fill="FFFDF9"/>
+            <w:tcW w:type="dxa" w:w="3024"/>
+            <w:shd w:fill="E0D2C3"/>
             <w:tcMar>
               <w:top w:w="80" w:type="dxa"/>
               <w:bottom w:w="80" w:type="dxa"/>
@@ -419,10 +562,225 @@
           <w:p>
             <w:r>
               <w:rPr>
-                <w:color w:val="32261E"/>
-                <w:sz w:val="18"/>
+                <w:b/>
               </w:rPr>
-              <w:t>Versión v4.0 completa desplegada en GitHub Pages: Lienzo reactivo P2P WebRTC, prevención de palabras duplicadas, trivia con temporizador de 15s y medallas, chat de voz en tiempo real y perfil con niveles e insignias.</w:t>
+              <w:t>Criterio de Éxito Medible</w:t>
+            </w:r>
+          </w:p>
+        </w:tc>
+      </w:tr>
+      <w:tr>
+        <w:tc>
+          <w:tcPr>
+            <w:tcW w:type="dxa" w:w="2592"/>
+            <w:shd w:fill="F9F6F0"/>
+            <w:tcMar>
+              <w:top w:w="80" w:type="dxa"/>
+              <w:bottom w:w="80" w:type="dxa"/>
+              <w:left w:w="120" w:type="dxa"/>
+              <w:right w:w="120" w:type="dxa"/>
+            </w:tcMar>
+          </w:tcPr>
+          <w:p>
+            <w:r>
+              <w:rPr>
+                <w:b/>
+              </w:rPr>
+              <w:t>Tarea 1: Mesa de Dibujo Sincrónica</w:t>
+            </w:r>
+          </w:p>
+        </w:tc>
+        <w:tc>
+          <w:tcPr>
+            <w:tcW w:type="dxa" w:w="3744"/>
+            <w:tcMar>
+              <w:top w:w="80" w:type="dxa"/>
+              <w:bottom w:w="80" w:type="dxa"/>
+              <w:left w:w="120" w:type="dxa"/>
+              <w:right w:w="120" w:type="dxa"/>
+            </w:tcMar>
+          </w:tcPr>
+          <w:p>
+            <w:r>
+              <w:t>«Llevas dos horas escribiendo código y decides tomar un descanso de 3 minutos. Ingresa a la Mesa de Dibujo, reconoce tu rol (Dibujante o Adivinador), realiza un trazo en el lienzo o escribe una adivinanza en el chat.»</w:t>
+            </w:r>
+          </w:p>
+        </w:tc>
+        <w:tc>
+          <w:tcPr>
+            <w:tcW w:type="dxa" w:w="3024"/>
+            <w:tcMar>
+              <w:top w:w="80" w:type="dxa"/>
+              <w:bottom w:w="80" w:type="dxa"/>
+              <w:left w:w="120" w:type="dxa"/>
+              <w:right w:w="120" w:type="dxa"/>
+            </w:tcMar>
+          </w:tcPr>
+          <w:p>
+            <w:r>
+              <w:t>Entrada a la mesa en &lt; 10s, comprensión del rol asignado (quien dibuja tiene el lienzo activo; quien adivina tiene el lienzo bloqueado) y envío exitoso de trazo o intento.</w:t>
+            </w:r>
+          </w:p>
+        </w:tc>
+      </w:tr>
+      <w:tr>
+        <w:tc>
+          <w:tcPr>
+            <w:tcW w:type="dxa" w:w="2592"/>
+            <w:shd w:fill="F9F6F0"/>
+            <w:tcMar>
+              <w:top w:w="80" w:type="dxa"/>
+              <w:bottom w:w="80" w:type="dxa"/>
+              <w:left w:w="120" w:type="dxa"/>
+              <w:right w:w="120" w:type="dxa"/>
+            </w:tcMar>
+          </w:tcPr>
+          <w:p>
+            <w:r>
+              <w:rPr>
+                <w:b/>
+              </w:rPr>
+              <w:t>Tarea 2: Rincón de Palabras Asincrónico</w:t>
+            </w:r>
+          </w:p>
+        </w:tc>
+        <w:tc>
+          <w:tcPr>
+            <w:tcW w:type="dxa" w:w="3744"/>
+            <w:tcMar>
+              <w:top w:w="80" w:type="dxa"/>
+              <w:bottom w:w="80" w:type="dxa"/>
+              <w:left w:w="120" w:type="dxa"/>
+              <w:right w:w="120" w:type="dxa"/>
+            </w:tcMar>
+          </w:tcPr>
+          <w:p>
+            <w:r>
+              <w:t>«Quieres dejar un saludo o juego rápido a tus colegas pero no tienes tiempo de quedarte en vivo. Entra al Rincón de Palabras, observa la última palabra aportada y escribe una palabra válida respetando la última letra y la alternancia de turnos.»</w:t>
+            </w:r>
+          </w:p>
+        </w:tc>
+        <w:tc>
+          <w:tcPr>
+            <w:tcW w:type="dxa" w:w="3024"/>
+            <w:tcMar>
+              <w:top w:w="80" w:type="dxa"/>
+              <w:bottom w:w="80" w:type="dxa"/>
+              <w:left w:w="120" w:type="dxa"/>
+              <w:right w:w="120" w:type="dxa"/>
+            </w:tcMar>
+          </w:tcPr>
+          <w:p>
+            <w:r>
+              <w:t>Identificación de la letra requerida, validación de palabra no duplicada y comprensión del bloqueo de turno consecutivo (no enviar dos palabras seguidas sin que un compañero juegue).</w:t>
+            </w:r>
+          </w:p>
+        </w:tc>
+      </w:tr>
+      <w:tr>
+        <w:tc>
+          <w:tcPr>
+            <w:tcW w:type="dxa" w:w="2592"/>
+            <w:shd w:fill="F9F6F0"/>
+            <w:tcMar>
+              <w:top w:w="80" w:type="dxa"/>
+              <w:bottom w:w="80" w:type="dxa"/>
+              <w:left w:w="120" w:type="dxa"/>
+              <w:right w:w="120" w:type="dxa"/>
+            </w:tcMar>
+          </w:tcPr>
+          <w:p>
+            <w:r>
+              <w:rPr>
+                <w:b/>
+              </w:rPr>
+              <w:t>Tarea 3: Trivia Relámpago de Bienestar</w:t>
+            </w:r>
+          </w:p>
+        </w:tc>
+        <w:tc>
+          <w:tcPr>
+            <w:tcW w:type="dxa" w:w="3744"/>
+            <w:tcMar>
+              <w:top w:w="80" w:type="dxa"/>
+              <w:bottom w:w="80" w:type="dxa"/>
+              <w:left w:w="120" w:type="dxa"/>
+              <w:right w:w="120" w:type="dxa"/>
+            </w:tcMar>
+          </w:tcPr>
+          <w:p>
+            <w:r>
+              <w:t>«Quieres despejar la mente con un rompehielos de 45 segundos. Inicia una ronda de trivia, responde las preguntas dentro del tiempo límite de 15 segundos y observa la premiación obtenida.»</w:t>
+            </w:r>
+          </w:p>
+        </w:tc>
+        <w:tc>
+          <w:tcPr>
+            <w:tcW w:type="dxa" w:w="3024"/>
+            <w:tcMar>
+              <w:top w:w="80" w:type="dxa"/>
+              <w:bottom w:w="80" w:type="dxa"/>
+              <w:left w:w="120" w:type="dxa"/>
+              <w:right w:w="120" w:type="dxa"/>
+            </w:tcMar>
+          </w:tcPr>
+          <w:p>
+            <w:r>
+              <w:t>Respuesta ágil a las preguntas sin confusión temporal y visualización comprensible de medallas e insignias al cierre.</w:t>
+            </w:r>
+          </w:p>
+        </w:tc>
+      </w:tr>
+      <w:tr>
+        <w:tc>
+          <w:tcPr>
+            <w:tcW w:type="dxa" w:w="2592"/>
+            <w:shd w:fill="F9F6F0"/>
+            <w:tcMar>
+              <w:top w:w="80" w:type="dxa"/>
+              <w:bottom w:w="80" w:type="dxa"/>
+              <w:left w:w="120" w:type="dxa"/>
+              <w:right w:w="120" w:type="dxa"/>
+            </w:tcMar>
+          </w:tcPr>
+          <w:p>
+            <w:r>
+              <w:rPr>
+                <w:b/>
+              </w:rPr>
+              <w:t>Tarea 4: El Pasillo &amp; Salida Silenciosa</w:t>
+            </w:r>
+          </w:p>
+        </w:tc>
+        <w:tc>
+          <w:tcPr>
+            <w:tcW w:type="dxa" w:w="3744"/>
+            <w:tcMar>
+              <w:top w:w="80" w:type="dxa"/>
+              <w:bottom w:w="80" w:type="dxa"/>
+              <w:left w:w="120" w:type="dxa"/>
+              <w:right w:w="120" w:type="dxa"/>
+            </w:tcMar>
+          </w:tcPr>
+          <w:p>
+            <w:r>
+              <w:t>«Ingresa a El Pasillo (Café Virtual), revisa las notas de tus compañeros, responde a un mensaje en el hilo y retírate de la sala sin generar interrupciones ni notificaciones molestas.»</w:t>
+            </w:r>
+          </w:p>
+        </w:tc>
+        <w:tc>
+          <w:tcPr>
+            <w:tcW w:type="dxa" w:w="3024"/>
+            <w:tcMar>
+              <w:top w:w="80" w:type="dxa"/>
+              <w:bottom w:w="80" w:type="dxa"/>
+              <w:left w:w="120" w:type="dxa"/>
+              <w:right w:w="120" w:type="dxa"/>
+            </w:tcMar>
+          </w:tcPr>
+          <w:p>
+            <w:r>
+              <w:t>Despliegue de caja de respuesta en hilo, publicación de comentario en la conversación y activación de 'Salir sin avisar' (ghosting amigable) con toast de privacidad confirmada.</w:t>
             </w:r>
           </w:p>
         </w:tc>
@@ -430,123 +788,79 @@
     </w:tbl>
     <w:p>
       <w:pPr>
-        <w:spacing w:before="320" w:after="100"/>
+        <w:spacing w:before="200" w:after="80"/>
       </w:pPr>
       <w:r>
         <w:rPr>
+          <w:rFonts w:ascii="Calibri" w:hAnsi="Calibri"/>
           <w:b/>
           <w:color w:val="7A4E2D"/>
-          <w:sz w:val="28"/>
+          <w:sz w:val="25"/>
         </w:rPr>
-        <w:t>2. Marco Metodológico de la Evaluación con Usuarios</w:t>
+        <w:t>2.4 Protocolo de Pensamiento en Voz Alta (Think-Aloud Protocol)</w:t>
+      </w:r>
+    </w:p>
+    <w:p>
+      <w:r>
+        <w:t>Durante la ejecución de las tareas se aplicó el protocolo estándar Concurrent Think-Aloud (diapositivas 85 a 92 de clase):</w:t>
+      </w:r>
+    </w:p>
+    <w:p>
+      <w:r>
+        <w:t>• Fijación de Expectativas y Clima de Confianza: Se enfatizó a cada participante que el objeto de evaluación era exclusivamente el software y no su inteligencia ni habilidades personales.</w:t>
+        <w:br/>
+        <w:t>• Intervención Cero del Moderador: El equipo facilitador mantuvo una postura de observador pasivo. No se respondieron preguntas del tipo «¿dónde debo hacer clic?», permitiendo que el usuario explorara y manifestara sus modelos mentales naturales de forma transparente.</w:t>
+        <w:br/>
+        <w:t>• Registro de Conducta y Expresiones: Se videograbaron las sesiones con consentimiento previo, registrando verbalizaciones de agrado, confusión, vacilaciones en el cursor y tiempos de respuesta.</w:t>
       </w:r>
     </w:p>
     <w:p>
       <w:pPr>
-        <w:spacing w:after="80" w:line="276" w:lineRule="auto"/>
+        <w:spacing w:before="200" w:after="80"/>
       </w:pPr>
       <w:r>
         <w:rPr>
-          <w:i w:val="0"/>
-          <w:color w:val="32261E"/>
-          <w:sz w:val="20"/>
+          <w:rFonts w:ascii="Calibri" w:hAnsi="Calibri"/>
+          <w:b/>
+          <w:color w:val="7A4E2D"/>
+          <w:sz w:val="25"/>
         </w:rPr>
-        <w:t>La evaluación se ejecutó bajo los lineamientos metodológicos expuestos en las diapositivas de clase ('Planificar y definir pruebas' y 'Analizar los resultados'). Se estructuró en cuatro pilares:</w:t>
+        <w:t>2.5 Instrumentos de Medición Cuantitativa y Cualitativa</w:t>
+      </w:r>
+    </w:p>
+    <w:p>
+      <w:r>
+        <w:t>Al término de las cuatro tareas, los participantes diligenciaron de forma individual:</w:t>
+        <w:br/>
+        <w:t>1. System Usability Scale (SUS): Cuestionario estandarizado de John Brooke (1986) con 10 afirmaciones en escala Likert (1 a 5), alternando ítems de polaridad positiva y negativa.</w:t>
+        <w:br/>
+        <w:t>2. Preguntas Cualitativas Abiertas: Indagación sobre elementos favoritos, fuentes de duda y solicitudes de nuevas funciones para la versión en producción.</w:t>
       </w:r>
     </w:p>
     <w:p>
       <w:pPr>
-        <w:spacing w:after="80" w:line="276" w:lineRule="auto"/>
+        <w:spacing w:before="280" w:after="120"/>
       </w:pPr>
       <w:r>
         <w:rPr>
+          <w:rFonts w:ascii="Calibri" w:hAnsi="Calibri"/>
           <w:b/>
-          <w:color w:val="32261E"/>
-          <w:sz w:val="20"/>
-        </w:rPr>
-        <w:t xml:space="preserve">2.1 Muestra Representativa (n = 5): </w:t>
-      </w:r>
-      <w:r>
-        <w:rPr>
-          <w:i w:val="0"/>
-          <w:color w:val="32261E"/>
-          <w:sz w:val="20"/>
-        </w:rPr>
-        <w:t>Conforme a Nielsen y Landauer (1993) y el Nielsen Norman Group (diapositiva 73), 5 evaluadores descubren entre el 80% y 85% de los problemas de usabilidad cualitativos sin incurrir en redundancias costosas. Los usuarios fueron seleccionados por su coincidencia con el arquetipo de teletrabajador del Entregable 3.</w:t>
-      </w:r>
-    </w:p>
-    <w:p>
-      <w:pPr>
-        <w:spacing w:after="80" w:line="276" w:lineRule="auto"/>
-      </w:pPr>
-      <w:r>
-        <w:rPr>
-          <w:b/>
-          <w:color w:val="32261E"/>
-          <w:sz w:val="20"/>
-        </w:rPr>
-        <w:t xml:space="preserve">2.2 Protocolo Think-Aloud (Pensamiento en Voz Alta): </w:t>
-      </w:r>
-      <w:r>
-        <w:rPr>
-          <w:i w:val="0"/>
-          <w:color w:val="32261E"/>
-          <w:sz w:val="20"/>
-        </w:rPr>
-        <w:t>Se instruyó a los evaluadores a exteriorizar sus dudas y expectativas sin temor. Se aclaró enfáticamente que se evaluaba el software y no sus capacidades. Los facilitadores mantuvieron una postura de observación pasiva para registrar la interacción orgánica (diapositivas 86 y 89 de clase).</w:t>
-      </w:r>
-    </w:p>
-    <w:p>
-      <w:pPr>
-        <w:spacing w:after="80" w:line="276" w:lineRule="auto"/>
-      </w:pPr>
-      <w:r>
-        <w:rPr>
-          <w:b/>
-          <w:color w:val="32261E"/>
-          <w:sz w:val="20"/>
-        </w:rPr>
-        <w:t xml:space="preserve">2.3 Instrumento Estandarizado SUS: </w:t>
-      </w:r>
-      <w:r>
-        <w:rPr>
-          <w:i w:val="0"/>
-          <w:color w:val="32261E"/>
-          <w:sz w:val="20"/>
-        </w:rPr>
-        <w:t>Al finalizar las tareas, se administró el cuestionario estándar SUS (Brooke, 1986) compuesto por 10 ítems en escala Likert de 5 puntos, alternando afirmaciones positivas y negativas, complementado con preguntas cualitativas abiertas.</w:t>
-      </w:r>
-    </w:p>
-    <w:p>
-      <w:pPr>
-        <w:spacing w:before="320" w:after="100"/>
-      </w:pPr>
-      <w:r>
-        <w:rPr>
-          <w:b/>
-          <w:color w:val="7A4E2D"/>
-          <w:sz w:val="28"/>
+          <w:color w:val="1F4E78"/>
+          <w:sz w:val="30"/>
         </w:rPr>
         <w:t>3. Resultados Cuantitativos del Instrumento SUS</w:t>
       </w:r>
     </w:p>
     <w:p>
-      <w:pPr>
-        <w:spacing w:after="80" w:line="276" w:lineRule="auto"/>
-      </w:pPr>
       <w:r>
-        <w:rPr>
-          <w:i w:val="0"/>
-          <w:color w:val="32261E"/>
-          <w:sz w:val="20"/>
-        </w:rPr>
-        <w:t>El puntaje SUS individual se calculó aplicando la fórmula canónica: para ítems impares (positivos) se resta 1 (X - 1); para ítems pares (negativos) se resta el valor a 5 (5 - X). La suma acumulada se multiplica por 2,5 para escalar de 0 a 100:</w:t>
+        <w:t>La transformación estándar aplica: (X_i - 1) para afirmaciones impares y (5 - X_i) para afirmaciones pares. La sumatoria de las 10 puntuaciones transformadas se multiplica por 2,5 para obtener una escala de 0 a 100:</w:t>
       </w:r>
     </w:p>
     <w:tbl>
       <w:tblPr>
         <w:tblW w:type="auto" w:w="0"/>
         <w:jc w:val="center"/>
+        <w:tblLayout w:type="fixed"/>
         <w:tblLook w:firstColumn="1" w:firstRow="1" w:lastColumn="0" w:lastRow="0" w:noHBand="0" w:noVBand="1" w:val="04A0"/>
       </w:tblPr>
       <w:tblGrid>
@@ -560,14 +874,18 @@
         <w:tc>
           <w:tcPr>
             <w:tcW w:type="dxa" w:w="1872"/>
-            <w:shd w:fill="7A4E2D"/>
+            <w:shd w:fill="E0D2C3"/>
+            <w:tcMar>
+              <w:top w:w="80" w:type="dxa"/>
+              <w:bottom w:w="80" w:type="dxa"/>
+              <w:left w:w="100" w:type="dxa"/>
+              <w:right w:w="100" w:type="dxa"/>
+            </w:tcMar>
           </w:tcPr>
           <w:p>
             <w:r>
               <w:rPr>
                 <w:b/>
-                <w:color w:val="FFFFFF"/>
-                <w:sz w:val="19"/>
               </w:rPr>
               <w:t>Participante</w:t>
             </w:r>
@@ -576,14 +894,18 @@
         <w:tc>
           <w:tcPr>
             <w:tcW w:type="dxa" w:w="1872"/>
-            <w:shd w:fill="7A4E2D"/>
+            <w:shd w:fill="E0D2C3"/>
+            <w:tcMar>
+              <w:top w:w="80" w:type="dxa"/>
+              <w:bottom w:w="80" w:type="dxa"/>
+              <w:left w:w="100" w:type="dxa"/>
+              <w:right w:w="100" w:type="dxa"/>
+            </w:tcMar>
           </w:tcPr>
           <w:p>
             <w:r>
               <w:rPr>
                 <w:b/>
-                <w:color w:val="FFFFFF"/>
-                <w:sz w:val="19"/>
               </w:rPr>
               <w:t>Fecha / Hora</w:t>
             </w:r>
@@ -592,14 +914,18 @@
         <w:tc>
           <w:tcPr>
             <w:tcW w:type="dxa" w:w="1872"/>
-            <w:shd w:fill="7A4E2D"/>
+            <w:shd w:fill="E0D2C3"/>
+            <w:tcMar>
+              <w:top w:w="80" w:type="dxa"/>
+              <w:bottom w:w="80" w:type="dxa"/>
+              <w:left w:w="100" w:type="dxa"/>
+              <w:right w:w="100" w:type="dxa"/>
+            </w:tcMar>
           </w:tcPr>
           <w:p>
             <w:r>
               <w:rPr>
                 <w:b/>
-                <w:color w:val="FFFFFF"/>
-                <w:sz w:val="19"/>
               </w:rPr>
               <w:t>SUS (0-100)</w:t>
             </w:r>
@@ -608,14 +934,18 @@
         <w:tc>
           <w:tcPr>
             <w:tcW w:type="dxa" w:w="1872"/>
-            <w:shd w:fill="7A4E2D"/>
+            <w:shd w:fill="E0D2C3"/>
+            <w:tcMar>
+              <w:top w:w="80" w:type="dxa"/>
+              <w:bottom w:w="80" w:type="dxa"/>
+              <w:left w:w="100" w:type="dxa"/>
+              <w:right w:w="100" w:type="dxa"/>
+            </w:tcMar>
           </w:tcPr>
           <w:p>
             <w:r>
               <w:rPr>
                 <w:b/>
-                <w:color w:val="FFFFFF"/>
-                <w:sz w:val="19"/>
               </w:rPr>
               <w:t>Calificación Bangor</w:t>
             </w:r>
@@ -624,16 +954,20 @@
         <w:tc>
           <w:tcPr>
             <w:tcW w:type="dxa" w:w="1872"/>
-            <w:shd w:fill="7A4E2D"/>
+            <w:shd w:fill="E0D2C3"/>
+            <w:tcMar>
+              <w:top w:w="80" w:type="dxa"/>
+              <w:bottom w:w="80" w:type="dxa"/>
+              <w:left w:w="100" w:type="dxa"/>
+              <w:right w:w="100" w:type="dxa"/>
+            </w:tcMar>
           </w:tcPr>
           <w:p>
             <w:r>
               <w:rPr>
                 <w:b/>
-                <w:color w:val="FFFFFF"/>
-                <w:sz w:val="19"/>
               </w:rPr>
-              <w:t>Comentario Clave Cualitativo</w:t>
+              <w:t>Resumen Cualitativo</w:t>
             </w:r>
           </w:p>
         </w:tc>
@@ -642,15 +976,15 @@
         <w:tc>
           <w:tcPr>
             <w:tcW w:type="dxa" w:w="1872"/>
-            <w:shd w:fill="FFFDF9"/>
+            <w:tcMar>
+              <w:top w:w="80" w:type="dxa"/>
+              <w:bottom w:w="80" w:type="dxa"/>
+              <w:left w:w="100" w:type="dxa"/>
+              <w:right w:w="100" w:type="dxa"/>
+            </w:tcMar>
           </w:tcPr>
           <w:p>
             <w:r>
-              <w:rPr>
-                <w:b/>
-                <w:color w:val="32261E"/>
-                <w:sz w:val="17"/>
-              </w:rPr>
               <w:t>P1</w:t>
             </w:r>
           </w:p>
@@ -658,14 +992,15 @@
         <w:tc>
           <w:tcPr>
             <w:tcW w:type="dxa" w:w="1872"/>
-            <w:shd w:fill="FFFDF9"/>
+            <w:tcMar>
+              <w:top w:w="80" w:type="dxa"/>
+              <w:bottom w:w="80" w:type="dxa"/>
+              <w:left w:w="100" w:type="dxa"/>
+              <w:right w:w="100" w:type="dxa"/>
+            </w:tcMar>
           </w:tcPr>
           <w:p>
             <w:r>
-              <w:rPr>
-                <w:color w:val="32261E"/>
-                <w:sz w:val="17"/>
-              </w:rPr>
               <w:t>08/10 20:20</w:t>
             </w:r>
           </w:p>
@@ -673,14 +1008,15 @@
         <w:tc>
           <w:tcPr>
             <w:tcW w:type="dxa" w:w="1872"/>
-            <w:shd w:fill="FFFDF9"/>
+            <w:tcMar>
+              <w:top w:w="80" w:type="dxa"/>
+              <w:bottom w:w="80" w:type="dxa"/>
+              <w:left w:w="100" w:type="dxa"/>
+              <w:right w:w="100" w:type="dxa"/>
+            </w:tcMar>
           </w:tcPr>
           <w:p>
             <w:r>
-              <w:rPr>
-                <w:color w:val="32261E"/>
-                <w:sz w:val="17"/>
-              </w:rPr>
               <w:t>95,0</w:t>
             </w:r>
           </w:p>
@@ -688,14 +1024,15 @@
         <w:tc>
           <w:tcPr>
             <w:tcW w:type="dxa" w:w="1872"/>
-            <w:shd w:fill="FFFDF9"/>
+            <w:tcMar>
+              <w:top w:w="80" w:type="dxa"/>
+              <w:bottom w:w="80" w:type="dxa"/>
+              <w:left w:w="100" w:type="dxa"/>
+              <w:right w:w="100" w:type="dxa"/>
+            </w:tcMar>
           </w:tcPr>
           <w:p>
             <w:r>
-              <w:rPr>
-                <w:color w:val="32261E"/>
-                <w:sz w:val="17"/>
-              </w:rPr>
               <w:t>Excelente (A+)</w:t>
             </w:r>
           </w:p>
@@ -703,15 +1040,16 @@
         <w:tc>
           <w:tcPr>
             <w:tcW w:type="dxa" w:w="1872"/>
-            <w:shd w:fill="FFFDF9"/>
+            <w:tcMar>
+              <w:top w:w="80" w:type="dxa"/>
+              <w:bottom w:w="80" w:type="dxa"/>
+              <w:left w:w="100" w:type="dxa"/>
+              <w:right w:w="100" w:type="dxa"/>
+            </w:tcMar>
           </w:tcPr>
           <w:p>
             <w:r>
-              <w:rPr>
-                <w:color w:val="32261E"/>
-                <w:sz w:val="17"/>
-              </w:rPr>
-              <w:t>Mesa de dibujo muy chévere; sugirió temporizador, dibujo libre vs sugerido y marcador.</w:t>
+              <w:t>Elogió la mesa de dibujo. Sugirió temporizador, modos de dibujo y marcador de victorias.</w:t>
             </w:r>
           </w:p>
         </w:tc>
@@ -720,15 +1058,15 @@
         <w:tc>
           <w:tcPr>
             <w:tcW w:type="dxa" w:w="1872"/>
-            <w:shd w:fill="F5EFE3"/>
+            <w:tcMar>
+              <w:top w:w="80" w:type="dxa"/>
+              <w:bottom w:w="80" w:type="dxa"/>
+              <w:left w:w="100" w:type="dxa"/>
+              <w:right w:w="100" w:type="dxa"/>
+            </w:tcMar>
           </w:tcPr>
           <w:p>
             <w:r>
-              <w:rPr>
-                <w:b/>
-                <w:color w:val="32261E"/>
-                <w:sz w:val="17"/>
-              </w:rPr>
               <w:t>P2</w:t>
             </w:r>
           </w:p>
@@ -736,14 +1074,15 @@
         <w:tc>
           <w:tcPr>
             <w:tcW w:type="dxa" w:w="1872"/>
-            <w:shd w:fill="F5EFE3"/>
+            <w:tcMar>
+              <w:top w:w="80" w:type="dxa"/>
+              <w:bottom w:w="80" w:type="dxa"/>
+              <w:left w:w="100" w:type="dxa"/>
+              <w:right w:w="100" w:type="dxa"/>
+            </w:tcMar>
           </w:tcPr>
           <w:p>
             <w:r>
-              <w:rPr>
-                <w:color w:val="32261E"/>
-                <w:sz w:val="17"/>
-              </w:rPr>
               <w:t>08/10 23:54</w:t>
             </w:r>
           </w:p>
@@ -751,14 +1090,15 @@
         <w:tc>
           <w:tcPr>
             <w:tcW w:type="dxa" w:w="1872"/>
-            <w:shd w:fill="F5EFE3"/>
+            <w:tcMar>
+              <w:top w:w="80" w:type="dxa"/>
+              <w:bottom w:w="80" w:type="dxa"/>
+              <w:left w:w="100" w:type="dxa"/>
+              <w:right w:w="100" w:type="dxa"/>
+            </w:tcMar>
           </w:tcPr>
           <w:p>
             <w:r>
-              <w:rPr>
-                <w:color w:val="32261E"/>
-                <w:sz w:val="17"/>
-              </w:rPr>
               <w:t>32,5</w:t>
             </w:r>
           </w:p>
@@ -766,14 +1106,15 @@
         <w:tc>
           <w:tcPr>
             <w:tcW w:type="dxa" w:w="1872"/>
-            <w:shd w:fill="F5EFE3"/>
+            <w:tcMar>
+              <w:top w:w="80" w:type="dxa"/>
+              <w:bottom w:w="80" w:type="dxa"/>
+              <w:left w:w="100" w:type="dxa"/>
+              <w:right w:w="100" w:type="dxa"/>
+            </w:tcMar>
           </w:tcPr>
           <w:p>
             <w:r>
-              <w:rPr>
-                <w:color w:val="32261E"/>
-                <w:sz w:val="17"/>
-              </w:rPr>
               <w:t>Deficiente (F)</w:t>
             </w:r>
           </w:p>
@@ -781,15 +1122,16 @@
         <w:tc>
           <w:tcPr>
             <w:tcW w:type="dxa" w:w="1872"/>
-            <w:shd w:fill="F5EFE3"/>
+            <w:tcMar>
+              <w:top w:w="80" w:type="dxa"/>
+              <w:bottom w:w="80" w:type="dxa"/>
+              <w:left w:w="100" w:type="dxa"/>
+              <w:right w:w="100" w:type="dxa"/>
+            </w:tcMar>
           </w:tcPr>
           <w:p>
             <w:r>
-              <w:rPr>
-                <w:color w:val="32261E"/>
-                <w:sz w:val="17"/>
-              </w:rPr>
-              <w:t>Jugadores hardcodeados (Sara, Tomás, Lucía) confunden; desea empezar de cero.</w:t>
+              <w:t>Jugadores precargados (Sara, Tomás, Lucía) generaron confusión. Exigió empezar de cero.</w:t>
             </w:r>
           </w:p>
         </w:tc>
@@ -798,15 +1140,15 @@
         <w:tc>
           <w:tcPr>
             <w:tcW w:type="dxa" w:w="1872"/>
-            <w:shd w:fill="FFFDF9"/>
+            <w:tcMar>
+              <w:top w:w="80" w:type="dxa"/>
+              <w:bottom w:w="80" w:type="dxa"/>
+              <w:left w:w="100" w:type="dxa"/>
+              <w:right w:w="100" w:type="dxa"/>
+            </w:tcMar>
           </w:tcPr>
           <w:p>
             <w:r>
-              <w:rPr>
-                <w:b/>
-                <w:color w:val="32261E"/>
-                <w:sz w:val="17"/>
-              </w:rPr>
               <w:t>P3</w:t>
             </w:r>
           </w:p>
@@ -814,14 +1156,15 @@
         <w:tc>
           <w:tcPr>
             <w:tcW w:type="dxa" w:w="1872"/>
-            <w:shd w:fill="FFFDF9"/>
+            <w:tcMar>
+              <w:top w:w="80" w:type="dxa"/>
+              <w:bottom w:w="80" w:type="dxa"/>
+              <w:left w:w="100" w:type="dxa"/>
+              <w:right w:w="100" w:type="dxa"/>
+            </w:tcMar>
           </w:tcPr>
           <w:p>
             <w:r>
-              <w:rPr>
-                <w:color w:val="32261E"/>
-                <w:sz w:val="17"/>
-              </w:rPr>
               <w:t>09/10 16:09</w:t>
             </w:r>
           </w:p>
@@ -829,14 +1172,15 @@
         <w:tc>
           <w:tcPr>
             <w:tcW w:type="dxa" w:w="1872"/>
-            <w:shd w:fill="FFFDF9"/>
+            <w:tcMar>
+              <w:top w:w="80" w:type="dxa"/>
+              <w:bottom w:w="80" w:type="dxa"/>
+              <w:left w:w="100" w:type="dxa"/>
+              <w:right w:w="100" w:type="dxa"/>
+            </w:tcMar>
           </w:tcPr>
           <w:p>
             <w:r>
-              <w:rPr>
-                <w:color w:val="32261E"/>
-                <w:sz w:val="17"/>
-              </w:rPr>
               <w:t>70,0</w:t>
             </w:r>
           </w:p>
@@ -844,14 +1188,15 @@
         <w:tc>
           <w:tcPr>
             <w:tcW w:type="dxa" w:w="1872"/>
-            <w:shd w:fill="FFFDF9"/>
+            <w:tcMar>
+              <w:top w:w="80" w:type="dxa"/>
+              <w:bottom w:w="80" w:type="dxa"/>
+              <w:left w:w="100" w:type="dxa"/>
+              <w:right w:w="100" w:type="dxa"/>
+            </w:tcMar>
           </w:tcPr>
           <w:p>
             <w:r>
-              <w:rPr>
-                <w:color w:val="32261E"/>
-                <w:sz w:val="17"/>
-              </w:rPr>
               <w:t>Aceptable (B)</w:t>
             </w:r>
           </w:p>
@@ -859,15 +1204,16 @@
         <w:tc>
           <w:tcPr>
             <w:tcW w:type="dxa" w:w="1872"/>
-            <w:shd w:fill="FFFDF9"/>
+            <w:tcMar>
+              <w:top w:w="80" w:type="dxa"/>
+              <w:bottom w:w="80" w:type="dxa"/>
+              <w:left w:w="100" w:type="dxa"/>
+              <w:right w:w="100" w:type="dxa"/>
+            </w:tcMar>
           </w:tcPr>
           <w:p>
             <w:r>
-              <w:rPr>
-                <w:color w:val="32261E"/>
-                <w:sz w:val="17"/>
-              </w:rPr>
-              <w:t>Sin comentario; marcó neutro en soporte técnico y en requerir aprendizaje.</w:t>
+              <w:t>Sin comentario; marcó posición neutral en soporte técnico y aprendizaje requerido.</w:t>
             </w:r>
           </w:p>
         </w:tc>
@@ -876,15 +1222,15 @@
         <w:tc>
           <w:tcPr>
             <w:tcW w:type="dxa" w:w="1872"/>
-            <w:shd w:fill="F5EFE3"/>
+            <w:tcMar>
+              <w:top w:w="80" w:type="dxa"/>
+              <w:bottom w:w="80" w:type="dxa"/>
+              <w:left w:w="100" w:type="dxa"/>
+              <w:right w:w="100" w:type="dxa"/>
+            </w:tcMar>
           </w:tcPr>
           <w:p>
             <w:r>
-              <w:rPr>
-                <w:b/>
-                <w:color w:val="32261E"/>
-                <w:sz w:val="17"/>
-              </w:rPr>
               <w:t>P4</w:t>
             </w:r>
           </w:p>
@@ -892,14 +1238,15 @@
         <w:tc>
           <w:tcPr>
             <w:tcW w:type="dxa" w:w="1872"/>
-            <w:shd w:fill="F5EFE3"/>
+            <w:tcMar>
+              <w:top w:w="80" w:type="dxa"/>
+              <w:bottom w:w="80" w:type="dxa"/>
+              <w:left w:w="100" w:type="dxa"/>
+              <w:right w:w="100" w:type="dxa"/>
+            </w:tcMar>
           </w:tcPr>
           <w:p>
             <w:r>
-              <w:rPr>
-                <w:color w:val="32261E"/>
-                <w:sz w:val="17"/>
-              </w:rPr>
               <w:t>11/10 13:44</w:t>
             </w:r>
           </w:p>
@@ -907,14 +1254,15 @@
         <w:tc>
           <w:tcPr>
             <w:tcW w:type="dxa" w:w="1872"/>
-            <w:shd w:fill="F5EFE3"/>
+            <w:tcMar>
+              <w:top w:w="80" w:type="dxa"/>
+              <w:bottom w:w="80" w:type="dxa"/>
+              <w:left w:w="100" w:type="dxa"/>
+              <w:right w:w="100" w:type="dxa"/>
+            </w:tcMar>
           </w:tcPr>
           <w:p>
             <w:r>
-              <w:rPr>
-                <w:color w:val="32261E"/>
-                <w:sz w:val="17"/>
-              </w:rPr>
               <w:t>97,5</w:t>
             </w:r>
           </w:p>
@@ -922,14 +1270,15 @@
         <w:tc>
           <w:tcPr>
             <w:tcW w:type="dxa" w:w="1872"/>
-            <w:shd w:fill="F5EFE3"/>
+            <w:tcMar>
+              <w:top w:w="80" w:type="dxa"/>
+              <w:bottom w:w="80" w:type="dxa"/>
+              <w:left w:w="100" w:type="dxa"/>
+              <w:right w:w="100" w:type="dxa"/>
+            </w:tcMar>
           </w:tcPr>
           <w:p>
             <w:r>
-              <w:rPr>
-                <w:color w:val="32261E"/>
-                <w:sz w:val="17"/>
-              </w:rPr>
               <w:t>Excelente (A+)</w:t>
             </w:r>
           </w:p>
@@ -937,15 +1286,16 @@
         <w:tc>
           <w:tcPr>
             <w:tcW w:type="dxa" w:w="1872"/>
-            <w:shd w:fill="F5EFE3"/>
+            <w:tcMar>
+              <w:top w:w="80" w:type="dxa"/>
+              <w:bottom w:w="80" w:type="dxa"/>
+              <w:left w:w="100" w:type="dxa"/>
+              <w:right w:w="100" w:type="dxa"/>
+            </w:tcMar>
           </w:tcPr>
           <w:p>
             <w:r>
-              <w:rPr>
-                <w:color w:val="32261E"/>
-                <w:sz w:val="17"/>
-              </w:rPr>
-              <w:t>Sin comentario; valoraciones máximas en facilidad, integración y seguridad.</w:t>
+              <w:t>Sin comentario; puntajes casi perfectos en integración, facilidad y seguridad.</w:t>
             </w:r>
           </w:p>
         </w:tc>
@@ -954,15 +1304,15 @@
         <w:tc>
           <w:tcPr>
             <w:tcW w:type="dxa" w:w="1872"/>
-            <w:shd w:fill="FFFDF9"/>
+            <w:tcMar>
+              <w:top w:w="80" w:type="dxa"/>
+              <w:bottom w:w="80" w:type="dxa"/>
+              <w:left w:w="100" w:type="dxa"/>
+              <w:right w:w="100" w:type="dxa"/>
+            </w:tcMar>
           </w:tcPr>
           <w:p>
             <w:r>
-              <w:rPr>
-                <w:b/>
-                <w:color w:val="32261E"/>
-                <w:sz w:val="17"/>
-              </w:rPr>
               <w:t>P5</w:t>
             </w:r>
           </w:p>
@@ -970,14 +1320,15 @@
         <w:tc>
           <w:tcPr>
             <w:tcW w:type="dxa" w:w="1872"/>
-            <w:shd w:fill="FFFDF9"/>
+            <w:tcMar>
+              <w:top w:w="80" w:type="dxa"/>
+              <w:bottom w:w="80" w:type="dxa"/>
+              <w:left w:w="100" w:type="dxa"/>
+              <w:right w:w="100" w:type="dxa"/>
+            </w:tcMar>
           </w:tcPr>
           <w:p>
             <w:r>
-              <w:rPr>
-                <w:color w:val="32261E"/>
-                <w:sz w:val="17"/>
-              </w:rPr>
               <w:t>12/10 16:42</w:t>
             </w:r>
           </w:p>
@@ -985,14 +1336,15 @@
         <w:tc>
           <w:tcPr>
             <w:tcW w:type="dxa" w:w="1872"/>
-            <w:shd w:fill="FFFDF9"/>
+            <w:tcMar>
+              <w:top w:w="80" w:type="dxa"/>
+              <w:bottom w:w="80" w:type="dxa"/>
+              <w:left w:w="100" w:type="dxa"/>
+              <w:right w:w="100" w:type="dxa"/>
+            </w:tcMar>
           </w:tcPr>
           <w:p>
             <w:r>
-              <w:rPr>
-                <w:color w:val="32261E"/>
-                <w:sz w:val="17"/>
-              </w:rPr>
               <w:t>92,5</w:t>
             </w:r>
           </w:p>
@@ -1000,14 +1352,15 @@
         <w:tc>
           <w:tcPr>
             <w:tcW w:type="dxa" w:w="1872"/>
-            <w:shd w:fill="FFFDF9"/>
+            <w:tcMar>
+              <w:top w:w="80" w:type="dxa"/>
+              <w:bottom w:w="80" w:type="dxa"/>
+              <w:left w:w="100" w:type="dxa"/>
+              <w:right w:w="100" w:type="dxa"/>
+            </w:tcMar>
           </w:tcPr>
           <w:p>
             <w:r>
-              <w:rPr>
-                <w:color w:val="32261E"/>
-                <w:sz w:val="17"/>
-              </w:rPr>
               <w:t>Excelente (A+)</w:t>
             </w:r>
           </w:p>
@@ -1015,15 +1368,16 @@
         <w:tc>
           <w:tcPr>
             <w:tcW w:type="dxa" w:w="1872"/>
-            <w:shd w:fill="FFFDF9"/>
+            <w:tcMar>
+              <w:top w:w="80" w:type="dxa"/>
+              <w:bottom w:w="80" w:type="dxa"/>
+              <w:left w:w="100" w:type="dxa"/>
+              <w:right w:w="100" w:type="dxa"/>
+            </w:tcMar>
           </w:tcPr>
           <w:p>
             <w:r>
-              <w:rPr>
-                <w:color w:val="32261E"/>
-                <w:sz w:val="17"/>
-              </w:rPr>
-              <w:t>Idea muy linda; solicitó expandir cosmética, funciones y agregar más minijuegos.</w:t>
+              <w:t>Calificó la idea como hermosa; solicitó expandir cosmética, funciones y más minijuegos.</w:t>
             </w:r>
           </w:p>
         </w:tc>
@@ -1032,30 +1386,38 @@
         <w:tc>
           <w:tcPr>
             <w:tcW w:type="dxa" w:w="1872"/>
-            <w:shd w:fill="EBDDC2"/>
+            <w:shd w:fill="F0EBE1"/>
+            <w:tcMar>
+              <w:top w:w="80" w:type="dxa"/>
+              <w:bottom w:w="80" w:type="dxa"/>
+              <w:left w:w="100" w:type="dxa"/>
+              <w:right w:w="100" w:type="dxa"/>
+            </w:tcMar>
           </w:tcPr>
           <w:p>
             <w:r>
               <w:rPr>
                 <w:b/>
-                <w:color w:val="32261E"/>
-                <w:sz w:val="17"/>
               </w:rPr>
-              <w:t>CONSOLIDADO</w:t>
+              <w:t>Consolidado</w:t>
             </w:r>
           </w:p>
         </w:tc>
         <w:tc>
           <w:tcPr>
             <w:tcW w:type="dxa" w:w="1872"/>
-            <w:shd w:fill="EBDDC2"/>
+            <w:shd w:fill="F0EBE1"/>
+            <w:tcMar>
+              <w:top w:w="80" w:type="dxa"/>
+              <w:bottom w:w="80" w:type="dxa"/>
+              <w:left w:w="100" w:type="dxa"/>
+              <w:right w:w="100" w:type="dxa"/>
+            </w:tcMar>
           </w:tcPr>
           <w:p>
             <w:r>
               <w:rPr>
                 <w:b/>
-                <w:color w:val="32261E"/>
-                <w:sz w:val="17"/>
               </w:rPr>
               <w:t>Media: 77,5</w:t>
             </w:r>
@@ -1064,14 +1426,18 @@
         <w:tc>
           <w:tcPr>
             <w:tcW w:type="dxa" w:w="1872"/>
-            <w:shd w:fill="EBDDC2"/>
+            <w:shd w:fill="F0EBE1"/>
+            <w:tcMar>
+              <w:top w:w="80" w:type="dxa"/>
+              <w:bottom w:w="80" w:type="dxa"/>
+              <w:left w:w="100" w:type="dxa"/>
+              <w:right w:w="100" w:type="dxa"/>
+            </w:tcMar>
           </w:tcPr>
           <w:p>
             <w:r>
               <w:rPr>
                 <w:b/>
-                <w:color w:val="32261E"/>
-                <w:sz w:val="17"/>
               </w:rPr>
               <w:t>Mediana: 92,5</w:t>
             </w:r>
@@ -1080,88 +1446,85 @@
         <w:tc>
           <w:tcPr>
             <w:tcW w:type="dxa" w:w="1872"/>
-            <w:shd w:fill="EBDDC2"/>
+            <w:shd w:fill="F0EBE1"/>
+            <w:tcMar>
+              <w:top w:w="80" w:type="dxa"/>
+              <w:bottom w:w="80" w:type="dxa"/>
+              <w:left w:w="100" w:type="dxa"/>
+              <w:right w:w="100" w:type="dxa"/>
+            </w:tcMar>
           </w:tcPr>
           <w:p>
             <w:r>
               <w:rPr>
                 <w:b/>
-                <w:color w:val="32261E"/>
-                <w:sz w:val="17"/>
               </w:rPr>
-              <w:t>Desv. Est.: 26,6</w:t>
+              <w:t>Desv. Típica: 26,6</w:t>
             </w:r>
           </w:p>
         </w:tc>
         <w:tc>
           <w:tcPr>
             <w:tcW w:type="dxa" w:w="1872"/>
-            <w:shd w:fill="EBDDC2"/>
+            <w:shd w:fill="F0EBE1"/>
+            <w:tcMar>
+              <w:top w:w="80" w:type="dxa"/>
+              <w:bottom w:w="80" w:type="dxa"/>
+              <w:left w:w="100" w:type="dxa"/>
+              <w:right w:w="100" w:type="dxa"/>
+            </w:tcMar>
           </w:tcPr>
           <w:p>
             <w:r>
               <w:rPr>
                 <w:b/>
-                <w:color w:val="32261E"/>
-                <w:sz w:val="17"/>
               </w:rPr>
-              <w:t>Distribución Bimodal: 4 usuarios altos (&gt;70) vs 1 caso crítico (32,5)</w:t>
+              <w:t>Comportamiento Bimodal: 4 casos altos (&gt;70) vs. 1 caso crítico (32,5).</w:t>
             </w:r>
           </w:p>
         </w:tc>
       </w:tr>
     </w:tbl>
     <w:p>
-      <w:pPr>
-        <w:spacing w:after="80" w:line="276" w:lineRule="auto"/>
-      </w:pPr>
       <w:r>
-        <w:rPr>
-          <w:b/>
-          <w:color w:val="32261E"/>
-          <w:sz w:val="20"/>
-        </w:rPr>
-        <w:t xml:space="preserve">Análisis de dispersión: </w:t>
-      </w:r>
-      <w:r>
-        <w:rPr>
-          <w:i w:val="0"/>
-          <w:color w:val="32261E"/>
-          <w:sz w:val="20"/>
-        </w:rPr>
-        <w:t>Interpretación metodológica: La distribución presenta un patrón bimodal evidente. Si se excluyera al P2 como valor atípico, la media subiría a 88,75. Sin embargo, no se descarta porque su testimonio reveló el fallo de onboarding más importante del prototipo v1. Subescala de Usabilidad (Lewis &amp; Sauro, 2009): 78,1 / 100. Subescala de Facilidad de Aprendizaje (Learnability): 75,0 / 100.</w:t>
+        <w:br/>
+        <w:t>Análisis de Dispersión: Si se tratara al Participante 2 como una anomalía matemática y se excluyera, el promedio ascendería a 88,75. No obstante, metodológicamente es un error descartarlo: su comentario fundamentó de forma precisa un fallo de onboarding que afectaba a usuarios novatos al creer que el sistema estaba ocupado o roto.</w:t>
+        <w:br/>
+        <w:t>• Subescala de Usabilidad (Lewis &amp; Sauro, 2009): 78,1 / 100</w:t>
+        <w:br/>
+        <w:t>• Subescala de Facilidad de Aprendizaje (Learnability): 75,0 / 100</w:t>
       </w:r>
     </w:p>
     <w:p>
       <w:pPr>
-        <w:spacing w:before="320" w:after="100"/>
+        <w:spacing w:before="280" w:after="120"/>
       </w:pPr>
       <w:r>
         <w:rPr>
+          <w:rFonts w:ascii="Calibri" w:hAnsi="Calibri"/>
           <w:b/>
-          <w:color w:val="7A4E2D"/>
-          <w:sz w:val="28"/>
+          <w:color w:val="1F4E78"/>
+          <w:sz w:val="30"/>
         </w:rPr>
         <w:t>4. Análisis Cualitativo y Gráfico Semáforo (Stoplight Chart)</w:t>
       </w:r>
     </w:p>
     <w:p>
-      <w:pPr>
-        <w:spacing w:after="80" w:line="276" w:lineRule="auto"/>
-      </w:pPr>
       <w:r>
-        <w:rPr>
-          <w:i w:val="0"/>
-          <w:color w:val="32261E"/>
-          <w:sz w:val="20"/>
-        </w:rPr>
-        <w:t>Conforme a las diapositivas 100 a 110 de clase, el Gráfico Semáforo cruza a los evaluadores con los aspectos clave del sistema: Verde (fluido/satisfactorio), Amarillo (fricción superada) y Rojo (bloqueo/confusión severa):</w:t>
+        <w:t>Siguiendo las diapositivas 100-110 de clase:</w:t>
+        <w:br/>
+        <w:t>🟢 Verde: Desempeño óptimo y satisfacción plena.</w:t>
+        <w:br/>
+        <w:t>🟡 Amarillo: Duda menor o fricción superada de forma autónoma.</w:t>
+        <w:br/>
+        <w:t>🔴 Rojo: Bloqueo o confusión severa.</w:t>
       </w:r>
     </w:p>
     <w:tbl>
       <w:tblPr>
         <w:tblW w:type="auto" w:w="0"/>
         <w:jc w:val="center"/>
+        <w:tblLayout w:type="fixed"/>
         <w:tblLook w:firstColumn="1" w:firstRow="1" w:lastColumn="0" w:lastRow="0" w:noHBand="0" w:noVBand="1" w:val="04A0"/>
       </w:tblPr>
       <w:tblGrid>
@@ -1177,30 +1540,38 @@
         <w:tc>
           <w:tcPr>
             <w:tcW w:type="dxa" w:w="1337"/>
-            <w:shd w:fill="7A4E2D"/>
+            <w:shd w:fill="E0D2C3"/>
+            <w:tcMar>
+              <w:top w:w="80" w:type="dxa"/>
+              <w:bottom w:w="80" w:type="dxa"/>
+              <w:left w:w="80" w:type="dxa"/>
+              <w:right w:w="80" w:type="dxa"/>
+            </w:tcMar>
           </w:tcPr>
           <w:p>
             <w:r>
               <w:rPr>
                 <w:b/>
-                <w:color w:val="FFFFFF"/>
-                <w:sz w:val="19"/>
               </w:rPr>
-              <w:t>Componente / Aspecto</w:t>
+              <w:t>Componente Evaluado</w:t>
             </w:r>
           </w:p>
         </w:tc>
         <w:tc>
           <w:tcPr>
             <w:tcW w:type="dxa" w:w="1337"/>
-            <w:shd w:fill="7A4E2D"/>
+            <w:shd w:fill="E0D2C3"/>
+            <w:tcMar>
+              <w:top w:w="80" w:type="dxa"/>
+              <w:bottom w:w="80" w:type="dxa"/>
+              <w:left w:w="80" w:type="dxa"/>
+              <w:right w:w="80" w:type="dxa"/>
+            </w:tcMar>
           </w:tcPr>
           <w:p>
             <w:r>
               <w:rPr>
                 <w:b/>
-                <w:color w:val="FFFFFF"/>
-                <w:sz w:val="19"/>
               </w:rPr>
               <w:t>P1</w:t>
             </w:r>
@@ -1209,14 +1580,18 @@
         <w:tc>
           <w:tcPr>
             <w:tcW w:type="dxa" w:w="1337"/>
-            <w:shd w:fill="7A4E2D"/>
+            <w:shd w:fill="E0D2C3"/>
+            <w:tcMar>
+              <w:top w:w="80" w:type="dxa"/>
+              <w:bottom w:w="80" w:type="dxa"/>
+              <w:left w:w="80" w:type="dxa"/>
+              <w:right w:w="80" w:type="dxa"/>
+            </w:tcMar>
           </w:tcPr>
           <w:p>
             <w:r>
               <w:rPr>
                 <w:b/>
-                <w:color w:val="FFFFFF"/>
-                <w:sz w:val="19"/>
               </w:rPr>
               <w:t>P2</w:t>
             </w:r>
@@ -1225,14 +1600,18 @@
         <w:tc>
           <w:tcPr>
             <w:tcW w:type="dxa" w:w="1337"/>
-            <w:shd w:fill="7A4E2D"/>
+            <w:shd w:fill="E0D2C3"/>
+            <w:tcMar>
+              <w:top w:w="80" w:type="dxa"/>
+              <w:bottom w:w="80" w:type="dxa"/>
+              <w:left w:w="80" w:type="dxa"/>
+              <w:right w:w="80" w:type="dxa"/>
+            </w:tcMar>
           </w:tcPr>
           <w:p>
             <w:r>
               <w:rPr>
                 <w:b/>
-                <w:color w:val="FFFFFF"/>
-                <w:sz w:val="19"/>
               </w:rPr>
               <w:t>P3</w:t>
             </w:r>
@@ -1241,14 +1620,18 @@
         <w:tc>
           <w:tcPr>
             <w:tcW w:type="dxa" w:w="1337"/>
-            <w:shd w:fill="7A4E2D"/>
+            <w:shd w:fill="E0D2C3"/>
+            <w:tcMar>
+              <w:top w:w="80" w:type="dxa"/>
+              <w:bottom w:w="80" w:type="dxa"/>
+              <w:left w:w="80" w:type="dxa"/>
+              <w:right w:w="80" w:type="dxa"/>
+            </w:tcMar>
           </w:tcPr>
           <w:p>
             <w:r>
               <w:rPr>
                 <w:b/>
-                <w:color w:val="FFFFFF"/>
-                <w:sz w:val="19"/>
               </w:rPr>
               <w:t>P4</w:t>
             </w:r>
@@ -1257,14 +1640,18 @@
         <w:tc>
           <w:tcPr>
             <w:tcW w:type="dxa" w:w="1337"/>
-            <w:shd w:fill="7A4E2D"/>
+            <w:shd w:fill="E0D2C3"/>
+            <w:tcMar>
+              <w:top w:w="80" w:type="dxa"/>
+              <w:bottom w:w="80" w:type="dxa"/>
+              <w:left w:w="80" w:type="dxa"/>
+              <w:right w:w="80" w:type="dxa"/>
+            </w:tcMar>
           </w:tcPr>
           <w:p>
             <w:r>
               <w:rPr>
                 <w:b/>
-                <w:color w:val="FFFFFF"/>
-                <w:sz w:val="19"/>
               </w:rPr>
               <w:t>P5</w:t>
             </w:r>
@@ -1273,14 +1660,18 @@
         <w:tc>
           <w:tcPr>
             <w:tcW w:type="dxa" w:w="1337"/>
-            <w:shd w:fill="7A4E2D"/>
+            <w:shd w:fill="E0D2C3"/>
+            <w:tcMar>
+              <w:top w:w="80" w:type="dxa"/>
+              <w:bottom w:w="80" w:type="dxa"/>
+              <w:left w:w="80" w:type="dxa"/>
+              <w:right w:w="80" w:type="dxa"/>
+            </w:tcMar>
           </w:tcPr>
           <w:p>
             <w:r>
               <w:rPr>
                 <w:b/>
-                <w:color w:val="FFFFFF"/>
-                <w:sz w:val="19"/>
               </w:rPr>
               <w:t>Síntesis del Hallazgo</w:t>
             </w:r>
@@ -1291,15 +1682,15 @@
         <w:tc>
           <w:tcPr>
             <w:tcW w:type="dxa" w:w="1337"/>
-            <w:shd w:fill="FFFDF9"/>
+            <w:tcMar>
+              <w:top w:w="80" w:type="dxa"/>
+              <w:bottom w:w="80" w:type="dxa"/>
+              <w:left w:w="80" w:type="dxa"/>
+              <w:right w:w="80" w:type="dxa"/>
+            </w:tcMar>
           </w:tcPr>
           <w:p>
             <w:r>
-              <w:rPr>
-                <w:b/>
-                <w:color w:val="32261E"/>
-                <w:sz w:val="17"/>
-              </w:rPr>
               <w:t>1. Estado Inicial &amp; Onboarding</w:t>
             </w:r>
           </w:p>
@@ -1307,95 +1698,96 @@
         <w:tc>
           <w:tcPr>
             <w:tcW w:type="dxa" w:w="1337"/>
-            <w:shd w:fill="E8F5EE"/>
+            <w:tcMar>
+              <w:top w:w="80" w:type="dxa"/>
+              <w:bottom w:w="80" w:type="dxa"/>
+              <w:left w:w="80" w:type="dxa"/>
+              <w:right w:w="80" w:type="dxa"/>
+            </w:tcMar>
           </w:tcPr>
           <w:p>
             <w:r>
-              <w:rPr>
-                <w:b/>
-                <w:color w:val="2E7D32"/>
-                <w:sz w:val="17"/>
-              </w:rPr>
-              <w:t>🟢 Verde</w:t>
+              <w:t>🟢</w:t>
             </w:r>
           </w:p>
         </w:tc>
         <w:tc>
           <w:tcPr>
             <w:tcW w:type="dxa" w:w="1337"/>
-            <w:shd w:fill="FDEDE9"/>
+            <w:tcMar>
+              <w:top w:w="80" w:type="dxa"/>
+              <w:bottom w:w="80" w:type="dxa"/>
+              <w:left w:w="80" w:type="dxa"/>
+              <w:right w:w="80" w:type="dxa"/>
+            </w:tcMar>
           </w:tcPr>
           <w:p>
             <w:r>
-              <w:rPr>
-                <w:b/>
-                <w:color w:val="C62828"/>
-                <w:sz w:val="17"/>
-              </w:rPr>
-              <w:t>🔴 Rojo</w:t>
+              <w:t>🔴</w:t>
             </w:r>
           </w:p>
         </w:tc>
         <w:tc>
           <w:tcPr>
             <w:tcW w:type="dxa" w:w="1337"/>
-            <w:shd w:fill="FEF7E6"/>
+            <w:tcMar>
+              <w:top w:w="80" w:type="dxa"/>
+              <w:bottom w:w="80" w:type="dxa"/>
+              <w:left w:w="80" w:type="dxa"/>
+              <w:right w:w="80" w:type="dxa"/>
+            </w:tcMar>
           </w:tcPr>
           <w:p>
             <w:r>
-              <w:rPr>
-                <w:b/>
-                <w:color w:val="E5A338"/>
-                <w:sz w:val="17"/>
-              </w:rPr>
-              <w:t>🟡 Amarillo</w:t>
+              <w:t>🟡</w:t>
             </w:r>
           </w:p>
         </w:tc>
         <w:tc>
           <w:tcPr>
             <w:tcW w:type="dxa" w:w="1337"/>
-            <w:shd w:fill="E8F5EE"/>
+            <w:tcMar>
+              <w:top w:w="80" w:type="dxa"/>
+              <w:bottom w:w="80" w:type="dxa"/>
+              <w:left w:w="80" w:type="dxa"/>
+              <w:right w:w="80" w:type="dxa"/>
+            </w:tcMar>
           </w:tcPr>
           <w:p>
             <w:r>
-              <w:rPr>
-                <w:b/>
-                <w:color w:val="2E7D32"/>
-                <w:sz w:val="17"/>
-              </w:rPr>
-              <w:t>🟢 Verde</w:t>
+              <w:t>🟢</w:t>
             </w:r>
           </w:p>
         </w:tc>
         <w:tc>
           <w:tcPr>
             <w:tcW w:type="dxa" w:w="1337"/>
-            <w:shd w:fill="E8F5EE"/>
+            <w:tcMar>
+              <w:top w:w="80" w:type="dxa"/>
+              <w:bottom w:w="80" w:type="dxa"/>
+              <w:left w:w="80" w:type="dxa"/>
+              <w:right w:w="80" w:type="dxa"/>
+            </w:tcMar>
           </w:tcPr>
           <w:p>
             <w:r>
-              <w:rPr>
-                <w:b/>
-                <w:color w:val="2E7D32"/>
-                <w:sz w:val="17"/>
-              </w:rPr>
-              <w:t>🟢 Verde</w:t>
+              <w:t>🟢</w:t>
             </w:r>
           </w:p>
         </w:tc>
         <w:tc>
           <w:tcPr>
             <w:tcW w:type="dxa" w:w="1337"/>
-            <w:shd w:fill="FFFDF9"/>
+            <w:tcMar>
+              <w:top w:w="80" w:type="dxa"/>
+              <w:bottom w:w="80" w:type="dxa"/>
+              <w:left w:w="80" w:type="dxa"/>
+              <w:right w:w="80" w:type="dxa"/>
+            </w:tcMar>
           </w:tcPr>
           <w:p>
             <w:r>
-              <w:rPr>
-                <w:color w:val="32261E"/>
-                <w:sz w:val="17"/>
-              </w:rPr>
-              <w:t>P2 confundido por bots ficticios. P3 dudó.</w:t>
+              <w:t>P2 confundido por avatares fijos; P3 con dudas iniciales.</w:t>
             </w:r>
           </w:p>
         </w:tc>
@@ -1404,111 +1796,112 @@
         <w:tc>
           <w:tcPr>
             <w:tcW w:type="dxa" w:w="1337"/>
-            <w:shd w:fill="F5EFE3"/>
+            <w:tcMar>
+              <w:top w:w="80" w:type="dxa"/>
+              <w:bottom w:w="80" w:type="dxa"/>
+              <w:left w:w="80" w:type="dxa"/>
+              <w:right w:w="80" w:type="dxa"/>
+            </w:tcMar>
           </w:tcPr>
           <w:p>
             <w:r>
-              <w:rPr>
-                <w:b/>
-                <w:color w:val="32261E"/>
-                <w:sz w:val="17"/>
-              </w:rPr>
-              <w:t>2. Mesa de Dibujo (Lienzo)</w:t>
+              <w:t>2. Mesa de Dibujo (Lienzo &amp; Roles)</w:t>
             </w:r>
           </w:p>
         </w:tc>
         <w:tc>
           <w:tcPr>
             <w:tcW w:type="dxa" w:w="1337"/>
-            <w:shd w:fill="E8F5EE"/>
+            <w:tcMar>
+              <w:top w:w="80" w:type="dxa"/>
+              <w:bottom w:w="80" w:type="dxa"/>
+              <w:left w:w="80" w:type="dxa"/>
+              <w:right w:w="80" w:type="dxa"/>
+            </w:tcMar>
           </w:tcPr>
           <w:p>
             <w:r>
-              <w:rPr>
-                <w:b/>
-                <w:color w:val="2E7D32"/>
-                <w:sz w:val="17"/>
-              </w:rPr>
-              <w:t>🟢 Verde</w:t>
+              <w:t>🟢</w:t>
             </w:r>
           </w:p>
         </w:tc>
         <w:tc>
           <w:tcPr>
             <w:tcW w:type="dxa" w:w="1337"/>
-            <w:shd w:fill="FEF7E6"/>
+            <w:tcMar>
+              <w:top w:w="80" w:type="dxa"/>
+              <w:bottom w:w="80" w:type="dxa"/>
+              <w:left w:w="80" w:type="dxa"/>
+              <w:right w:w="80" w:type="dxa"/>
+            </w:tcMar>
           </w:tcPr>
           <w:p>
             <w:r>
-              <w:rPr>
-                <w:b/>
-                <w:color w:val="E5A338"/>
-                <w:sz w:val="17"/>
-              </w:rPr>
-              <w:t>🟡 Amarillo</w:t>
+              <w:t>🟡</w:t>
             </w:r>
           </w:p>
         </w:tc>
         <w:tc>
           <w:tcPr>
             <w:tcW w:type="dxa" w:w="1337"/>
-            <w:shd w:fill="E8F5EE"/>
+            <w:tcMar>
+              <w:top w:w="80" w:type="dxa"/>
+              <w:bottom w:w="80" w:type="dxa"/>
+              <w:left w:w="80" w:type="dxa"/>
+              <w:right w:w="80" w:type="dxa"/>
+            </w:tcMar>
           </w:tcPr>
           <w:p>
             <w:r>
-              <w:rPr>
-                <w:b/>
-                <w:color w:val="2E7D32"/>
-                <w:sz w:val="17"/>
-              </w:rPr>
-              <w:t>🟢 Verde</w:t>
+              <w:t>🟢</w:t>
             </w:r>
           </w:p>
         </w:tc>
         <w:tc>
           <w:tcPr>
             <w:tcW w:type="dxa" w:w="1337"/>
-            <w:shd w:fill="E8F5EE"/>
+            <w:tcMar>
+              <w:top w:w="80" w:type="dxa"/>
+              <w:bottom w:w="80" w:type="dxa"/>
+              <w:left w:w="80" w:type="dxa"/>
+              <w:right w:w="80" w:type="dxa"/>
+            </w:tcMar>
           </w:tcPr>
           <w:p>
             <w:r>
-              <w:rPr>
-                <w:b/>
-                <w:color w:val="2E7D32"/>
-                <w:sz w:val="17"/>
-              </w:rPr>
-              <w:t>🟢 Verde</w:t>
+              <w:t>🟢</w:t>
             </w:r>
           </w:p>
         </w:tc>
         <w:tc>
           <w:tcPr>
             <w:tcW w:type="dxa" w:w="1337"/>
-            <w:shd w:fill="E8F5EE"/>
+            <w:tcMar>
+              <w:top w:w="80" w:type="dxa"/>
+              <w:bottom w:w="80" w:type="dxa"/>
+              <w:left w:w="80" w:type="dxa"/>
+              <w:right w:w="80" w:type="dxa"/>
+            </w:tcMar>
           </w:tcPr>
           <w:p>
             <w:r>
-              <w:rPr>
-                <w:b/>
-                <w:color w:val="2E7D32"/>
-                <w:sz w:val="17"/>
-              </w:rPr>
-              <w:t>🟢 Verde</w:t>
+              <w:t>🟢</w:t>
             </w:r>
           </w:p>
         </w:tc>
         <w:tc>
           <w:tcPr>
             <w:tcW w:type="dxa" w:w="1337"/>
-            <w:shd w:fill="F5EFE3"/>
+            <w:tcMar>
+              <w:top w:w="80" w:type="dxa"/>
+              <w:bottom w:w="80" w:type="dxa"/>
+              <w:left w:w="80" w:type="dxa"/>
+              <w:right w:w="80" w:type="dxa"/>
+            </w:tcMar>
           </w:tcPr>
           <w:p>
             <w:r>
-              <w:rPr>
-                <w:color w:val="32261E"/>
-                <w:sz w:val="17"/>
-              </w:rPr>
-              <w:t>Muy valorado. P1 pidió tiempo y modo libre.</w:t>
+              <w:t>Excelente acogida; solicitó tiempo, modos y delimitar quién dibuja.</w:t>
             </w:r>
           </w:p>
         </w:tc>
@@ -1517,111 +1910,112 @@
         <w:tc>
           <w:tcPr>
             <w:tcW w:type="dxa" w:w="1337"/>
-            <w:shd w:fill="FFFDF9"/>
+            <w:tcMar>
+              <w:top w:w="80" w:type="dxa"/>
+              <w:bottom w:w="80" w:type="dxa"/>
+              <w:left w:w="80" w:type="dxa"/>
+              <w:right w:w="80" w:type="dxa"/>
+            </w:tcMar>
           </w:tcPr>
           <w:p>
             <w:r>
-              <w:rPr>
-                <w:b/>
-                <w:color w:val="32261E"/>
-                <w:sz w:val="17"/>
-              </w:rPr>
-              <w:t>3. Rincón de Palabras (Turnos)</w:t>
+              <w:t>3. Rincón de Palabras (Asíncrono)</w:t>
             </w:r>
           </w:p>
         </w:tc>
         <w:tc>
           <w:tcPr>
             <w:tcW w:type="dxa" w:w="1337"/>
-            <w:shd w:fill="E8F5EE"/>
+            <w:tcMar>
+              <w:top w:w="80" w:type="dxa"/>
+              <w:bottom w:w="80" w:type="dxa"/>
+              <w:left w:w="80" w:type="dxa"/>
+              <w:right w:w="80" w:type="dxa"/>
+            </w:tcMar>
           </w:tcPr>
           <w:p>
             <w:r>
-              <w:rPr>
-                <w:b/>
-                <w:color w:val="2E7D32"/>
-                <w:sz w:val="17"/>
-              </w:rPr>
-              <w:t>🟢 Verde</w:t>
+              <w:t>🟢</w:t>
             </w:r>
           </w:p>
         </w:tc>
         <w:tc>
           <w:tcPr>
             <w:tcW w:type="dxa" w:w="1337"/>
-            <w:shd w:fill="FEF7E6"/>
+            <w:tcMar>
+              <w:top w:w="80" w:type="dxa"/>
+              <w:bottom w:w="80" w:type="dxa"/>
+              <w:left w:w="80" w:type="dxa"/>
+              <w:right w:w="80" w:type="dxa"/>
+            </w:tcMar>
           </w:tcPr>
           <w:p>
             <w:r>
-              <w:rPr>
-                <w:b/>
-                <w:color w:val="E5A338"/>
-                <w:sz w:val="17"/>
-              </w:rPr>
-              <w:t>🟡 Amarillo</w:t>
+              <w:t>🟡</w:t>
             </w:r>
           </w:p>
         </w:tc>
         <w:tc>
           <w:tcPr>
             <w:tcW w:type="dxa" w:w="1337"/>
-            <w:shd w:fill="E8F5EE"/>
+            <w:tcMar>
+              <w:top w:w="80" w:type="dxa"/>
+              <w:bottom w:w="80" w:type="dxa"/>
+              <w:left w:w="80" w:type="dxa"/>
+              <w:right w:w="80" w:type="dxa"/>
+            </w:tcMar>
           </w:tcPr>
           <w:p>
             <w:r>
-              <w:rPr>
-                <w:b/>
-                <w:color w:val="2E7D32"/>
-                <w:sz w:val="17"/>
-              </w:rPr>
-              <w:t>🟢 Verde</w:t>
+              <w:t>🟢</w:t>
             </w:r>
           </w:p>
         </w:tc>
         <w:tc>
           <w:tcPr>
             <w:tcW w:type="dxa" w:w="1337"/>
-            <w:shd w:fill="E8F5EE"/>
+            <w:tcMar>
+              <w:top w:w="80" w:type="dxa"/>
+              <w:bottom w:w="80" w:type="dxa"/>
+              <w:left w:w="80" w:type="dxa"/>
+              <w:right w:w="80" w:type="dxa"/>
+            </w:tcMar>
           </w:tcPr>
           <w:p>
             <w:r>
-              <w:rPr>
-                <w:b/>
-                <w:color w:val="2E7D32"/>
-                <w:sz w:val="17"/>
-              </w:rPr>
-              <w:t>🟢 Verde</w:t>
+              <w:t>🟢</w:t>
             </w:r>
           </w:p>
         </w:tc>
         <w:tc>
           <w:tcPr>
             <w:tcW w:type="dxa" w:w="1337"/>
-            <w:shd w:fill="E8F5EE"/>
+            <w:tcMar>
+              <w:top w:w="80" w:type="dxa"/>
+              <w:bottom w:w="80" w:type="dxa"/>
+              <w:left w:w="80" w:type="dxa"/>
+              <w:right w:w="80" w:type="dxa"/>
+            </w:tcMar>
           </w:tcPr>
           <w:p>
             <w:r>
-              <w:rPr>
-                <w:b/>
-                <w:color w:val="2E7D32"/>
-                <w:sz w:val="17"/>
-              </w:rPr>
-              <w:t>🟢 Verde</w:t>
+              <w:t>🟢</w:t>
             </w:r>
           </w:p>
         </w:tc>
         <w:tc>
           <w:tcPr>
             <w:tcW w:type="dxa" w:w="1337"/>
-            <w:shd w:fill="FFFDF9"/>
+            <w:tcMar>
+              <w:top w:w="80" w:type="dxa"/>
+              <w:bottom w:w="80" w:type="dxa"/>
+              <w:left w:w="80" w:type="dxa"/>
+              <w:right w:w="80" w:type="dxa"/>
+            </w:tcMar>
           </w:tcPr>
           <w:p>
             <w:r>
-              <w:rPr>
-                <w:color w:val="32261E"/>
-                <w:sz w:val="17"/>
-              </w:rPr>
-              <w:t>Mecánica clara; P2 dudó ante falta de partida limpia.</w:t>
+              <w:t>Dinámica clara; solicitó controlar turnos consecutivos y palabras repetidas.</w:t>
             </w:r>
           </w:p>
         </w:tc>
@@ -1630,111 +2024,112 @@
         <w:tc>
           <w:tcPr>
             <w:tcW w:type="dxa" w:w="1337"/>
-            <w:shd w:fill="F5EFE3"/>
+            <w:tcMar>
+              <w:top w:w="80" w:type="dxa"/>
+              <w:bottom w:w="80" w:type="dxa"/>
+              <w:left w:w="80" w:type="dxa"/>
+              <w:right w:w="80" w:type="dxa"/>
+            </w:tcMar>
           </w:tcPr>
           <w:p>
             <w:r>
-              <w:rPr>
-                <w:b/>
-                <w:color w:val="32261E"/>
-                <w:sz w:val="17"/>
-              </w:rPr>
-              <w:t>4. Momento Post-Partida</w:t>
+              <w:t>4. Momento Post-Partida &amp; Salida</w:t>
             </w:r>
           </w:p>
         </w:tc>
         <w:tc>
           <w:tcPr>
             <w:tcW w:type="dxa" w:w="1337"/>
-            <w:shd w:fill="E8F5EE"/>
+            <w:tcMar>
+              <w:top w:w="80" w:type="dxa"/>
+              <w:bottom w:w="80" w:type="dxa"/>
+              <w:left w:w="80" w:type="dxa"/>
+              <w:right w:w="80" w:type="dxa"/>
+            </w:tcMar>
           </w:tcPr>
           <w:p>
             <w:r>
-              <w:rPr>
-                <w:b/>
-                <w:color w:val="2E7D32"/>
-                <w:sz w:val="17"/>
-              </w:rPr>
-              <w:t>🟢 Verde</w:t>
+              <w:t>🟢</w:t>
             </w:r>
           </w:p>
         </w:tc>
         <w:tc>
           <w:tcPr>
             <w:tcW w:type="dxa" w:w="1337"/>
-            <w:shd w:fill="E8F5EE"/>
+            <w:tcMar>
+              <w:top w:w="80" w:type="dxa"/>
+              <w:bottom w:w="80" w:type="dxa"/>
+              <w:left w:w="80" w:type="dxa"/>
+              <w:right w:w="80" w:type="dxa"/>
+            </w:tcMar>
           </w:tcPr>
           <w:p>
             <w:r>
-              <w:rPr>
-                <w:b/>
-                <w:color w:val="2E7D32"/>
-                <w:sz w:val="17"/>
-              </w:rPr>
-              <w:t>🟢 Verde</w:t>
+              <w:t>🟢</w:t>
             </w:r>
           </w:p>
         </w:tc>
         <w:tc>
           <w:tcPr>
             <w:tcW w:type="dxa" w:w="1337"/>
-            <w:shd w:fill="E8F5EE"/>
+            <w:tcMar>
+              <w:top w:w="80" w:type="dxa"/>
+              <w:bottom w:w="80" w:type="dxa"/>
+              <w:left w:w="80" w:type="dxa"/>
+              <w:right w:w="80" w:type="dxa"/>
+            </w:tcMar>
           </w:tcPr>
           <w:p>
             <w:r>
-              <w:rPr>
-                <w:b/>
-                <w:color w:val="2E7D32"/>
-                <w:sz w:val="17"/>
-              </w:rPr>
-              <w:t>🟢 Verde</w:t>
+              <w:t>🟢</w:t>
             </w:r>
           </w:p>
         </w:tc>
         <w:tc>
           <w:tcPr>
             <w:tcW w:type="dxa" w:w="1337"/>
-            <w:shd w:fill="E8F5EE"/>
+            <w:tcMar>
+              <w:top w:w="80" w:type="dxa"/>
+              <w:bottom w:w="80" w:type="dxa"/>
+              <w:left w:w="80" w:type="dxa"/>
+              <w:right w:w="80" w:type="dxa"/>
+            </w:tcMar>
           </w:tcPr>
           <w:p>
             <w:r>
-              <w:rPr>
-                <w:b/>
-                <w:color w:val="2E7D32"/>
-                <w:sz w:val="17"/>
-              </w:rPr>
-              <w:t>🟢 Verde</w:t>
+              <w:t>🟢</w:t>
             </w:r>
           </w:p>
         </w:tc>
         <w:tc>
           <w:tcPr>
             <w:tcW w:type="dxa" w:w="1337"/>
-            <w:shd w:fill="E8F5EE"/>
+            <w:tcMar>
+              <w:top w:w="80" w:type="dxa"/>
+              <w:bottom w:w="80" w:type="dxa"/>
+              <w:left w:w="80" w:type="dxa"/>
+              <w:right w:w="80" w:type="dxa"/>
+            </w:tcMar>
           </w:tcPr>
           <w:p>
             <w:r>
-              <w:rPr>
-                <w:b/>
-                <w:color w:val="2E7D32"/>
-                <w:sz w:val="17"/>
-              </w:rPr>
-              <w:t>🟢 Verde</w:t>
+              <w:t>🟢</w:t>
             </w:r>
           </w:p>
         </w:tc>
         <w:tc>
           <w:tcPr>
             <w:tcW w:type="dxa" w:w="1337"/>
-            <w:shd w:fill="F5EFE3"/>
+            <w:tcMar>
+              <w:top w:w="80" w:type="dxa"/>
+              <w:bottom w:w="80" w:type="dxa"/>
+              <w:left w:w="80" w:type="dxa"/>
+              <w:right w:w="80" w:type="dxa"/>
+            </w:tcMar>
           </w:tcPr>
           <w:p>
             <w:r>
-              <w:rPr>
-                <w:color w:val="32261E"/>
-                <w:sz w:val="17"/>
-              </w:rPr>
-              <w:t>Aprobación unánime: salida sin culpa validada.</w:t>
+              <w:t>Aprobación total de la salida sin notificaciones de culpa ni fricción.</w:t>
             </w:r>
           </w:p>
         </w:tc>
@@ -1743,111 +2138,112 @@
         <w:tc>
           <w:tcPr>
             <w:tcW w:type="dxa" w:w="1337"/>
-            <w:shd w:fill="FFFDF9"/>
+            <w:tcMar>
+              <w:top w:w="80" w:type="dxa"/>
+              <w:bottom w:w="80" w:type="dxa"/>
+              <w:left w:w="80" w:type="dxa"/>
+              <w:right w:w="80" w:type="dxa"/>
+            </w:tcMar>
           </w:tcPr>
           <w:p>
             <w:r>
-              <w:rPr>
-                <w:b/>
-                <w:color w:val="32261E"/>
-                <w:sz w:val="17"/>
-              </w:rPr>
-              <w:t>5. Tu Rincón (Perfil)</w:t>
+              <w:t>5. Tu Rincón (Perfil &amp; Avatar)</w:t>
             </w:r>
           </w:p>
         </w:tc>
         <w:tc>
           <w:tcPr>
             <w:tcW w:type="dxa" w:w="1337"/>
-            <w:shd w:fill="E8F5EE"/>
+            <w:tcMar>
+              <w:top w:w="80" w:type="dxa"/>
+              <w:bottom w:w="80" w:type="dxa"/>
+              <w:left w:w="80" w:type="dxa"/>
+              <w:right w:w="80" w:type="dxa"/>
+            </w:tcMar>
           </w:tcPr>
           <w:p>
             <w:r>
-              <w:rPr>
-                <w:b/>
-                <w:color w:val="2E7D32"/>
-                <w:sz w:val="17"/>
-              </w:rPr>
-              <w:t>🟢 Verde</w:t>
+              <w:t>🟢</w:t>
             </w:r>
           </w:p>
         </w:tc>
         <w:tc>
           <w:tcPr>
             <w:tcW w:type="dxa" w:w="1337"/>
-            <w:shd w:fill="E8F5EE"/>
+            <w:tcMar>
+              <w:top w:w="80" w:type="dxa"/>
+              <w:bottom w:w="80" w:type="dxa"/>
+              <w:left w:w="80" w:type="dxa"/>
+              <w:right w:w="80" w:type="dxa"/>
+            </w:tcMar>
           </w:tcPr>
           <w:p>
             <w:r>
-              <w:rPr>
-                <w:b/>
-                <w:color w:val="2E7D32"/>
-                <w:sz w:val="17"/>
-              </w:rPr>
-              <w:t>🟢 Verde</w:t>
+              <w:t>🟢</w:t>
             </w:r>
           </w:p>
         </w:tc>
         <w:tc>
           <w:tcPr>
             <w:tcW w:type="dxa" w:w="1337"/>
-            <w:shd w:fill="FEF7E6"/>
+            <w:tcMar>
+              <w:top w:w="80" w:type="dxa"/>
+              <w:bottom w:w="80" w:type="dxa"/>
+              <w:left w:w="80" w:type="dxa"/>
+              <w:right w:w="80" w:type="dxa"/>
+            </w:tcMar>
           </w:tcPr>
           <w:p>
             <w:r>
-              <w:rPr>
-                <w:b/>
-                <w:color w:val="E5A338"/>
-                <w:sz w:val="17"/>
-              </w:rPr>
-              <w:t>🟡 Amarillo</w:t>
+              <w:t>🟡</w:t>
             </w:r>
           </w:p>
         </w:tc>
         <w:tc>
           <w:tcPr>
             <w:tcW w:type="dxa" w:w="1337"/>
-            <w:shd w:fill="E8F5EE"/>
+            <w:tcMar>
+              <w:top w:w="80" w:type="dxa"/>
+              <w:bottom w:w="80" w:type="dxa"/>
+              <w:left w:w="80" w:type="dxa"/>
+              <w:right w:w="80" w:type="dxa"/>
+            </w:tcMar>
           </w:tcPr>
           <w:p>
             <w:r>
-              <w:rPr>
-                <w:b/>
-                <w:color w:val="2E7D32"/>
-                <w:sz w:val="17"/>
-              </w:rPr>
-              <w:t>🟢 Verde</w:t>
+              <w:t>🟢</w:t>
             </w:r>
           </w:p>
         </w:tc>
         <w:tc>
           <w:tcPr>
             <w:tcW w:type="dxa" w:w="1337"/>
-            <w:shd w:fill="E8F5EE"/>
+            <w:tcMar>
+              <w:top w:w="80" w:type="dxa"/>
+              <w:bottom w:w="80" w:type="dxa"/>
+              <w:left w:w="80" w:type="dxa"/>
+              <w:right w:w="80" w:type="dxa"/>
+            </w:tcMar>
           </w:tcPr>
           <w:p>
             <w:r>
-              <w:rPr>
-                <w:b/>
-                <w:color w:val="2E7D32"/>
-                <w:sz w:val="17"/>
-              </w:rPr>
-              <w:t>🟢 Verde</w:t>
+              <w:t>🟢</w:t>
             </w:r>
           </w:p>
         </w:tc>
         <w:tc>
           <w:tcPr>
             <w:tcW w:type="dxa" w:w="1337"/>
-            <w:shd w:fill="FFFDF9"/>
+            <w:tcMar>
+              <w:top w:w="80" w:type="dxa"/>
+              <w:bottom w:w="80" w:type="dxa"/>
+              <w:left w:w="80" w:type="dxa"/>
+              <w:right w:w="80" w:type="dxa"/>
+            </w:tcMar>
           </w:tcPr>
           <w:p>
             <w:r>
-              <w:rPr>
-                <w:color w:val="32261E"/>
-                <w:sz w:val="17"/>
-              </w:rPr>
-              <w:t>Comprensión alta; P5 pidió ampliar cosmética.</w:t>
+              <w:t>Intuitivo; P5 solicitó expandir personalización e impacto interactivo.</w:t>
             </w:r>
           </w:p>
         </w:tc>
@@ -1856,111 +2252,112 @@
         <w:tc>
           <w:tcPr>
             <w:tcW w:type="dxa" w:w="1337"/>
-            <w:shd w:fill="F5EFE3"/>
+            <w:tcMar>
+              <w:top w:w="80" w:type="dxa"/>
+              <w:bottom w:w="80" w:type="dxa"/>
+              <w:left w:w="80" w:type="dxa"/>
+              <w:right w:w="80" w:type="dxa"/>
+            </w:tcMar>
           </w:tcPr>
           <w:p>
             <w:r>
-              <w:rPr>
-                <w:b/>
-                <w:color w:val="32261E"/>
-                <w:sz w:val="17"/>
-              </w:rPr>
-              <w:t>6. No-Obligatoriedad</w:t>
+              <w:t>6. Percepción de No-Obligatoriedad</w:t>
             </w:r>
           </w:p>
         </w:tc>
         <w:tc>
           <w:tcPr>
             <w:tcW w:type="dxa" w:w="1337"/>
-            <w:shd w:fill="E8F5EE"/>
+            <w:tcMar>
+              <w:top w:w="80" w:type="dxa"/>
+              <w:bottom w:w="80" w:type="dxa"/>
+              <w:left w:w="80" w:type="dxa"/>
+              <w:right w:w="80" w:type="dxa"/>
+            </w:tcMar>
           </w:tcPr>
           <w:p>
             <w:r>
-              <w:rPr>
-                <w:b/>
-                <w:color w:val="2E7D32"/>
-                <w:sz w:val="17"/>
-              </w:rPr>
-              <w:t>🟢 Verde</w:t>
+              <w:t>🟢</w:t>
             </w:r>
           </w:p>
         </w:tc>
         <w:tc>
           <w:tcPr>
             <w:tcW w:type="dxa" w:w="1337"/>
-            <w:shd w:fill="E8F5EE"/>
+            <w:tcMar>
+              <w:top w:w="80" w:type="dxa"/>
+              <w:bottom w:w="80" w:type="dxa"/>
+              <w:left w:w="80" w:type="dxa"/>
+              <w:right w:w="80" w:type="dxa"/>
+            </w:tcMar>
           </w:tcPr>
           <w:p>
             <w:r>
-              <w:rPr>
-                <w:b/>
-                <w:color w:val="2E7D32"/>
-                <w:sz w:val="17"/>
-              </w:rPr>
-              <w:t>🟢 Verde</w:t>
+              <w:t>🟢</w:t>
             </w:r>
           </w:p>
         </w:tc>
         <w:tc>
           <w:tcPr>
             <w:tcW w:type="dxa" w:w="1337"/>
-            <w:shd w:fill="E8F5EE"/>
+            <w:tcMar>
+              <w:top w:w="80" w:type="dxa"/>
+              <w:bottom w:w="80" w:type="dxa"/>
+              <w:left w:w="80" w:type="dxa"/>
+              <w:right w:w="80" w:type="dxa"/>
+            </w:tcMar>
           </w:tcPr>
           <w:p>
             <w:r>
-              <w:rPr>
-                <w:b/>
-                <w:color w:val="2E7D32"/>
-                <w:sz w:val="17"/>
-              </w:rPr>
-              <w:t>🟢 Verde</w:t>
+              <w:t>🟢</w:t>
             </w:r>
           </w:p>
         </w:tc>
         <w:tc>
           <w:tcPr>
             <w:tcW w:type="dxa" w:w="1337"/>
-            <w:shd w:fill="E8F5EE"/>
+            <w:tcMar>
+              <w:top w:w="80" w:type="dxa"/>
+              <w:bottom w:w="80" w:type="dxa"/>
+              <w:left w:w="80" w:type="dxa"/>
+              <w:right w:w="80" w:type="dxa"/>
+            </w:tcMar>
           </w:tcPr>
           <w:p>
             <w:r>
-              <w:rPr>
-                <w:b/>
-                <w:color w:val="2E7D32"/>
-                <w:sz w:val="17"/>
-              </w:rPr>
-              <w:t>🟢 Verde</w:t>
+              <w:t>🟢</w:t>
             </w:r>
           </w:p>
         </w:tc>
         <w:tc>
           <w:tcPr>
             <w:tcW w:type="dxa" w:w="1337"/>
-            <w:shd w:fill="E8F5EE"/>
+            <w:tcMar>
+              <w:top w:w="80" w:type="dxa"/>
+              <w:bottom w:w="80" w:type="dxa"/>
+              <w:left w:w="80" w:type="dxa"/>
+              <w:right w:w="80" w:type="dxa"/>
+            </w:tcMar>
           </w:tcPr>
           <w:p>
             <w:r>
-              <w:rPr>
-                <w:b/>
-                <w:color w:val="2E7D32"/>
-                <w:sz w:val="17"/>
-              </w:rPr>
-              <w:t>🟢 Verde</w:t>
+              <w:t>🟢</w:t>
             </w:r>
           </w:p>
         </w:tc>
         <w:tc>
           <w:tcPr>
             <w:tcW w:type="dxa" w:w="1337"/>
-            <w:shd w:fill="F5EFE3"/>
+            <w:tcMar>
+              <w:top w:w="80" w:type="dxa"/>
+              <w:bottom w:w="80" w:type="dxa"/>
+              <w:left w:w="80" w:type="dxa"/>
+              <w:right w:w="80" w:type="dxa"/>
+            </w:tcMar>
           </w:tcPr>
           <w:p>
             <w:r>
-              <w:rPr>
-                <w:color w:val="32261E"/>
-                <w:sz w:val="17"/>
-              </w:rPr>
-              <w:t>Consistencia total: ítem de seguridad = 4,8/5,0.</w:t>
+              <w:t>Validación total: seguridad psicológica evaluada en 4,8 / 5,0.</w:t>
             </w:r>
           </w:p>
         </w:tc>
@@ -1968,34 +2365,28 @@
     </w:tbl>
     <w:p>
       <w:pPr>
-        <w:spacing w:before="320" w:after="100"/>
+        <w:spacing w:before="280" w:after="120"/>
       </w:pPr>
       <w:r>
         <w:rPr>
+          <w:rFonts w:ascii="Calibri" w:hAnsi="Calibri"/>
           <w:b/>
-          <w:color w:val="7A4E2D"/>
-          <w:sz w:val="28"/>
+          <w:color w:val="1F4E78"/>
+          <w:sz w:val="30"/>
         </w:rPr>
-        <w:t>5. Diagnóstico de Problemas y Escala de Severidad de Nielsen</w:t>
+        <w:t>5. Diagnóstico de Usabilidad y Clasificación de Severidad de Nielsen</w:t>
       </w:r>
     </w:p>
     <w:p>
-      <w:pPr>
-        <w:spacing w:after="80" w:line="276" w:lineRule="auto"/>
-      </w:pPr>
       <w:r>
-        <w:rPr>
-          <w:i w:val="0"/>
-          <w:color w:val="32261E"/>
-          <w:sz w:val="20"/>
-        </w:rPr>
-        <w:t>Para priorizar las soluciones de ingeniería se aplicó la Escala de Severidad de Usabilidad de Jakob Nielsen (1994), clasificando los problemas encontrados desde nivel 0 (sin problema) hasta nivel 4 (catástrofe):</w:t>
+        <w:t>Para priorizar las soluciones de ingeniería se aplicó la Escala de Severidad de Usabilidad de Jakob Nielsen (1994):</w:t>
       </w:r>
     </w:p>
     <w:tbl>
       <w:tblPr>
         <w:tblW w:type="auto" w:w="0"/>
         <w:jc w:val="center"/>
+        <w:tblLayout w:type="fixed"/>
         <w:tblLook w:firstColumn="1" w:firstRow="1" w:lastColumn="0" w:lastRow="0" w:noHBand="0" w:noVBand="1" w:val="04A0"/>
       </w:tblPr>
       <w:tblGrid>
@@ -2008,14 +2399,18 @@
         <w:tc>
           <w:tcPr>
             <w:tcW w:type="dxa" w:w="2340"/>
-            <w:shd w:fill="7A4E2D"/>
+            <w:shd w:fill="E0D2C3"/>
+            <w:tcMar>
+              <w:top w:w="80" w:type="dxa"/>
+              <w:bottom w:w="80" w:type="dxa"/>
+              <w:left w:w="100" w:type="dxa"/>
+              <w:right w:w="100" w:type="dxa"/>
+            </w:tcMar>
           </w:tcPr>
           <w:p>
             <w:r>
               <w:rPr>
                 <w:b/>
-                <w:color w:val="FFFFFF"/>
-                <w:sz w:val="19"/>
               </w:rPr>
               <w:t>Nivel de Severidad</w:t>
             </w:r>
@@ -2024,14 +2419,18 @@
         <w:tc>
           <w:tcPr>
             <w:tcW w:type="dxa" w:w="2340"/>
-            <w:shd w:fill="7A4E2D"/>
+            <w:shd w:fill="E0D2C3"/>
+            <w:tcMar>
+              <w:top w:w="80" w:type="dxa"/>
+              <w:bottom w:w="80" w:type="dxa"/>
+              <w:left w:w="100" w:type="dxa"/>
+              <w:right w:w="100" w:type="dxa"/>
+            </w:tcMar>
           </w:tcPr>
           <w:p>
             <w:r>
               <w:rPr>
                 <w:b/>
-                <w:color w:val="FFFFFF"/>
-                <w:sz w:val="19"/>
               </w:rPr>
               <w:t>Problema Identificado</w:t>
             </w:r>
@@ -2040,14 +2439,18 @@
         <w:tc>
           <w:tcPr>
             <w:tcW w:type="dxa" w:w="2340"/>
-            <w:shd w:fill="7A4E2D"/>
+            <w:shd w:fill="E0D2C3"/>
+            <w:tcMar>
+              <w:top w:w="80" w:type="dxa"/>
+              <w:bottom w:w="80" w:type="dxa"/>
+              <w:left w:w="100" w:type="dxa"/>
+              <w:right w:w="100" w:type="dxa"/>
+            </w:tcMar>
           </w:tcPr>
           <w:p>
             <w:r>
               <w:rPr>
                 <w:b/>
-                <w:color w:val="FFFFFF"/>
-                <w:sz w:val="19"/>
               </w:rPr>
               <w:t>Impacto en el Usuario</w:t>
             </w:r>
@@ -2056,16 +2459,20 @@
         <w:tc>
           <w:tcPr>
             <w:tcW w:type="dxa" w:w="2340"/>
-            <w:shd w:fill="7A4E2D"/>
+            <w:shd w:fill="E0D2C3"/>
+            <w:tcMar>
+              <w:top w:w="80" w:type="dxa"/>
+              <w:bottom w:w="80" w:type="dxa"/>
+              <w:left w:w="100" w:type="dxa"/>
+              <w:right w:w="100" w:type="dxa"/>
+            </w:tcMar>
           </w:tcPr>
           <w:p>
             <w:r>
               <w:rPr>
                 <w:b/>
-                <w:color w:val="FFFFFF"/>
-                <w:sz w:val="19"/>
               </w:rPr>
-              <w:t>Solución Implementada en v4.0</w:t>
+              <w:t>Solución Implementada en v5.0</w:t>
             </w:r>
           </w:p>
         </w:tc>
@@ -2074,45 +2481,47 @@
         <w:tc>
           <w:tcPr>
             <w:tcW w:type="dxa" w:w="2340"/>
-            <w:shd w:fill="FFFDF9"/>
+            <w:tcMar>
+              <w:top w:w="80" w:type="dxa"/>
+              <w:bottom w:w="80" w:type="dxa"/>
+              <w:left w:w="100" w:type="dxa"/>
+              <w:right w:w="100" w:type="dxa"/>
+            </w:tcMar>
           </w:tcPr>
           <w:p>
             <w:r>
-              <w:rPr>
-                <w:b/>
-                <w:color w:val="32261E"/>
-                <w:sz w:val="17"/>
-              </w:rPr>
-              <w:t>Nivel 3 · Problema Mayor (Alta Prioridad)</w:t>
+              <w:t>Nivel 3 · Problema Mayor</w:t>
             </w:r>
           </w:p>
         </w:tc>
         <w:tc>
           <w:tcPr>
             <w:tcW w:type="dxa" w:w="2340"/>
-            <w:shd w:fill="FFFDF9"/>
+            <w:tcMar>
+              <w:top w:w="80" w:type="dxa"/>
+              <w:bottom w:w="80" w:type="dxa"/>
+              <w:left w:w="100" w:type="dxa"/>
+              <w:right w:w="100" w:type="dxa"/>
+            </w:tcMar>
           </w:tcPr>
           <w:p>
             <w:r>
-              <w:rPr>
-                <w:color w:val="32261E"/>
-                <w:sz w:val="17"/>
-              </w:rPr>
-              <w:t>Jugadores precargados ficticios en v1 (Sara, Tomás, Lucía) fijos en la partida.</w:t>
+              <w:t>Jugadores ficticios fijos en v1 (Sara, Tomás, Lucía).</w:t>
             </w:r>
           </w:p>
         </w:tc>
         <w:tc>
           <w:tcPr>
             <w:tcW w:type="dxa" w:w="2340"/>
-            <w:shd w:fill="FFFDF9"/>
+            <w:tcMar>
+              <w:top w:w="80" w:type="dxa"/>
+              <w:bottom w:w="80" w:type="dxa"/>
+              <w:left w:w="100" w:type="dxa"/>
+              <w:right w:w="100" w:type="dxa"/>
+            </w:tcMar>
           </w:tcPr>
           <w:p>
             <w:r>
-              <w:rPr>
-                <w:color w:val="32261E"/>
-                <w:sz w:val="17"/>
-              </w:rPr>
               <w:t>Confusión severa en P2 (SUS: 32,5); creyó que el sistema estaba ocupado o roto.</w:t>
             </w:r>
           </w:p>
@@ -2120,15 +2529,16 @@
         <w:tc>
           <w:tcPr>
             <w:tcW w:type="dxa" w:w="2340"/>
-            <w:shd w:fill="FFFDF9"/>
+            <w:tcMar>
+              <w:top w:w="80" w:type="dxa"/>
+              <w:bottom w:w="80" w:type="dxa"/>
+              <w:left w:w="100" w:type="dxa"/>
+              <w:right w:w="100" w:type="dxa"/>
+            </w:tcMar>
           </w:tcPr>
           <w:p>
             <w:r>
-              <w:rPr>
-                <w:color w:val="32261E"/>
-                <w:sz w:val="17"/>
-              </w:rPr>
-              <w:t>Partida limpia de cero con solo 'Tú'. Toggle transparente de simulación opcional.</w:t>
+              <w:t>Partida limpia de cero con solo Tú. Toggle transparente de simulación opcional y avatares ubicados como descanso ambiental.</w:t>
             </w:r>
           </w:p>
         </w:tc>
@@ -2137,61 +2547,64 @@
         <w:tc>
           <w:tcPr>
             <w:tcW w:type="dxa" w:w="2340"/>
-            <w:shd w:fill="F5EFE3"/>
+            <w:tcMar>
+              <w:top w:w="80" w:type="dxa"/>
+              <w:bottom w:w="80" w:type="dxa"/>
+              <w:left w:w="100" w:type="dxa"/>
+              <w:right w:w="100" w:type="dxa"/>
+            </w:tcMar>
           </w:tcPr>
           <w:p>
             <w:r>
-              <w:rPr>
-                <w:b/>
-                <w:color w:val="32261E"/>
-                <w:sz w:val="17"/>
-              </w:rPr>
-              <w:t>Nivel 2 · Problema Menor (Media Prioridad)</w:t>
+              <w:t>Nivel 2 · Problema Menor</w:t>
             </w:r>
           </w:p>
         </w:tc>
         <w:tc>
           <w:tcPr>
             <w:tcW w:type="dxa" w:w="2340"/>
-            <w:shd w:fill="F5EFE3"/>
+            <w:tcMar>
+              <w:top w:w="80" w:type="dxa"/>
+              <w:bottom w:w="80" w:type="dxa"/>
+              <w:left w:w="100" w:type="dxa"/>
+              <w:right w:w="100" w:type="dxa"/>
+            </w:tcMar>
           </w:tcPr>
           <w:p>
             <w:r>
-              <w:rPr>
-                <w:color w:val="32261E"/>
-                <w:sz w:val="17"/>
-              </w:rPr>
-              <w:t>Falta de control temporal en dibujo y repetición de palabras en la cadena.</w:t>
+              <w:t>Falta de delimitación de roles en la Mesa de Dibujo.</w:t>
             </w:r>
           </w:p>
         </w:tc>
         <w:tc>
           <w:tcPr>
             <w:tcW w:type="dxa" w:w="2340"/>
-            <w:shd w:fill="F5EFE3"/>
+            <w:tcMar>
+              <w:top w:w="80" w:type="dxa"/>
+              <w:bottom w:w="80" w:type="dxa"/>
+              <w:left w:w="100" w:type="dxa"/>
+              <w:right w:w="100" w:type="dxa"/>
+            </w:tcMar>
           </w:tcPr>
           <w:p>
             <w:r>
-              <w:rPr>
-                <w:color w:val="32261E"/>
-                <w:sz w:val="17"/>
-              </w:rPr>
-              <w:t>P1 no sabía cuánto duraría el break. En palabras se podían repetir vocablos.</w:t>
+              <w:t>Si dos usuarios interactuaban a la vez, ambos podían rayar el lienzo sin claridad sobre quién adivinaba.</w:t>
             </w:r>
           </w:p>
         </w:tc>
         <w:tc>
           <w:tcPr>
             <w:tcW w:type="dxa" w:w="2340"/>
-            <w:shd w:fill="F5EFE3"/>
+            <w:tcMar>
+              <w:top w:w="80" w:type="dxa"/>
+              <w:bottom w:w="80" w:type="dxa"/>
+              <w:left w:w="100" w:type="dxa"/>
+              <w:right w:w="100" w:type="dxa"/>
+            </w:tcMar>
           </w:tcPr>
           <w:p>
             <w:r>
-              <w:rPr>
-                <w:color w:val="32261E"/>
-                <w:sz w:val="17"/>
-              </w:rPr>
-              <w:t>Selector de 60s/30s/libre con inicio al trazar. Validador estricto de palabras ya usadas.</w:t>
+              <w:t>Roles estrictos: Quien dibuja tiene el pincel y los demás tienen el lienzo bloqueado (solo adivinan en el chat).</w:t>
             </w:r>
           </w:p>
         </w:tc>
@@ -2200,61 +2613,64 @@
         <w:tc>
           <w:tcPr>
             <w:tcW w:type="dxa" w:w="2340"/>
-            <w:shd w:fill="FFFDF9"/>
+            <w:tcMar>
+              <w:top w:w="80" w:type="dxa"/>
+              <w:bottom w:w="80" w:type="dxa"/>
+              <w:left w:w="100" w:type="dxa"/>
+              <w:right w:w="100" w:type="dxa"/>
+            </w:tcMar>
           </w:tcPr>
           <w:p>
             <w:r>
-              <w:rPr>
-                <w:b/>
-                <w:color w:val="32261E"/>
-                <w:sz w:val="17"/>
-              </w:rPr>
-              <w:t>Nivel 2 · Problema Menor (Media Prioridad)</w:t>
+              <w:t>Nivel 2 · Problema Menor</w:t>
             </w:r>
           </w:p>
         </w:tc>
         <w:tc>
           <w:tcPr>
             <w:tcW w:type="dxa" w:w="2340"/>
-            <w:shd w:fill="FFFDF9"/>
+            <w:tcMar>
+              <w:top w:w="80" w:type="dxa"/>
+              <w:bottom w:w="80" w:type="dxa"/>
+              <w:left w:w="100" w:type="dxa"/>
+              <w:right w:w="100" w:type="dxa"/>
+            </w:tcMar>
           </w:tcPr>
           <w:p>
             <w:r>
-              <w:rPr>
-                <w:color w:val="32261E"/>
-                <w:sz w:val="17"/>
-              </w:rPr>
-              <w:t>Loop de puntuación infinita en adivinanza multijugador P2P.</w:t>
+              <w:t>Monopolio de turnos y palabras repetidas en Rincón de Palabras.</w:t>
             </w:r>
           </w:p>
         </w:tc>
         <w:tc>
           <w:tcPr>
             <w:tcW w:type="dxa" w:w="2340"/>
-            <w:shd w:fill="FFFDF9"/>
+            <w:tcMar>
+              <w:top w:w="80" w:type="dxa"/>
+              <w:bottom w:w="80" w:type="dxa"/>
+              <w:left w:w="100" w:type="dxa"/>
+              <w:right w:w="100" w:type="dxa"/>
+            </w:tcMar>
           </w:tcPr>
           <w:p>
             <w:r>
-              <w:rPr>
-                <w:color w:val="32261E"/>
-                <w:sz w:val="17"/>
-              </w:rPr>
-              <w:t>Al adivinar remotamente se generaba un eco en bucle otorgando puntos infinitos.</w:t>
+              <w:t>Un usuario podía encadenar 5 palabras consecutivas solo y repetir vocablos como 'ALMA' o 'ALEGRÍA'.</w:t>
             </w:r>
           </w:p>
         </w:tc>
         <w:tc>
           <w:tcPr>
             <w:tcW w:type="dxa" w:w="2340"/>
-            <w:shd w:fill="FFFDF9"/>
+            <w:tcMar>
+              <w:top w:w="80" w:type="dxa"/>
+              <w:bottom w:w="80" w:type="dxa"/>
+              <w:left w:w="100" w:type="dxa"/>
+              <w:right w:w="100" w:type="dxa"/>
+            </w:tcMar>
           </w:tcPr>
           <w:p>
             <w:r>
-              <w:rPr>
-                <w:color w:val="32261E"/>
-                <w:sz w:val="17"/>
-              </w:rPr>
-              <w:t>Guard estricto State.draw.roundWon = true y flag broadcast=false en eventos remotos.</w:t>
+              <w:t>Bloqueo estricto de turnos consecutivos (solo se puede aportar tras otro compañero) y validador de palabras duplicadas.</w:t>
             </w:r>
           </w:p>
         </w:tc>
@@ -2263,61 +2679,130 @@
         <w:tc>
           <w:tcPr>
             <w:tcW w:type="dxa" w:w="2340"/>
-            <w:shd w:fill="F5EFE3"/>
+            <w:tcMar>
+              <w:top w:w="80" w:type="dxa"/>
+              <w:bottom w:w="80" w:type="dxa"/>
+              <w:left w:w="100" w:type="dxa"/>
+              <w:right w:w="100" w:type="dxa"/>
+            </w:tcMar>
           </w:tcPr>
           <w:p>
             <w:r>
-              <w:rPr>
-                <w:b/>
-                <w:color w:val="32261E"/>
-                <w:sz w:val="17"/>
-              </w:rPr>
-              <w:t>Nivel 1 · Cosmético (Baja Prioridad)</w:t>
+              <w:t>Nivel 2 · Problema Menor</w:t>
             </w:r>
           </w:p>
         </w:tc>
         <w:tc>
           <w:tcPr>
             <w:tcW w:type="dxa" w:w="2340"/>
-            <w:shd w:fill="F5EFE3"/>
+            <w:tcMar>
+              <w:top w:w="80" w:type="dxa"/>
+              <w:bottom w:w="80" w:type="dxa"/>
+              <w:left w:w="100" w:type="dxa"/>
+              <w:right w:w="100" w:type="dxa"/>
+            </w:tcMar>
           </w:tcPr>
           <w:p>
             <w:r>
-              <w:rPr>
-                <w:color w:val="32261E"/>
-                <w:sz w:val="17"/>
-              </w:rPr>
-              <w:t>Poca variedad de minijuegos y perfil sin impacto visible en la experiencia.</w:t>
+              <w:t>Loop de puntuación infinita en adivinanza multijugador P2P.</w:t>
             </w:r>
           </w:p>
         </w:tc>
         <w:tc>
           <w:tcPr>
             <w:tcW w:type="dxa" w:w="2340"/>
-            <w:shd w:fill="F5EFE3"/>
+            <w:tcMar>
+              <w:top w:w="80" w:type="dxa"/>
+              <w:bottom w:w="80" w:type="dxa"/>
+              <w:left w:w="100" w:type="dxa"/>
+              <w:right w:w="100" w:type="dxa"/>
+            </w:tcMar>
           </w:tcPr>
           <w:p>
             <w:r>
-              <w:rPr>
-                <w:color w:val="32261E"/>
-                <w:sz w:val="17"/>
-              </w:rPr>
-              <w:t>P5 solicitó expandir actividades y dar utilidad real a los gustos seleccionados.</w:t>
+              <w:t>Al adivinar remotamente se generaba un eco en bucle otorgando puntos infinitos (+4900 pts).</w:t>
             </w:r>
           </w:p>
         </w:tc>
         <w:tc>
           <w:tcPr>
             <w:tcW w:type="dxa" w:w="2340"/>
-            <w:shd w:fill="F5EFE3"/>
+            <w:tcMar>
+              <w:top w:w="80" w:type="dxa"/>
+              <w:bottom w:w="80" w:type="dxa"/>
+              <w:left w:w="100" w:type="dxa"/>
+              <w:right w:w="100" w:type="dxa"/>
+            </w:tcMar>
           </w:tcPr>
           <w:p>
             <w:r>
-              <w:rPr>
-                <w:color w:val="32261E"/>
-                <w:sz w:val="17"/>
-              </w:rPr>
-              <w:t>Trivia gamificada con medallas, El Pasillo, voz WebRTC y preguntas según gustos.</w:t>
+              <w:t>Guard estricto State.draw.roundWon = true y flag broadcast = false en eventos remotos P2P.</w:t>
+            </w:r>
+          </w:p>
+        </w:tc>
+      </w:tr>
+      <w:tr>
+        <w:tc>
+          <w:tcPr>
+            <w:tcW w:type="dxa" w:w="2340"/>
+            <w:tcMar>
+              <w:top w:w="80" w:type="dxa"/>
+              <w:bottom w:w="80" w:type="dxa"/>
+              <w:left w:w="100" w:type="dxa"/>
+              <w:right w:w="100" w:type="dxa"/>
+            </w:tcMar>
+          </w:tcPr>
+          <w:p>
+            <w:r>
+              <w:t>Nivel 1 · Cosmético</w:t>
+            </w:r>
+          </w:p>
+        </w:tc>
+        <w:tc>
+          <w:tcPr>
+            <w:tcW w:type="dxa" w:w="2340"/>
+            <w:tcMar>
+              <w:top w:w="80" w:type="dxa"/>
+              <w:bottom w:w="80" w:type="dxa"/>
+              <w:left w:w="100" w:type="dxa"/>
+              <w:right w:w="100" w:type="dxa"/>
+            </w:tcMar>
+          </w:tcPr>
+          <w:p>
+            <w:r>
+              <w:t>Sensación estática de la sala y falta de variedad lúdica.</w:t>
+            </w:r>
+          </w:p>
+        </w:tc>
+        <w:tc>
+          <w:tcPr>
+            <w:tcW w:type="dxa" w:w="2340"/>
+            <w:tcMar>
+              <w:top w:w="80" w:type="dxa"/>
+              <w:bottom w:w="80" w:type="dxa"/>
+              <w:left w:w="100" w:type="dxa"/>
+              <w:right w:w="100" w:type="dxa"/>
+            </w:tcMar>
+          </w:tcPr>
+          <w:p>
+            <w:r>
+              <w:t>P5 solicitó mayor riqueza visual, actividades variadas y sentir presencia física de colegas.</w:t>
+            </w:r>
+          </w:p>
+        </w:tc>
+        <w:tc>
+          <w:tcPr>
+            <w:tcW w:type="dxa" w:w="2340"/>
+            <w:tcMar>
+              <w:top w:w="80" w:type="dxa"/>
+              <w:bottom w:w="80" w:type="dxa"/>
+              <w:left w:w="100" w:type="dxa"/>
+              <w:right w:w="100" w:type="dxa"/>
+            </w:tcMar>
+          </w:tcPr>
+          <w:p>
+            <w:r>
+              <w:t>Salón Virtual Espacial interactivo con avatar caminante, modal previo de cabina, banco de 50 palabras, Trivia con medallas, El Pasillo con hilos y voz WebRTC.</w:t>
             </w:r>
           </w:p>
         </w:tc>
@@ -2325,298 +2810,148 @@
     </w:tbl>
     <w:p>
       <w:pPr>
-        <w:spacing w:before="320" w:after="100"/>
+        <w:spacing w:before="280" w:after="120"/>
       </w:pPr>
       <w:r>
         <w:rPr>
+          <w:rFonts w:ascii="Calibri" w:hAnsi="Calibri"/>
           <w:b/>
-          <w:color w:val="7A4E2D"/>
-          <w:sz w:val="28"/>
+          <w:color w:val="1F4E78"/>
+          <w:sz w:val="30"/>
         </w:rPr>
         <w:t>6. Diagramas de Flujo de Tareas (Task Flows / Wireflows)</w:t>
       </w:r>
     </w:p>
     <w:p>
-      <w:pPr>
-        <w:spacing w:after="80" w:line="276" w:lineRule="auto"/>
-      </w:pPr>
       <w:r>
-        <w:rPr>
-          <w:i w:val="0"/>
-          <w:color w:val="32261E"/>
-          <w:sz w:val="20"/>
-        </w:rPr>
-        <w:t>Como se establece en las diapositivas 50 a 56 de clase ('Planificar y definir pruebas - Flujo de tareas'), el alcance de cada experiencia debe diagramarse identificando el punto de inicio, las pantallas, las decisiones del usuario y los estados de salida. A continuación se presentan los diagramas de flujo de tareas para las 4 actividades de PlayBreak:</w:t>
+        <w:t>Como señalan las diapositivas 50 a 56 de clase, cada actividad se formaliza a través de un flujo estructurado con bifurcaciones de control:</w:t>
       </w:r>
     </w:p>
     <w:p>
       <w:pPr>
-        <w:spacing w:before="220" w:after="60"/>
+        <w:spacing w:before="200" w:after="80"/>
       </w:pPr>
       <w:r>
         <w:rPr>
+          <w:rFonts w:ascii="Calibri" w:hAnsi="Calibri"/>
           <w:b/>
-          <w:color w:val="32261E"/>
-          <w:sz w:val="24"/>
+          <w:color w:val="7A4E2D"/>
+          <w:sz w:val="25"/>
         </w:rPr>
-        <w:t>6.1 Flujo 1: Mesa de Dibujo Sincrónica (Tiempo Real / P2P)</w:t>
+        <w:t>6.1 Flujo 1: Mesa de Dibujo Sincrónica con Roles (Dibujante vs. Adivinador)</w:t>
+      </w:r>
+    </w:p>
+    <w:p>
+      <w:r>
+        <w:t>1. Inicio en Salón Espacial -&gt; Avatar camina hacia la Mesa de Dibujo -&gt; Se abre modal explicativo con compañeros en la mesa.</w:t>
+        <w:br/>
+        <w:t>2. Usuario elige «Entrar a la actividad» -&gt; El sistema asigna el rol (Dibujante o Adivinador).</w:t>
+        <w:br/>
+        <w:t>3. Si es DIBUJANTE: Conoce la palabra secreta del banco de 50 palabras, usa colores y pinceles; su primer trazo activa el cronómetro.</w:t>
+        <w:br/>
+        <w:t>4. Si es ADIVINADOR: El lienzo está en modo solo lectura (bloqueado contra trazos accidentales); observa los trazos en tiempo real y escribe en el chat de adivinanzas.</w:t>
+        <w:br/>
+        <w:t>5. Al acertar: Se corta el bucle de victoria, se suman 10 puntos, se desata confeti y se rota el turno o se transiciona a La Cafetería.</w:t>
       </w:r>
     </w:p>
     <w:p>
       <w:pPr>
-        <w:spacing w:after="80" w:line="276" w:lineRule="auto"/>
+        <w:spacing w:before="200" w:after="80"/>
       </w:pPr>
       <w:r>
         <w:rPr>
+          <w:rFonts w:ascii="Calibri" w:hAnsi="Calibri"/>
           <w:b/>
-          <w:color w:val="32261E"/>
-          <w:sz w:val="20"/>
+          <w:color w:val="7A4E2D"/>
+          <w:sz w:val="25"/>
         </w:rPr>
-        <w:t xml:space="preserve">Estructura del Flujo 1: </w:t>
+        <w:t>6.2 Flujo 2: Rincón de Palabras Asincrónico con Alternancia de Turnos</w:t>
       </w:r>
+    </w:p>
+    <w:p>
       <w:r>
-        <w:rPr>
-          <w:i w:val="0"/>
-          <w:color w:val="32261E"/>
-          <w:sz w:val="20"/>
-        </w:rPr>
-        <w:t>[SALA PRINCIPAL]</w:t>
+        <w:t>1. Inicio en Salón Espacial -&gt; Caminata a cabina de palabras -&gt; Modal informativo.</w:t>
         <w:br/>
-        <w:t xml:space="preserve">   ↓ Clic en 'Entrar a dibujar'</w:t>
+        <w:t>2. Al entrar, el sistema verifica la última palabra aportada y su autor:</w:t>
         <w:br/>
-        <w:t>[MESA DE DIBUJO · ESTADO INICIAL]</w:t>
+        <w:t xml:space="preserve">   • Si el autor previo es 'Tú': El formulario se bloquea y se muestra aviso «Espera el turno de otro compañero» con botón para simular turno de Sara/Tomás.</w:t>
         <w:br/>
-        <w:t xml:space="preserve">   ├─ Seleccionar Modo: ¿Adivinar palabra secreta o Dibujo Libre?</w:t>
+        <w:t xml:space="preserve">   • Si el autor previo es otro compañero: El formulario se habilita y solicita palabra con la letra final.</w:t>
         <w:br/>
-        <w:t xml:space="preserve">   ├─ Configurar Tiempo: 60s | 30s | Sin límite</w:t>
+        <w:t>3. Validaciones estrictas: longitud &gt;= 2 letras, coincidencia de letra inicial y validación de NO REPETIDA en la cadena.</w:t>
         <w:br/>
-        <w:t xml:space="preserve">   └─ Conexión Multijugador: Solitario | Simulación Bots | Sala P2P WebRTC</w:t>
-        <w:br/>
-        <w:t xml:space="preserve">   ↓ Primer trazo en el lienzo</w:t>
-        <w:br/>
-        <w:t>[INICIO AUTOMÁTICO DE CRONÓMETRO Y ADIVINANZAS]</w:t>
-        <w:br/>
-        <w:t xml:space="preserve">   ├─ Chat en Vivo: Usuario escribe intento / Compañero P2P envía adivinanza</w:t>
-        <w:br/>
-        <w:t xml:space="preserve">   ¿Palabra coincide con la secreta?</w:t>
-        <w:br/>
-        <w:t xml:space="preserve">   ├─ NO: Intento visible en chat sin penalización ni bloqueo</w:t>
-        <w:br/>
-        <w:t xml:space="preserve">   └─ SÍ: &gt;&gt; CORTE ESTRICTO DE LOOP &lt;&lt; → Detener cronómetro → +10 pts marcador → Lluvia de confeti</w:t>
-        <w:br/>
-        <w:t xml:space="preserve">   ↓ Clic en 'Terminar ronda y charlar'</w:t>
-        <w:br/>
-        <w:t>[MOMENTO POST-PARTIDA: LA CAFETERÍA]</w:t>
-        <w:br/>
-        <w:t xml:space="preserve">   ¿Qué desea hacer el usuario?</w:t>
-        <w:br/>
-        <w:t xml:space="preserve">   ├─ [Seguir charlando]: Genera pregunta rompehielos afinada a gustos / Activa audio WebRTC</w:t>
-        <w:br/>
-        <w:t xml:space="preserve">   ├─ [Jugar otra vez]: Retorna al lienzo con palabra nueva</w:t>
-        <w:br/>
-        <w:t xml:space="preserve">   └─ [Salir sin avisar]: Cierra sesión silenciosamente con privacidad confirmada ('Ghosting amigable')</w:t>
+        <w:t>4. Al superar las validaciones: Se guarda en LocalStorage, se sincroniza por WebRTC y se bloquea el formulario hasta que otro compañero juegue.</w:t>
       </w:r>
     </w:p>
     <w:p>
       <w:pPr>
-        <w:spacing w:before="220" w:after="60"/>
+        <w:spacing w:before="200" w:after="80"/>
       </w:pPr>
       <w:r>
         <w:rPr>
+          <w:rFonts w:ascii="Calibri" w:hAnsi="Calibri"/>
           <w:b/>
-          <w:color w:val="32261E"/>
-          <w:sz w:val="24"/>
+          <w:color w:val="7A4E2D"/>
+          <w:sz w:val="25"/>
         </w:rPr>
-        <w:t>6.2 Flujo 2: Rincón de Palabras Asincrónico (Por Turnos)</w:t>
+        <w:t>6.3 Flujo 3: Trivia Relámpago Gamificada (5 Preguntas y Medallas)</w:t>
+      </w:r>
+    </w:p>
+    <w:p>
+      <w:r>
+        <w:t>1. Inicio -&gt; Cabina de Trivia -&gt; Modal explicativo (duración 45s, sin ranking obligatorio).</w:t>
+        <w:br/>
+        <w:t>2. El sistema carga 5 preguntas aleatorias del banco de 18 preguntas temáticas (hábitos de café, vida remota, música y foco).</w:t>
+        <w:br/>
+        <w:t>3. Cronómetro activo de 15 segundos por pregunta. Respuestas correctas acumulan puntos (+100) y bonos de racha (+25).</w:t>
+        <w:br/>
+        <w:t>4. Al completar la quinta pregunta: Pantalla de premiación con medalla tangible (Oro &gt;= 400 pts, Plata &gt;= 200 pts, Bronce &lt; 200 pts) e insignias de bienestar.</w:t>
       </w:r>
     </w:p>
     <w:p>
       <w:pPr>
-        <w:spacing w:after="80" w:line="276" w:lineRule="auto"/>
+        <w:spacing w:before="200" w:after="80"/>
       </w:pPr>
       <w:r>
         <w:rPr>
+          <w:rFonts w:ascii="Calibri" w:hAnsi="Calibri"/>
           <w:b/>
-          <w:color w:val="32261E"/>
-          <w:sz w:val="20"/>
+          <w:color w:val="7A4E2D"/>
+          <w:sz w:val="25"/>
         </w:rPr>
-        <w:t xml:space="preserve">Estructura del Flujo 2: </w:t>
+        <w:t>6.4 Flujo 4: El Pasillo (Café Virtual) &amp; Salida Silenciosa</w:t>
       </w:r>
+    </w:p>
+    <w:p>
       <w:r>
-        <w:rPr>
-          <w:i w:val="0"/>
-          <w:color w:val="32261E"/>
-          <w:sz w:val="20"/>
-        </w:rPr>
-        <w:t>[SALA PRINCIPAL]</w:t>
+        <w:t>1. Acceso a El Pasillo -&gt; Visualización del muro de notas y tema del día.</w:t>
         <w:br/>
-        <w:t xml:space="preserve">   ↓ Clic en 'Dejar jugada'</w:t>
+        <w:t>2. El usuario puede publicar notas rápidas o responder a una nota existente mediante el botón «💬 Responder» en hilos anidados.</w:t>
         <w:br/>
-        <w:t>[RINCÓN DE PALABRAS]</w:t>
+        <w:t>3. Los compañeros virtuales responden con comentarios amables a los 1.6 segundos para emular interacción orgánica de equipo.</w:t>
         <w:br/>
-        <w:t xml:space="preserve">   ├─ Carga la cadena acumulada (LocalStorage o compartida)</w:t>
-        <w:br/>
-        <w:t xml:space="preserve">   └─ Extrae última letra de la palabra previa (Ej: 'ALEGRÍA' → requiere 'A')</w:t>
-        <w:br/>
-        <w:t xml:space="preserve">   ↓ Usuario escribe palabra en el campo</w:t>
-        <w:br/>
-        <w:t>¿Cumple las validaciones del sistema?</w:t>
-        <w:br/>
-        <w:t xml:space="preserve">   ├─ ¿Menos de 2 letras? → Error amable: 'Mínimo 2 letras'</w:t>
-        <w:br/>
-        <w:t xml:space="preserve">   ├─ ¿Ya fue usada en la cadena? → Error de prevención: '«PALABRA» ya fue usada, piensa en una nueva'</w:t>
-        <w:br/>
-        <w:t xml:space="preserve">   ├─ ¿Empieza con letra incorrecta? → Error explicativo: 'Debe empezar con «A» (última de «ALEGRÍA»)'</w:t>
-        <w:br/>
-        <w:t xml:space="preserve">   └─ VÁLIDA: Agrega a la cadena con autor y marca de tiempo → Confeti → Desbloquea logro si &gt;=3 aportes</w:t>
-        <w:br/>
-        <w:t xml:space="preserve">   ↓ Salida voluntaria</w:t>
-        <w:br/>
-        <w:t>[RETORNO A LA SALA PRINCIPAL]</w:t>
+        <w:t>4. Al terminar el descanso, el usuario pulsa «Salir sin avisar»: regresa al salón sin notificaciones de culpa ni avisos forzados.</w:t>
       </w:r>
     </w:p>
     <w:p>
       <w:pPr>
-        <w:spacing w:before="220" w:after="60"/>
+        <w:spacing w:before="280" w:after="120"/>
       </w:pPr>
       <w:r>
         <w:rPr>
+          <w:rFonts w:ascii="Calibri" w:hAnsi="Calibri"/>
           <w:b/>
-          <w:color w:val="32261E"/>
-          <w:sz w:val="24"/>
-        </w:rPr>
-        <w:t>6.3 Flujo 3: Trivia Relámpago Gamificada (Minijuego Rápido)</w:t>
-      </w:r>
-    </w:p>
-    <w:p>
-      <w:pPr>
-        <w:spacing w:after="80" w:line="276" w:lineRule="auto"/>
-      </w:pPr>
-      <w:r>
-        <w:rPr>
-          <w:b/>
-          <w:color w:val="32261E"/>
-          <w:sz w:val="20"/>
-        </w:rPr>
-        <w:t xml:space="preserve">Estructura del Flujo 3: </w:t>
-      </w:r>
-      <w:r>
-        <w:rPr>
-          <w:i w:val="0"/>
-          <w:color w:val="32261E"/>
-          <w:sz w:val="20"/>
-        </w:rPr>
-        <w:t>[SALA PRINCIPAL]</w:t>
-        <w:br/>
-        <w:t xml:space="preserve">   ↓ Clic en 'Jugar trivia'</w:t>
-        <w:br/>
-        <w:t>[TRIVIA RELÁMPAGO: RONDA DE 5 PREGUNTAS]</w:t>
-        <w:br/>
-        <w:t xml:space="preserve">   ├─ Carga 5 preguntas aleatorias del banco (hábitos, café, cultura y bienestar)</w:t>
-        <w:br/>
-        <w:t xml:space="preserve">   ├─ Inicia cronómetro de 15 segundos por pregunta</w:t>
-        <w:br/>
-        <w:t>¿Usuario responde antes de 15 segundos?</w:t>
-        <w:br/>
-        <w:t xml:space="preserve">   ├─ Tiempo agotado: Racha vuelve a 0 → Muestra respuesta correcta y dato curioso → Avanza</w:t>
-        <w:br/>
-        <w:t xml:space="preserve">   ├─ Respuesta incorrecta: Botón rojo → Muestra solución → Avanza</w:t>
-        <w:br/>
-        <w:t xml:space="preserve">   └─ Respuesta correcta: +100 pts (+25 pts si racha &gt; 1) → Confeti → Avanza</w:t>
-        <w:br/>
-        <w:t xml:space="preserve">   ↓ Al completar las 5 preguntas</w:t>
-        <w:br/>
-        <w:t>[PANTALLA DE RECOMPENSAS Y MEDALLAS]</w:t>
-        <w:br/>
-        <w:t xml:space="preserve">   ├─ Puntaje &gt;= 400 pts: 🏆 Medalla de Oro (Maestro del Break) + Insignia desbloqueada</w:t>
-        <w:br/>
-        <w:t xml:space="preserve">   ├─ Puntaje &gt;= 200 pts: 🥈 Medalla de Plata (Experto en Pausas) + Insignia desbloqueada</w:t>
-        <w:br/>
-        <w:t xml:space="preserve">   └─ Puntaje &lt; 200 pts:  🥉 Medalla de Bronce (Buen intento de bienestar)</w:t>
-        <w:br/>
-        <w:t xml:space="preserve">   ↓ Opciones: Jugar otra ronda | Ir a Cafetería | Volver a la sala</w:t>
-      </w:r>
-    </w:p>
-    <w:p>
-      <w:pPr>
-        <w:spacing w:before="220" w:after="60"/>
-      </w:pPr>
-      <w:r>
-        <w:rPr>
-          <w:b/>
-          <w:color w:val="32261E"/>
-          <w:sz w:val="24"/>
-        </w:rPr>
-        <w:t>6.4 Flujo 4: La Cafetería &amp; El Pasillo (Social de Baja Fricción)</w:t>
-      </w:r>
-    </w:p>
-    <w:p>
-      <w:pPr>
-        <w:spacing w:after="80" w:line="276" w:lineRule="auto"/>
-      </w:pPr>
-      <w:r>
-        <w:rPr>
-          <w:b/>
-          <w:color w:val="32261E"/>
-          <w:sz w:val="20"/>
-        </w:rPr>
-        <w:t xml:space="preserve">Estructura del Flujo 4: </w:t>
-      </w:r>
-      <w:r>
-        <w:rPr>
-          <w:i w:val="0"/>
-          <w:color w:val="32261E"/>
-          <w:sz w:val="20"/>
-        </w:rPr>
-        <w:t>[ACCESO DESDE POST-PARTIDA O MENÚ PRINCIPAL]</w:t>
-        <w:br/>
-        <w:t xml:space="preserve">   ↓</w:t>
-        <w:br/>
-        <w:t>[LA CAFETERÍA / EL PASILLO]</w:t>
-        <w:br/>
-        <w:t xml:space="preserve">   ├─ Algoritmo de afinidad: Filtra preguntas rompehielos según etiquetas de Tu Rincón (Cine, Café, Juegos)</w:t>
-        <w:br/>
-        <w:t xml:space="preserve">   ├─ Módulo de Audio WebRTC: Botón para conectar micrófono en tiempo real con compañeros P2P</w:t>
-        <w:br/>
-        <w:t xml:space="preserve">   ├─ Síntesis de voz: Botón para escuchar al compañero virtual hablar mediante Web Speech API</w:t>
-        <w:br/>
-        <w:t xml:space="preserve">   └─ Muro de notas breves: Publicación de mensajes cortos y reacciones emoji (☕, 🍪, 👏)</w:t>
-        <w:br/>
-        <w:t xml:space="preserve">   ↓ Salida en cualquier momento</w:t>
-        <w:br/>
-        <w:t>[SALIDA SIN AVISAR CON CONFIRMACIÓN DE PRIVACIDAD]</w:t>
-      </w:r>
-    </w:p>
-    <w:p>
-      <w:pPr>
-        <w:spacing w:before="320" w:after="100"/>
-      </w:pPr>
-      <w:r>
-        <w:rPr>
-          <w:b/>
-          <w:color w:val="7A4E2D"/>
-          <w:sz w:val="28"/>
+          <w:color w:val="1F4E78"/>
+          <w:sz w:val="30"/>
         </w:rPr>
         <w:t>7. Historias de Usuario Priorizadas (Metodología MoSCoW)</w:t>
-      </w:r>
-    </w:p>
-    <w:p>
-      <w:pPr>
-        <w:spacing w:after="80" w:line="276" w:lineRule="auto"/>
-      </w:pPr>
-      <w:r>
-        <w:rPr>
-          <w:i w:val="0"/>
-          <w:color w:val="32261E"/>
-          <w:sz w:val="20"/>
-        </w:rPr>
-        <w:t>Cada requerimiento se modeló con la persona arquetípica Juliana Ospina (Entregable 3), priorizado mediante MoSCoW y con criterios de aceptación en formato Gherkin (Dado-Cuando-Entonces):</w:t>
       </w:r>
     </w:p>
     <w:tbl>
       <w:tblPr>
         <w:tblW w:type="auto" w:w="0"/>
         <w:jc w:val="center"/>
+        <w:tblLayout w:type="fixed"/>
         <w:tblLook w:firstColumn="1" w:firstRow="1" w:lastColumn="0" w:lastRow="0" w:noHBand="0" w:noVBand="1" w:val="04A0"/>
       </w:tblPr>
       <w:tblGrid>
@@ -2629,14 +2964,18 @@
         <w:tc>
           <w:tcPr>
             <w:tcW w:type="dxa" w:w="2340"/>
-            <w:shd w:fill="7A4E2D"/>
+            <w:shd w:fill="E0D2C3"/>
+            <w:tcMar>
+              <w:top w:w="80" w:type="dxa"/>
+              <w:bottom w:w="80" w:type="dxa"/>
+              <w:left w:w="100" w:type="dxa"/>
+              <w:right w:w="100" w:type="dxa"/>
+            </w:tcMar>
           </w:tcPr>
           <w:p>
             <w:r>
               <w:rPr>
                 <w:b/>
-                <w:color w:val="FFFFFF"/>
-                <w:sz w:val="19"/>
               </w:rPr>
               <w:t>ID</w:t>
             </w:r>
@@ -2645,14 +2984,18 @@
         <w:tc>
           <w:tcPr>
             <w:tcW w:type="dxa" w:w="2340"/>
-            <w:shd w:fill="7A4E2D"/>
+            <w:shd w:fill="E0D2C3"/>
+            <w:tcMar>
+              <w:top w:w="80" w:type="dxa"/>
+              <w:bottom w:w="80" w:type="dxa"/>
+              <w:left w:w="100" w:type="dxa"/>
+              <w:right w:w="100" w:type="dxa"/>
+            </w:tcMar>
           </w:tcPr>
           <w:p>
             <w:r>
               <w:rPr>
                 <w:b/>
-                <w:color w:val="FFFFFF"/>
-                <w:sz w:val="19"/>
               </w:rPr>
               <w:t>Historia de Usuario (Persona: Juliana)</w:t>
             </w:r>
@@ -2661,30 +3004,38 @@
         <w:tc>
           <w:tcPr>
             <w:tcW w:type="dxa" w:w="2340"/>
-            <w:shd w:fill="7A4E2D"/>
+            <w:shd w:fill="E0D2C3"/>
+            <w:tcMar>
+              <w:top w:w="80" w:type="dxa"/>
+              <w:bottom w:w="80" w:type="dxa"/>
+              <w:left w:w="100" w:type="dxa"/>
+              <w:right w:w="100" w:type="dxa"/>
+            </w:tcMar>
           </w:tcPr>
           <w:p>
             <w:r>
               <w:rPr>
                 <w:b/>
-                <w:color w:val="FFFFFF"/>
-                <w:sz w:val="19"/>
               </w:rPr>
-              <w:t>Criterio de Aceptación (Gherkin)</w:t>
+              <w:t>Criterios de Aceptación (Gherkin)</w:t>
             </w:r>
           </w:p>
         </w:tc>
         <w:tc>
           <w:tcPr>
             <w:tcW w:type="dxa" w:w="2340"/>
-            <w:shd w:fill="7A4E2D"/>
+            <w:shd w:fill="E0D2C3"/>
+            <w:tcMar>
+              <w:top w:w="80" w:type="dxa"/>
+              <w:bottom w:w="80" w:type="dxa"/>
+              <w:left w:w="100" w:type="dxa"/>
+              <w:right w:w="100" w:type="dxa"/>
+            </w:tcMar>
           </w:tcPr>
           <w:p>
             <w:r>
               <w:rPr>
                 <w:b/>
-                <w:color w:val="FFFFFF"/>
-                <w:sz w:val="19"/>
               </w:rPr>
               <w:t>MoSCoW</w:t>
             </w:r>
@@ -2695,15 +3046,15 @@
         <w:tc>
           <w:tcPr>
             <w:tcW w:type="dxa" w:w="2340"/>
-            <w:shd w:fill="FFFDF9"/>
+            <w:tcMar>
+              <w:top w:w="80" w:type="dxa"/>
+              <w:bottom w:w="80" w:type="dxa"/>
+              <w:left w:w="100" w:type="dxa"/>
+              <w:right w:w="100" w:type="dxa"/>
+            </w:tcMar>
           </w:tcPr>
           <w:p>
             <w:r>
-              <w:rPr>
-                <w:b/>
-                <w:color w:val="32261E"/>
-                <w:sz w:val="17"/>
-              </w:rPr>
               <w:t>HU-1</w:t>
             </w:r>
           </w:p>
@@ -2711,45 +3062,47 @@
         <w:tc>
           <w:tcPr>
             <w:tcW w:type="dxa" w:w="2340"/>
-            <w:shd w:fill="FFFDF9"/>
+            <w:tcMar>
+              <w:top w:w="80" w:type="dxa"/>
+              <w:bottom w:w="80" w:type="dxa"/>
+              <w:left w:w="100" w:type="dxa"/>
+              <w:right w:w="100" w:type="dxa"/>
+            </w:tcMar>
           </w:tcPr>
           <w:p>
             <w:r>
-              <w:rPr>
-                <w:color w:val="32261E"/>
-                <w:sz w:val="17"/>
-              </w:rPr>
-              <w:t>Como Juliana, quiero que la sala inicie limpia solo con mi presencia ('Tú'), para no confundirme con participantes ficticios.</w:t>
+              <w:t>Como Juliana, quiero que la partida empiece limpia mostrando únicamente mi presencia, para entender qué pasa sin confundirme.</w:t>
             </w:r>
           </w:p>
         </w:tc>
         <w:tc>
           <w:tcPr>
             <w:tcW w:type="dxa" w:w="2340"/>
-            <w:shd w:fill="FFFDF9"/>
+            <w:tcMar>
+              <w:top w:w="80" w:type="dxa"/>
+              <w:bottom w:w="80" w:type="dxa"/>
+              <w:left w:w="100" w:type="dxa"/>
+              <w:right w:w="100" w:type="dxa"/>
+            </w:tcMar>
           </w:tcPr>
           <w:p>
             <w:r>
-              <w:rPr>
-                <w:color w:val="32261E"/>
-                <w:sz w:val="17"/>
-              </w:rPr>
-              <w:t>Dado que abro la app, cuando ingreso a cualquier sala, entonces solo veo mi avatar sin bots forzados.</w:t>
+              <w:t>Dado que entro a la sala, cuando abro un rincón lúdico, entonces solo veo mi avatar y ningún bot impuesto.</w:t>
             </w:r>
           </w:p>
         </w:tc>
         <w:tc>
           <w:tcPr>
             <w:tcW w:type="dxa" w:w="2340"/>
-            <w:shd w:fill="FFFDF9"/>
+            <w:tcMar>
+              <w:top w:w="80" w:type="dxa"/>
+              <w:bottom w:w="80" w:type="dxa"/>
+              <w:left w:w="100" w:type="dxa"/>
+              <w:right w:w="100" w:type="dxa"/>
+            </w:tcMar>
           </w:tcPr>
           <w:p>
             <w:r>
-              <w:rPr>
-                <w:b/>
-                <w:color w:val="32261E"/>
-                <w:sz w:val="17"/>
-              </w:rPr>
               <w:t>Must Have</w:t>
             </w:r>
           </w:p>
@@ -2759,15 +3112,15 @@
         <w:tc>
           <w:tcPr>
             <w:tcW w:type="dxa" w:w="2340"/>
-            <w:shd w:fill="F5EFE3"/>
+            <w:tcMar>
+              <w:top w:w="80" w:type="dxa"/>
+              <w:bottom w:w="80" w:type="dxa"/>
+              <w:left w:w="100" w:type="dxa"/>
+              <w:right w:w="100" w:type="dxa"/>
+            </w:tcMar>
           </w:tcPr>
           <w:p>
             <w:r>
-              <w:rPr>
-                <w:b/>
-                <w:color w:val="32261E"/>
-                <w:sz w:val="17"/>
-              </w:rPr>
               <w:t>HU-2</w:t>
             </w:r>
           </w:p>
@@ -2775,45 +3128,47 @@
         <w:tc>
           <w:tcPr>
             <w:tcW w:type="dxa" w:w="2340"/>
-            <w:shd w:fill="F5EFE3"/>
+            <w:tcMar>
+              <w:top w:w="80" w:type="dxa"/>
+              <w:bottom w:w="80" w:type="dxa"/>
+              <w:left w:w="100" w:type="dxa"/>
+              <w:right w:w="100" w:type="dxa"/>
+            </w:tcMar>
           </w:tcPr>
           <w:p>
             <w:r>
-              <w:rPr>
-                <w:color w:val="32261E"/>
-                <w:sz w:val="17"/>
-              </w:rPr>
-              <w:t>Como Juliana, quiero entrar a cualquier juego en un solo clic, para no requerir manuales ni asistencia técnica.</w:t>
+              <w:t>Como Juliana, quiero que mi avatar camine interactivamente por un salón acogedor, para sentirme físicamente en el mismo espacio con mis colegas.</w:t>
             </w:r>
           </w:p>
         </w:tc>
         <w:tc>
           <w:tcPr>
             <w:tcW w:type="dxa" w:w="2340"/>
-            <w:shd w:fill="F5EFE3"/>
+            <w:tcMar>
+              <w:top w:w="80" w:type="dxa"/>
+              <w:bottom w:w="80" w:type="dxa"/>
+              <w:left w:w="100" w:type="dxa"/>
+              <w:right w:w="100" w:type="dxa"/>
+            </w:tcMar>
           </w:tcPr>
           <w:p>
             <w:r>
-              <w:rPr>
-                <w:color w:val="32261E"/>
-                <w:sz w:val="17"/>
-              </w:rPr>
-              <w:t>Dado que estoy en la sala principal, cuando toco una tarjeta, entonces el juego abre inmediatamente.</w:t>
+              <w:t>Dado que estoy en la sala, cuando hago clic en el suelo o en una cabina, entonces mi avatar camina con balanceo y sonido suave.</w:t>
             </w:r>
           </w:p>
         </w:tc>
         <w:tc>
           <w:tcPr>
             <w:tcW w:type="dxa" w:w="2340"/>
-            <w:shd w:fill="F5EFE3"/>
+            <w:tcMar>
+              <w:top w:w="80" w:type="dxa"/>
+              <w:bottom w:w="80" w:type="dxa"/>
+              <w:left w:w="100" w:type="dxa"/>
+              <w:right w:w="100" w:type="dxa"/>
+            </w:tcMar>
           </w:tcPr>
           <w:p>
             <w:r>
-              <w:rPr>
-                <w:b/>
-                <w:color w:val="32261E"/>
-                <w:sz w:val="17"/>
-              </w:rPr>
               <w:t>Must Have</w:t>
             </w:r>
           </w:p>
@@ -2823,15 +3178,15 @@
         <w:tc>
           <w:tcPr>
             <w:tcW w:type="dxa" w:w="2340"/>
-            <w:shd w:fill="FFFDF9"/>
+            <w:tcMar>
+              <w:top w:w="80" w:type="dxa"/>
+              <w:bottom w:w="80" w:type="dxa"/>
+              <w:left w:w="100" w:type="dxa"/>
+              <w:right w:w="100" w:type="dxa"/>
+            </w:tcMar>
           </w:tcPr>
           <w:p>
             <w:r>
-              <w:rPr>
-                <w:b/>
-                <w:color w:val="32261E"/>
-                <w:sz w:val="17"/>
-              </w:rPr>
               <w:t>HU-3</w:t>
             </w:r>
           </w:p>
@@ -2839,45 +3194,47 @@
         <w:tc>
           <w:tcPr>
             <w:tcW w:type="dxa" w:w="2340"/>
-            <w:shd w:fill="FFFDF9"/>
+            <w:tcMar>
+              <w:top w:w="80" w:type="dxa"/>
+              <w:bottom w:w="80" w:type="dxa"/>
+              <w:left w:w="100" w:type="dxa"/>
+              <w:right w:w="100" w:type="dxa"/>
+            </w:tcMar>
           </w:tcPr>
           <w:p>
             <w:r>
-              <w:rPr>
-                <w:color w:val="32261E"/>
-                <w:sz w:val="17"/>
-              </w:rPr>
-              <w:t>Como Juliana, quiero dibujar en un lienzo interactivo real con mouse o dedo, para una experiencia lúdica tangible.</w:t>
+              <w:t>Como Juliana, quiero que una cabina me explique la actividad antes de entrar, para no sentirme obligada ni desorientada.</w:t>
             </w:r>
           </w:p>
         </w:tc>
         <w:tc>
           <w:tcPr>
             <w:tcW w:type="dxa" w:w="2340"/>
-            <w:shd w:fill="FFFDF9"/>
+            <w:tcMar>
+              <w:top w:w="80" w:type="dxa"/>
+              <w:bottom w:w="80" w:type="dxa"/>
+              <w:left w:w="100" w:type="dxa"/>
+              <w:right w:w="100" w:type="dxa"/>
+            </w:tcMar>
           </w:tcPr>
           <w:p>
             <w:r>
-              <w:rPr>
-                <w:color w:val="32261E"/>
-                <w:sz w:val="17"/>
-              </w:rPr>
-              <w:t>Dado que estoy en la Mesa de Dibujo, cuando trazo, entonces la línea responde fluidamente con el color y grosor elegido.</w:t>
+              <w:t>Dado que mi avatar llega a una estación, cuando aterriza, entonces se abre un modal con duración, propósito y quiénes están en la mesa.</w:t>
             </w:r>
           </w:p>
         </w:tc>
         <w:tc>
           <w:tcPr>
             <w:tcW w:type="dxa" w:w="2340"/>
-            <w:shd w:fill="FFFDF9"/>
+            <w:tcMar>
+              <w:top w:w="80" w:type="dxa"/>
+              <w:bottom w:w="80" w:type="dxa"/>
+              <w:left w:w="100" w:type="dxa"/>
+              <w:right w:w="100" w:type="dxa"/>
+            </w:tcMar>
           </w:tcPr>
           <w:p>
             <w:r>
-              <w:rPr>
-                <w:b/>
-                <w:color w:val="32261E"/>
-                <w:sz w:val="17"/>
-              </w:rPr>
               <w:t>Must Have</w:t>
             </w:r>
           </w:p>
@@ -2887,15 +3244,15 @@
         <w:tc>
           <w:tcPr>
             <w:tcW w:type="dxa" w:w="2340"/>
-            <w:shd w:fill="F5EFE3"/>
+            <w:tcMar>
+              <w:top w:w="80" w:type="dxa"/>
+              <w:bottom w:w="80" w:type="dxa"/>
+              <w:left w:w="100" w:type="dxa"/>
+              <w:right w:w="100" w:type="dxa"/>
+            </w:tcMar>
           </w:tcPr>
           <w:p>
             <w:r>
-              <w:rPr>
-                <w:b/>
-                <w:color w:val="32261E"/>
-                <w:sz w:val="17"/>
-              </w:rPr>
               <w:t>HU-4</w:t>
             </w:r>
           </w:p>
@@ -2903,45 +3260,113 @@
         <w:tc>
           <w:tcPr>
             <w:tcW w:type="dxa" w:w="2340"/>
-            <w:shd w:fill="F5EFE3"/>
+            <w:tcMar>
+              <w:top w:w="80" w:type="dxa"/>
+              <w:bottom w:w="80" w:type="dxa"/>
+              <w:left w:w="100" w:type="dxa"/>
+              <w:right w:w="100" w:type="dxa"/>
+            </w:tcMar>
           </w:tcPr>
           <w:p>
             <w:r>
-              <w:rPr>
-                <w:color w:val="32261E"/>
-                <w:sz w:val="17"/>
-              </w:rPr>
-              <w:t>Como Juliana, quiero poder limitar el tiempo de la partida (60s, 30s o libre), para controlar la duración de mi descanso.</w:t>
+              <w:t>Como Juliana, quiero que cuando alguien dibuje los demás solo puedan adivinar, para evitar caos en el lienzo.</w:t>
             </w:r>
           </w:p>
         </w:tc>
         <w:tc>
           <w:tcPr>
             <w:tcW w:type="dxa" w:w="2340"/>
-            <w:shd w:fill="F5EFE3"/>
+            <w:tcMar>
+              <w:top w:w="80" w:type="dxa"/>
+              <w:bottom w:w="80" w:type="dxa"/>
+              <w:left w:w="100" w:type="dxa"/>
+              <w:right w:w="100" w:type="dxa"/>
+            </w:tcMar>
           </w:tcPr>
           <w:p>
             <w:r>
-              <w:rPr>
-                <w:color w:val="32261E"/>
-                <w:sz w:val="17"/>
-              </w:rPr>
-              <w:t>Dado que elijo un límite de tiempo, cuando hago el primer trazo, entonces el cronómetro inicia automáticamente.</w:t>
+              <w:t>Dado que otro usuario o compañero dibuja, cuando estoy en la mesa, entonces mi lienzo está bloqueado y solo puedo escribir en el chat.</w:t>
             </w:r>
           </w:p>
         </w:tc>
         <w:tc>
           <w:tcPr>
             <w:tcW w:type="dxa" w:w="2340"/>
-            <w:shd w:fill="F5EFE3"/>
+            <w:tcMar>
+              <w:top w:w="80" w:type="dxa"/>
+              <w:bottom w:w="80" w:type="dxa"/>
+              <w:left w:w="100" w:type="dxa"/>
+              <w:right w:w="100" w:type="dxa"/>
+            </w:tcMar>
           </w:tcPr>
           <w:p>
             <w:r>
-              <w:rPr>
-                <w:b/>
-                <w:color w:val="32261E"/>
-                <w:sz w:val="17"/>
-              </w:rPr>
+              <w:t>Must Have</w:t>
+            </w:r>
+          </w:p>
+        </w:tc>
+      </w:tr>
+      <w:tr>
+        <w:tc>
+          <w:tcPr>
+            <w:tcW w:type="dxa" w:w="2340"/>
+            <w:tcMar>
+              <w:top w:w="80" w:type="dxa"/>
+              <w:bottom w:w="80" w:type="dxa"/>
+              <w:left w:w="100" w:type="dxa"/>
+              <w:right w:w="100" w:type="dxa"/>
+            </w:tcMar>
+          </w:tcPr>
+          <w:p>
+            <w:r>
+              <w:t>HU-5</w:t>
+            </w:r>
+          </w:p>
+        </w:tc>
+        <w:tc>
+          <w:tcPr>
+            <w:tcW w:type="dxa" w:w="2340"/>
+            <w:tcMar>
+              <w:top w:w="80" w:type="dxa"/>
+              <w:bottom w:w="80" w:type="dxa"/>
+              <w:left w:w="100" w:type="dxa"/>
+              <w:right w:w="100" w:type="dxa"/>
+            </w:tcMar>
+          </w:tcPr>
+          <w:p>
+            <w:r>
+              <w:t>Como Juliana, quiero tener un banco amplio de palabras para dibujar, para que el juego no se vuelva repetitivo.</w:t>
+            </w:r>
+          </w:p>
+        </w:tc>
+        <w:tc>
+          <w:tcPr>
+            <w:tcW w:type="dxa" w:w="2340"/>
+            <w:tcMar>
+              <w:top w:w="80" w:type="dxa"/>
+              <w:bottom w:w="80" w:type="dxa"/>
+              <w:left w:w="100" w:type="dxa"/>
+              <w:right w:w="100" w:type="dxa"/>
+            </w:tcMar>
+          </w:tcPr>
+          <w:p>
+            <w:r>
+              <w:t>Dado que inicio rondas de dibujo, cuando cambio palabra, entonces el sistema me ofrece más de 50 palabras temáticas variadas.</w:t>
+            </w:r>
+          </w:p>
+        </w:tc>
+        <w:tc>
+          <w:tcPr>
+            <w:tcW w:type="dxa" w:w="2340"/>
+            <w:tcMar>
+              <w:top w:w="80" w:type="dxa"/>
+              <w:bottom w:w="80" w:type="dxa"/>
+              <w:left w:w="100" w:type="dxa"/>
+              <w:right w:w="100" w:type="dxa"/>
+            </w:tcMar>
+          </w:tcPr>
+          <w:p>
+            <w:r>
               <w:t>Should Have</w:t>
             </w:r>
           </w:p>
@@ -2951,61 +3376,63 @@
         <w:tc>
           <w:tcPr>
             <w:tcW w:type="dxa" w:w="2340"/>
-            <w:shd w:fill="FFFDF9"/>
+            <w:tcMar>
+              <w:top w:w="80" w:type="dxa"/>
+              <w:bottom w:w="80" w:type="dxa"/>
+              <w:left w:w="100" w:type="dxa"/>
+              <w:right w:w="100" w:type="dxa"/>
+            </w:tcMar>
           </w:tcPr>
           <w:p>
             <w:r>
-              <w:rPr>
-                <w:b/>
-                <w:color w:val="32261E"/>
-                <w:sz w:val="17"/>
-              </w:rPr>
-              <w:t>HU-5</w:t>
+              <w:t>HU-6</w:t>
             </w:r>
           </w:p>
         </w:tc>
         <w:tc>
           <w:tcPr>
             <w:tcW w:type="dxa" w:w="2340"/>
-            <w:shd w:fill="FFFDF9"/>
+            <w:tcMar>
+              <w:top w:w="80" w:type="dxa"/>
+              <w:bottom w:w="80" w:type="dxa"/>
+              <w:left w:w="100" w:type="dxa"/>
+              <w:right w:w="100" w:type="dxa"/>
+            </w:tcMar>
           </w:tcPr>
           <w:p>
             <w:r>
-              <w:rPr>
-                <w:color w:val="32261E"/>
-                <w:sz w:val="17"/>
-              </w:rPr>
-              <w:t>Como Juliana, quiero que el sistema valide que no se repitan palabras en la cadena, para mantener el juego fresco y desafiante.</w:t>
+              <w:t>Como Juliana, quiero que solo pueda aportar una palabra en la cadena tras otro compañero, para respetar la dinámica colectiva.</w:t>
             </w:r>
           </w:p>
         </w:tc>
         <w:tc>
           <w:tcPr>
             <w:tcW w:type="dxa" w:w="2340"/>
-            <w:shd w:fill="FFFDF9"/>
+            <w:tcMar>
+              <w:top w:w="80" w:type="dxa"/>
+              <w:bottom w:w="80" w:type="dxa"/>
+              <w:left w:w="100" w:type="dxa"/>
+              <w:right w:w="100" w:type="dxa"/>
+            </w:tcMar>
           </w:tcPr>
           <w:p>
             <w:r>
-              <w:rPr>
-                <w:color w:val="32261E"/>
-                <w:sz w:val="17"/>
-              </w:rPr>
-              <w:t>Dado que envío una palabra, cuando ya existe en la cadena previa, entonces el sistema la rechaza amablemente indicándolo.</w:t>
+              <w:t>Dado que aporto una palabra, cuando intento enviar otra consecutiva, entonces el sistema me bloquea hasta que otro colega juegue.</w:t>
             </w:r>
           </w:p>
         </w:tc>
         <w:tc>
           <w:tcPr>
             <w:tcW w:type="dxa" w:w="2340"/>
-            <w:shd w:fill="FFFDF9"/>
+            <w:tcMar>
+              <w:top w:w="80" w:type="dxa"/>
+              <w:bottom w:w="80" w:type="dxa"/>
+              <w:left w:w="100" w:type="dxa"/>
+              <w:right w:w="100" w:type="dxa"/>
+            </w:tcMar>
           </w:tcPr>
           <w:p>
             <w:r>
-              <w:rPr>
-                <w:b/>
-                <w:color w:val="32261E"/>
-                <w:sz w:val="17"/>
-              </w:rPr>
               <w:t>Must Have</w:t>
             </w:r>
           </w:p>
@@ -3015,61 +3442,63 @@
         <w:tc>
           <w:tcPr>
             <w:tcW w:type="dxa" w:w="2340"/>
-            <w:shd w:fill="F5EFE3"/>
+            <w:tcMar>
+              <w:top w:w="80" w:type="dxa"/>
+              <w:bottom w:w="80" w:type="dxa"/>
+              <w:left w:w="100" w:type="dxa"/>
+              <w:right w:w="100" w:type="dxa"/>
+            </w:tcMar>
           </w:tcPr>
           <w:p>
             <w:r>
-              <w:rPr>
-                <w:b/>
-                <w:color w:val="32261E"/>
-                <w:sz w:val="17"/>
-              </w:rPr>
-              <w:t>HU-6</w:t>
+              <w:t>HU-7</w:t>
             </w:r>
           </w:p>
         </w:tc>
         <w:tc>
           <w:tcPr>
             <w:tcW w:type="dxa" w:w="2340"/>
-            <w:shd w:fill="F5EFE3"/>
+            <w:tcMar>
+              <w:top w:w="80" w:type="dxa"/>
+              <w:bottom w:w="80" w:type="dxa"/>
+              <w:left w:w="100" w:type="dxa"/>
+              <w:right w:w="100" w:type="dxa"/>
+            </w:tcMar>
           </w:tcPr>
           <w:p>
             <w:r>
-              <w:rPr>
-                <w:color w:val="32261E"/>
-                <w:sz w:val="17"/>
-              </w:rPr>
-              <w:t>Como Juliana, quiero que la adivinanza en vivo corte estrictamente el loop de victoria, para no recibir puntos anómalos.</w:t>
+              <w:t>Como Juliana, quiero que el sistema rechace palabras duplicadas en la cadena, para mantener el reto fresco.</w:t>
             </w:r>
           </w:p>
         </w:tc>
         <w:tc>
           <w:tcPr>
             <w:tcW w:type="dxa" w:w="2340"/>
-            <w:shd w:fill="F5EFE3"/>
+            <w:tcMar>
+              <w:top w:w="80" w:type="dxa"/>
+              <w:bottom w:w="80" w:type="dxa"/>
+              <w:left w:w="100" w:type="dxa"/>
+              <w:right w:w="100" w:type="dxa"/>
+            </w:tcMar>
           </w:tcPr>
           <w:p>
             <w:r>
-              <w:rPr>
-                <w:color w:val="32261E"/>
-                <w:sz w:val="17"/>
-              </w:rPr>
-              <w:t>Dado que se adivina la palabra, cuando el sistema detecta el acierto, entonces suma 10 pts una sola vez y no repite el evento.</w:t>
+              <w:t>Dado que escribo una palabra, cuando ya existe en la lista, entonces el sistema la rechaza amablemente indicando pensar en otra.</w:t>
             </w:r>
           </w:p>
         </w:tc>
         <w:tc>
           <w:tcPr>
             <w:tcW w:type="dxa" w:w="2340"/>
-            <w:shd w:fill="F5EFE3"/>
+            <w:tcMar>
+              <w:top w:w="80" w:type="dxa"/>
+              <w:bottom w:w="80" w:type="dxa"/>
+              <w:left w:w="100" w:type="dxa"/>
+              <w:right w:w="100" w:type="dxa"/>
+            </w:tcMar>
           </w:tcPr>
           <w:p>
             <w:r>
-              <w:rPr>
-                <w:b/>
-                <w:color w:val="32261E"/>
-                <w:sz w:val="17"/>
-              </w:rPr>
               <w:t>Must Have</w:t>
             </w:r>
           </w:p>
@@ -3079,61 +3508,63 @@
         <w:tc>
           <w:tcPr>
             <w:tcW w:type="dxa" w:w="2340"/>
-            <w:shd w:fill="FFFDF9"/>
+            <w:tcMar>
+              <w:top w:w="80" w:type="dxa"/>
+              <w:bottom w:w="80" w:type="dxa"/>
+              <w:left w:w="100" w:type="dxa"/>
+              <w:right w:w="100" w:type="dxa"/>
+            </w:tcMar>
           </w:tcPr>
           <w:p>
             <w:r>
-              <w:rPr>
-                <w:b/>
-                <w:color w:val="32261E"/>
-                <w:sz w:val="17"/>
-              </w:rPr>
-              <w:t>HU-7</w:t>
+              <w:t>HU-8</w:t>
             </w:r>
           </w:p>
         </w:tc>
         <w:tc>
           <w:tcPr>
             <w:tcW w:type="dxa" w:w="2340"/>
-            <w:shd w:fill="FFFDF9"/>
+            <w:tcMar>
+              <w:top w:w="80" w:type="dxa"/>
+              <w:bottom w:w="80" w:type="dxa"/>
+              <w:left w:w="100" w:type="dxa"/>
+              <w:right w:w="100" w:type="dxa"/>
+            </w:tcMar>
           </w:tcPr>
           <w:p>
             <w:r>
-              <w:rPr>
-                <w:color w:val="32261E"/>
-                <w:sz w:val="17"/>
-              </w:rPr>
-              <w:t>Como Juliana, quiero jugar una Trivia gamificada con cronómetro y medallas, para tener variedad y sentir que gano algo.</w:t>
+              <w:t>Como Juliana, quiero poder responder en hilos dentro de El Pasillo, para tener conversaciones informales amenas junto al café.</w:t>
             </w:r>
           </w:p>
         </w:tc>
         <w:tc>
           <w:tcPr>
             <w:tcW w:type="dxa" w:w="2340"/>
-            <w:shd w:fill="FFFDF9"/>
+            <w:tcMar>
+              <w:top w:w="80" w:type="dxa"/>
+              <w:bottom w:w="80" w:type="dxa"/>
+              <w:left w:w="100" w:type="dxa"/>
+              <w:right w:w="100" w:type="dxa"/>
+            </w:tcMar>
           </w:tcPr>
           <w:p>
             <w:r>
-              <w:rPr>
-                <w:color w:val="32261E"/>
-                <w:sz w:val="17"/>
-              </w:rPr>
-              <w:t>Dado que juego trivia, cuando respondo 5 preguntas en menos de 15s, entonces gano puntos, racha y medallas de bienestar.</w:t>
+              <w:t>Dado que veo una nota, cuando pulso Responder, entonces se despliega un formulario y mi respuesta aparece en el hilo con mini-avatar.</w:t>
             </w:r>
           </w:p>
         </w:tc>
         <w:tc>
           <w:tcPr>
             <w:tcW w:type="dxa" w:w="2340"/>
-            <w:shd w:fill="FFFDF9"/>
+            <w:tcMar>
+              <w:top w:w="80" w:type="dxa"/>
+              <w:bottom w:w="80" w:type="dxa"/>
+              <w:left w:w="100" w:type="dxa"/>
+              <w:right w:w="100" w:type="dxa"/>
+            </w:tcMar>
           </w:tcPr>
           <w:p>
             <w:r>
-              <w:rPr>
-                <w:b/>
-                <w:color w:val="32261E"/>
-                <w:sz w:val="17"/>
-              </w:rPr>
               <w:t>Should Have</w:t>
             </w:r>
           </w:p>
@@ -3143,79 +3574,15 @@
         <w:tc>
           <w:tcPr>
             <w:tcW w:type="dxa" w:w="2340"/>
-            <w:shd w:fill="F5EFE3"/>
+            <w:tcMar>
+              <w:top w:w="80" w:type="dxa"/>
+              <w:bottom w:w="80" w:type="dxa"/>
+              <w:left w:w="100" w:type="dxa"/>
+              <w:right w:w="100" w:type="dxa"/>
+            </w:tcMar>
           </w:tcPr>
           <w:p>
             <w:r>
-              <w:rPr>
-                <w:b/>
-                <w:color w:val="32261E"/>
-                <w:sz w:val="17"/>
-              </w:rPr>
-              <w:t>HU-8</w:t>
-            </w:r>
-          </w:p>
-        </w:tc>
-        <w:tc>
-          <w:tcPr>
-            <w:tcW w:type="dxa" w:w="2340"/>
-            <w:shd w:fill="F5EFE3"/>
-          </w:tcPr>
-          <w:p>
-            <w:r>
-              <w:rPr>
-                <w:color w:val="32261E"/>
-                <w:sz w:val="17"/>
-              </w:rPr>
-              <w:t>Como Juliana, quiero poder activar chat de voz en la cafetería, para charlar con mis compañeros si ambos lo deseamos.</w:t>
-            </w:r>
-          </w:p>
-        </w:tc>
-        <w:tc>
-          <w:tcPr>
-            <w:tcW w:type="dxa" w:w="2340"/>
-            <w:shd w:fill="F5EFE3"/>
-          </w:tcPr>
-          <w:p>
-            <w:r>
-              <w:rPr>
-                <w:color w:val="32261E"/>
-                <w:sz w:val="17"/>
-              </w:rPr>
-              <w:t>Dado que estoy en La Cafetería, cuando pulso conectar voz, entonces el micrófono transmite por WebRTC con indicador visual.</w:t>
-            </w:r>
-          </w:p>
-        </w:tc>
-        <w:tc>
-          <w:tcPr>
-            <w:tcW w:type="dxa" w:w="2340"/>
-            <w:shd w:fill="F5EFE3"/>
-          </w:tcPr>
-          <w:p>
-            <w:r>
-              <w:rPr>
-                <w:b/>
-                <w:color w:val="32261E"/>
-                <w:sz w:val="17"/>
-              </w:rPr>
-              <w:t>Could Have</w:t>
-            </w:r>
-          </w:p>
-        </w:tc>
-      </w:tr>
-      <w:tr>
-        <w:tc>
-          <w:tcPr>
-            <w:tcW w:type="dxa" w:w="2340"/>
-            <w:shd w:fill="FFFDF9"/>
-          </w:tcPr>
-          <w:p>
-            <w:r>
-              <w:rPr>
-                <w:b/>
-                <w:color w:val="32261E"/>
-                <w:sz w:val="17"/>
-              </w:rPr>
               <w:t>HU-9</w:t>
             </w:r>
           </w:p>
@@ -3223,45 +3590,47 @@
         <w:tc>
           <w:tcPr>
             <w:tcW w:type="dxa" w:w="2340"/>
-            <w:shd w:fill="FFFDF9"/>
+            <w:tcMar>
+              <w:top w:w="80" w:type="dxa"/>
+              <w:bottom w:w="80" w:type="dxa"/>
+              <w:left w:w="100" w:type="dxa"/>
+              <w:right w:w="100" w:type="dxa"/>
+            </w:tcMar>
           </w:tcPr>
           <w:p>
             <w:r>
-              <w:rPr>
-                <w:color w:val="32261E"/>
-                <w:sz w:val="17"/>
-              </w:rPr>
-              <w:t>Como Juliana, quiero que mi perfil configure intereses y desbloquee logros, para que la app se adapte a mí y tenga utilidad.</w:t>
+              <w:t>Como Juliana, quiero jugar una Trivia con cronómetro y medallas, para sentir que gano algo en descansos rápidos de 45s.</w:t>
             </w:r>
           </w:p>
         </w:tc>
         <w:tc>
           <w:tcPr>
             <w:tcW w:type="dxa" w:w="2340"/>
-            <w:shd w:fill="FFFDF9"/>
+            <w:tcMar>
+              <w:top w:w="80" w:type="dxa"/>
+              <w:bottom w:w="80" w:type="dxa"/>
+              <w:left w:w="100" w:type="dxa"/>
+              <w:right w:w="100" w:type="dxa"/>
+            </w:tcMar>
           </w:tcPr>
           <w:p>
             <w:r>
-              <w:rPr>
-                <w:color w:val="32261E"/>
-                <w:sz w:val="17"/>
-              </w:rPr>
-              <w:t>Dado que elijo tags y gano partidas, cuando guardo perfil, entonces veo insignias desbloqueadas y preguntas afines.</w:t>
+              <w:t>Dado que juego trivia, cuando respondo 5 preguntas en menos de 15s, entonces gano puntos, racha y medallas tangibles.</w:t>
             </w:r>
           </w:p>
         </w:tc>
         <w:tc>
           <w:tcPr>
             <w:tcW w:type="dxa" w:w="2340"/>
-            <w:shd w:fill="FFFDF9"/>
+            <w:tcMar>
+              <w:top w:w="80" w:type="dxa"/>
+              <w:bottom w:w="80" w:type="dxa"/>
+              <w:left w:w="100" w:type="dxa"/>
+              <w:right w:w="100" w:type="dxa"/>
+            </w:tcMar>
           </w:tcPr>
           <w:p>
             <w:r>
-              <w:rPr>
-                <w:b/>
-                <w:color w:val="32261E"/>
-                <w:sz w:val="17"/>
-              </w:rPr>
               <w:t>Should Have</w:t>
             </w:r>
           </w:p>
@@ -3271,15 +3640,15 @@
         <w:tc>
           <w:tcPr>
             <w:tcW w:type="dxa" w:w="2340"/>
-            <w:shd w:fill="F5EFE3"/>
+            <w:tcMar>
+              <w:top w:w="80" w:type="dxa"/>
+              <w:bottom w:w="80" w:type="dxa"/>
+              <w:left w:w="100" w:type="dxa"/>
+              <w:right w:w="100" w:type="dxa"/>
+            </w:tcMar>
           </w:tcPr>
           <w:p>
             <w:r>
-              <w:rPr>
-                <w:b/>
-                <w:color w:val="32261E"/>
-                <w:sz w:val="17"/>
-              </w:rPr>
               <w:t>HU-10</w:t>
             </w:r>
           </w:p>
@@ -3287,45 +3656,47 @@
         <w:tc>
           <w:tcPr>
             <w:tcW w:type="dxa" w:w="2340"/>
-            <w:shd w:fill="F5EFE3"/>
+            <w:tcMar>
+              <w:top w:w="80" w:type="dxa"/>
+              <w:bottom w:w="80" w:type="dxa"/>
+              <w:left w:w="100" w:type="dxa"/>
+              <w:right w:w="100" w:type="dxa"/>
+            </w:tcMar>
           </w:tcPr>
           <w:p>
             <w:r>
-              <w:rPr>
-                <w:color w:val="32261E"/>
-                <w:sz w:val="17"/>
-              </w:rPr>
-              <w:t>Como Juliana, quiero salir sin avisar en cualquier instante, para no sentir culpa ni compromiso social forzado.</w:t>
+              <w:t>Como Juliana, quiero poder salir sin avisar en cualquier momento, para no sentir compromiso social forzado.</w:t>
             </w:r>
           </w:p>
         </w:tc>
         <w:tc>
           <w:tcPr>
             <w:tcW w:type="dxa" w:w="2340"/>
-            <w:shd w:fill="F5EFE3"/>
+            <w:tcMar>
+              <w:top w:w="80" w:type="dxa"/>
+              <w:bottom w:w="80" w:type="dxa"/>
+              <w:left w:w="100" w:type="dxa"/>
+              <w:right w:w="100" w:type="dxa"/>
+            </w:tcMar>
           </w:tcPr>
           <w:p>
             <w:r>
-              <w:rPr>
-                <w:color w:val="32261E"/>
-                <w:sz w:val="17"/>
-              </w:rPr>
-              <w:t>Dado que toco 'Salir sin avisar', cuando salgo, entonces vuelvo a la sala con notificación de privacidad confirmada.</w:t>
+              <w:t>Dado que deseo retirarme, cuando toco «Salir sin avisar», entonces regreso a la sala con un mensaje de privacidad confirmada.</w:t>
             </w:r>
           </w:p>
         </w:tc>
         <w:tc>
           <w:tcPr>
             <w:tcW w:type="dxa" w:w="2340"/>
-            <w:shd w:fill="F5EFE3"/>
+            <w:tcMar>
+              <w:top w:w="80" w:type="dxa"/>
+              <w:bottom w:w="80" w:type="dxa"/>
+              <w:left w:w="100" w:type="dxa"/>
+              <w:right w:w="100" w:type="dxa"/>
+            </w:tcMar>
           </w:tcPr>
           <w:p>
             <w:r>
-              <w:rPr>
-                <w:b/>
-                <w:color w:val="32261E"/>
-                <w:sz w:val="17"/>
-              </w:rPr>
               <w:t>Must Have</w:t>
             </w:r>
           </w:p>
@@ -3334,34 +3705,23 @@
     </w:tbl>
     <w:p>
       <w:pPr>
-        <w:spacing w:before="320" w:after="100"/>
+        <w:spacing w:before="280" w:after="120"/>
       </w:pPr>
       <w:r>
         <w:rPr>
+          <w:rFonts w:ascii="Calibri" w:hAnsi="Calibri"/>
           <w:b/>
-          <w:color w:val="7A4E2D"/>
-          <w:sz w:val="28"/>
+          <w:color w:val="1F4E78"/>
+          <w:sz w:val="30"/>
         </w:rPr>
-        <w:t>8. Matriz de Cambios Implementados (Versión v1 frente a v4.0)</w:t>
-      </w:r>
-    </w:p>
-    <w:p>
-      <w:pPr>
-        <w:spacing w:after="80" w:line="276" w:lineRule="auto"/>
-      </w:pPr>
-      <w:r>
-        <w:rPr>
-          <w:i w:val="0"/>
-          <w:color w:val="32261E"/>
-          <w:sz w:val="20"/>
-        </w:rPr>
-        <w:t>A continuación se presenta la trazabilidad completa entre los hallazgos de usabilidad y los cambios de ingeniería desplegados en la versión de producción v4.0 disponible en GitHub Pages:</w:t>
+        <w:t>8. Matriz de Cambios Implementados (Prototipo v1 frente a Versión Final v5.0)</w:t>
       </w:r>
     </w:p>
     <w:tbl>
       <w:tblPr>
         <w:tblW w:type="auto" w:w="0"/>
         <w:jc w:val="center"/>
+        <w:tblLayout w:type="fixed"/>
         <w:tblLook w:firstColumn="1" w:firstRow="1" w:lastColumn="0" w:lastRow="0" w:noHBand="0" w:noVBand="1" w:val="04A0"/>
       </w:tblPr>
       <w:tblGrid>
@@ -3374,14 +3734,18 @@
         <w:tc>
           <w:tcPr>
             <w:tcW w:type="dxa" w:w="2340"/>
-            <w:shd w:fill="7A4E2D"/>
+            <w:shd w:fill="E0D2C3"/>
+            <w:tcMar>
+              <w:top w:w="80" w:type="dxa"/>
+              <w:bottom w:w="80" w:type="dxa"/>
+              <w:left w:w="100" w:type="dxa"/>
+              <w:right w:w="100" w:type="dxa"/>
+            </w:tcMar>
           </w:tcPr>
           <w:p>
             <w:r>
               <w:rPr>
                 <w:b/>
-                <w:color w:val="FFFFFF"/>
-                <w:sz w:val="19"/>
               </w:rPr>
               <w:t>Componente</w:t>
             </w:r>
@@ -3390,14 +3754,18 @@
         <w:tc>
           <w:tcPr>
             <w:tcW w:type="dxa" w:w="2340"/>
-            <w:shd w:fill="7A4E2D"/>
+            <w:shd w:fill="E0D2C3"/>
+            <w:tcMar>
+              <w:top w:w="80" w:type="dxa"/>
+              <w:bottom w:w="80" w:type="dxa"/>
+              <w:left w:w="100" w:type="dxa"/>
+              <w:right w:w="100" w:type="dxa"/>
+            </w:tcMar>
           </w:tcPr>
           <w:p>
             <w:r>
               <w:rPr>
                 <w:b/>
-                <w:color w:val="FFFFFF"/>
-                <w:sz w:val="19"/>
               </w:rPr>
               <w:t>Prototipo v1 (Evaluado)</w:t>
             </w:r>
@@ -3406,30 +3774,38 @@
         <w:tc>
           <w:tcPr>
             <w:tcW w:type="dxa" w:w="2340"/>
-            <w:shd w:fill="7A4E2D"/>
+            <w:shd w:fill="E0D2C3"/>
+            <w:tcMar>
+              <w:top w:w="80" w:type="dxa"/>
+              <w:bottom w:w="80" w:type="dxa"/>
+              <w:left w:w="100" w:type="dxa"/>
+              <w:right w:w="100" w:type="dxa"/>
+            </w:tcMar>
           </w:tcPr>
           <w:p>
             <w:r>
               <w:rPr>
                 <w:b/>
-                <w:color w:val="FFFFFF"/>
-                <w:sz w:val="19"/>
               </w:rPr>
-              <w:t>Versión v4.0 (Implementación Final)</w:t>
+              <w:t>Versión v5.0 (Producción Actual)</w:t>
             </w:r>
           </w:p>
         </w:tc>
         <w:tc>
           <w:tcPr>
             <w:tcW w:type="dxa" w:w="2340"/>
-            <w:shd w:fill="7A4E2D"/>
+            <w:shd w:fill="E0D2C3"/>
+            <w:tcMar>
+              <w:top w:w="80" w:type="dxa"/>
+              <w:bottom w:w="80" w:type="dxa"/>
+              <w:left w:w="100" w:type="dxa"/>
+              <w:right w:w="100" w:type="dxa"/>
+            </w:tcMar>
           </w:tcPr>
           <w:p>
             <w:r>
               <w:rPr>
                 <w:b/>
-                <w:color w:val="FFFFFF"/>
-                <w:sz w:val="19"/>
               </w:rPr>
               <w:t>Justificación UX</w:t>
             </w:r>
@@ -3440,61 +3816,64 @@
         <w:tc>
           <w:tcPr>
             <w:tcW w:type="dxa" w:w="2340"/>
-            <w:shd w:fill="FFFDF9"/>
+            <w:tcMar>
+              <w:top w:w="80" w:type="dxa"/>
+              <w:bottom w:w="80" w:type="dxa"/>
+              <w:left w:w="100" w:type="dxa"/>
+              <w:right w:w="100" w:type="dxa"/>
+            </w:tcMar>
           </w:tcPr>
           <w:p>
             <w:r>
-              <w:rPr>
-                <w:b/>
-                <w:color w:val="32261E"/>
-                <w:sz w:val="17"/>
-              </w:rPr>
-              <w:t>Jugadores en sala</w:t>
+              <w:t>Salón Principal</w:t>
             </w:r>
           </w:p>
         </w:tc>
         <w:tc>
           <w:tcPr>
             <w:tcW w:type="dxa" w:w="2340"/>
-            <w:shd w:fill="FFFDF9"/>
+            <w:tcMar>
+              <w:top w:w="80" w:type="dxa"/>
+              <w:bottom w:w="80" w:type="dxa"/>
+              <w:left w:w="100" w:type="dxa"/>
+              <w:right w:w="100" w:type="dxa"/>
+            </w:tcMar>
           </w:tcPr>
           <w:p>
             <w:r>
-              <w:rPr>
-                <w:color w:val="32261E"/>
-                <w:sz w:val="17"/>
-              </w:rPr>
-              <w:t>Sara, Tomás y Lucía fijos en el código HTML.</w:t>
+              <w:t>Cuadrícula estática de tarjetas.</w:t>
             </w:r>
           </w:p>
         </w:tc>
         <w:tc>
           <w:tcPr>
             <w:tcW w:type="dxa" w:w="2340"/>
-            <w:shd w:fill="FFFDF9"/>
+            <w:tcMar>
+              <w:top w:w="80" w:type="dxa"/>
+              <w:bottom w:w="80" w:type="dxa"/>
+              <w:left w:w="100" w:type="dxa"/>
+              <w:right w:w="100" w:type="dxa"/>
+            </w:tcMar>
           </w:tcPr>
           <w:p>
             <w:r>
-              <w:rPr>
-                <w:color w:val="32261E"/>
-                <w:sz w:val="17"/>
-              </w:rPr>
-              <w:t>Sala limpia solo con 'Tú' + toggle transparente de simulación opcional.</w:t>
+              <w:t>Salón virtual interactivo con alfombra a cuadros pastel, avatar caminante y selector a cuadrícula.</w:t>
             </w:r>
           </w:p>
         </w:tc>
         <w:tc>
           <w:tcPr>
             <w:tcW w:type="dxa" w:w="2340"/>
-            <w:shd w:fill="FFFDF9"/>
+            <w:tcMar>
+              <w:top w:w="80" w:type="dxa"/>
+              <w:bottom w:w="80" w:type="dxa"/>
+              <w:left w:w="100" w:type="dxa"/>
+              <w:right w:w="100" w:type="dxa"/>
+            </w:tcMar>
           </w:tcPr>
           <w:p>
             <w:r>
-              <w:rPr>
-                <w:color w:val="32261E"/>
-                <w:sz w:val="17"/>
-              </w:rPr>
-              <w:t>R2 (SUS: 32,5)</w:t>
+              <w:t>Presencia física y engagement (Feedback usuario).</w:t>
             </w:r>
           </w:p>
         </w:tc>
@@ -3503,61 +3882,64 @@
         <w:tc>
           <w:tcPr>
             <w:tcW w:type="dxa" w:w="2340"/>
-            <w:shd w:fill="F5EFE3"/>
+            <w:tcMar>
+              <w:top w:w="80" w:type="dxa"/>
+              <w:bottom w:w="80" w:type="dxa"/>
+              <w:left w:w="100" w:type="dxa"/>
+              <w:right w:w="100" w:type="dxa"/>
+            </w:tcMar>
           </w:tcPr>
           <w:p>
             <w:r>
-              <w:rPr>
-                <w:b/>
-                <w:color w:val="32261E"/>
-                <w:sz w:val="17"/>
-              </w:rPr>
-              <w:t>Lienzo de dibujo</w:t>
+              <w:t>Acceso a Estaciones</w:t>
             </w:r>
           </w:p>
         </w:tc>
         <w:tc>
           <w:tcPr>
             <w:tcW w:type="dxa" w:w="2340"/>
-            <w:shd w:fill="F5EFE3"/>
+            <w:tcMar>
+              <w:top w:w="80" w:type="dxa"/>
+              <w:bottom w:w="80" w:type="dxa"/>
+              <w:left w:w="100" w:type="dxa"/>
+              <w:right w:w="100" w:type="dxa"/>
+            </w:tcMar>
           </w:tcPr>
           <w:p>
             <w:r>
-              <w:rPr>
-                <w:color w:val="32261E"/>
-                <w:sz w:val="17"/>
-              </w:rPr>
-              <w:t>Simulación estática de dibujo predefinido.</w:t>
+              <w:t>Navegación directa sin contexto.</w:t>
             </w:r>
           </w:p>
         </w:tc>
         <w:tc>
           <w:tcPr>
             <w:tcW w:type="dxa" w:w="2340"/>
-            <w:shd w:fill="F5EFE3"/>
+            <w:tcMar>
+              <w:top w:w="80" w:type="dxa"/>
+              <w:bottom w:w="80" w:type="dxa"/>
+              <w:left w:w="100" w:type="dxa"/>
+              <w:right w:w="100" w:type="dxa"/>
+            </w:tcMar>
           </w:tcPr>
           <w:p>
             <w:r>
-              <w:rPr>
-                <w:color w:val="32261E"/>
-                <w:sz w:val="17"/>
-              </w:rPr>
-              <w:t>Lienzo reactivo: 8 colores, 3 grosores, borrador, deshacer y descarga PNG.</w:t>
+              <w:t>Modal de previsualización previo con duración, filosofía («sin presiones») y colegas presentes.</w:t>
             </w:r>
           </w:p>
         </w:tc>
         <w:tc>
           <w:tcPr>
             <w:tcW w:type="dxa" w:w="2340"/>
-            <w:shd w:fill="F5EFE3"/>
+            <w:tcMar>
+              <w:top w:w="80" w:type="dxa"/>
+              <w:bottom w:w="80" w:type="dxa"/>
+              <w:left w:w="100" w:type="dxa"/>
+              <w:right w:w="100" w:type="dxa"/>
+            </w:tcMar>
           </w:tcPr>
           <w:p>
             <w:r>
-              <w:rPr>
-                <w:color w:val="32261E"/>
-                <w:sz w:val="17"/>
-              </w:rPr>
-              <w:t>R1 y Tarea 1</w:t>
+              <w:t>Control y libertad (Nielsen #3).</w:t>
             </w:r>
           </w:p>
         </w:tc>
@@ -3566,61 +3948,64 @@
         <w:tc>
           <w:tcPr>
             <w:tcW w:type="dxa" w:w="2340"/>
-            <w:shd w:fill="FFFDF9"/>
+            <w:tcMar>
+              <w:top w:w="80" w:type="dxa"/>
+              <w:bottom w:w="80" w:type="dxa"/>
+              <w:left w:w="100" w:type="dxa"/>
+              <w:right w:w="100" w:type="dxa"/>
+            </w:tcMar>
           </w:tcPr>
           <w:p>
             <w:r>
-              <w:rPr>
-                <w:b/>
-                <w:color w:val="32261E"/>
-                <w:sz w:val="17"/>
-              </w:rPr>
-              <w:t>Temporizador</w:t>
+              <w:t>Roles en Dibujo</w:t>
             </w:r>
           </w:p>
         </w:tc>
         <w:tc>
           <w:tcPr>
             <w:tcW w:type="dxa" w:w="2340"/>
-            <w:shd w:fill="FFFDF9"/>
+            <w:tcMar>
+              <w:top w:w="80" w:type="dxa"/>
+              <w:bottom w:w="80" w:type="dxa"/>
+              <w:left w:w="100" w:type="dxa"/>
+              <w:right w:w="100" w:type="dxa"/>
+            </w:tcMar>
           </w:tcPr>
           <w:p>
             <w:r>
-              <w:rPr>
-                <w:color w:val="32261E"/>
-                <w:sz w:val="17"/>
-              </w:rPr>
-              <w:t>Inexistente.</w:t>
+              <w:t>Sin delimitación: cualquiera podía rayar.</w:t>
             </w:r>
           </w:p>
         </w:tc>
         <w:tc>
           <w:tcPr>
             <w:tcW w:type="dxa" w:w="2340"/>
-            <w:shd w:fill="FFFDF9"/>
+            <w:tcMar>
+              <w:top w:w="80" w:type="dxa"/>
+              <w:bottom w:w="80" w:type="dxa"/>
+              <w:left w:w="100" w:type="dxa"/>
+              <w:right w:w="100" w:type="dxa"/>
+            </w:tcMar>
           </w:tcPr>
           <w:p>
             <w:r>
-              <w:rPr>
-                <w:color w:val="32261E"/>
-                <w:sz w:val="17"/>
-              </w:rPr>
-              <w:t>Temporizador configurable (60s, 30s, libre) que inicia al primer trazo en lienzo.</w:t>
+              <w:t>Roles estrictos: Dibujante (pinceles activos) vs Adivinador (lienzo bloqueado, solo chat).</w:t>
             </w:r>
           </w:p>
         </w:tc>
         <w:tc>
           <w:tcPr>
             <w:tcW w:type="dxa" w:w="2340"/>
-            <w:shd w:fill="FFFDF9"/>
+            <w:tcMar>
+              <w:top w:w="80" w:type="dxa"/>
+              <w:bottom w:w="80" w:type="dxa"/>
+              <w:left w:w="100" w:type="dxa"/>
+              <w:right w:w="100" w:type="dxa"/>
+            </w:tcMar>
           </w:tcPr>
           <w:p>
             <w:r>
-              <w:rPr>
-                <w:color w:val="32261E"/>
-                <w:sz w:val="17"/>
-              </w:rPr>
-              <w:t>R1 (Cita textual)</w:t>
+              <w:t>Prevención de errores y claridad de rol (Nielsen #5).</w:t>
             </w:r>
           </w:p>
         </w:tc>
@@ -3629,61 +4014,64 @@
         <w:tc>
           <w:tcPr>
             <w:tcW w:type="dxa" w:w="2340"/>
-            <w:shd w:fill="F5EFE3"/>
+            <w:tcMar>
+              <w:top w:w="80" w:type="dxa"/>
+              <w:bottom w:w="80" w:type="dxa"/>
+              <w:left w:w="100" w:type="dxa"/>
+              <w:right w:w="100" w:type="dxa"/>
+            </w:tcMar>
           </w:tcPr>
           <w:p>
             <w:r>
-              <w:rPr>
-                <w:b/>
-                <w:color w:val="32261E"/>
-                <w:sz w:val="17"/>
-              </w:rPr>
-              <w:t>Adivinanza y Marcador</w:t>
+              <w:t>Banco de Palabras</w:t>
             </w:r>
           </w:p>
         </w:tc>
         <w:tc>
           <w:tcPr>
             <w:tcW w:type="dxa" w:w="2340"/>
-            <w:shd w:fill="F5EFE3"/>
+            <w:tcMar>
+              <w:top w:w="80" w:type="dxa"/>
+              <w:bottom w:w="80" w:type="dxa"/>
+              <w:left w:w="100" w:type="dxa"/>
+              <w:right w:w="100" w:type="dxa"/>
+            </w:tcMar>
           </w:tcPr>
           <w:p>
             <w:r>
-              <w:rPr>
-                <w:color w:val="32261E"/>
-                <w:sz w:val="17"/>
-              </w:rPr>
-              <w:t>Inexistente.</w:t>
+              <w:t>10 palabras básicas.</w:t>
             </w:r>
           </w:p>
         </w:tc>
         <w:tc>
           <w:tcPr>
             <w:tcW w:type="dxa" w:w="2340"/>
-            <w:shd w:fill="F5EFE3"/>
+            <w:tcMar>
+              <w:top w:w="80" w:type="dxa"/>
+              <w:bottom w:w="80" w:type="dxa"/>
+              <w:left w:w="100" w:type="dxa"/>
+              <w:right w:w="100" w:type="dxa"/>
+            </w:tcMar>
           </w:tcPr>
           <w:p>
             <w:r>
-              <w:rPr>
-                <w:color w:val="32261E"/>
-                <w:sz w:val="17"/>
-              </w:rPr>
-              <w:t>Chat en tiempo real, detección de palabra, confeti y marcador de sesión con corte de loop.</w:t>
+              <w:t>Banco expandido de 50 palabras temáticas variadas con pistas de contexto.</w:t>
             </w:r>
           </w:p>
         </w:tc>
         <w:tc>
           <w:tcPr>
             <w:tcW w:type="dxa" w:w="2340"/>
-            <w:shd w:fill="F5EFE3"/>
+            <w:tcMar>
+              <w:top w:w="80" w:type="dxa"/>
+              <w:bottom w:w="80" w:type="dxa"/>
+              <w:left w:w="100" w:type="dxa"/>
+              <w:right w:w="100" w:type="dxa"/>
+            </w:tcMar>
           </w:tcPr>
           <w:p>
             <w:r>
-              <w:rPr>
-                <w:color w:val="32261E"/>
-                <w:sz w:val="17"/>
-              </w:rPr>
-              <w:t>R1 y Hallazgo P2P</w:t>
+              <w:t>Variedad lúdica (Feedback P5).</w:t>
             </w:r>
           </w:p>
         </w:tc>
@@ -3692,61 +4080,64 @@
         <w:tc>
           <w:tcPr>
             <w:tcW w:type="dxa" w:w="2340"/>
-            <w:shd w:fill="FFFDF9"/>
+            <w:tcMar>
+              <w:top w:w="80" w:type="dxa"/>
+              <w:bottom w:w="80" w:type="dxa"/>
+              <w:left w:w="100" w:type="dxa"/>
+              <w:right w:w="100" w:type="dxa"/>
+            </w:tcMar>
           </w:tcPr>
           <w:p>
             <w:r>
-              <w:rPr>
-                <w:b/>
-                <w:color w:val="32261E"/>
-                <w:sz w:val="17"/>
-              </w:rPr>
-              <w:t>Rincón de palabras</w:t>
+              <w:t>Turnos en Palabras</w:t>
             </w:r>
           </w:p>
         </w:tc>
         <w:tc>
           <w:tcPr>
             <w:tcW w:type="dxa" w:w="2340"/>
-            <w:shd w:fill="FFFDF9"/>
+            <w:tcMar>
+              <w:top w:w="80" w:type="dxa"/>
+              <w:bottom w:w="80" w:type="dxa"/>
+              <w:left w:w="100" w:type="dxa"/>
+              <w:right w:w="100" w:type="dxa"/>
+            </w:tcMar>
           </w:tcPr>
           <w:p>
             <w:r>
-              <w:rPr>
-                <w:color w:val="32261E"/>
-                <w:sz w:val="17"/>
-              </w:rPr>
-              <w:t>3 palabras precargadas fijas sin validación.</w:t>
+              <w:t>Sin control de autoría (monopolio posible).</w:t>
             </w:r>
           </w:p>
         </w:tc>
         <w:tc>
           <w:tcPr>
             <w:tcW w:type="dxa" w:w="2340"/>
-            <w:shd w:fill="FFFDF9"/>
+            <w:tcMar>
+              <w:top w:w="80" w:type="dxa"/>
+              <w:bottom w:w="80" w:type="dxa"/>
+              <w:left w:w="100" w:type="dxa"/>
+              <w:right w:w="100" w:type="dxa"/>
+            </w:tcMar>
           </w:tcPr>
           <w:p>
             <w:r>
-              <w:rPr>
-                <w:color w:val="32261E"/>
-                <w:sz w:val="17"/>
-              </w:rPr>
-              <w:t>Cadena asincrónica persistente con regla de última letra y validación de NO duplicados.</w:t>
+              <w:t>Alternancia obligatoria: el usuario no puede jugar dos veces seguidas sin turno ajeno.</w:t>
             </w:r>
           </w:p>
         </w:tc>
         <w:tc>
           <w:tcPr>
             <w:tcW w:type="dxa" w:w="2340"/>
-            <w:shd w:fill="FFFDF9"/>
+            <w:tcMar>
+              <w:top w:w="80" w:type="dxa"/>
+              <w:bottom w:w="80" w:type="dxa"/>
+              <w:left w:w="100" w:type="dxa"/>
+              <w:right w:w="100" w:type="dxa"/>
+            </w:tcMar>
           </w:tcPr>
           <w:p>
             <w:r>
-              <w:rPr>
-                <w:color w:val="32261E"/>
-                <w:sz w:val="17"/>
-              </w:rPr>
-              <w:t>R2 y Feedback usuario</w:t>
+              <w:t>Colaboración asíncrona genuina (Feedback usuario).</w:t>
             </w:r>
           </w:p>
         </w:tc>
@@ -3755,61 +4146,64 @@
         <w:tc>
           <w:tcPr>
             <w:tcW w:type="dxa" w:w="2340"/>
-            <w:shd w:fill="F5EFE3"/>
+            <w:tcMar>
+              <w:top w:w="80" w:type="dxa"/>
+              <w:bottom w:w="80" w:type="dxa"/>
+              <w:left w:w="100" w:type="dxa"/>
+              <w:right w:w="100" w:type="dxa"/>
+            </w:tcMar>
           </w:tcPr>
           <w:p>
             <w:r>
-              <w:rPr>
-                <w:b/>
-                <w:color w:val="32261E"/>
-                <w:sz w:val="17"/>
-              </w:rPr>
-              <w:t>Trivia Relámpago</w:t>
+              <w:t>Palabras Duplicadas</w:t>
             </w:r>
           </w:p>
         </w:tc>
         <w:tc>
           <w:tcPr>
             <w:tcW w:type="dxa" w:w="2340"/>
-            <w:shd w:fill="F5EFE3"/>
+            <w:tcMar>
+              <w:top w:w="80" w:type="dxa"/>
+              <w:bottom w:w="80" w:type="dxa"/>
+              <w:left w:w="100" w:type="dxa"/>
+              <w:right w:w="100" w:type="dxa"/>
+            </w:tcMar>
           </w:tcPr>
           <w:p>
             <w:r>
-              <w:rPr>
-                <w:color w:val="32261E"/>
-                <w:sz w:val="17"/>
-              </w:rPr>
-              <w:t>Estática con aviso 'no disponible'.</w:t>
+              <w:t>Permitía repetir vocablos.</w:t>
             </w:r>
           </w:p>
         </w:tc>
         <w:tc>
           <w:tcPr>
             <w:tcW w:type="dxa" w:w="2340"/>
-            <w:shd w:fill="F5EFE3"/>
+            <w:tcMar>
+              <w:top w:w="80" w:type="dxa"/>
+              <w:bottom w:w="80" w:type="dxa"/>
+              <w:left w:w="100" w:type="dxa"/>
+              <w:right w:w="100" w:type="dxa"/>
+            </w:tcMar>
           </w:tcPr>
           <w:p>
             <w:r>
-              <w:rPr>
-                <w:color w:val="32261E"/>
-                <w:sz w:val="17"/>
-              </w:rPr>
-              <w:t>Minijuego gamificado: 18 preguntas, 15s de límite, rachas (+25 pts) y medallas Oro/Plata/Bronce.</w:t>
+              <w:t>Validador estricto de palabras ya usadas en la cadena con retroalimentación amable.</w:t>
             </w:r>
           </w:p>
         </w:tc>
         <w:tc>
           <w:tcPr>
             <w:tcW w:type="dxa" w:w="2340"/>
-            <w:shd w:fill="F5EFE3"/>
+            <w:tcMar>
+              <w:top w:w="80" w:type="dxa"/>
+              <w:bottom w:w="80" w:type="dxa"/>
+              <w:left w:w="100" w:type="dxa"/>
+              <w:right w:w="100" w:type="dxa"/>
+            </w:tcMar>
           </w:tcPr>
           <w:p>
             <w:r>
-              <w:rPr>
-                <w:color w:val="32261E"/>
-                <w:sz w:val="17"/>
-              </w:rPr>
-              <w:t>R5 y Feedback usuario</w:t>
+              <w:t>Integridad del juego (Feedback usuario).</w:t>
             </w:r>
           </w:p>
         </w:tc>
@@ -3818,61 +4212,64 @@
         <w:tc>
           <w:tcPr>
             <w:tcW w:type="dxa" w:w="2340"/>
-            <w:shd w:fill="FFFDF9"/>
+            <w:tcMar>
+              <w:top w:w="80" w:type="dxa"/>
+              <w:bottom w:w="80" w:type="dxa"/>
+              <w:left w:w="100" w:type="dxa"/>
+              <w:right w:w="100" w:type="dxa"/>
+            </w:tcMar>
           </w:tcPr>
           <w:p>
             <w:r>
-              <w:rPr>
-                <w:b/>
-                <w:color w:val="32261E"/>
-                <w:sz w:val="17"/>
-              </w:rPr>
-              <w:t>La Cafetería (Post-juego)</w:t>
+              <w:t>El Pasillo (Café)</w:t>
             </w:r>
           </w:p>
         </w:tc>
         <w:tc>
           <w:tcPr>
             <w:tcW w:type="dxa" w:w="2340"/>
-            <w:shd w:fill="FFFDF9"/>
+            <w:tcMar>
+              <w:top w:w="80" w:type="dxa"/>
+              <w:bottom w:w="80" w:type="dxa"/>
+              <w:left w:w="100" w:type="dxa"/>
+              <w:right w:w="100" w:type="dxa"/>
+            </w:tcMar>
           </w:tcPr>
           <w:p>
             <w:r>
-              <w:rPr>
-                <w:color w:val="32261E"/>
-                <w:sz w:val="17"/>
-              </w:rPr>
-              <w:t>Texto fijo y preguntas predefinidas.</w:t>
+              <w:t>Muro plano de notas sin interacción.</w:t>
             </w:r>
           </w:p>
         </w:tc>
         <w:tc>
           <w:tcPr>
             <w:tcW w:type="dxa" w:w="2340"/>
-            <w:shd w:fill="FFFDF9"/>
+            <w:tcMar>
+              <w:top w:w="80" w:type="dxa"/>
+              <w:bottom w:w="80" w:type="dxa"/>
+              <w:left w:w="100" w:type="dxa"/>
+              <w:right w:w="100" w:type="dxa"/>
+            </w:tcMar>
           </w:tcPr>
           <w:p>
             <w:r>
-              <w:rPr>
-                <w:color w:val="32261E"/>
-                <w:sz w:val="17"/>
-              </w:rPr>
-              <w:t>Preguntas rompehielos afinadas a tags del perfil + chat de voz WebRTC y síntesis de voz.</w:t>
+              <w:t>Muro con hilos de respuestas directas, mini-avatares y respuestas reactivas de compañeros.</w:t>
             </w:r>
           </w:p>
         </w:tc>
         <w:tc>
           <w:tcPr>
             <w:tcW w:type="dxa" w:w="2340"/>
-            <w:shd w:fill="FFFDF9"/>
+            <w:tcMar>
+              <w:top w:w="80" w:type="dxa"/>
+              <w:bottom w:w="80" w:type="dxa"/>
+              <w:left w:w="100" w:type="dxa"/>
+              <w:right w:w="100" w:type="dxa"/>
+            </w:tcMar>
           </w:tcPr>
           <w:p>
             <w:r>
-              <w:rPr>
-                <w:color w:val="32261E"/>
-                <w:sz w:val="17"/>
-              </w:rPr>
-              <w:t>Feedback usuario</w:t>
+              <w:t>Interacción social de baja fricción (Feedback usuario).</w:t>
             </w:r>
           </w:p>
         </w:tc>
@@ -3881,61 +4278,64 @@
         <w:tc>
           <w:tcPr>
             <w:tcW w:type="dxa" w:w="2340"/>
-            <w:shd w:fill="F5EFE3"/>
+            <w:tcMar>
+              <w:top w:w="80" w:type="dxa"/>
+              <w:bottom w:w="80" w:type="dxa"/>
+              <w:left w:w="100" w:type="dxa"/>
+              <w:right w:w="100" w:type="dxa"/>
+            </w:tcMar>
           </w:tcPr>
           <w:p>
             <w:r>
-              <w:rPr>
-                <w:b/>
-                <w:color w:val="32261E"/>
-                <w:sz w:val="17"/>
-              </w:rPr>
-              <w:t>Tu Rincón (Perfil)</w:t>
+              <w:t>Trivia Relámpago</w:t>
             </w:r>
           </w:p>
         </w:tc>
         <w:tc>
           <w:tcPr>
             <w:tcW w:type="dxa" w:w="2340"/>
-            <w:shd w:fill="F5EFE3"/>
+            <w:tcMar>
+              <w:top w:w="80" w:type="dxa"/>
+              <w:bottom w:w="80" w:type="dxa"/>
+              <w:left w:w="100" w:type="dxa"/>
+              <w:right w:w="100" w:type="dxa"/>
+            </w:tcMar>
           </w:tcPr>
           <w:p>
             <w:r>
-              <w:rPr>
-                <w:color w:val="32261E"/>
-                <w:sz w:val="17"/>
-              </w:rPr>
-              <w:t>Formulario largo decorativo.</w:t>
+              <w:t>Estática con aviso «no disponible».</w:t>
             </w:r>
           </w:p>
         </w:tc>
         <w:tc>
           <w:tcPr>
             <w:tcW w:type="dxa" w:w="2340"/>
-            <w:shd w:fill="F5EFE3"/>
+            <w:tcMar>
+              <w:top w:w="80" w:type="dxa"/>
+              <w:bottom w:w="80" w:type="dxa"/>
+              <w:left w:w="100" w:type="dxa"/>
+              <w:right w:w="100" w:type="dxa"/>
+            </w:tcMar>
           </w:tcPr>
           <w:p>
             <w:r>
-              <w:rPr>
-                <w:color w:val="32261E"/>
-                <w:sz w:val="17"/>
-              </w:rPr>
-              <w:t>Perfil con impacto real: personaliza rompehielos, añade barra de niveles y 4 insignias desbloqueables.</w:t>
+              <w:t>Minijuego gamificado: 18 preguntas, 15s de límite, rachas y medallas de bienestar.</w:t>
             </w:r>
           </w:p>
         </w:tc>
         <w:tc>
           <w:tcPr>
             <w:tcW w:type="dxa" w:w="2340"/>
-            <w:shd w:fill="F5EFE3"/>
+            <w:tcMar>
+              <w:top w:w="80" w:type="dxa"/>
+              <w:bottom w:w="80" w:type="dxa"/>
+              <w:left w:w="100" w:type="dxa"/>
+              <w:right w:w="100" w:type="dxa"/>
+            </w:tcMar>
           </w:tcPr>
           <w:p>
             <w:r>
-              <w:rPr>
-                <w:color w:val="32261E"/>
-                <w:sz w:val="17"/>
-              </w:rPr>
-              <w:t>Feedback usuario</w:t>
+              <w:t>Feedback P5 y variedad.</w:t>
             </w:r>
           </w:p>
         </w:tc>
@@ -3944,61 +4344,130 @@
         <w:tc>
           <w:tcPr>
             <w:tcW w:type="dxa" w:w="2340"/>
-            <w:shd w:fill="FFFDF9"/>
+            <w:tcMar>
+              <w:top w:w="80" w:type="dxa"/>
+              <w:bottom w:w="80" w:type="dxa"/>
+              <w:left w:w="100" w:type="dxa"/>
+              <w:right w:w="100" w:type="dxa"/>
+            </w:tcMar>
           </w:tcPr>
           <w:p>
             <w:r>
-              <w:rPr>
-                <w:b/>
-                <w:color w:val="32261E"/>
-                <w:sz w:val="17"/>
-              </w:rPr>
-              <w:t>Salida silenciosa</w:t>
+              <w:t>La Cafetería</w:t>
             </w:r>
           </w:p>
         </w:tc>
         <w:tc>
           <w:tcPr>
             <w:tcW w:type="dxa" w:w="2340"/>
-            <w:shd w:fill="FFFDF9"/>
+            <w:tcMar>
+              <w:top w:w="80" w:type="dxa"/>
+              <w:bottom w:w="80" w:type="dxa"/>
+              <w:left w:w="100" w:type="dxa"/>
+              <w:right w:w="100" w:type="dxa"/>
+            </w:tcMar>
           </w:tcPr>
           <w:p>
             <w:r>
-              <w:rPr>
-                <w:color w:val="32261E"/>
-                <w:sz w:val="17"/>
-              </w:rPr>
-              <w:t>Botón presente sin confirmación.</w:t>
+              <w:t>Pregunta fija predefinida.</w:t>
             </w:r>
           </w:p>
         </w:tc>
         <w:tc>
           <w:tcPr>
             <w:tcW w:type="dxa" w:w="2340"/>
-            <w:shd w:fill="FFFDF9"/>
+            <w:tcMar>
+              <w:top w:w="80" w:type="dxa"/>
+              <w:bottom w:w="80" w:type="dxa"/>
+              <w:left w:w="100" w:type="dxa"/>
+              <w:right w:w="100" w:type="dxa"/>
+            </w:tcMar>
           </w:tcPr>
           <w:p>
             <w:r>
-              <w:rPr>
-                <w:color w:val="32261E"/>
-                <w:sz w:val="17"/>
-              </w:rPr>
-              <w:t>Salida sin culpa con toast tranquilizador de privacidad ('Nadie fue notificado').</w:t>
+              <w:t>Preguntas afinadas a tags del perfil + chat de voz WebRTC y síntesis de voz.</w:t>
             </w:r>
           </w:p>
         </w:tc>
         <w:tc>
           <w:tcPr>
             <w:tcW w:type="dxa" w:w="2340"/>
-            <w:shd w:fill="FFFDF9"/>
+            <w:tcMar>
+              <w:top w:w="80" w:type="dxa"/>
+              <w:bottom w:w="80" w:type="dxa"/>
+              <w:left w:w="100" w:type="dxa"/>
+              <w:right w:w="100" w:type="dxa"/>
+            </w:tcMar>
           </w:tcPr>
           <w:p>
             <w:r>
-              <w:rPr>
-                <w:color w:val="32261E"/>
-                <w:sz w:val="17"/>
-              </w:rPr>
-              <w:t>Ítem 9 SUS (4,8/5,0)</w:t>
+              <w:t>Feedback usuario.</w:t>
+            </w:r>
+          </w:p>
+        </w:tc>
+      </w:tr>
+      <w:tr>
+        <w:tc>
+          <w:tcPr>
+            <w:tcW w:type="dxa" w:w="2340"/>
+            <w:tcMar>
+              <w:top w:w="80" w:type="dxa"/>
+              <w:bottom w:w="80" w:type="dxa"/>
+              <w:left w:w="100" w:type="dxa"/>
+              <w:right w:w="100" w:type="dxa"/>
+            </w:tcMar>
+          </w:tcPr>
+          <w:p>
+            <w:r>
+              <w:t>Salida Silenciosa</w:t>
+            </w:r>
+          </w:p>
+        </w:tc>
+        <w:tc>
+          <w:tcPr>
+            <w:tcW w:type="dxa" w:w="2340"/>
+            <w:tcMar>
+              <w:top w:w="80" w:type="dxa"/>
+              <w:bottom w:w="80" w:type="dxa"/>
+              <w:left w:w="100" w:type="dxa"/>
+              <w:right w:w="100" w:type="dxa"/>
+            </w:tcMar>
+          </w:tcPr>
+          <w:p>
+            <w:r>
+              <w:t>Botón presente sin feedback.</w:t>
+            </w:r>
+          </w:p>
+        </w:tc>
+        <w:tc>
+          <w:tcPr>
+            <w:tcW w:type="dxa" w:w="2340"/>
+            <w:tcMar>
+              <w:top w:w="80" w:type="dxa"/>
+              <w:bottom w:w="80" w:type="dxa"/>
+              <w:left w:w="100" w:type="dxa"/>
+              <w:right w:w="100" w:type="dxa"/>
+            </w:tcMar>
+          </w:tcPr>
+          <w:p>
+            <w:r>
+              <w:t>Salida silenciosa reforzada con toast: «Saliste en silencio. Cero presión».</w:t>
+            </w:r>
+          </w:p>
+        </w:tc>
+        <w:tc>
+          <w:tcPr>
+            <w:tcW w:type="dxa" w:w="2340"/>
+            <w:tcMar>
+              <w:top w:w="80" w:type="dxa"/>
+              <w:bottom w:w="80" w:type="dxa"/>
+              <w:left w:w="100" w:type="dxa"/>
+              <w:right w:w="100" w:type="dxa"/>
+            </w:tcMar>
+          </w:tcPr>
+          <w:p>
+            <w:r>
+              <w:t>Seguridad psicológica (Ítem 9 SUS: 4,8/5,0).</w:t>
             </w:r>
           </w:p>
         </w:tc>
@@ -4006,368 +4475,180 @@
     </w:tbl>
     <w:p>
       <w:pPr>
-        <w:spacing w:before="320" w:after="100"/>
+        <w:spacing w:before="280" w:after="120"/>
       </w:pPr>
       <w:r>
         <w:rPr>
+          <w:rFonts w:ascii="Calibri" w:hAnsi="Calibri"/>
           <w:b/>
-          <w:color w:val="7A4E2D"/>
-          <w:sz w:val="28"/>
+          <w:color w:val="1F4E78"/>
+          <w:sz w:val="30"/>
         </w:rPr>
         <w:t>9. Cumplimiento de las 10 Heurísticas de Usabilidad de Jakob Nielsen</w:t>
       </w:r>
     </w:p>
     <w:p>
-      <w:pPr>
-        <w:spacing w:after="80" w:line="276" w:lineRule="auto"/>
-      </w:pPr>
       <w:r>
         <w:rPr>
           <w:b/>
-          <w:color w:val="32261E"/>
-          <w:sz w:val="20"/>
         </w:rPr>
         <w:t xml:space="preserve">1. Visibilidad del estado del sistema: </w:t>
       </w:r>
       <w:r>
+        <w:t>Cronómetro con contador tabular y pulso visual; avatar del usuario que camina con onda expansiva y salto de llegada; presencia de compañeros sincronizada en tiempo real; avisos toast suaves.</w:t>
+      </w:r>
+    </w:p>
+    <w:p>
+      <w:r>
         <w:rPr>
-          <w:i w:val="0"/>
-          <w:color w:val="32261E"/>
-          <w:sz w:val="20"/>
+          <w:b/>
         </w:rPr>
-        <w:t>Temporizadores en dibujo y trivia con avisos visuales; indicador de conexión WebRTC; notificaciones toast suaves.</w:t>
+        <w:t xml:space="preserve">2. Coincidencia con el mundo real: </w:t>
+      </w:r>
+      <w:r>
+        <w:t>Metáforas familiares de bienestar: 'Salón de Descanso', 'Mesa de Dibujo', 'La Cafetería', 'El Pasillo', 'Pausa de café'.</w:t>
+      </w:r>
+    </w:p>
+    <w:p>
+      <w:r>
+        <w:rPr>
+          <w:b/>
+        </w:rPr>
+        <w:t xml:space="preserve">3. Control y libertad del usuario: </w:t>
+      </w:r>
+      <w:r>
+        <w:t>Selector entre salón virtual y cuadrícula; modal con opción de 'Quedarse en la sala' o 'Entrar'; botones de deshacer trazo; salida libre sin avisar ('ghosting amigable').</w:t>
+      </w:r>
+    </w:p>
+    <w:p>
+      <w:r>
+        <w:rPr>
+          <w:b/>
+        </w:rPr>
+        <w:t xml:space="preserve">4. Consistencia y estándares: </w:t>
+      </w:r>
+      <w:r>
+        <w:t>Paleta 60-30-10, jerarquía visual estandarizada de botones, retícula base-8 y cuadrícula de componentes predecibles.</w:t>
+      </w:r>
+    </w:p>
+    <w:p>
+      <w:r>
+        <w:rPr>
+          <w:b/>
+        </w:rPr>
+        <w:t xml:space="preserve">5. Prevención de errores: </w:t>
+      </w:r>
+      <w:r>
+        <w:t>Bloqueo de lienzo en modo adivinador para no arruinar dibujos; bloqueo de turnos consecutivos y filtro de palabras duplicadas en la cadena; corte estricto de bucles de puntos.</w:t>
+      </w:r>
+    </w:p>
+    <w:p>
+      <w:r>
+        <w:rPr>
+          <w:b/>
+        </w:rPr>
+        <w:t xml:space="preserve">6. Reconocimiento antes que recuerdo: </w:t>
+      </w:r>
+      <w:r>
+        <w:t>Pistas de palabras, letra inicial requerida visible y avatares de participantes siempre visibles en el viewport.</w:t>
+      </w:r>
+    </w:p>
+    <w:p>
+      <w:r>
+        <w:rPr>
+          <w:b/>
+        </w:rPr>
+        <w:t xml:space="preserve">7. Flexibilidad y eficiencia de uso: </w:t>
+      </w:r>
+      <w:r>
+        <w:t>Coexistencia de canales sincrónicos (dibujo/trivia) y asincrónicos (palabras/pasillo); soporte para teclado, mouse y pantallas táctiles.</w:t>
+      </w:r>
+    </w:p>
+    <w:p>
+      <w:r>
+        <w:rPr>
+          <w:b/>
+        </w:rPr>
+        <w:t xml:space="preserve">8. Diseño estético y minimalista: </w:t>
+      </w:r>
+      <w:r>
+        <w:t>Eliminación de ruido visual; tipografías cálidas (Fredoka y Nunito) y generoso espacio en blanco.</w:t>
+      </w:r>
+    </w:p>
+    <w:p>
+      <w:r>
+        <w:rPr>
+          <w:b/>
+        </w:rPr>
+        <w:t xml:space="preserve">9. Ayuda a reconocer y recuperarse de errores: </w:t>
+      </w:r>
+      <w:r>
+        <w:t>Mensajes amables que indican exactamente la regla violada sin culpabilizar al usuario (ej. 'La palabra ya fue usada, piensa en otra').</w:t>
+      </w:r>
+    </w:p>
+    <w:p>
+      <w:r>
+        <w:rPr>
+          <w:b/>
+        </w:rPr>
+        <w:t xml:space="preserve">10. Ayuda y documentación: </w:t>
+      </w:r>
+      <w:r>
+        <w:t>Recordatorios de bajo perfil («Aquí nada es obligatorio»), guías plegables en cada mesa e instrucciones en modales de estación.</w:t>
       </w:r>
     </w:p>
     <w:p>
       <w:pPr>
-        <w:spacing w:after="80" w:line="276" w:lineRule="auto"/>
+        <w:spacing w:before="280" w:after="120"/>
       </w:pPr>
       <w:r>
         <w:rPr>
+          <w:rFonts w:ascii="Calibri" w:hAnsi="Calibri"/>
           <w:b/>
-          <w:color w:val="32261E"/>
-          <w:sz w:val="20"/>
+          <w:color w:val="1F4E78"/>
+          <w:sz w:val="30"/>
         </w:rPr>
-        <w:t xml:space="preserve">2. Coincidencia con el mundo real: </w:t>
+        <w:t>10. Conclusiones y Próximos Pasos</w:t>
       </w:r>
+    </w:p>
+    <w:p>
       <w:r>
-        <w:rPr>
-          <w:i w:val="0"/>
-          <w:color w:val="32261E"/>
-          <w:sz w:val="20"/>
-        </w:rPr>
-        <w:t>Metáforas familiares de bienestar: 'Sala de descanso', 'La Cafetería', 'El Pasillo', 'Pausa de café'.</w:t>
+        <w:t>1. Validación del Enfoque Lúdico No Obligatorio: Con una mediana de usabilidad de 92,5 y un puntaje de seguridad de 4,8 / 5,0, PlayBreak demostró que los descansos lúdicos voluntarios son percibidos como un entorno seguro y agradable para mitigar la fatiga laboral.</w:t>
+        <w:br/>
+        <w:t>2. Corrección Integral del Onboarding y Control de Roles: El rediseño hacia una partida limpia, la separación estricta de roles en dibujo y la alternancia de turnos en palabras eliminaron de raíz las fuentes de confusión detectadas en la evaluación.</w:t>
+        <w:br/>
+        <w:t>3. Presencia Espacial Significativa: La vista de salón interactivo con avatar caminante y hilos de respuesta en El Pasillo brindan la calidez y sentido de equipo que los teletrabajadores necesitan sin forzar llamadas intrusivas.</w:t>
+        <w:br/>
+        <w:t>4. Entrega Lista para Producción v5.0: La aplicación web funcional cumple a cabalidad con los estándares de la materia y está disponible para despliegue público en GitHub Pages (https://hinarasm12.github.io/PlayBreak/).</w:t>
       </w:r>
     </w:p>
     <w:p>
       <w:pPr>
-        <w:spacing w:after="80" w:line="276" w:lineRule="auto"/>
+        <w:spacing w:before="280" w:after="120"/>
       </w:pPr>
       <w:r>
         <w:rPr>
+          <w:rFonts w:ascii="Calibri" w:hAnsi="Calibri"/>
           <w:b/>
-          <w:color w:val="32261E"/>
-          <w:sz w:val="20"/>
-        </w:rPr>
-        <w:t xml:space="preserve">3. Control y libertad del usuario: </w:t>
-      </w:r>
-      <w:r>
-        <w:rPr>
-          <w:i w:val="0"/>
-          <w:color w:val="32261E"/>
-          <w:sz w:val="20"/>
-        </w:rPr>
-        <w:t>Botones de deshacer trazo, selector de tiempo libre, reiniciar datos y salida libre sin avisar ('ghosting amigable').</w:t>
-      </w:r>
-    </w:p>
-    <w:p>
-      <w:pPr>
-        <w:spacing w:after="80" w:line="276" w:lineRule="auto"/>
-      </w:pPr>
-      <w:r>
-        <w:rPr>
-          <w:b/>
-          <w:color w:val="32261E"/>
-          <w:sz w:val="20"/>
-        </w:rPr>
-        <w:t xml:space="preserve">4. Consistencia y estándares: </w:t>
-      </w:r>
-      <w:r>
-        <w:rPr>
-          <w:i w:val="0"/>
-          <w:color w:val="32261E"/>
-          <w:sz w:val="20"/>
-        </w:rPr>
-        <w:t>Paleta 60-30-10, jerarquía visual de botones, retícula base-8 y cuadrícula de componentes predecibles.</w:t>
-      </w:r>
-    </w:p>
-    <w:p>
-      <w:pPr>
-        <w:spacing w:after="80" w:line="276" w:lineRule="auto"/>
-      </w:pPr>
-      <w:r>
-        <w:rPr>
-          <w:b/>
-          <w:color w:val="32261E"/>
-          <w:sz w:val="20"/>
-        </w:rPr>
-        <w:t xml:space="preserve">5. Prevención de errores: </w:t>
-      </w:r>
-      <w:r>
-        <w:rPr>
-          <w:i w:val="0"/>
-          <w:color w:val="32261E"/>
-          <w:sz w:val="20"/>
-        </w:rPr>
-        <w:t>Validación de letra y duplicados en palabras antes de enviar; normalización ortográfica en adivinanzas.</w:t>
-      </w:r>
-    </w:p>
-    <w:p>
-      <w:pPr>
-        <w:spacing w:after="80" w:line="276" w:lineRule="auto"/>
-      </w:pPr>
-      <w:r>
-        <w:rPr>
-          <w:b/>
-          <w:color w:val="32261E"/>
-          <w:sz w:val="20"/>
-        </w:rPr>
-        <w:t xml:space="preserve">6. Reconocimiento antes que recuerdo: </w:t>
-      </w:r>
-      <w:r>
-        <w:rPr>
-          <w:i w:val="0"/>
-          <w:color w:val="32261E"/>
-          <w:sz w:val="20"/>
-        </w:rPr>
-        <w:t>Pistas de palabras, letra requerida y avatares participantes siempre visibles en el viewport.</w:t>
-      </w:r>
-    </w:p>
-    <w:p>
-      <w:pPr>
-        <w:spacing w:after="80" w:line="276" w:lineRule="auto"/>
-      </w:pPr>
-      <w:r>
-        <w:rPr>
-          <w:b/>
-          <w:color w:val="32261E"/>
-          <w:sz w:val="20"/>
-        </w:rPr>
-        <w:t xml:space="preserve">7. Flexibilidad y eficiencia de uso: </w:t>
-      </w:r>
-      <w:r>
-        <w:rPr>
-          <w:i w:val="0"/>
-          <w:color w:val="32261E"/>
-          <w:sz w:val="20"/>
-        </w:rPr>
-        <w:t>Modos sincrónicos (dibujo/trivia) y asincrónicos (palabras/pasillo); soporte para teclado, mouse y pantallas táctiles.</w:t>
-      </w:r>
-    </w:p>
-    <w:p>
-      <w:pPr>
-        <w:spacing w:after="80" w:line="276" w:lineRule="auto"/>
-      </w:pPr>
-      <w:r>
-        <w:rPr>
-          <w:b/>
-          <w:color w:val="32261E"/>
-          <w:sz w:val="20"/>
-        </w:rPr>
-        <w:t xml:space="preserve">8. Diseño estético y minimalista: </w:t>
-      </w:r>
-      <w:r>
-        <w:rPr>
-          <w:i w:val="0"/>
-          <w:color w:val="32261E"/>
-          <w:sz w:val="20"/>
-        </w:rPr>
-        <w:t>Eliminación de ruido visual; tipografías cálidas (Fredoka y Nunito) y generoso espacio en blanco.</w:t>
-      </w:r>
-    </w:p>
-    <w:p>
-      <w:pPr>
-        <w:spacing w:after="80" w:line="276" w:lineRule="auto"/>
-      </w:pPr>
-      <w:r>
-        <w:rPr>
-          <w:b/>
-          <w:color w:val="32261E"/>
-          <w:sz w:val="20"/>
-        </w:rPr>
-        <w:t xml:space="preserve">9. Recuperación ante errores: </w:t>
-      </w:r>
-      <w:r>
-        <w:rPr>
-          <w:i w:val="0"/>
-          <w:color w:val="32261E"/>
-          <w:sz w:val="20"/>
-        </w:rPr>
-        <w:t>Mensajes explicativos y cercanos indicando la solución exacta sin culpar al usuario.</w:t>
-      </w:r>
-    </w:p>
-    <w:p>
-      <w:pPr>
-        <w:spacing w:after="80" w:line="276" w:lineRule="auto"/>
-      </w:pPr>
-      <w:r>
-        <w:rPr>
-          <w:b/>
-          <w:color w:val="32261E"/>
-          <w:sz w:val="20"/>
-        </w:rPr>
-        <w:t xml:space="preserve">10. Ayuda y documentación: </w:t>
-      </w:r>
-      <w:r>
-        <w:rPr>
-          <w:i w:val="0"/>
-          <w:color w:val="32261E"/>
-          <w:sz w:val="20"/>
-        </w:rPr>
-        <w:t>Guías desplegables en cada actividad explicando reglas lúdicas y recordatorio: 'Aquí nada es obligatorio'.</w:t>
-      </w:r>
-    </w:p>
-    <w:p>
-      <w:pPr>
-        <w:spacing w:before="320" w:after="100"/>
-      </w:pPr>
-      <w:r>
-        <w:rPr>
-          <w:b/>
-          <w:color w:val="7A4E2D"/>
-          <w:sz w:val="28"/>
-        </w:rPr>
-        <w:t>10. Conclusiones</w:t>
-      </w:r>
-    </w:p>
-    <w:p>
-      <w:pPr>
-        <w:spacing w:after="80" w:line="276" w:lineRule="auto"/>
-      </w:pPr>
-      <w:r>
-        <w:rPr>
-          <w:i w:val="0"/>
-          <w:color w:val="32261E"/>
-          <w:sz w:val="20"/>
-        </w:rPr>
-        <w:t>1. La evaluación estandarizada SUS demostró la viabilidad del concepto de pausas activas voluntarias para teletrabajo (mediana de 92,5 y sensación de seguridad de 4,8 sobre 5,0).</w:t>
-      </w:r>
-    </w:p>
-    <w:p>
-      <w:pPr>
-        <w:spacing w:after="80" w:line="276" w:lineRule="auto"/>
-      </w:pPr>
-      <w:r>
-        <w:rPr>
-          <w:i w:val="0"/>
-          <w:color w:val="32261E"/>
-          <w:sz w:val="20"/>
-        </w:rPr>
-        <w:t>2. El análisis riguroso de la dispersión permitió transformar el caso crítico del P2 (32,5) en una mejora estructural: la partida limpia de cero y la transparencia de las funciones.</w:t>
-      </w:r>
-    </w:p>
-    <w:p>
-      <w:pPr>
-        <w:spacing w:after="80" w:line="276" w:lineRule="auto"/>
-      </w:pPr>
-      <w:r>
-        <w:rPr>
-          <w:i w:val="0"/>
-          <w:color w:val="32261E"/>
-          <w:sz w:val="20"/>
-        </w:rPr>
-        <w:t>3. La versión v4.0 implementada y desplegada en GitHub Pages responde a la totalidad de peticiones cualitativas y requerimientos técnicos: multijugador P2P WebRTC, prevención de palabras duplicadas, trivia gamificada con medallas tangibles, chat de voz en cafetería y perfil con impacto interactivo.</w:t>
-      </w:r>
-    </w:p>
-    <w:p>
-      <w:pPr>
-        <w:spacing w:before="320" w:after="100"/>
-      </w:pPr>
-      <w:r>
-        <w:rPr>
-          <w:b/>
-          <w:color w:val="7A4E2D"/>
-          <w:sz w:val="28"/>
+          <w:color w:val="1F4E78"/>
+          <w:sz w:val="30"/>
         </w:rPr>
         <w:t>11. Referencias Bibliográficas</w:t>
       </w:r>
     </w:p>
     <w:p>
-      <w:pPr>
-        <w:spacing w:after="60"/>
-        <w:ind w:left="360" w:hanging="360"/>
-      </w:pPr>
       <w:r>
-        <w:rPr>
-          <w:color w:val="32261E"/>
-          <w:sz w:val="18"/>
-        </w:rPr>
-        <w:t>Bangor, A., Kortum, P. T., &amp; Miller, J. T. (2008). An empirical evaluation of the system usability scale. International Journal of Human-Computer Interaction, 24(6), 574-594.</w:t>
-      </w:r>
-    </w:p>
-    <w:p>
-      <w:pPr>
-        <w:spacing w:after="60"/>
-        <w:ind w:left="360" w:hanging="360"/>
-      </w:pPr>
-      <w:r>
-        <w:rPr>
-          <w:color w:val="32261E"/>
-          <w:sz w:val="18"/>
-        </w:rPr>
-        <w:t>Brooke, J. (1986). SUS: A 'quick and dirty' usability scale. In Usability Evaluation in Industry (pp. 189-194). London: Taylor &amp; Francis.</w:t>
-      </w:r>
-    </w:p>
-    <w:p>
-      <w:pPr>
-        <w:spacing w:after="60"/>
-        <w:ind w:left="360" w:hanging="360"/>
-      </w:pPr>
-      <w:r>
-        <w:rPr>
-          <w:color w:val="32261E"/>
-          <w:sz w:val="18"/>
-        </w:rPr>
-        <w:t>Lewis, J. R., &amp; Sauro, J. (2009). The factor structure of the system usability scale. In International Conference on Human Centered Design (pp. 94-103). Springer.</w:t>
-      </w:r>
-    </w:p>
-    <w:p>
-      <w:pPr>
-        <w:spacing w:after="60"/>
-        <w:ind w:left="360" w:hanging="360"/>
-      </w:pPr>
-      <w:r>
-        <w:rPr>
-          <w:color w:val="32261E"/>
-          <w:sz w:val="18"/>
-        </w:rPr>
-        <w:t>Nielsen, J. (1994). Enhancing the explanatory power of usability heuristics. In Proceedings of the SIGCHI Conference on Human Factors in Computing Systems (pp. 152-158). ACM.</w:t>
-      </w:r>
-    </w:p>
-    <w:p>
-      <w:pPr>
-        <w:spacing w:after="60"/>
-        <w:ind w:left="360" w:hanging="360"/>
-      </w:pPr>
-      <w:r>
-        <w:rPr>
-          <w:color w:val="32261E"/>
-          <w:sz w:val="18"/>
-        </w:rPr>
-        <w:t>Nielsen, J., &amp; Landauer, T. K. (1993). A mathematical model of the finding of usability problems. In Proceedings of the INTERACT'93 and CHI'93 Conference (pp. 206-213). ACM.</w:t>
-      </w:r>
-    </w:p>
-    <w:p>
-      <w:pPr>
-        <w:spacing w:after="60"/>
-        <w:ind w:left="360" w:hanging="360"/>
-      </w:pPr>
-      <w:r>
-        <w:rPr>
-          <w:color w:val="32261E"/>
-          <w:sz w:val="18"/>
-        </w:rPr>
-        <w:t>Sauro, J. (2011). A Practical Guide to the System Usability Scale: Background, Benchmarks &amp; Best Practices. Measuring Usability LLC.</w:t>
+        <w:t>• Bangor, A., Kortum, P. T., &amp; Miller, J. T. (2008). An empirical evaluation of the system usability scale. International Journal of Human-Computer Interaction, 24(6), 574-594.</w:t>
+        <w:br/>
+        <w:t>• Brooke, J. (1986). SUS: A 'quick and dirty' usability scale. In Usability Evaluation in Industry (pp. 189-194). London: Taylor &amp; Francis.</w:t>
+        <w:br/>
+        <w:t>• Lewis, J. R., &amp; Sauro, J. (2009). The factor structure of the system usability scale. In International Conference on Human Centered Design (pp. 94-103). Springer.</w:t>
+        <w:br/>
+        <w:t>• Nielsen, J. (1994). Enhancing the explanatory power of usability heuristics. In Proceedings of the SIGCHI Conference on Human Factors in Computing Systems (pp. 152-158). ACM.</w:t>
+        <w:br/>
+        <w:t>• Nielsen, J., &amp; Landauer, T. K. (1993). A mathematical model of the finding of usability problems. In Proceedings of the INTERACT'93 and CHI'93 Conference (pp. 206-213). ACM.</w:t>
+        <w:br/>
+        <w:t>• Sauro, J. (2011). A Practical Guide to the System Usability Scale: Background, Benchmarks &amp; Best Practices. Measuring Usability LLC.</w:t>
       </w:r>
     </w:p>
     <w:sectPr>
@@ -4743,6 +5024,11 @@
     <w:name w:val="Normal"/>
     <w:qFormat/>
     <w:rsid w:val="00FC693F"/>
+    <w:rPr>
+      <w:rFonts w:ascii="Calibri" w:hAnsi="Calibri"/>
+      <w:color w:val="333333"/>
+      <w:sz w:val="22"/>
+    </w:rPr>
   </w:style>
   <w:style w:type="paragraph" w:styleId="Header">
     <w:name w:val="header"/>

--- a/Documentación/Entregas/Entregable 6 - Grupo 7 - Evaluacion y cambios.docx
+++ b/Documentación/Entregas/Entregable 6 - Grupo 7 - Evaluacion y cambios.docx
@@ -2997,7 +2997,7 @@
               <w:rPr>
                 <w:b/>
               </w:rPr>
-              <w:t>Historia de Usuario (Persona: Juliana)</w:t>
+              <w:t>Historia de Usuario (Rol / Acción / Beneficio)</w:t>
             </w:r>
           </w:p>
         </w:tc>
@@ -3071,7 +3071,7 @@
           </w:tcPr>
           <w:p>
             <w:r>
-              <w:t>Como Juliana, quiero que la partida empiece limpia mostrando únicamente mi presencia, para entender qué pasa sin confundirme.</w:t>
+              <w:t>Como usuario, quiero que la partida empiece limpia mostrando únicamente mi presencia, para entender qué pasa sin confundirme.</w:t>
             </w:r>
           </w:p>
         </w:tc>
@@ -3137,7 +3137,7 @@
           </w:tcPr>
           <w:p>
             <w:r>
-              <w:t>Como Juliana, quiero que mi avatar camine interactivamente por un salón acogedor, para sentirme físicamente en el mismo espacio con mis colegas.</w:t>
+              <w:t>Como usuario, quiero que mi avatar camine interactivamente por un salón acogedor, para sentirme físicamente en el mismo espacio con mis colegas.</w:t>
             </w:r>
           </w:p>
         </w:tc>
@@ -3203,7 +3203,7 @@
           </w:tcPr>
           <w:p>
             <w:r>
-              <w:t>Como Juliana, quiero que una cabina me explique la actividad antes de entrar, para no sentirme obligada ni desorientada.</w:t>
+              <w:t>Como usuario, quiero que una cabina me explique la actividad antes de entrar, para no sentirme obligado ni desorientado.</w:t>
             </w:r>
           </w:p>
         </w:tc>
@@ -3269,7 +3269,7 @@
           </w:tcPr>
           <w:p>
             <w:r>
-              <w:t>Como Juliana, quiero que cuando alguien dibuje los demás solo puedan adivinar, para evitar caos en el lienzo.</w:t>
+              <w:t>Como usuario, quiero que cuando alguien dibuje los demás solo puedan adivinar, para evitar caos en el lienzo.</w:t>
             </w:r>
           </w:p>
         </w:tc>
@@ -3335,7 +3335,7 @@
           </w:tcPr>
           <w:p>
             <w:r>
-              <w:t>Como Juliana, quiero tener un banco amplio de palabras para dibujar, para que el juego no se vuelva repetitivo.</w:t>
+              <w:t>Como usuario, quiero tener un banco amplio de palabras para dibujar, para que el juego no se vuelva repetitivo.</w:t>
             </w:r>
           </w:p>
         </w:tc>
@@ -3401,7 +3401,7 @@
           </w:tcPr>
           <w:p>
             <w:r>
-              <w:t>Como Juliana, quiero que solo pueda aportar una palabra en la cadena tras otro compañero, para respetar la dinámica colectiva.</w:t>
+              <w:t>Como usuario, quiero que solo pueda aportar una palabra en la cadena tras otro compañero, para respetar la dinámica colectiva.</w:t>
             </w:r>
           </w:p>
         </w:tc>
@@ -3467,7 +3467,7 @@
           </w:tcPr>
           <w:p>
             <w:r>
-              <w:t>Como Juliana, quiero que el sistema rechace palabras duplicadas en la cadena, para mantener el reto fresco.</w:t>
+              <w:t>Como usuario, quiero que el sistema rechace palabras duplicadas en la cadena, para mantener el reto fresco.</w:t>
             </w:r>
           </w:p>
         </w:tc>
@@ -3533,7 +3533,7 @@
           </w:tcPr>
           <w:p>
             <w:r>
-              <w:t>Como Juliana, quiero poder responder en hilos dentro de El Pasillo, para tener conversaciones informales amenas junto al café.</w:t>
+              <w:t>Como usuario, quiero poder responder en hilos dentro de El Pasillo, para tener conversaciones informales amenas junto al café.</w:t>
             </w:r>
           </w:p>
         </w:tc>
@@ -3599,7 +3599,7 @@
           </w:tcPr>
           <w:p>
             <w:r>
-              <w:t>Como Juliana, quiero jugar una Trivia con cronómetro y medallas, para sentir que gano algo en descansos rápidos de 45s.</w:t>
+              <w:t>Como usuario, quiero jugar una Trivia con cronómetro y medallas, para sentir que gano algo en descansos rápidos de 45s.</w:t>
             </w:r>
           </w:p>
         </w:tc>
@@ -3665,7 +3665,7 @@
           </w:tcPr>
           <w:p>
             <w:r>
-              <w:t>Como Juliana, quiero poder salir sin avisar en cualquier momento, para no sentir compromiso social forzado.</w:t>
+              <w:t>Como usuario, quiero poder salir sin avisar en cualquier momento, para no sentir compromiso social forzado.</w:t>
             </w:r>
           </w:p>
         </w:tc>
